--- a/data/outputs/v2/Physics/SS1.5_Moments_of_Equilibrium/Physics_Moments_of_Equilibrium_CBE_LessonSequence.docx
+++ b/data/outputs/v2/Physics/SS1.5_Moments_of_Equilibrium/Physics_Moments_of_Equilibrium_CBE_LessonSequence.docx
@@ -3311,32 +3311,32 @@
         <w:tc>
           <w:tcPr>
             <w:tcW w:type="dxa" w:w="1520"/>
-            <w:shd w:fill="F2F2F2" w:color="auto" w:val="clear"/>
-            <w:tcMar>
-              <w:top w:type="dxa" w:w="60"/>
-              <w:left w:type="dxa" w:w="120"/>
-              <w:bottom w:type="dxa" w:w="60"/>
-              <w:right w:type="dxa" w:w="120"/>
-            </w:tcMar>
-            <w:vAlign w:val="top"/>
-          </w:tcPr>
-          <w:p>
-            <w:pPr>
-              <w:spacing w:after="40" w:before="0"/>
-              <w:jc w:val="left"/>
-            </w:pPr>
-            <w:r>
-              <w:rPr>
-                <w:rFonts w:ascii="Arial" w:cs="Arial" w:eastAsia="Arial" w:hAnsi="Arial"/>
-                <w:b/>
-                <w:bCs/>
-                <w:i w:val="false"/>
-                <w:iCs w:val="false"/>
-                <w:color w:val="000000"/>
-                <w:sz w:val="18"/>
-                <w:szCs w:val="18"/>
-              </w:rPr>
-              <w:t xml:space="preserve">Phase 1 — Predict (15 minutes)</w:t>
+            <w:shd w:fill="EAD1F5" w:color="auto" w:val="clear"/>
+            <w:tcMar>
+              <w:top w:type="dxa" w:w="60"/>
+              <w:left w:type="dxa" w:w="120"/>
+              <w:bottom w:type="dxa" w:w="60"/>
+              <w:right w:type="dxa" w:w="120"/>
+            </w:tcMar>
+            <w:vAlign w:val="top"/>
+          </w:tcPr>
+          <w:p>
+            <w:pPr>
+              <w:spacing w:after="40" w:before="0"/>
+              <w:jc w:val="left"/>
+            </w:pPr>
+            <w:r>
+              <w:rPr>
+                <w:rFonts w:ascii="Arial" w:cs="Arial" w:eastAsia="Arial" w:hAnsi="Arial"/>
+                <w:b/>
+                <w:bCs/>
+                <w:i w:val="false"/>
+                <w:iCs w:val="false"/>
+                <w:color w:val="000000"/>
+                <w:sz w:val="18"/>
+                <w:szCs w:val="18"/>
+              </w:rPr>
+              <w:t xml:space="preserve">Predict Phase</w:t>
             </w:r>
           </w:p>
           <w:p>
@@ -3359,7 +3359,7 @@
             <w:pPr>
               <w:spacing w:after="20" w:before="0"/>
             </w:pPr>
-            <w:hyperlink w:history="1" r:id="rId9_a91nyze9bbvki1twkhf">
+            <w:hyperlink w:history="1" r:id="rId2b_pgpsdwf_b4zdcffptc">
               <w:r>
                 <w:rPr>
                   <w:rFonts w:ascii="Arial" w:cs="Arial" w:eastAsia="Arial" w:hAnsi="Arial"/>
@@ -3392,7 +3392,7 @@
               <w:spacing w:after="10" w:before="0"/>
               <w:ind w:left="120"/>
             </w:pPr>
-            <w:hyperlink w:history="1" r:id="rIdg5u0mctcj62pmriqrpma5">
+            <w:hyperlink w:history="1" r:id="rIdnxumvuypadxnl79hlun4n">
               <w:r>
                 <w:rPr>
                   <w:rFonts w:ascii="Arial" w:cs="Arial" w:eastAsia="Arial" w:hAnsi="Arial"/>
@@ -3437,7 +3437,7 @@
             <w:pPr>
               <w:spacing w:after="20" w:before="0"/>
             </w:pPr>
-            <w:hyperlink w:history="1" r:id="rId-h9fkq2nzdmwbqh_jttzr">
+            <w:hyperlink w:history="1" r:id="rId-zfum2f1di3ftn7fuj7vp">
               <w:r>
                 <w:rPr>
                   <w:rFonts w:ascii="Arial" w:cs="Arial" w:eastAsia="Arial" w:hAnsi="Arial"/>
@@ -3470,7 +3470,7 @@
               <w:spacing w:after="10" w:before="0"/>
               <w:ind w:left="120"/>
             </w:pPr>
-            <w:hyperlink w:history="1" r:id="rIdmmkmhdp5defzyv_3vwcy_">
+            <w:hyperlink w:history="1" r:id="rId04auq30l7rj0-kpek1d0h">
               <w:r>
                 <w:rPr>
                   <w:rFonts w:ascii="Arial" w:cs="Arial" w:eastAsia="Arial" w:hAnsi="Arial"/>
@@ -3771,32 +3771,32 @@
         <w:tc>
           <w:tcPr>
             <w:tcW w:type="dxa" w:w="1520"/>
-            <w:shd w:fill="F2F2F2" w:color="auto" w:val="clear"/>
-            <w:tcMar>
-              <w:top w:type="dxa" w:w="60"/>
-              <w:left w:type="dxa" w:w="120"/>
-              <w:bottom w:type="dxa" w:w="60"/>
-              <w:right w:type="dxa" w:w="120"/>
-            </w:tcMar>
-            <w:vAlign w:val="top"/>
-          </w:tcPr>
-          <w:p>
-            <w:pPr>
-              <w:spacing w:after="40" w:before="0"/>
-              <w:jc w:val="left"/>
-            </w:pPr>
-            <w:r>
-              <w:rPr>
-                <w:rFonts w:ascii="Arial" w:cs="Arial" w:eastAsia="Arial" w:hAnsi="Arial"/>
-                <w:b/>
-                <w:bCs/>
-                <w:i w:val="false"/>
-                <w:iCs w:val="false"/>
-                <w:color w:val="000000"/>
-                <w:sz w:val="18"/>
-                <w:szCs w:val="18"/>
-              </w:rPr>
-              <w:t xml:space="preserve">Phase 2 — Observe (20 minutes)</w:t>
+            <w:shd w:fill="D9EEF1" w:color="auto" w:val="clear"/>
+            <w:tcMar>
+              <w:top w:type="dxa" w:w="60"/>
+              <w:left w:type="dxa" w:w="120"/>
+              <w:bottom w:type="dxa" w:w="60"/>
+              <w:right w:type="dxa" w:w="120"/>
+            </w:tcMar>
+            <w:vAlign w:val="top"/>
+          </w:tcPr>
+          <w:p>
+            <w:pPr>
+              <w:spacing w:after="40" w:before="0"/>
+              <w:jc w:val="left"/>
+            </w:pPr>
+            <w:r>
+              <w:rPr>
+                <w:rFonts w:ascii="Arial" w:cs="Arial" w:eastAsia="Arial" w:hAnsi="Arial"/>
+                <w:b/>
+                <w:bCs/>
+                <w:i w:val="false"/>
+                <w:iCs w:val="false"/>
+                <w:color w:val="000000"/>
+                <w:sz w:val="18"/>
+                <w:szCs w:val="18"/>
+              </w:rPr>
+              <w:t xml:space="preserve">Observe Phase</w:t>
             </w:r>
           </w:p>
           <w:p>
@@ -3819,7 +3819,7 @@
             <w:pPr>
               <w:spacing w:after="20" w:before="0"/>
             </w:pPr>
-            <w:hyperlink w:history="1" r:id="rIdnirphbx5klp2j-a2rj5pj">
+            <w:hyperlink w:history="1" r:id="rIdfutb7sux0htxu1jrvc-cd">
               <w:r>
                 <w:rPr>
                   <w:rFonts w:ascii="Arial" w:cs="Arial" w:eastAsia="Arial" w:hAnsi="Arial"/>
@@ -3852,7 +3852,7 @@
               <w:spacing w:after="10" w:before="0"/>
               <w:ind w:left="120"/>
             </w:pPr>
-            <w:hyperlink w:history="1" r:id="rIdfon-mv3xsbztwlwuabfiu">
+            <w:hyperlink w:history="1" r:id="rIdhhwmrlcio1xmqte9tojry">
               <w:r>
                 <w:rPr>
                   <w:rFonts w:ascii="Arial" w:cs="Arial" w:eastAsia="Arial" w:hAnsi="Arial"/>
@@ -3897,7 +3897,7 @@
             <w:pPr>
               <w:spacing w:after="20" w:before="0"/>
             </w:pPr>
-            <w:hyperlink w:history="1" r:id="rIds5wdxmu9ta_rk84mpw-c6">
+            <w:hyperlink w:history="1" r:id="rId1bt0gdi2mtlyoqeaeip-s">
               <w:r>
                 <w:rPr>
                   <w:rFonts w:ascii="Arial" w:cs="Arial" w:eastAsia="Arial" w:hAnsi="Arial"/>
@@ -3930,7 +3930,7 @@
               <w:spacing w:after="10" w:before="0"/>
               <w:ind w:left="120"/>
             </w:pPr>
-            <w:hyperlink w:history="1" r:id="rIdeijhajyt5vyz3hybc4jcw">
+            <w:hyperlink w:history="1" r:id="rIdoou2sj-gpmdaaee5p-9pn">
               <w:r>
                 <w:rPr>
                   <w:rFonts w:ascii="Arial" w:cs="Arial" w:eastAsia="Arial" w:hAnsi="Arial"/>
@@ -4384,32 +4384,32 @@
         <w:tc>
           <w:tcPr>
             <w:tcW w:type="dxa" w:w="1520"/>
-            <w:shd w:fill="F2F2F2" w:color="auto" w:val="clear"/>
-            <w:tcMar>
-              <w:top w:type="dxa" w:w="60"/>
-              <w:left w:type="dxa" w:w="120"/>
-              <w:bottom w:type="dxa" w:w="60"/>
-              <w:right w:type="dxa" w:w="120"/>
-            </w:tcMar>
-            <w:vAlign w:val="top"/>
-          </w:tcPr>
-          <w:p>
-            <w:pPr>
-              <w:spacing w:after="40" w:before="0"/>
-              <w:jc w:val="left"/>
-            </w:pPr>
-            <w:r>
-              <w:rPr>
-                <w:rFonts w:ascii="Arial" w:cs="Arial" w:eastAsia="Arial" w:hAnsi="Arial"/>
-                <w:b/>
-                <w:bCs/>
-                <w:i w:val="false"/>
-                <w:iCs w:val="false"/>
-                <w:color w:val="000000"/>
-                <w:sz w:val="18"/>
-                <w:szCs w:val="18"/>
-              </w:rPr>
-              <w:t xml:space="preserve">Phase 3 — Explain (20 minutes)</w:t>
+            <w:shd w:fill="E2EFDA" w:color="auto" w:val="clear"/>
+            <w:tcMar>
+              <w:top w:type="dxa" w:w="60"/>
+              <w:left w:type="dxa" w:w="120"/>
+              <w:bottom w:type="dxa" w:w="60"/>
+              <w:right w:type="dxa" w:w="120"/>
+            </w:tcMar>
+            <w:vAlign w:val="top"/>
+          </w:tcPr>
+          <w:p>
+            <w:pPr>
+              <w:spacing w:after="40" w:before="0"/>
+              <w:jc w:val="left"/>
+            </w:pPr>
+            <w:r>
+              <w:rPr>
+                <w:rFonts w:ascii="Arial" w:cs="Arial" w:eastAsia="Arial" w:hAnsi="Arial"/>
+                <w:b/>
+                <w:bCs/>
+                <w:i w:val="false"/>
+                <w:iCs w:val="false"/>
+                <w:color w:val="000000"/>
+                <w:sz w:val="18"/>
+                <w:szCs w:val="18"/>
+              </w:rPr>
+              <w:t xml:space="preserve">Explain Phase</w:t>
             </w:r>
           </w:p>
           <w:p>
@@ -4432,7 +4432,7 @@
             <w:pPr>
               <w:spacing w:after="20" w:before="0"/>
             </w:pPr>
-            <w:hyperlink w:history="1" r:id="rIden-bmi4ce2ocixdql0xgk">
+            <w:hyperlink w:history="1" r:id="rIddly2tgnowmho4d_0lzrfn">
               <w:r>
                 <w:rPr>
                   <w:rFonts w:ascii="Arial" w:cs="Arial" w:eastAsia="Arial" w:hAnsi="Arial"/>
@@ -4465,7 +4465,7 @@
               <w:spacing w:after="10" w:before="0"/>
               <w:ind w:left="120"/>
             </w:pPr>
-            <w:hyperlink w:history="1" r:id="rIdbtfs82smdxictpzo9vdmp">
+            <w:hyperlink w:history="1" r:id="rIdr-4otwrvahcdwmal6qsan">
               <w:r>
                 <w:rPr>
                   <w:rFonts w:ascii="Arial" w:cs="Arial" w:eastAsia="Arial" w:hAnsi="Arial"/>
@@ -4510,7 +4510,7 @@
             <w:pPr>
               <w:spacing w:after="20" w:before="0"/>
             </w:pPr>
-            <w:hyperlink w:history="1" r:id="rIdeqdwn03nero0wma7npu3e">
+            <w:hyperlink w:history="1" r:id="rIdk6kmq87yobtdzjonmzlff">
               <w:r>
                 <w:rPr>
                   <w:rFonts w:ascii="Arial" w:cs="Arial" w:eastAsia="Arial" w:hAnsi="Arial"/>
@@ -4543,7 +4543,7 @@
               <w:spacing w:after="10" w:before="0"/>
               <w:ind w:left="120"/>
             </w:pPr>
-            <w:hyperlink w:history="1" r:id="rIdhdl_myt3mn0fyta5jtei8">
+            <w:hyperlink w:history="1" r:id="rIdbgbqpmypvlnoqqzjowpc0">
               <w:r>
                 <w:rPr>
                   <w:rFonts w:ascii="Arial" w:cs="Arial" w:eastAsia="Arial" w:hAnsi="Arial"/>
@@ -5093,32 +5093,32 @@
         <w:tc>
           <w:tcPr>
             <w:tcW w:type="dxa" w:w="1520"/>
-            <w:shd w:fill="F2F2F2" w:color="auto" w:val="clear"/>
-            <w:tcMar>
-              <w:top w:type="dxa" w:w="60"/>
-              <w:left w:type="dxa" w:w="120"/>
-              <w:bottom w:type="dxa" w:w="60"/>
-              <w:right w:type="dxa" w:w="120"/>
-            </w:tcMar>
-            <w:vAlign w:val="top"/>
-          </w:tcPr>
-          <w:p>
-            <w:pPr>
-              <w:spacing w:after="40" w:before="0"/>
-              <w:jc w:val="left"/>
-            </w:pPr>
-            <w:r>
-              <w:rPr>
-                <w:rFonts w:ascii="Arial" w:cs="Arial" w:eastAsia="Arial" w:hAnsi="Arial"/>
-                <w:b/>
-                <w:bCs/>
-                <w:i w:val="false"/>
-                <w:iCs w:val="false"/>
-                <w:color w:val="000000"/>
-                <w:sz w:val="18"/>
-                <w:szCs w:val="18"/>
-              </w:rPr>
-              <w:t xml:space="preserve">Phase 4 — Driving Question Board (DQB) Creation (10 minutes)</w:t>
+            <w:shd w:fill="FCE4D6" w:color="auto" w:val="clear"/>
+            <w:tcMar>
+              <w:top w:type="dxa" w:w="60"/>
+              <w:left w:type="dxa" w:w="120"/>
+              <w:bottom w:type="dxa" w:w="60"/>
+              <w:right w:type="dxa" w:w="120"/>
+            </w:tcMar>
+            <w:vAlign w:val="top"/>
+          </w:tcPr>
+          <w:p>
+            <w:pPr>
+              <w:spacing w:after="40" w:before="0"/>
+              <w:jc w:val="left"/>
+            </w:pPr>
+            <w:r>
+              <w:rPr>
+                <w:rFonts w:ascii="Arial" w:cs="Arial" w:eastAsia="Arial" w:hAnsi="Arial"/>
+                <w:b/>
+                <w:bCs/>
+                <w:i w:val="false"/>
+                <w:iCs w:val="false"/>
+                <w:color w:val="000000"/>
+                <w:sz w:val="18"/>
+                <w:szCs w:val="18"/>
+              </w:rPr>
+              <w:t xml:space="preserve">Driving Question Board (DQB) Creation</w:t>
             </w:r>
           </w:p>
           <w:p>
@@ -5141,7 +5141,7 @@
             <w:pPr>
               <w:spacing w:after="20" w:before="0"/>
             </w:pPr>
-            <w:hyperlink w:history="1" r:id="rIdxqjvovuls2empjcexc5v9">
+            <w:hyperlink w:history="1" r:id="rId-5icowaz91rtvmhydg6l7">
               <w:r>
                 <w:rPr>
                   <w:rFonts w:ascii="Arial" w:cs="Arial" w:eastAsia="Arial" w:hAnsi="Arial"/>
@@ -5174,7 +5174,7 @@
               <w:spacing w:after="10" w:before="0"/>
               <w:ind w:left="120"/>
             </w:pPr>
-            <w:hyperlink w:history="1" r:id="rIdb5396a45icotgiv_-dhlw">
+            <w:hyperlink w:history="1" r:id="rId0okswvgkad38mc9jm_a4f">
               <w:r>
                 <w:rPr>
                   <w:rFonts w:ascii="Arial" w:cs="Arial" w:eastAsia="Arial" w:hAnsi="Arial"/>
@@ -5219,7 +5219,7 @@
             <w:pPr>
               <w:spacing w:after="20" w:before="0"/>
             </w:pPr>
-            <w:hyperlink w:history="1" r:id="rId2d30flnakpqo1abklxhel">
+            <w:hyperlink w:history="1" r:id="rIdemljtx8jwecfwytzc_dhi">
               <w:r>
                 <w:rPr>
                   <w:rFonts w:ascii="Arial" w:cs="Arial" w:eastAsia="Arial" w:hAnsi="Arial"/>
@@ -5252,7 +5252,7 @@
               <w:spacing w:after="10" w:before="0"/>
               <w:ind w:left="120"/>
             </w:pPr>
-            <w:hyperlink w:history="1" r:id="rIdcqvd1kaalbu8-tu-xygey">
+            <w:hyperlink w:history="1" r:id="rIds-1rnad_hxb4ujru4h_h8">
               <w:r>
                 <w:rPr>
                   <w:rFonts w:ascii="Arial" w:cs="Arial" w:eastAsia="Arial" w:hAnsi="Arial"/>
@@ -5534,32 +5534,32 @@
         <w:tc>
           <w:tcPr>
             <w:tcW w:type="dxa" w:w="1520"/>
-            <w:shd w:fill="F2F2F2" w:color="auto" w:val="clear"/>
-            <w:tcMar>
-              <w:top w:type="dxa" w:w="60"/>
-              <w:left w:type="dxa" w:w="120"/>
-              <w:bottom w:type="dxa" w:w="60"/>
-              <w:right w:type="dxa" w:w="120"/>
-            </w:tcMar>
-            <w:vAlign w:val="top"/>
-          </w:tcPr>
-          <w:p>
-            <w:pPr>
-              <w:spacing w:after="40" w:before="0"/>
-              <w:jc w:val="left"/>
-            </w:pPr>
-            <w:r>
-              <w:rPr>
-                <w:rFonts w:ascii="Arial" w:cs="Arial" w:eastAsia="Arial" w:hAnsi="Arial"/>
-                <w:b/>
-                <w:bCs/>
-                <w:i w:val="false"/>
-                <w:iCs w:val="false"/>
-                <w:color w:val="000000"/>
-                <w:sz w:val="18"/>
-                <w:szCs w:val="18"/>
-              </w:rPr>
-              <w:t xml:space="preserve">Phase 5 — Model Building (15 minutes)</w:t>
+            <w:shd w:fill="D5E8F0" w:color="auto" w:val="clear"/>
+            <w:tcMar>
+              <w:top w:type="dxa" w:w="60"/>
+              <w:left w:type="dxa" w:w="120"/>
+              <w:bottom w:type="dxa" w:w="60"/>
+              <w:right w:type="dxa" w:w="120"/>
+            </w:tcMar>
+            <w:vAlign w:val="top"/>
+          </w:tcPr>
+          <w:p>
+            <w:pPr>
+              <w:spacing w:after="40" w:before="0"/>
+              <w:jc w:val="left"/>
+            </w:pPr>
+            <w:r>
+              <w:rPr>
+                <w:rFonts w:ascii="Arial" w:cs="Arial" w:eastAsia="Arial" w:hAnsi="Arial"/>
+                <w:b/>
+                <w:bCs/>
+                <w:i w:val="false"/>
+                <w:iCs w:val="false"/>
+                <w:color w:val="000000"/>
+                <w:sz w:val="18"/>
+                <w:szCs w:val="18"/>
+              </w:rPr>
+              <w:t xml:space="preserve">Model Building Phase</w:t>
             </w:r>
           </w:p>
           <w:p>
@@ -5582,7 +5582,7 @@
             <w:pPr>
               <w:spacing w:after="20" w:before="0"/>
             </w:pPr>
-            <w:hyperlink w:history="1" r:id="rIdpcqbgx8zosdg4vyvsge-f">
+            <w:hyperlink w:history="1" r:id="rIdiuwuxhznei33qwnd9vmk8">
               <w:r>
                 <w:rPr>
                   <w:rFonts w:ascii="Arial" w:cs="Arial" w:eastAsia="Arial" w:hAnsi="Arial"/>
@@ -5615,7 +5615,7 @@
               <w:spacing w:after="10" w:before="0"/>
               <w:ind w:left="120"/>
             </w:pPr>
-            <w:hyperlink w:history="1" r:id="rIdd4fp1nhcyu9sspmptq6bv">
+            <w:hyperlink w:history="1" r:id="rIdprj7lbyn5rt_mxxe-wv5q">
               <w:r>
                 <w:rPr>
                   <w:rFonts w:ascii="Arial" w:cs="Arial" w:eastAsia="Arial" w:hAnsi="Arial"/>
@@ -5660,7 +5660,7 @@
             <w:pPr>
               <w:spacing w:after="20" w:before="0"/>
             </w:pPr>
-            <w:hyperlink w:history="1" r:id="rIdk8r2isnybmkqems1lzru8">
+            <w:hyperlink w:history="1" r:id="rIdebkgb2kxujmvmliuquvvm">
               <w:r>
                 <w:rPr>
                   <w:rFonts w:ascii="Arial" w:cs="Arial" w:eastAsia="Arial" w:hAnsi="Arial"/>
@@ -5693,7 +5693,7 @@
               <w:spacing w:after="10" w:before="0"/>
               <w:ind w:left="120"/>
             </w:pPr>
-            <w:hyperlink w:history="1" r:id="rIdbfhhkda8nuobbuqwpipn1">
+            <w:hyperlink w:history="1" r:id="rIdsj3cwto9ulrrryci0uhiy">
               <w:r>
                 <w:rPr>
                   <w:rFonts w:ascii="Arial" w:cs="Arial" w:eastAsia="Arial" w:hAnsi="Arial"/>
@@ -7474,32 +7474,32 @@
         <w:tc>
           <w:tcPr>
             <w:tcW w:type="dxa" w:w="1520"/>
-            <w:shd w:fill="F2F2F2" w:color="auto" w:val="clear"/>
-            <w:tcMar>
-              <w:top w:type="dxa" w:w="60"/>
-              <w:left w:type="dxa" w:w="120"/>
-              <w:bottom w:type="dxa" w:w="60"/>
-              <w:right w:type="dxa" w:w="120"/>
-            </w:tcMar>
-            <w:vAlign w:val="top"/>
-          </w:tcPr>
-          <w:p>
-            <w:pPr>
-              <w:spacing w:after="40" w:before="0"/>
-              <w:jc w:val="left"/>
-            </w:pPr>
-            <w:r>
-              <w:rPr>
-                <w:rFonts w:ascii="Arial" w:cs="Arial" w:eastAsia="Arial" w:hAnsi="Arial"/>
-                <w:b/>
-                <w:bCs/>
-                <w:i w:val="false"/>
-                <w:iCs w:val="false"/>
-                <w:color w:val="000000"/>
-                <w:sz w:val="18"/>
-                <w:szCs w:val="18"/>
-              </w:rPr>
-              <w:t xml:space="preserve">Phase 1 — Predict (15 minutes)</w:t>
+            <w:shd w:fill="EAD1F5" w:color="auto" w:val="clear"/>
+            <w:tcMar>
+              <w:top w:type="dxa" w:w="60"/>
+              <w:left w:type="dxa" w:w="120"/>
+              <w:bottom w:type="dxa" w:w="60"/>
+              <w:right w:type="dxa" w:w="120"/>
+            </w:tcMar>
+            <w:vAlign w:val="top"/>
+          </w:tcPr>
+          <w:p>
+            <w:pPr>
+              <w:spacing w:after="40" w:before="0"/>
+              <w:jc w:val="left"/>
+            </w:pPr>
+            <w:r>
+              <w:rPr>
+                <w:rFonts w:ascii="Arial" w:cs="Arial" w:eastAsia="Arial" w:hAnsi="Arial"/>
+                <w:b/>
+                <w:bCs/>
+                <w:i w:val="false"/>
+                <w:iCs w:val="false"/>
+                <w:color w:val="000000"/>
+                <w:sz w:val="18"/>
+                <w:szCs w:val="18"/>
+              </w:rPr>
+              <w:t xml:space="preserve">Predict Phase</w:t>
             </w:r>
           </w:p>
           <w:p>
@@ -7522,7 +7522,7 @@
             <w:pPr>
               <w:spacing w:after="20" w:before="0"/>
             </w:pPr>
-            <w:hyperlink w:history="1" r:id="rIdlc7-mnp4yddqfl60bqrut">
+            <w:hyperlink w:history="1" r:id="rIdom1mfp8zrqmm2salufrds">
               <w:r>
                 <w:rPr>
                   <w:rFonts w:ascii="Arial" w:cs="Arial" w:eastAsia="Arial" w:hAnsi="Arial"/>
@@ -7555,7 +7555,7 @@
               <w:spacing w:after="10" w:before="0"/>
               <w:ind w:left="120"/>
             </w:pPr>
-            <w:hyperlink w:history="1" r:id="rIdh_tp8uxto4dcxo5mjbd2s">
+            <w:hyperlink w:history="1" r:id="rIdakwrgjflxsnrjg7e_3bbf">
               <w:r>
                 <w:rPr>
                   <w:rFonts w:ascii="Arial" w:cs="Arial" w:eastAsia="Arial" w:hAnsi="Arial"/>
@@ -7600,7 +7600,7 @@
             <w:pPr>
               <w:spacing w:after="20" w:before="0"/>
             </w:pPr>
-            <w:hyperlink w:history="1" r:id="rIdnbmvavbwrm5aecexihnti">
+            <w:hyperlink w:history="1" r:id="rIdar8skd2wofhknj_ucwub9">
               <w:r>
                 <w:rPr>
                   <w:rFonts w:ascii="Arial" w:cs="Arial" w:eastAsia="Arial" w:hAnsi="Arial"/>
@@ -7633,7 +7633,7 @@
               <w:spacing w:after="10" w:before="0"/>
               <w:ind w:left="120"/>
             </w:pPr>
-            <w:hyperlink w:history="1" r:id="rIdbpqk8cy-f6c7vehhouk1_">
+            <w:hyperlink w:history="1" r:id="rIdhmkqtjpehklw-lyjnmjob">
               <w:r>
                 <w:rPr>
                   <w:rFonts w:ascii="Arial" w:cs="Arial" w:eastAsia="Arial" w:hAnsi="Arial"/>
@@ -7837,32 +7837,32 @@
         <w:tc>
           <w:tcPr>
             <w:tcW w:type="dxa" w:w="1520"/>
-            <w:shd w:fill="F2F2F2" w:color="auto" w:val="clear"/>
-            <w:tcMar>
-              <w:top w:type="dxa" w:w="60"/>
-              <w:left w:type="dxa" w:w="120"/>
-              <w:bottom w:type="dxa" w:w="60"/>
-              <w:right w:type="dxa" w:w="120"/>
-            </w:tcMar>
-            <w:vAlign w:val="top"/>
-          </w:tcPr>
-          <w:p>
-            <w:pPr>
-              <w:spacing w:after="40" w:before="0"/>
-              <w:jc w:val="left"/>
-            </w:pPr>
-            <w:r>
-              <w:rPr>
-                <w:rFonts w:ascii="Arial" w:cs="Arial" w:eastAsia="Arial" w:hAnsi="Arial"/>
-                <w:b/>
-                <w:bCs/>
-                <w:i w:val="false"/>
-                <w:iCs w:val="false"/>
-                <w:color w:val="000000"/>
-                <w:sz w:val="18"/>
-                <w:szCs w:val="18"/>
-              </w:rPr>
-              <w:t xml:space="preserve">Phase 2 — Observe (20 minutes)</w:t>
+            <w:shd w:fill="D9EEF1" w:color="auto" w:val="clear"/>
+            <w:tcMar>
+              <w:top w:type="dxa" w:w="60"/>
+              <w:left w:type="dxa" w:w="120"/>
+              <w:bottom w:type="dxa" w:w="60"/>
+              <w:right w:type="dxa" w:w="120"/>
+            </w:tcMar>
+            <w:vAlign w:val="top"/>
+          </w:tcPr>
+          <w:p>
+            <w:pPr>
+              <w:spacing w:after="40" w:before="0"/>
+              <w:jc w:val="left"/>
+            </w:pPr>
+            <w:r>
+              <w:rPr>
+                <w:rFonts w:ascii="Arial" w:cs="Arial" w:eastAsia="Arial" w:hAnsi="Arial"/>
+                <w:b/>
+                <w:bCs/>
+                <w:i w:val="false"/>
+                <w:iCs w:val="false"/>
+                <w:color w:val="000000"/>
+                <w:sz w:val="18"/>
+                <w:szCs w:val="18"/>
+              </w:rPr>
+              <w:t xml:space="preserve">Observe Phase</w:t>
             </w:r>
           </w:p>
           <w:p>
@@ -7885,7 +7885,7 @@
             <w:pPr>
               <w:spacing w:after="20" w:before="0"/>
             </w:pPr>
-            <w:hyperlink w:history="1" r:id="rId_kipwn-w2aij-vgb1j5e9">
+            <w:hyperlink w:history="1" r:id="rIdcrabpxwkqfiqophd8imck">
               <w:r>
                 <w:rPr>
                   <w:rFonts w:ascii="Arial" w:cs="Arial" w:eastAsia="Arial" w:hAnsi="Arial"/>
@@ -7918,7 +7918,7 @@
               <w:spacing w:after="10" w:before="0"/>
               <w:ind w:left="120"/>
             </w:pPr>
-            <w:hyperlink w:history="1" r:id="rIdzogamxs42hdets9j6sqdi">
+            <w:hyperlink w:history="1" r:id="rIdv2rbj54hm7uvbg-t_ldll">
               <w:r>
                 <w:rPr>
                   <w:rFonts w:ascii="Arial" w:cs="Arial" w:eastAsia="Arial" w:hAnsi="Arial"/>
@@ -7963,7 +7963,7 @@
             <w:pPr>
               <w:spacing w:after="20" w:before="0"/>
             </w:pPr>
-            <w:hyperlink w:history="1" r:id="rIdallporpgr__j1dmohxmui">
+            <w:hyperlink w:history="1" r:id="rIdyitov8woqhr3iseonvxmk">
               <w:r>
                 <w:rPr>
                   <w:rFonts w:ascii="Arial" w:cs="Arial" w:eastAsia="Arial" w:hAnsi="Arial"/>
@@ -7996,7 +7996,7 @@
               <w:spacing w:after="10" w:before="0"/>
               <w:ind w:left="120"/>
             </w:pPr>
-            <w:hyperlink w:history="1" r:id="rIdhisplz_xkksqczbcysnfq">
+            <w:hyperlink w:history="1" r:id="rIdl9msrsunvaynhuldg2krn">
               <w:r>
                 <w:rPr>
                   <w:rFonts w:ascii="Arial" w:cs="Arial" w:eastAsia="Arial" w:hAnsi="Arial"/>
@@ -8219,32 +8219,32 @@
         <w:tc>
           <w:tcPr>
             <w:tcW w:type="dxa" w:w="1520"/>
-            <w:shd w:fill="F2F2F2" w:color="auto" w:val="clear"/>
-            <w:tcMar>
-              <w:top w:type="dxa" w:w="60"/>
-              <w:left w:type="dxa" w:w="120"/>
-              <w:bottom w:type="dxa" w:w="60"/>
-              <w:right w:type="dxa" w:w="120"/>
-            </w:tcMar>
-            <w:vAlign w:val="top"/>
-          </w:tcPr>
-          <w:p>
-            <w:pPr>
-              <w:spacing w:after="40" w:before="0"/>
-              <w:jc w:val="left"/>
-            </w:pPr>
-            <w:r>
-              <w:rPr>
-                <w:rFonts w:ascii="Arial" w:cs="Arial" w:eastAsia="Arial" w:hAnsi="Arial"/>
-                <w:b/>
-                <w:bCs/>
-                <w:i w:val="false"/>
-                <w:iCs w:val="false"/>
-                <w:color w:val="000000"/>
-                <w:sz w:val="18"/>
-                <w:szCs w:val="18"/>
-              </w:rPr>
-              <w:t xml:space="preserve">Phase 3 — Explain (20 minutes)</w:t>
+            <w:shd w:fill="E2EFDA" w:color="auto" w:val="clear"/>
+            <w:tcMar>
+              <w:top w:type="dxa" w:w="60"/>
+              <w:left w:type="dxa" w:w="120"/>
+              <w:bottom w:type="dxa" w:w="60"/>
+              <w:right w:type="dxa" w:w="120"/>
+            </w:tcMar>
+            <w:vAlign w:val="top"/>
+          </w:tcPr>
+          <w:p>
+            <w:pPr>
+              <w:spacing w:after="40" w:before="0"/>
+              <w:jc w:val="left"/>
+            </w:pPr>
+            <w:r>
+              <w:rPr>
+                <w:rFonts w:ascii="Arial" w:cs="Arial" w:eastAsia="Arial" w:hAnsi="Arial"/>
+                <w:b/>
+                <w:bCs/>
+                <w:i w:val="false"/>
+                <w:iCs w:val="false"/>
+                <w:color w:val="000000"/>
+                <w:sz w:val="18"/>
+                <w:szCs w:val="18"/>
+              </w:rPr>
+              <w:t xml:space="preserve">Explain Phase</w:t>
             </w:r>
           </w:p>
           <w:p>
@@ -8267,7 +8267,7 @@
             <w:pPr>
               <w:spacing w:after="20" w:before="0"/>
             </w:pPr>
-            <w:hyperlink w:history="1" r:id="rIdlgofg73g0xvvdo8qg8jgf">
+            <w:hyperlink w:history="1" r:id="rIdr03d7_9cuy8mlywkcbktx">
               <w:r>
                 <w:rPr>
                   <w:rFonts w:ascii="Arial" w:cs="Arial" w:eastAsia="Arial" w:hAnsi="Arial"/>
@@ -8300,7 +8300,7 @@
               <w:spacing w:after="10" w:before="0"/>
               <w:ind w:left="120"/>
             </w:pPr>
-            <w:hyperlink w:history="1" r:id="rIdd6axop1zv15dqvkcdrast">
+            <w:hyperlink w:history="1" r:id="rIdwxlbd7ghfrf2tl2yb0ztg">
               <w:r>
                 <w:rPr>
                   <w:rFonts w:ascii="Arial" w:cs="Arial" w:eastAsia="Arial" w:hAnsi="Arial"/>
@@ -8345,7 +8345,7 @@
             <w:pPr>
               <w:spacing w:after="20" w:before="0"/>
             </w:pPr>
-            <w:hyperlink w:history="1" r:id="rIdfsszmao7pvs03genqyert">
+            <w:hyperlink w:history="1" r:id="rIdxamoui-zh1t4r792aftt6">
               <w:r>
                 <w:rPr>
                   <w:rFonts w:ascii="Arial" w:cs="Arial" w:eastAsia="Arial" w:hAnsi="Arial"/>
@@ -8378,7 +8378,7 @@
               <w:spacing w:after="10" w:before="0"/>
               <w:ind w:left="120"/>
             </w:pPr>
-            <w:hyperlink w:history="1" r:id="rIdykjjgddn3_mu8ifz1u5fb">
+            <w:hyperlink w:history="1" r:id="rIdrjuthiurxbfvklakudzv4">
               <w:r>
                 <w:rPr>
                   <w:rFonts w:ascii="Arial" w:cs="Arial" w:eastAsia="Arial" w:hAnsi="Arial"/>
@@ -8639,32 +8639,32 @@
         <w:tc>
           <w:tcPr>
             <w:tcW w:type="dxa" w:w="1520"/>
-            <w:shd w:fill="F2F2F2" w:color="auto" w:val="clear"/>
-            <w:tcMar>
-              <w:top w:type="dxa" w:w="60"/>
-              <w:left w:type="dxa" w:w="120"/>
-              <w:bottom w:type="dxa" w:w="60"/>
-              <w:right w:type="dxa" w:w="120"/>
-            </w:tcMar>
-            <w:vAlign w:val="top"/>
-          </w:tcPr>
-          <w:p>
-            <w:pPr>
-              <w:spacing w:after="40" w:before="0"/>
-              <w:jc w:val="left"/>
-            </w:pPr>
-            <w:r>
-              <w:rPr>
-                <w:rFonts w:ascii="Arial" w:cs="Arial" w:eastAsia="Arial" w:hAnsi="Arial"/>
-                <w:b/>
-                <w:bCs/>
-                <w:i w:val="false"/>
-                <w:iCs w:val="false"/>
-                <w:color w:val="000000"/>
-                <w:sz w:val="18"/>
-                <w:szCs w:val="18"/>
-              </w:rPr>
-              <w:t xml:space="preserve">Phase 4 — Driving Question Board (DQB) Creation (10 minutes)</w:t>
+            <w:shd w:fill="FCE4D6" w:color="auto" w:val="clear"/>
+            <w:tcMar>
+              <w:top w:type="dxa" w:w="60"/>
+              <w:left w:type="dxa" w:w="120"/>
+              <w:bottom w:type="dxa" w:w="60"/>
+              <w:right w:type="dxa" w:w="120"/>
+            </w:tcMar>
+            <w:vAlign w:val="top"/>
+          </w:tcPr>
+          <w:p>
+            <w:pPr>
+              <w:spacing w:after="40" w:before="0"/>
+              <w:jc w:val="left"/>
+            </w:pPr>
+            <w:r>
+              <w:rPr>
+                <w:rFonts w:ascii="Arial" w:cs="Arial" w:eastAsia="Arial" w:hAnsi="Arial"/>
+                <w:b/>
+                <w:bCs/>
+                <w:i w:val="false"/>
+                <w:iCs w:val="false"/>
+                <w:color w:val="000000"/>
+                <w:sz w:val="18"/>
+                <w:szCs w:val="18"/>
+              </w:rPr>
+              <w:t xml:space="preserve">Driving Question Board (DQB) Creation</w:t>
             </w:r>
           </w:p>
           <w:p>
@@ -8687,7 +8687,7 @@
             <w:pPr>
               <w:spacing w:after="20" w:before="0"/>
             </w:pPr>
-            <w:hyperlink w:history="1" r:id="rIdve3ihnmaehduxosvyrs54">
+            <w:hyperlink w:history="1" r:id="rIdxc3ffrg4mit5qjvq_vnua">
               <w:r>
                 <w:rPr>
                   <w:rFonts w:ascii="Arial" w:cs="Arial" w:eastAsia="Arial" w:hAnsi="Arial"/>
@@ -8720,7 +8720,7 @@
               <w:spacing w:after="10" w:before="0"/>
               <w:ind w:left="120"/>
             </w:pPr>
-            <w:hyperlink w:history="1" r:id="rIdhdkhdtjzv5bmcmnnygqaq">
+            <w:hyperlink w:history="1" r:id="rId1ejfyeou9nlwqpnroazj-">
               <w:r>
                 <w:rPr>
                   <w:rFonts w:ascii="Arial" w:cs="Arial" w:eastAsia="Arial" w:hAnsi="Arial"/>
@@ -8765,7 +8765,7 @@
             <w:pPr>
               <w:spacing w:after="20" w:before="0"/>
             </w:pPr>
-            <w:hyperlink w:history="1" r:id="rIdgvpvpyzau3zl5fdtadans">
+            <w:hyperlink w:history="1" r:id="rIdxckqocovbo8eovom821c5">
               <w:r>
                 <w:rPr>
                   <w:rFonts w:ascii="Arial" w:cs="Arial" w:eastAsia="Arial" w:hAnsi="Arial"/>
@@ -8798,7 +8798,7 @@
               <w:spacing w:after="10" w:before="0"/>
               <w:ind w:left="120"/>
             </w:pPr>
-            <w:hyperlink w:history="1" r:id="rIdinf-bocnl8i_dnc4hij8n">
+            <w:hyperlink w:history="1" r:id="rIdjbbemm58aa4dzfb8g_iyx">
               <w:r>
                 <w:rPr>
                   <w:rFonts w:ascii="Arial" w:cs="Arial" w:eastAsia="Arial" w:hAnsi="Arial"/>
@@ -9021,32 +9021,32 @@
         <w:tc>
           <w:tcPr>
             <w:tcW w:type="dxa" w:w="1520"/>
-            <w:shd w:fill="F2F2F2" w:color="auto" w:val="clear"/>
-            <w:tcMar>
-              <w:top w:type="dxa" w:w="60"/>
-              <w:left w:type="dxa" w:w="120"/>
-              <w:bottom w:type="dxa" w:w="60"/>
-              <w:right w:type="dxa" w:w="120"/>
-            </w:tcMar>
-            <w:vAlign w:val="top"/>
-          </w:tcPr>
-          <w:p>
-            <w:pPr>
-              <w:spacing w:after="40" w:before="0"/>
-              <w:jc w:val="left"/>
-            </w:pPr>
-            <w:r>
-              <w:rPr>
-                <w:rFonts w:ascii="Arial" w:cs="Arial" w:eastAsia="Arial" w:hAnsi="Arial"/>
-                <w:b/>
-                <w:bCs/>
-                <w:i w:val="false"/>
-                <w:iCs w:val="false"/>
-                <w:color w:val="000000"/>
-                <w:sz w:val="18"/>
-                <w:szCs w:val="18"/>
-              </w:rPr>
-              <w:t xml:space="preserve">Phase 5 — Model Building (15 minutes)</w:t>
+            <w:shd w:fill="D5E8F0" w:color="auto" w:val="clear"/>
+            <w:tcMar>
+              <w:top w:type="dxa" w:w="60"/>
+              <w:left w:type="dxa" w:w="120"/>
+              <w:bottom w:type="dxa" w:w="60"/>
+              <w:right w:type="dxa" w:w="120"/>
+            </w:tcMar>
+            <w:vAlign w:val="top"/>
+          </w:tcPr>
+          <w:p>
+            <w:pPr>
+              <w:spacing w:after="40" w:before="0"/>
+              <w:jc w:val="left"/>
+            </w:pPr>
+            <w:r>
+              <w:rPr>
+                <w:rFonts w:ascii="Arial" w:cs="Arial" w:eastAsia="Arial" w:hAnsi="Arial"/>
+                <w:b/>
+                <w:bCs/>
+                <w:i w:val="false"/>
+                <w:iCs w:val="false"/>
+                <w:color w:val="000000"/>
+                <w:sz w:val="18"/>
+                <w:szCs w:val="18"/>
+              </w:rPr>
+              <w:t xml:space="preserve">Model Building Phase</w:t>
             </w:r>
           </w:p>
           <w:p>
@@ -9069,7 +9069,7 @@
             <w:pPr>
               <w:spacing w:after="20" w:before="0"/>
             </w:pPr>
-            <w:hyperlink w:history="1" r:id="rId7j3quxmwigfpz7xjsy0y0">
+            <w:hyperlink w:history="1" r:id="rIdspsoflwk1nh7ueahkltbj">
               <w:r>
                 <w:rPr>
                   <w:rFonts w:ascii="Arial" w:cs="Arial" w:eastAsia="Arial" w:hAnsi="Arial"/>
@@ -9102,7 +9102,7 @@
               <w:spacing w:after="10" w:before="0"/>
               <w:ind w:left="120"/>
             </w:pPr>
-            <w:hyperlink w:history="1" r:id="rIdqy1dqn6nya0w-vklqioz7">
+            <w:hyperlink w:history="1" r:id="rId4tvmc1mdczx7upoaduejf">
               <w:r>
                 <w:rPr>
                   <w:rFonts w:ascii="Arial" w:cs="Arial" w:eastAsia="Arial" w:hAnsi="Arial"/>
@@ -9147,7 +9147,7 @@
             <w:pPr>
               <w:spacing w:after="20" w:before="0"/>
             </w:pPr>
-            <w:hyperlink w:history="1" r:id="rIdgzcvtvoqjhokfht0tcmth">
+            <w:hyperlink w:history="1" r:id="rIdjllbd_ea4v4kph5o1sizs">
               <w:r>
                 <w:rPr>
                   <w:rFonts w:ascii="Arial" w:cs="Arial" w:eastAsia="Arial" w:hAnsi="Arial"/>
@@ -9180,7 +9180,7 @@
               <w:spacing w:after="10" w:before="0"/>
               <w:ind w:left="120"/>
             </w:pPr>
-            <w:hyperlink w:history="1" r:id="rIdnvgsm1vi4d_prafzze2d5">
+            <w:hyperlink w:history="1" r:id="rIdrtzechg-5qaki2iuva3b6">
               <w:r>
                 <w:rPr>
                   <w:rFonts w:ascii="Arial" w:cs="Arial" w:eastAsia="Arial" w:hAnsi="Arial"/>
@@ -10695,32 +10695,32 @@
         <w:tc>
           <w:tcPr>
             <w:tcW w:type="dxa" w:w="1520"/>
-            <w:shd w:fill="F2F2F2" w:color="auto" w:val="clear"/>
-            <w:tcMar>
-              <w:top w:type="dxa" w:w="60"/>
-              <w:left w:type="dxa" w:w="120"/>
-              <w:bottom w:type="dxa" w:w="60"/>
-              <w:right w:type="dxa" w:w="120"/>
-            </w:tcMar>
-            <w:vAlign w:val="top"/>
-          </w:tcPr>
-          <w:p>
-            <w:pPr>
-              <w:spacing w:after="40" w:before="0"/>
-              <w:jc w:val="left"/>
-            </w:pPr>
-            <w:r>
-              <w:rPr>
-                <w:rFonts w:ascii="Arial" w:cs="Arial" w:eastAsia="Arial" w:hAnsi="Arial"/>
-                <w:b/>
-                <w:bCs/>
-                <w:i w:val="false"/>
-                <w:iCs w:val="false"/>
-                <w:color w:val="000000"/>
-                <w:sz w:val="18"/>
-                <w:szCs w:val="18"/>
-              </w:rPr>
-              <w:t xml:space="preserve">Phase 1 — Predict (15 minutes)</w:t>
+            <w:shd w:fill="EAD1F5" w:color="auto" w:val="clear"/>
+            <w:tcMar>
+              <w:top w:type="dxa" w:w="60"/>
+              <w:left w:type="dxa" w:w="120"/>
+              <w:bottom w:type="dxa" w:w="60"/>
+              <w:right w:type="dxa" w:w="120"/>
+            </w:tcMar>
+            <w:vAlign w:val="top"/>
+          </w:tcPr>
+          <w:p>
+            <w:pPr>
+              <w:spacing w:after="40" w:before="0"/>
+              <w:jc w:val="left"/>
+            </w:pPr>
+            <w:r>
+              <w:rPr>
+                <w:rFonts w:ascii="Arial" w:cs="Arial" w:eastAsia="Arial" w:hAnsi="Arial"/>
+                <w:b/>
+                <w:bCs/>
+                <w:i w:val="false"/>
+                <w:iCs w:val="false"/>
+                <w:color w:val="000000"/>
+                <w:sz w:val="18"/>
+                <w:szCs w:val="18"/>
+              </w:rPr>
+              <w:t xml:space="preserve">Predict Phase</w:t>
             </w:r>
           </w:p>
           <w:p>
@@ -10743,7 +10743,7 @@
             <w:pPr>
               <w:spacing w:after="20" w:before="0"/>
             </w:pPr>
-            <w:hyperlink w:history="1" r:id="rIdptboud5rzhlktjbvlzb7n">
+            <w:hyperlink w:history="1" r:id="rId3hmy1wg2fdsb-b7xcvlqa">
               <w:r>
                 <w:rPr>
                   <w:rFonts w:ascii="Arial" w:cs="Arial" w:eastAsia="Arial" w:hAnsi="Arial"/>
@@ -10776,7 +10776,7 @@
               <w:spacing w:after="10" w:before="0"/>
               <w:ind w:left="120"/>
             </w:pPr>
-            <w:hyperlink w:history="1" r:id="rId49mg4jy25blzyzq8et7-d">
+            <w:hyperlink w:history="1" r:id="rIdvlxyqapaqk4f9xjggqpdc">
               <w:r>
                 <w:rPr>
                   <w:rFonts w:ascii="Arial" w:cs="Arial" w:eastAsia="Arial" w:hAnsi="Arial"/>
@@ -10821,7 +10821,7 @@
             <w:pPr>
               <w:spacing w:after="20" w:before="0"/>
             </w:pPr>
-            <w:hyperlink w:history="1" r:id="rIdqz9ffbcx6fkklvnvhgsuk">
+            <w:hyperlink w:history="1" r:id="rIdmf1la312ctj9xemc738bp">
               <w:r>
                 <w:rPr>
                   <w:rFonts w:ascii="Arial" w:cs="Arial" w:eastAsia="Arial" w:hAnsi="Arial"/>
@@ -10854,7 +10854,7 @@
               <w:spacing w:after="10" w:before="0"/>
               <w:ind w:left="120"/>
             </w:pPr>
-            <w:hyperlink w:history="1" r:id="rIdphouqzwlw5i8nafklfy3n">
+            <w:hyperlink w:history="1" r:id="rIdaorts4xh_lwsfl8_3c8k4">
               <w:r>
                 <w:rPr>
                   <w:rFonts w:ascii="Arial" w:cs="Arial" w:eastAsia="Arial" w:hAnsi="Arial"/>
@@ -11001,32 +11001,32 @@
         <w:tc>
           <w:tcPr>
             <w:tcW w:type="dxa" w:w="1520"/>
-            <w:shd w:fill="F2F2F2" w:color="auto" w:val="clear"/>
-            <w:tcMar>
-              <w:top w:type="dxa" w:w="60"/>
-              <w:left w:type="dxa" w:w="120"/>
-              <w:bottom w:type="dxa" w:w="60"/>
-              <w:right w:type="dxa" w:w="120"/>
-            </w:tcMar>
-            <w:vAlign w:val="top"/>
-          </w:tcPr>
-          <w:p>
-            <w:pPr>
-              <w:spacing w:after="40" w:before="0"/>
-              <w:jc w:val="left"/>
-            </w:pPr>
-            <w:r>
-              <w:rPr>
-                <w:rFonts w:ascii="Arial" w:cs="Arial" w:eastAsia="Arial" w:hAnsi="Arial"/>
-                <w:b/>
-                <w:bCs/>
-                <w:i w:val="false"/>
-                <w:iCs w:val="false"/>
-                <w:color w:val="000000"/>
-                <w:sz w:val="18"/>
-                <w:szCs w:val="18"/>
-              </w:rPr>
-              <w:t xml:space="preserve">Phase 2 — Observe (20 minutes)</w:t>
+            <w:shd w:fill="D9EEF1" w:color="auto" w:val="clear"/>
+            <w:tcMar>
+              <w:top w:type="dxa" w:w="60"/>
+              <w:left w:type="dxa" w:w="120"/>
+              <w:bottom w:type="dxa" w:w="60"/>
+              <w:right w:type="dxa" w:w="120"/>
+            </w:tcMar>
+            <w:vAlign w:val="top"/>
+          </w:tcPr>
+          <w:p>
+            <w:pPr>
+              <w:spacing w:after="40" w:before="0"/>
+              <w:jc w:val="left"/>
+            </w:pPr>
+            <w:r>
+              <w:rPr>
+                <w:rFonts w:ascii="Arial" w:cs="Arial" w:eastAsia="Arial" w:hAnsi="Arial"/>
+                <w:b/>
+                <w:bCs/>
+                <w:i w:val="false"/>
+                <w:iCs w:val="false"/>
+                <w:color w:val="000000"/>
+                <w:sz w:val="18"/>
+                <w:szCs w:val="18"/>
+              </w:rPr>
+              <w:t xml:space="preserve">Observe Phase</w:t>
             </w:r>
           </w:p>
           <w:p>
@@ -11049,7 +11049,7 @@
             <w:pPr>
               <w:spacing w:after="20" w:before="0"/>
             </w:pPr>
-            <w:hyperlink w:history="1" r:id="rId1h2w_h05qkacgx-knuk8e">
+            <w:hyperlink w:history="1" r:id="rIdbp2jksqxzd1d9ahipg-0y">
               <w:r>
                 <w:rPr>
                   <w:rFonts w:ascii="Arial" w:cs="Arial" w:eastAsia="Arial" w:hAnsi="Arial"/>
@@ -11082,7 +11082,7 @@
               <w:spacing w:after="10" w:before="0"/>
               <w:ind w:left="120"/>
             </w:pPr>
-            <w:hyperlink w:history="1" r:id="rIdm9guldikp2fhydpm2jojt">
+            <w:hyperlink w:history="1" r:id="rIdkivaxmo3wrzzcbj7sh1oi">
               <w:r>
                 <w:rPr>
                   <w:rFonts w:ascii="Arial" w:cs="Arial" w:eastAsia="Arial" w:hAnsi="Arial"/>
@@ -11127,7 +11127,7 @@
             <w:pPr>
               <w:spacing w:after="20" w:before="0"/>
             </w:pPr>
-            <w:hyperlink w:history="1" r:id="rIdz7yoz7iwnid47uc4tagm6">
+            <w:hyperlink w:history="1" r:id="rIdzlu0r3tzaphoeouknnvn_">
               <w:r>
                 <w:rPr>
                   <w:rFonts w:ascii="Arial" w:cs="Arial" w:eastAsia="Arial" w:hAnsi="Arial"/>
@@ -11160,7 +11160,7 @@
               <w:spacing w:after="10" w:before="0"/>
               <w:ind w:left="120"/>
             </w:pPr>
-            <w:hyperlink w:history="1" r:id="rId6c9kyducx5alc-etrhp4c">
+            <w:hyperlink w:history="1" r:id="rId8ltvqzpmvf2lpadx32dod">
               <w:r>
                 <w:rPr>
                   <w:rFonts w:ascii="Arial" w:cs="Arial" w:eastAsia="Arial" w:hAnsi="Arial"/>
@@ -11307,32 +11307,32 @@
         <w:tc>
           <w:tcPr>
             <w:tcW w:type="dxa" w:w="1520"/>
-            <w:shd w:fill="F2F2F2" w:color="auto" w:val="clear"/>
-            <w:tcMar>
-              <w:top w:type="dxa" w:w="60"/>
-              <w:left w:type="dxa" w:w="120"/>
-              <w:bottom w:type="dxa" w:w="60"/>
-              <w:right w:type="dxa" w:w="120"/>
-            </w:tcMar>
-            <w:vAlign w:val="top"/>
-          </w:tcPr>
-          <w:p>
-            <w:pPr>
-              <w:spacing w:after="40" w:before="0"/>
-              <w:jc w:val="left"/>
-            </w:pPr>
-            <w:r>
-              <w:rPr>
-                <w:rFonts w:ascii="Arial" w:cs="Arial" w:eastAsia="Arial" w:hAnsi="Arial"/>
-                <w:b/>
-                <w:bCs/>
-                <w:i w:val="false"/>
-                <w:iCs w:val="false"/>
-                <w:color w:val="000000"/>
-                <w:sz w:val="18"/>
-                <w:szCs w:val="18"/>
-              </w:rPr>
-              <w:t xml:space="preserve">Phase 3 — Explain (20 minutes)</w:t>
+            <w:shd w:fill="E2EFDA" w:color="auto" w:val="clear"/>
+            <w:tcMar>
+              <w:top w:type="dxa" w:w="60"/>
+              <w:left w:type="dxa" w:w="120"/>
+              <w:bottom w:type="dxa" w:w="60"/>
+              <w:right w:type="dxa" w:w="120"/>
+            </w:tcMar>
+            <w:vAlign w:val="top"/>
+          </w:tcPr>
+          <w:p>
+            <w:pPr>
+              <w:spacing w:after="40" w:before="0"/>
+              <w:jc w:val="left"/>
+            </w:pPr>
+            <w:r>
+              <w:rPr>
+                <w:rFonts w:ascii="Arial" w:cs="Arial" w:eastAsia="Arial" w:hAnsi="Arial"/>
+                <w:b/>
+                <w:bCs/>
+                <w:i w:val="false"/>
+                <w:iCs w:val="false"/>
+                <w:color w:val="000000"/>
+                <w:sz w:val="18"/>
+                <w:szCs w:val="18"/>
+              </w:rPr>
+              <w:t xml:space="preserve">Explain Phase</w:t>
             </w:r>
           </w:p>
           <w:p>
@@ -11355,7 +11355,7 @@
             <w:pPr>
               <w:spacing w:after="20" w:before="0"/>
             </w:pPr>
-            <w:hyperlink w:history="1" r:id="rIdgfq3u9low2uygy-y20ok5">
+            <w:hyperlink w:history="1" r:id="rIdbuoqwq89hukvpt32vqtec">
               <w:r>
                 <w:rPr>
                   <w:rFonts w:ascii="Arial" w:cs="Arial" w:eastAsia="Arial" w:hAnsi="Arial"/>
@@ -11388,7 +11388,7 @@
               <w:spacing w:after="10" w:before="0"/>
               <w:ind w:left="120"/>
             </w:pPr>
-            <w:hyperlink w:history="1" r:id="rIdhoa-vtcdjw2opgykdhu26">
+            <w:hyperlink w:history="1" r:id="rIddhuwtarglg77ngckhmohz">
               <w:r>
                 <w:rPr>
                   <w:rFonts w:ascii="Arial" w:cs="Arial" w:eastAsia="Arial" w:hAnsi="Arial"/>
@@ -11433,7 +11433,7 @@
             <w:pPr>
               <w:spacing w:after="20" w:before="0"/>
             </w:pPr>
-            <w:hyperlink w:history="1" r:id="rId8cfgtlr4fdm-0m6wlc_mr">
+            <w:hyperlink w:history="1" r:id="rIdlwma9mdy_awzbkutssy2u">
               <w:r>
                 <w:rPr>
                   <w:rFonts w:ascii="Arial" w:cs="Arial" w:eastAsia="Arial" w:hAnsi="Arial"/>
@@ -11466,7 +11466,7 @@
               <w:spacing w:after="10" w:before="0"/>
               <w:ind w:left="120"/>
             </w:pPr>
-            <w:hyperlink w:history="1" r:id="rId1yflsrpvkpdeizfsenv6h">
+            <w:hyperlink w:history="1" r:id="rId-yvf1yedu-2xq2azlubkr">
               <w:r>
                 <w:rPr>
                   <w:rFonts w:ascii="Arial" w:cs="Arial" w:eastAsia="Arial" w:hAnsi="Arial"/>
@@ -11613,32 +11613,32 @@
         <w:tc>
           <w:tcPr>
             <w:tcW w:type="dxa" w:w="1520"/>
-            <w:shd w:fill="F2F2F2" w:color="auto" w:val="clear"/>
-            <w:tcMar>
-              <w:top w:type="dxa" w:w="60"/>
-              <w:left w:type="dxa" w:w="120"/>
-              <w:bottom w:type="dxa" w:w="60"/>
-              <w:right w:type="dxa" w:w="120"/>
-            </w:tcMar>
-            <w:vAlign w:val="top"/>
-          </w:tcPr>
-          <w:p>
-            <w:pPr>
-              <w:spacing w:after="40" w:before="0"/>
-              <w:jc w:val="left"/>
-            </w:pPr>
-            <w:r>
-              <w:rPr>
-                <w:rFonts w:ascii="Arial" w:cs="Arial" w:eastAsia="Arial" w:hAnsi="Arial"/>
-                <w:b/>
-                <w:bCs/>
-                <w:i w:val="false"/>
-                <w:iCs w:val="false"/>
-                <w:color w:val="000000"/>
-                <w:sz w:val="18"/>
-                <w:szCs w:val="18"/>
-              </w:rPr>
-              <w:t xml:space="preserve">Phase 4 — Driving Question Board Update (10 minutes)</w:t>
+            <w:shd w:fill="FCE4D6" w:color="auto" w:val="clear"/>
+            <w:tcMar>
+              <w:top w:type="dxa" w:w="60"/>
+              <w:left w:type="dxa" w:w="120"/>
+              <w:bottom w:type="dxa" w:w="60"/>
+              <w:right w:type="dxa" w:w="120"/>
+            </w:tcMar>
+            <w:vAlign w:val="top"/>
+          </w:tcPr>
+          <w:p>
+            <w:pPr>
+              <w:spacing w:after="40" w:before="0"/>
+              <w:jc w:val="left"/>
+            </w:pPr>
+            <w:r>
+              <w:rPr>
+                <w:rFonts w:ascii="Arial" w:cs="Arial" w:eastAsia="Arial" w:hAnsi="Arial"/>
+                <w:b/>
+                <w:bCs/>
+                <w:i w:val="false"/>
+                <w:iCs w:val="false"/>
+                <w:color w:val="000000"/>
+                <w:sz w:val="18"/>
+                <w:szCs w:val="18"/>
+              </w:rPr>
+              <w:t xml:space="preserve">Driving Question Board (DQB) Creation</w:t>
             </w:r>
           </w:p>
           <w:p>
@@ -11661,7 +11661,7 @@
             <w:pPr>
               <w:spacing w:after="20" w:before="0"/>
             </w:pPr>
-            <w:hyperlink w:history="1" r:id="rIdxmwjjdzthoaoxa8ncmo6i">
+            <w:hyperlink w:history="1" r:id="rId7qc2b7exouw-nwteli2j_">
               <w:r>
                 <w:rPr>
                   <w:rFonts w:ascii="Arial" w:cs="Arial" w:eastAsia="Arial" w:hAnsi="Arial"/>
@@ -11694,7 +11694,7 @@
               <w:spacing w:after="10" w:before="0"/>
               <w:ind w:left="120"/>
             </w:pPr>
-            <w:hyperlink w:history="1" r:id="rIds5mcblaz0o79gdquzavw6">
+            <w:hyperlink w:history="1" r:id="rId7yx3kjajtek9noglbby7g">
               <w:r>
                 <w:rPr>
                   <w:rFonts w:ascii="Arial" w:cs="Arial" w:eastAsia="Arial" w:hAnsi="Arial"/>
@@ -11739,7 +11739,7 @@
             <w:pPr>
               <w:spacing w:after="20" w:before="0"/>
             </w:pPr>
-            <w:hyperlink w:history="1" r:id="rIdddckvmotpgoxwg78vfg-f">
+            <w:hyperlink w:history="1" r:id="rIdjaa53ytnbymml_yoqblt6">
               <w:r>
                 <w:rPr>
                   <w:rFonts w:ascii="Arial" w:cs="Arial" w:eastAsia="Arial" w:hAnsi="Arial"/>
@@ -11772,7 +11772,7 @@
               <w:spacing w:after="10" w:before="0"/>
               <w:ind w:left="120"/>
             </w:pPr>
-            <w:hyperlink w:history="1" r:id="rId0vpmuvfeilcvjj4kz8s65">
+            <w:hyperlink w:history="1" r:id="rIdlxhal4nyg28_omp-oav9n">
               <w:r>
                 <w:rPr>
                   <w:rFonts w:ascii="Arial" w:cs="Arial" w:eastAsia="Arial" w:hAnsi="Arial"/>
@@ -11919,32 +11919,32 @@
         <w:tc>
           <w:tcPr>
             <w:tcW w:type="dxa" w:w="1520"/>
-            <w:shd w:fill="F2F2F2" w:color="auto" w:val="clear"/>
-            <w:tcMar>
-              <w:top w:type="dxa" w:w="60"/>
-              <w:left w:type="dxa" w:w="120"/>
-              <w:bottom w:type="dxa" w:w="60"/>
-              <w:right w:type="dxa" w:w="120"/>
-            </w:tcMar>
-            <w:vAlign w:val="top"/>
-          </w:tcPr>
-          <w:p>
-            <w:pPr>
-              <w:spacing w:after="40" w:before="0"/>
-              <w:jc w:val="left"/>
-            </w:pPr>
-            <w:r>
-              <w:rPr>
-                <w:rFonts w:ascii="Arial" w:cs="Arial" w:eastAsia="Arial" w:hAnsi="Arial"/>
-                <w:b/>
-                <w:bCs/>
-                <w:i w:val="false"/>
-                <w:iCs w:val="false"/>
-                <w:color w:val="000000"/>
-                <w:sz w:val="18"/>
-                <w:szCs w:val="18"/>
-              </w:rPr>
-              <w:t xml:space="preserve">Phase 5 — Model Building (15 minutes)</w:t>
+            <w:shd w:fill="D5E8F0" w:color="auto" w:val="clear"/>
+            <w:tcMar>
+              <w:top w:type="dxa" w:w="60"/>
+              <w:left w:type="dxa" w:w="120"/>
+              <w:bottom w:type="dxa" w:w="60"/>
+              <w:right w:type="dxa" w:w="120"/>
+            </w:tcMar>
+            <w:vAlign w:val="top"/>
+          </w:tcPr>
+          <w:p>
+            <w:pPr>
+              <w:spacing w:after="40" w:before="0"/>
+              <w:jc w:val="left"/>
+            </w:pPr>
+            <w:r>
+              <w:rPr>
+                <w:rFonts w:ascii="Arial" w:cs="Arial" w:eastAsia="Arial" w:hAnsi="Arial"/>
+                <w:b/>
+                <w:bCs/>
+                <w:i w:val="false"/>
+                <w:iCs w:val="false"/>
+                <w:color w:val="000000"/>
+                <w:sz w:val="18"/>
+                <w:szCs w:val="18"/>
+              </w:rPr>
+              <w:t xml:space="preserve">Model Building Phase</w:t>
             </w:r>
           </w:p>
           <w:p>
@@ -11967,7 +11967,7 @@
             <w:pPr>
               <w:spacing w:after="20" w:before="0"/>
             </w:pPr>
-            <w:hyperlink w:history="1" r:id="rIdl_euwrahzogq4tqjbqiq3">
+            <w:hyperlink w:history="1" r:id="rIdraaurxvkjrmuhvgpgoolk">
               <w:r>
                 <w:rPr>
                   <w:rFonts w:ascii="Arial" w:cs="Arial" w:eastAsia="Arial" w:hAnsi="Arial"/>
@@ -12000,7 +12000,7 @@
               <w:spacing w:after="10" w:before="0"/>
               <w:ind w:left="120"/>
             </w:pPr>
-            <w:hyperlink w:history="1" r:id="rIdwssgtohl_bqkd5vbnxq7e">
+            <w:hyperlink w:history="1" r:id="rIdowfh4f391dixc-6g7odla">
               <w:r>
                 <w:rPr>
                   <w:rFonts w:ascii="Arial" w:cs="Arial" w:eastAsia="Arial" w:hAnsi="Arial"/>
@@ -12045,7 +12045,7 @@
             <w:pPr>
               <w:spacing w:after="20" w:before="0"/>
             </w:pPr>
-            <w:hyperlink w:history="1" r:id="rIdtp36trhkoasc6qfgp0-pk">
+            <w:hyperlink w:history="1" r:id="rId2nvq284tunhspvgd2kgbz">
               <w:r>
                 <w:rPr>
                   <w:rFonts w:ascii="Arial" w:cs="Arial" w:eastAsia="Arial" w:hAnsi="Arial"/>
@@ -12078,7 +12078,7 @@
               <w:spacing w:after="10" w:before="0"/>
               <w:ind w:left="120"/>
             </w:pPr>
-            <w:hyperlink w:history="1" r:id="rIdbdbrin5oz62xhz8ldg7j8">
+            <w:hyperlink w:history="1" r:id="rIdrs17k7r7zkzfymgoces39">
               <w:r>
                 <w:rPr>
                   <w:rFonts w:ascii="Arial" w:cs="Arial" w:eastAsia="Arial" w:hAnsi="Arial"/>
@@ -13517,32 +13517,32 @@
         <w:tc>
           <w:tcPr>
             <w:tcW w:type="dxa" w:w="1520"/>
-            <w:shd w:fill="F2F2F2" w:color="auto" w:val="clear"/>
-            <w:tcMar>
-              <w:top w:type="dxa" w:w="60"/>
-              <w:left w:type="dxa" w:w="120"/>
-              <w:bottom w:type="dxa" w:w="60"/>
-              <w:right w:type="dxa" w:w="120"/>
-            </w:tcMar>
-            <w:vAlign w:val="top"/>
-          </w:tcPr>
-          <w:p>
-            <w:pPr>
-              <w:spacing w:after="40" w:before="0"/>
-              <w:jc w:val="left"/>
-            </w:pPr>
-            <w:r>
-              <w:rPr>
-                <w:rFonts w:ascii="Arial" w:cs="Arial" w:eastAsia="Arial" w:hAnsi="Arial"/>
-                <w:b/>
-                <w:bCs/>
-                <w:i w:val="false"/>
-                <w:iCs w:val="false"/>
-                <w:color w:val="000000"/>
-                <w:sz w:val="18"/>
-                <w:szCs w:val="18"/>
-              </w:rPr>
-              <w:t xml:space="preserve">Phase 1 — Predict (15 minutes)</w:t>
+            <w:shd w:fill="EAD1F5" w:color="auto" w:val="clear"/>
+            <w:tcMar>
+              <w:top w:type="dxa" w:w="60"/>
+              <w:left w:type="dxa" w:w="120"/>
+              <w:bottom w:type="dxa" w:w="60"/>
+              <w:right w:type="dxa" w:w="120"/>
+            </w:tcMar>
+            <w:vAlign w:val="top"/>
+          </w:tcPr>
+          <w:p>
+            <w:pPr>
+              <w:spacing w:after="40" w:before="0"/>
+              <w:jc w:val="left"/>
+            </w:pPr>
+            <w:r>
+              <w:rPr>
+                <w:rFonts w:ascii="Arial" w:cs="Arial" w:eastAsia="Arial" w:hAnsi="Arial"/>
+                <w:b/>
+                <w:bCs/>
+                <w:i w:val="false"/>
+                <w:iCs w:val="false"/>
+                <w:color w:val="000000"/>
+                <w:sz w:val="18"/>
+                <w:szCs w:val="18"/>
+              </w:rPr>
+              <w:t xml:space="preserve">Predict Phase</w:t>
             </w:r>
           </w:p>
           <w:p>
@@ -13565,7 +13565,7 @@
             <w:pPr>
               <w:spacing w:after="20" w:before="0"/>
             </w:pPr>
-            <w:hyperlink w:history="1" r:id="rIdbk7bru2kshrl9_yzoagle">
+            <w:hyperlink w:history="1" r:id="rIdg2v_0mnvjuokdyglduifh">
               <w:r>
                 <w:rPr>
                   <w:rFonts w:ascii="Arial" w:cs="Arial" w:eastAsia="Arial" w:hAnsi="Arial"/>
@@ -13598,7 +13598,7 @@
               <w:spacing w:after="10" w:before="0"/>
               <w:ind w:left="120"/>
             </w:pPr>
-            <w:hyperlink w:history="1" r:id="rId3gzzotluqj_j5je21b_3s">
+            <w:hyperlink w:history="1" r:id="rIdjawgd4ndzjj7sjeaf3nyx">
               <w:r>
                 <w:rPr>
                   <w:rFonts w:ascii="Arial" w:cs="Arial" w:eastAsia="Arial" w:hAnsi="Arial"/>
@@ -13643,7 +13643,7 @@
             <w:pPr>
               <w:spacing w:after="20" w:before="0"/>
             </w:pPr>
-            <w:hyperlink w:history="1" r:id="rId50e7sqoxdvfjt8zuu9-ys">
+            <w:hyperlink w:history="1" r:id="rIdtug_zh-prewv9xsqax6lf">
               <w:r>
                 <w:rPr>
                   <w:rFonts w:ascii="Arial" w:cs="Arial" w:eastAsia="Arial" w:hAnsi="Arial"/>
@@ -13676,7 +13676,7 @@
               <w:spacing w:after="10" w:before="0"/>
               <w:ind w:left="120"/>
             </w:pPr>
-            <w:hyperlink w:history="1" r:id="rIdzme7gygatvqjcb1ej38cy">
+            <w:hyperlink w:history="1" r:id="rIda87iojlzyzgk5nob7d_-m">
               <w:r>
                 <w:rPr>
                   <w:rFonts w:ascii="Arial" w:cs="Arial" w:eastAsia="Arial" w:hAnsi="Arial"/>
@@ -13823,32 +13823,32 @@
         <w:tc>
           <w:tcPr>
             <w:tcW w:type="dxa" w:w="1520"/>
-            <w:shd w:fill="F2F2F2" w:color="auto" w:val="clear"/>
-            <w:tcMar>
-              <w:top w:type="dxa" w:w="60"/>
-              <w:left w:type="dxa" w:w="120"/>
-              <w:bottom w:type="dxa" w:w="60"/>
-              <w:right w:type="dxa" w:w="120"/>
-            </w:tcMar>
-            <w:vAlign w:val="top"/>
-          </w:tcPr>
-          <w:p>
-            <w:pPr>
-              <w:spacing w:after="40" w:before="0"/>
-              <w:jc w:val="left"/>
-            </w:pPr>
-            <w:r>
-              <w:rPr>
-                <w:rFonts w:ascii="Arial" w:cs="Arial" w:eastAsia="Arial" w:hAnsi="Arial"/>
-                <w:b/>
-                <w:bCs/>
-                <w:i w:val="false"/>
-                <w:iCs w:val="false"/>
-                <w:color w:val="000000"/>
-                <w:sz w:val="18"/>
-                <w:szCs w:val="18"/>
-              </w:rPr>
-              <w:t xml:space="preserve">Phase 2 — Observe / Evidence-Gathering (25 minutes)</w:t>
+            <w:shd w:fill="D9EEF1" w:color="auto" w:val="clear"/>
+            <w:tcMar>
+              <w:top w:type="dxa" w:w="60"/>
+              <w:left w:type="dxa" w:w="120"/>
+              <w:bottom w:type="dxa" w:w="60"/>
+              <w:right w:type="dxa" w:w="120"/>
+            </w:tcMar>
+            <w:vAlign w:val="top"/>
+          </w:tcPr>
+          <w:p>
+            <w:pPr>
+              <w:spacing w:after="40" w:before="0"/>
+              <w:jc w:val="left"/>
+            </w:pPr>
+            <w:r>
+              <w:rPr>
+                <w:rFonts w:ascii="Arial" w:cs="Arial" w:eastAsia="Arial" w:hAnsi="Arial"/>
+                <w:b/>
+                <w:bCs/>
+                <w:i w:val="false"/>
+                <w:iCs w:val="false"/>
+                <w:color w:val="000000"/>
+                <w:sz w:val="18"/>
+                <w:szCs w:val="18"/>
+              </w:rPr>
+              <w:t xml:space="preserve">Observe Phase</w:t>
             </w:r>
           </w:p>
           <w:p>
@@ -13871,7 +13871,7 @@
             <w:pPr>
               <w:spacing w:after="20" w:before="0"/>
             </w:pPr>
-            <w:hyperlink w:history="1" r:id="rIdugv_raeb5n1fmnptftwk3">
+            <w:hyperlink w:history="1" r:id="rIdf5txhy6fbru-yveziiehg">
               <w:r>
                 <w:rPr>
                   <w:rFonts w:ascii="Arial" w:cs="Arial" w:eastAsia="Arial" w:hAnsi="Arial"/>
@@ -13904,7 +13904,7 @@
               <w:spacing w:after="10" w:before="0"/>
               <w:ind w:left="120"/>
             </w:pPr>
-            <w:hyperlink w:history="1" r:id="rIdivyhk0xqhnw3m0fa61-3q">
+            <w:hyperlink w:history="1" r:id="rIdjva0gewx78ghhyl0tdz0p">
               <w:r>
                 <w:rPr>
                   <w:rFonts w:ascii="Arial" w:cs="Arial" w:eastAsia="Arial" w:hAnsi="Arial"/>
@@ -13949,7 +13949,7 @@
             <w:pPr>
               <w:spacing w:after="20" w:before="0"/>
             </w:pPr>
-            <w:hyperlink w:history="1" r:id="rIdfvnfthczh7lxh20k0as65">
+            <w:hyperlink w:history="1" r:id="rIddknsfin5npkovzhmajmum">
               <w:r>
                 <w:rPr>
                   <w:rFonts w:ascii="Arial" w:cs="Arial" w:eastAsia="Arial" w:hAnsi="Arial"/>
@@ -13982,7 +13982,7 @@
               <w:spacing w:after="10" w:before="0"/>
               <w:ind w:left="120"/>
             </w:pPr>
-            <w:hyperlink w:history="1" r:id="rIddjz0jho2oz0orhnsh2hkb">
+            <w:hyperlink w:history="1" r:id="rIdtnlo3akqjj2xys4w09b5b">
               <w:r>
                 <w:rPr>
                   <w:rFonts w:ascii="Arial" w:cs="Arial" w:eastAsia="Arial" w:hAnsi="Arial"/>
@@ -14129,32 +14129,32 @@
         <w:tc>
           <w:tcPr>
             <w:tcW w:type="dxa" w:w="1520"/>
-            <w:shd w:fill="F2F2F2" w:color="auto" w:val="clear"/>
-            <w:tcMar>
-              <w:top w:type="dxa" w:w="60"/>
-              <w:left w:type="dxa" w:w="120"/>
-              <w:bottom w:type="dxa" w:w="60"/>
-              <w:right w:type="dxa" w:w="120"/>
-            </w:tcMar>
-            <w:vAlign w:val="top"/>
-          </w:tcPr>
-          <w:p>
-            <w:pPr>
-              <w:spacing w:after="40" w:before="0"/>
-              <w:jc w:val="left"/>
-            </w:pPr>
-            <w:r>
-              <w:rPr>
-                <w:rFonts w:ascii="Arial" w:cs="Arial" w:eastAsia="Arial" w:hAnsi="Arial"/>
-                <w:b/>
-                <w:bCs/>
-                <w:i w:val="false"/>
-                <w:iCs w:val="false"/>
-                <w:color w:val="000000"/>
-                <w:sz w:val="18"/>
-                <w:szCs w:val="18"/>
-              </w:rPr>
-              <w:t xml:space="preserve">Phase 3 — Explain / Sensemaking (20 minutes)</w:t>
+            <w:shd w:fill="E2EFDA" w:color="auto" w:val="clear"/>
+            <w:tcMar>
+              <w:top w:type="dxa" w:w="60"/>
+              <w:left w:type="dxa" w:w="120"/>
+              <w:bottom w:type="dxa" w:w="60"/>
+              <w:right w:type="dxa" w:w="120"/>
+            </w:tcMar>
+            <w:vAlign w:val="top"/>
+          </w:tcPr>
+          <w:p>
+            <w:pPr>
+              <w:spacing w:after="40" w:before="0"/>
+              <w:jc w:val="left"/>
+            </w:pPr>
+            <w:r>
+              <w:rPr>
+                <w:rFonts w:ascii="Arial" w:cs="Arial" w:eastAsia="Arial" w:hAnsi="Arial"/>
+                <w:b/>
+                <w:bCs/>
+                <w:i w:val="false"/>
+                <w:iCs w:val="false"/>
+                <w:color w:val="000000"/>
+                <w:sz w:val="18"/>
+                <w:szCs w:val="18"/>
+              </w:rPr>
+              <w:t xml:space="preserve">Explain Phase</w:t>
             </w:r>
           </w:p>
           <w:p>
@@ -14177,7 +14177,7 @@
             <w:pPr>
               <w:spacing w:after="20" w:before="0"/>
             </w:pPr>
-            <w:hyperlink w:history="1" r:id="rIdgtqvy143_gehcdbdrm3j6">
+            <w:hyperlink w:history="1" r:id="rIdur4cmxdsqygr7mbqazhh7">
               <w:r>
                 <w:rPr>
                   <w:rFonts w:ascii="Arial" w:cs="Arial" w:eastAsia="Arial" w:hAnsi="Arial"/>
@@ -14210,7 +14210,7 @@
               <w:spacing w:after="10" w:before="0"/>
               <w:ind w:left="120"/>
             </w:pPr>
-            <w:hyperlink w:history="1" r:id="rIdpfcsgtjmbflpqli6kyhst">
+            <w:hyperlink w:history="1" r:id="rIdwrvc9tv8dyztxd_uo4t87">
               <w:r>
                 <w:rPr>
                   <w:rFonts w:ascii="Arial" w:cs="Arial" w:eastAsia="Arial" w:hAnsi="Arial"/>
@@ -14255,7 +14255,7 @@
             <w:pPr>
               <w:spacing w:after="20" w:before="0"/>
             </w:pPr>
-            <w:hyperlink w:history="1" r:id="rIdsf9ierjfrlxfkgjoiafoo">
+            <w:hyperlink w:history="1" r:id="rIdyphotnubb6orvtls0gffp">
               <w:r>
                 <w:rPr>
                   <w:rFonts w:ascii="Arial" w:cs="Arial" w:eastAsia="Arial" w:hAnsi="Arial"/>
@@ -14288,7 +14288,7 @@
               <w:spacing w:after="10" w:before="0"/>
               <w:ind w:left="120"/>
             </w:pPr>
-            <w:hyperlink w:history="1" r:id="rId1pmv-tixwi5o0d5tdhomm">
+            <w:hyperlink w:history="1" r:id="rIdd0sdmii43d6eibzc8twn6">
               <w:r>
                 <w:rPr>
                   <w:rFonts w:ascii="Arial" w:cs="Arial" w:eastAsia="Arial" w:hAnsi="Arial"/>
@@ -14435,32 +14435,32 @@
         <w:tc>
           <w:tcPr>
             <w:tcW w:type="dxa" w:w="1520"/>
-            <w:shd w:fill="F2F2F2" w:color="auto" w:val="clear"/>
-            <w:tcMar>
-              <w:top w:type="dxa" w:w="60"/>
-              <w:left w:type="dxa" w:w="120"/>
-              <w:bottom w:type="dxa" w:w="60"/>
-              <w:right w:type="dxa" w:w="120"/>
-            </w:tcMar>
-            <w:vAlign w:val="top"/>
-          </w:tcPr>
-          <w:p>
-            <w:pPr>
-              <w:spacing w:after="40" w:before="0"/>
-              <w:jc w:val="left"/>
-            </w:pPr>
-            <w:r>
-              <w:rPr>
-                <w:rFonts w:ascii="Arial" w:cs="Arial" w:eastAsia="Arial" w:hAnsi="Arial"/>
-                <w:b/>
-                <w:bCs/>
-                <w:i w:val="false"/>
-                <w:iCs w:val="false"/>
-                <w:color w:val="000000"/>
-                <w:sz w:val="18"/>
-                <w:szCs w:val="18"/>
-              </w:rPr>
-              <w:t xml:space="preserve">Phase 4 — Driving Question Board Update (8 minutes)</w:t>
+            <w:shd w:fill="FCE4D6" w:color="auto" w:val="clear"/>
+            <w:tcMar>
+              <w:top w:type="dxa" w:w="60"/>
+              <w:left w:type="dxa" w:w="120"/>
+              <w:bottom w:type="dxa" w:w="60"/>
+              <w:right w:type="dxa" w:w="120"/>
+            </w:tcMar>
+            <w:vAlign w:val="top"/>
+          </w:tcPr>
+          <w:p>
+            <w:pPr>
+              <w:spacing w:after="40" w:before="0"/>
+              <w:jc w:val="left"/>
+            </w:pPr>
+            <w:r>
+              <w:rPr>
+                <w:rFonts w:ascii="Arial" w:cs="Arial" w:eastAsia="Arial" w:hAnsi="Arial"/>
+                <w:b/>
+                <w:bCs/>
+                <w:i w:val="false"/>
+                <w:iCs w:val="false"/>
+                <w:color w:val="000000"/>
+                <w:sz w:val="18"/>
+                <w:szCs w:val="18"/>
+              </w:rPr>
+              <w:t xml:space="preserve">Driving Question Board (DQB) Creation</w:t>
             </w:r>
           </w:p>
           <w:p>
@@ -14483,7 +14483,7 @@
             <w:pPr>
               <w:spacing w:after="20" w:before="0"/>
             </w:pPr>
-            <w:hyperlink w:history="1" r:id="rIdxfzhvjs81sirusp5ak0f_">
+            <w:hyperlink w:history="1" r:id="rIdexxi_qr3yw-pn3botmijq">
               <w:r>
                 <w:rPr>
                   <w:rFonts w:ascii="Arial" w:cs="Arial" w:eastAsia="Arial" w:hAnsi="Arial"/>
@@ -14516,7 +14516,7 @@
               <w:spacing w:after="10" w:before="0"/>
               <w:ind w:left="120"/>
             </w:pPr>
-            <w:hyperlink w:history="1" r:id="rId6o-clxtutgyxdz38icndv">
+            <w:hyperlink w:history="1" r:id="rIda44v0-yghfjyddfchitla">
               <w:r>
                 <w:rPr>
                   <w:rFonts w:ascii="Arial" w:cs="Arial" w:eastAsia="Arial" w:hAnsi="Arial"/>
@@ -14561,7 +14561,7 @@
             <w:pPr>
               <w:spacing w:after="20" w:before="0"/>
             </w:pPr>
-            <w:hyperlink w:history="1" r:id="rIdhxkk3biwlgz9jruq2kh5j">
+            <w:hyperlink w:history="1" r:id="rId_ld3o3qkyrmfbkhkgucso">
               <w:r>
                 <w:rPr>
                   <w:rFonts w:ascii="Arial" w:cs="Arial" w:eastAsia="Arial" w:hAnsi="Arial"/>
@@ -14594,7 +14594,7 @@
               <w:spacing w:after="10" w:before="0"/>
               <w:ind w:left="120"/>
             </w:pPr>
-            <w:hyperlink w:history="1" r:id="rId6n8y6kz6eo-ul33y_mego">
+            <w:hyperlink w:history="1" r:id="rIdhhjbmchgbwdudiku_ymia">
               <w:r>
                 <w:rPr>
                   <w:rFonts w:ascii="Arial" w:cs="Arial" w:eastAsia="Arial" w:hAnsi="Arial"/>
@@ -14741,32 +14741,32 @@
         <w:tc>
           <w:tcPr>
             <w:tcW w:type="dxa" w:w="1520"/>
-            <w:shd w:fill="F2F2F2" w:color="auto" w:val="clear"/>
-            <w:tcMar>
-              <w:top w:type="dxa" w:w="60"/>
-              <w:left w:type="dxa" w:w="120"/>
-              <w:bottom w:type="dxa" w:w="60"/>
-              <w:right w:type="dxa" w:w="120"/>
-            </w:tcMar>
-            <w:vAlign w:val="top"/>
-          </w:tcPr>
-          <w:p>
-            <w:pPr>
-              <w:spacing w:after="40" w:before="0"/>
-              <w:jc w:val="left"/>
-            </w:pPr>
-            <w:r>
-              <w:rPr>
-                <w:rFonts w:ascii="Arial" w:cs="Arial" w:eastAsia="Arial" w:hAnsi="Arial"/>
-                <w:b/>
-                <w:bCs/>
-                <w:i w:val="false"/>
-                <w:iCs w:val="false"/>
-                <w:color w:val="000000"/>
-                <w:sz w:val="18"/>
-                <w:szCs w:val="18"/>
-              </w:rPr>
-              <w:t xml:space="preserve">Phase 5 — Model Building / Revision (12 minutes)</w:t>
+            <w:shd w:fill="D5E8F0" w:color="auto" w:val="clear"/>
+            <w:tcMar>
+              <w:top w:type="dxa" w:w="60"/>
+              <w:left w:type="dxa" w:w="120"/>
+              <w:bottom w:type="dxa" w:w="60"/>
+              <w:right w:type="dxa" w:w="120"/>
+            </w:tcMar>
+            <w:vAlign w:val="top"/>
+          </w:tcPr>
+          <w:p>
+            <w:pPr>
+              <w:spacing w:after="40" w:before="0"/>
+              <w:jc w:val="left"/>
+            </w:pPr>
+            <w:r>
+              <w:rPr>
+                <w:rFonts w:ascii="Arial" w:cs="Arial" w:eastAsia="Arial" w:hAnsi="Arial"/>
+                <w:b/>
+                <w:bCs/>
+                <w:i w:val="false"/>
+                <w:iCs w:val="false"/>
+                <w:color w:val="000000"/>
+                <w:sz w:val="18"/>
+                <w:szCs w:val="18"/>
+              </w:rPr>
+              <w:t xml:space="preserve">Model Building Phase</w:t>
             </w:r>
           </w:p>
           <w:p>
@@ -14789,7 +14789,7 @@
             <w:pPr>
               <w:spacing w:after="20" w:before="0"/>
             </w:pPr>
-            <w:hyperlink w:history="1" r:id="rIdf2mzxtekcqorqjp3ttqyv">
+            <w:hyperlink w:history="1" r:id="rIdquxhno2clskbdzntbra1y">
               <w:r>
                 <w:rPr>
                   <w:rFonts w:ascii="Arial" w:cs="Arial" w:eastAsia="Arial" w:hAnsi="Arial"/>
@@ -14822,7 +14822,7 @@
               <w:spacing w:after="10" w:before="0"/>
               <w:ind w:left="120"/>
             </w:pPr>
-            <w:hyperlink w:history="1" r:id="rId_pkqq367bipvf5f0r5n4c">
+            <w:hyperlink w:history="1" r:id="rIdogo1hg9ovyxegxydgaul4">
               <w:r>
                 <w:rPr>
                   <w:rFonts w:ascii="Arial" w:cs="Arial" w:eastAsia="Arial" w:hAnsi="Arial"/>
@@ -14867,7 +14867,7 @@
             <w:pPr>
               <w:spacing w:after="20" w:before="0"/>
             </w:pPr>
-            <w:hyperlink w:history="1" r:id="rIdiifztg3144jtibs8gje9k">
+            <w:hyperlink w:history="1" r:id="rIdtnovgy5icee7ahqik1jgy">
               <w:r>
                 <w:rPr>
                   <w:rFonts w:ascii="Arial" w:cs="Arial" w:eastAsia="Arial" w:hAnsi="Arial"/>
@@ -14900,7 +14900,7 @@
               <w:spacing w:after="10" w:before="0"/>
               <w:ind w:left="120"/>
             </w:pPr>
-            <w:hyperlink w:history="1" r:id="rIdwxz3nvcparblmtwdxqmbr">
+            <w:hyperlink w:history="1" r:id="rIdzcjseypgxwxjdrwrleqy1">
               <w:r>
                 <w:rPr>
                   <w:rFonts w:ascii="Arial" w:cs="Arial" w:eastAsia="Arial" w:hAnsi="Arial"/>
@@ -15995,7 +15995,25 @@
             </w:tcMar>
             <w:vAlign w:val="top"/>
           </w:tcPr>
-          <w:p/>
+          <w:p>
+            <w:pPr>
+              <w:spacing w:after="40" w:before="0"/>
+              <w:jc w:val="left"/>
+            </w:pPr>
+            <w:r>
+              <w:rPr>
+                <w:rFonts w:ascii="Arial" w:cs="Arial" w:eastAsia="Arial" w:hAnsi="Arial"/>
+                <w:b w:val="false"/>
+                <w:bCs w:val="false"/>
+                <w:i w:val="false"/>
+                <w:iCs w:val="false"/>
+                <w:color w:val="000000"/>
+                <w:sz w:val="18"/>
+                <w:szCs w:val="18"/>
+              </w:rPr>
+              <w:t xml:space="preserve">Ensure clay lumps are secured to boxes before tilting to prevent unexpected falling objects. Students should keep feet clear of the table edge during tipping tests. The Nairobi crane case-study card contains accident imagery; preview with sensitivity and remind students the focus is engineering analysis, not graphic content.</w:t>
+            </w:r>
+          </w:p>
         </w:tc>
       </w:tr>
     </w:tbl>
@@ -16369,7 +16387,7 @@
             <w:pPr>
               <w:spacing w:after="20" w:before="0"/>
             </w:pPr>
-            <w:hyperlink w:history="1" r:id="rId2wn23hfxr2dweco1dmauc">
+            <w:hyperlink w:history="1" r:id="rId2qfqwlljonekxh5yhlbaz">
               <w:r>
                 <w:rPr>
                   <w:rFonts w:ascii="Arial" w:cs="Arial" w:eastAsia="Arial" w:hAnsi="Arial"/>
@@ -16402,7 +16420,7 @@
               <w:spacing w:after="10" w:before="0"/>
               <w:ind w:left="120"/>
             </w:pPr>
-            <w:hyperlink w:history="1" r:id="rIdggk_dp3cmgyvz3sagqj4f">
+            <w:hyperlink w:history="1" r:id="rIdwadxkmc7xnoihotqebvbz">
               <w:r>
                 <w:rPr>
                   <w:rFonts w:ascii="Arial" w:cs="Arial" w:eastAsia="Arial" w:hAnsi="Arial"/>
@@ -16447,7 +16465,7 @@
             <w:pPr>
               <w:spacing w:after="20" w:before="0"/>
             </w:pPr>
-            <w:hyperlink w:history="1" r:id="rIdvmtg4voeeipq76rpb7umu">
+            <w:hyperlink w:history="1" r:id="rId9rmglqvfm_puk_oyr2gdz">
               <w:r>
                 <w:rPr>
                   <w:rFonts w:ascii="Arial" w:cs="Arial" w:eastAsia="Arial" w:hAnsi="Arial"/>
@@ -16480,7 +16498,7 @@
               <w:spacing w:after="10" w:before="0"/>
               <w:ind w:left="120"/>
             </w:pPr>
-            <w:hyperlink w:history="1" r:id="rIdawpbk2cmkji1f2xw3oyq_">
+            <w:hyperlink w:history="1" r:id="rIdsl_kmugkmr5alhuwz7z_p">
               <w:r>
                 <w:rPr>
                   <w:rFonts w:ascii="Arial" w:cs="Arial" w:eastAsia="Arial" w:hAnsi="Arial"/>
@@ -16675,7 +16693,7 @@
             <w:pPr>
               <w:spacing w:after="20" w:before="0"/>
             </w:pPr>
-            <w:hyperlink w:history="1" r:id="rIdg53wkojhmozlja4fo4kgi">
+            <w:hyperlink w:history="1" r:id="rIdiebv2dp7o2ey1cxcb8hqt">
               <w:r>
                 <w:rPr>
                   <w:rFonts w:ascii="Arial" w:cs="Arial" w:eastAsia="Arial" w:hAnsi="Arial"/>
@@ -16708,7 +16726,7 @@
               <w:spacing w:after="10" w:before="0"/>
               <w:ind w:left="120"/>
             </w:pPr>
-            <w:hyperlink w:history="1" r:id="rIdvkf7xaycxbo71xfndztdt">
+            <w:hyperlink w:history="1" r:id="rIdyyikvx6uaxexsqaoc6moj">
               <w:r>
                 <w:rPr>
                   <w:rFonts w:ascii="Arial" w:cs="Arial" w:eastAsia="Arial" w:hAnsi="Arial"/>
@@ -16753,7 +16771,7 @@
             <w:pPr>
               <w:spacing w:after="20" w:before="0"/>
             </w:pPr>
-            <w:hyperlink w:history="1" r:id="rIdcbgrfjlhe005_v7egpnvv">
+            <w:hyperlink w:history="1" r:id="rIdjgs5yvp1ejkfdoz5zxpff">
               <w:r>
                 <w:rPr>
                   <w:rFonts w:ascii="Arial" w:cs="Arial" w:eastAsia="Arial" w:hAnsi="Arial"/>
@@ -16786,7 +16804,7 @@
               <w:spacing w:after="10" w:before="0"/>
               <w:ind w:left="120"/>
             </w:pPr>
-            <w:hyperlink w:history="1" r:id="rIdn_mwxyyw9lu19ypandlk7">
+            <w:hyperlink w:history="1" r:id="rIdwcp7s4xpxzfnb3qhyuv83">
               <w:r>
                 <w:rPr>
                   <w:rFonts w:ascii="Arial" w:cs="Arial" w:eastAsia="Arial" w:hAnsi="Arial"/>
@@ -16981,7 +16999,7 @@
             <w:pPr>
               <w:spacing w:after="20" w:before="0"/>
             </w:pPr>
-            <w:hyperlink w:history="1" r:id="rIdkbk6iyec1vtbrehnfr01g">
+            <w:hyperlink w:history="1" r:id="rIdeg1vw--mgurbapftmgmrd">
               <w:r>
                 <w:rPr>
                   <w:rFonts w:ascii="Arial" w:cs="Arial" w:eastAsia="Arial" w:hAnsi="Arial"/>
@@ -17014,7 +17032,7 @@
               <w:spacing w:after="10" w:before="0"/>
               <w:ind w:left="120"/>
             </w:pPr>
-            <w:hyperlink w:history="1" r:id="rIdmsulnfobcai1l-se7nb67">
+            <w:hyperlink w:history="1" r:id="rIdgvrrgshg_fr5bihx74tnf">
               <w:r>
                 <w:rPr>
                   <w:rFonts w:ascii="Arial" w:cs="Arial" w:eastAsia="Arial" w:hAnsi="Arial"/>
@@ -17059,7 +17077,7 @@
             <w:pPr>
               <w:spacing w:after="20" w:before="0"/>
             </w:pPr>
-            <w:hyperlink w:history="1" r:id="rIdxj0e2dtjpbuh3mzvz6ivi">
+            <w:hyperlink w:history="1" r:id="rIdyvlnksdysrl-p4lor8mn_">
               <w:r>
                 <w:rPr>
                   <w:rFonts w:ascii="Arial" w:cs="Arial" w:eastAsia="Arial" w:hAnsi="Arial"/>
@@ -17092,7 +17110,7 @@
               <w:spacing w:after="10" w:before="0"/>
               <w:ind w:left="120"/>
             </w:pPr>
-            <w:hyperlink w:history="1" r:id="rIddngv_p-pgeob-nfy8o5np">
+            <w:hyperlink w:history="1" r:id="rId9kcml1f-rz7-_ukncgyad">
               <w:r>
                 <w:rPr>
                   <w:rFonts w:ascii="Arial" w:cs="Arial" w:eastAsia="Arial" w:hAnsi="Arial"/>
@@ -17287,7 +17305,7 @@
             <w:pPr>
               <w:spacing w:after="20" w:before="0"/>
             </w:pPr>
-            <w:hyperlink w:history="1" r:id="rId1opurhplyhmqpea1vmzqh">
+            <w:hyperlink w:history="1" r:id="rIdkjdj99syvf49a8ypbxn0v">
               <w:r>
                 <w:rPr>
                   <w:rFonts w:ascii="Arial" w:cs="Arial" w:eastAsia="Arial" w:hAnsi="Arial"/>
@@ -17320,7 +17338,7 @@
               <w:spacing w:after="10" w:before="0"/>
               <w:ind w:left="120"/>
             </w:pPr>
-            <w:hyperlink w:history="1" r:id="rId8fnirno5rjr6kdmxb5m2x">
+            <w:hyperlink w:history="1" r:id="rIdeloaexigit8yerbrdad-5">
               <w:r>
                 <w:rPr>
                   <w:rFonts w:ascii="Arial" w:cs="Arial" w:eastAsia="Arial" w:hAnsi="Arial"/>
@@ -17365,7 +17383,7 @@
             <w:pPr>
               <w:spacing w:after="20" w:before="0"/>
             </w:pPr>
-            <w:hyperlink w:history="1" r:id="rIdtfbrgdkqpmlndkoabauwa">
+            <w:hyperlink w:history="1" r:id="rIdgvlddmnfrnr_otcny6uwj">
               <w:r>
                 <w:rPr>
                   <w:rFonts w:ascii="Arial" w:cs="Arial" w:eastAsia="Arial" w:hAnsi="Arial"/>
@@ -17398,7 +17416,7 @@
               <w:spacing w:after="10" w:before="0"/>
               <w:ind w:left="120"/>
             </w:pPr>
-            <w:hyperlink w:history="1" r:id="rId0l93st3qzp-fgm-gfjq64">
+            <w:hyperlink w:history="1" r:id="rIdrs_d915c-rlhxgszcearh">
               <w:r>
                 <w:rPr>
                   <w:rFonts w:ascii="Arial" w:cs="Arial" w:eastAsia="Arial" w:hAnsi="Arial"/>
@@ -17593,7 +17611,7 @@
             <w:pPr>
               <w:spacing w:after="20" w:before="0"/>
             </w:pPr>
-            <w:hyperlink w:history="1" r:id="rIde2doqyrezku-sny9f3upw">
+            <w:hyperlink w:history="1" r:id="rIdxu7dqgvz6iqmg4iix-vcq">
               <w:r>
                 <w:rPr>
                   <w:rFonts w:ascii="Arial" w:cs="Arial" w:eastAsia="Arial" w:hAnsi="Arial"/>
@@ -17626,7 +17644,7 @@
               <w:spacing w:after="10" w:before="0"/>
               <w:ind w:left="120"/>
             </w:pPr>
-            <w:hyperlink w:history="1" r:id="rId4tkybugsfowyc8uo6q7s2">
+            <w:hyperlink w:history="1" r:id="rIda04wvjw1jths_bqf9p8xp">
               <w:r>
                 <w:rPr>
                   <w:rFonts w:ascii="Arial" w:cs="Arial" w:eastAsia="Arial" w:hAnsi="Arial"/>
@@ -17671,7 +17689,7 @@
             <w:pPr>
               <w:spacing w:after="20" w:before="0"/>
             </w:pPr>
-            <w:hyperlink w:history="1" r:id="rId3kdfxki5yllktjxzdsehl">
+            <w:hyperlink w:history="1" r:id="rId0cde_f0gaffahkzlv7-1v">
               <w:r>
                 <w:rPr>
                   <w:rFonts w:ascii="Arial" w:cs="Arial" w:eastAsia="Arial" w:hAnsi="Arial"/>
@@ -17704,7 +17722,7 @@
               <w:spacing w:after="10" w:before="0"/>
               <w:ind w:left="120"/>
             </w:pPr>
-            <w:hyperlink w:history="1" r:id="rIdbpq2ymq5untv9fj47fx3g">
+            <w:hyperlink w:history="1" r:id="rIdt4eah5qp86oprvdn1knvq">
               <w:r>
                 <w:rPr>
                   <w:rFonts w:ascii="Arial" w:cs="Arial" w:eastAsia="Arial" w:hAnsi="Arial"/>
@@ -18799,7 +18817,25 @@
             </w:tcMar>
             <w:vAlign w:val="top"/>
           </w:tcPr>
-          <w:p/>
+          <w:p>
+            <w:pPr>
+              <w:spacing w:after="40" w:before="0"/>
+              <w:jc w:val="left"/>
+            </w:pPr>
+            <w:r>
+              <w:rPr>
+                <w:rFonts w:ascii="Arial" w:cs="Arial" w:eastAsia="Arial" w:hAnsi="Arial"/>
+                <w:b w:val="false"/>
+                <w:bCs w:val="false"/>
+                <w:i w:val="false"/>
+                <w:iCs w:val="false"/>
+                <w:color w:val="000000"/>
+                <w:sz w:val="18"/>
+                <w:szCs w:val="18"/>
+              </w:rPr>
+              <w:t xml:space="preserve">No hazardous chemicals. If physical props (stool, jerrycan) are used for demonstration, ensure the demonstration area is clear of students. Supervise any stacking of objects. Students with physical disabilities should be seated with clear sightlines to demonstration and presentation areas.</w:t>
+            </w:r>
+          </w:p>
         </w:tc>
       </w:tr>
     </w:tbl>
@@ -19173,7 +19209,7 @@
             <w:pPr>
               <w:spacing w:after="20" w:before="0"/>
             </w:pPr>
-            <w:hyperlink w:history="1" r:id="rIda-efngdkouir117fx_vnj">
+            <w:hyperlink w:history="1" r:id="rIdlpze0lk4iw3hl9ficpfkg">
               <w:r>
                 <w:rPr>
                   <w:rFonts w:ascii="Arial" w:cs="Arial" w:eastAsia="Arial" w:hAnsi="Arial"/>
@@ -19206,7 +19242,7 @@
               <w:spacing w:after="10" w:before="0"/>
               <w:ind w:left="120"/>
             </w:pPr>
-            <w:hyperlink w:history="1" r:id="rIdbb65t3eli-jcpvdzdclzi">
+            <w:hyperlink w:history="1" r:id="rIdh0uwi4m1sy7bz2ohljo7a">
               <w:r>
                 <w:rPr>
                   <w:rFonts w:ascii="Arial" w:cs="Arial" w:eastAsia="Arial" w:hAnsi="Arial"/>
@@ -19251,7 +19287,7 @@
             <w:pPr>
               <w:spacing w:after="20" w:before="0"/>
             </w:pPr>
-            <w:hyperlink w:history="1" r:id="rId6gynqx8ad22iridc6gxs4">
+            <w:hyperlink w:history="1" r:id="rIdykes2pgy9_lq1ao89aijr">
               <w:r>
                 <w:rPr>
                   <w:rFonts w:ascii="Arial" w:cs="Arial" w:eastAsia="Arial" w:hAnsi="Arial"/>
@@ -19284,7 +19320,7 @@
               <w:spacing w:after="10" w:before="0"/>
               <w:ind w:left="120"/>
             </w:pPr>
-            <w:hyperlink w:history="1" r:id="rIdfykqqt4fq_j30rahom8ci">
+            <w:hyperlink w:history="1" r:id="rIdqedusamuqer-tzlch5atc">
               <w:r>
                 <w:rPr>
                   <w:rFonts w:ascii="Arial" w:cs="Arial" w:eastAsia="Arial" w:hAnsi="Arial"/>
@@ -19479,7 +19515,7 @@
             <w:pPr>
               <w:spacing w:after="20" w:before="0"/>
             </w:pPr>
-            <w:hyperlink w:history="1" r:id="rIdrfrsbe3ro0osihcpx64ct">
+            <w:hyperlink w:history="1" r:id="rIdpupmu3n2-9ghlk_s7sp1k">
               <w:r>
                 <w:rPr>
                   <w:rFonts w:ascii="Arial" w:cs="Arial" w:eastAsia="Arial" w:hAnsi="Arial"/>
@@ -19512,7 +19548,7 @@
               <w:spacing w:after="10" w:before="0"/>
               <w:ind w:left="120"/>
             </w:pPr>
-            <w:hyperlink w:history="1" r:id="rIdsg_svq2dmlzdz4bqhxxgh">
+            <w:hyperlink w:history="1" r:id="rIdr8igfbz3tr_hw7shd5ilh">
               <w:r>
                 <w:rPr>
                   <w:rFonts w:ascii="Arial" w:cs="Arial" w:eastAsia="Arial" w:hAnsi="Arial"/>
@@ -19557,7 +19593,7 @@
             <w:pPr>
               <w:spacing w:after="20" w:before="0"/>
             </w:pPr>
-            <w:hyperlink w:history="1" r:id="rIdtupnxnbozbnr4avac9f8p">
+            <w:hyperlink w:history="1" r:id="rId1houvxyo5my-5mey3uuzh">
               <w:r>
                 <w:rPr>
                   <w:rFonts w:ascii="Arial" w:cs="Arial" w:eastAsia="Arial" w:hAnsi="Arial"/>
@@ -19590,7 +19626,7 @@
               <w:spacing w:after="10" w:before="0"/>
               <w:ind w:left="120"/>
             </w:pPr>
-            <w:hyperlink w:history="1" r:id="rId9qjurcidljud_alsl80ex">
+            <w:hyperlink w:history="1" r:id="rId-rhya46r5zpekmolndwdv">
               <w:r>
                 <w:rPr>
                   <w:rFonts w:ascii="Arial" w:cs="Arial" w:eastAsia="Arial" w:hAnsi="Arial"/>
@@ -19785,7 +19821,7 @@
             <w:pPr>
               <w:spacing w:after="20" w:before="0"/>
             </w:pPr>
-            <w:hyperlink w:history="1" r:id="rIdpojkng3qjlatuolxsxz-a">
+            <w:hyperlink w:history="1" r:id="rIdrpuyzlvezxl3beh1wowel">
               <w:r>
                 <w:rPr>
                   <w:rFonts w:ascii="Arial" w:cs="Arial" w:eastAsia="Arial" w:hAnsi="Arial"/>
@@ -19818,7 +19854,7 @@
               <w:spacing w:after="10" w:before="0"/>
               <w:ind w:left="120"/>
             </w:pPr>
-            <w:hyperlink w:history="1" r:id="rIdqtsi65dqdtco3urtwzdlg">
+            <w:hyperlink w:history="1" r:id="rIdlwaa-varenb_xocbs6qog">
               <w:r>
                 <w:rPr>
                   <w:rFonts w:ascii="Arial" w:cs="Arial" w:eastAsia="Arial" w:hAnsi="Arial"/>
@@ -19863,7 +19899,7 @@
             <w:pPr>
               <w:spacing w:after="20" w:before="0"/>
             </w:pPr>
-            <w:hyperlink w:history="1" r:id="rIdjgdy5orffjfto3rwwvwq3">
+            <w:hyperlink w:history="1" r:id="rIdlyb6gufeh6ippwmvgrgsk">
               <w:r>
                 <w:rPr>
                   <w:rFonts w:ascii="Arial" w:cs="Arial" w:eastAsia="Arial" w:hAnsi="Arial"/>
@@ -19896,7 +19932,7 @@
               <w:spacing w:after="10" w:before="0"/>
               <w:ind w:left="120"/>
             </w:pPr>
-            <w:hyperlink w:history="1" r:id="rId9jlwmpw5jpzniea78zd2q">
+            <w:hyperlink w:history="1" r:id="rIdy9khoftmrpgbkjcd370ff">
               <w:r>
                 <w:rPr>
                   <w:rFonts w:ascii="Arial" w:cs="Arial" w:eastAsia="Arial" w:hAnsi="Arial"/>
@@ -20091,7 +20127,7 @@
             <w:pPr>
               <w:spacing w:after="20" w:before="0"/>
             </w:pPr>
-            <w:hyperlink w:history="1" r:id="rIdt15sx6q7gr8ritv4gqqa8">
+            <w:hyperlink w:history="1" r:id="rId_zahfdl8vhd_nkcbrsvvh">
               <w:r>
                 <w:rPr>
                   <w:rFonts w:ascii="Arial" w:cs="Arial" w:eastAsia="Arial" w:hAnsi="Arial"/>
@@ -20124,7 +20160,7 @@
               <w:spacing w:after="10" w:before="0"/>
               <w:ind w:left="120"/>
             </w:pPr>
-            <w:hyperlink w:history="1" r:id="rIdd0h7xy329p8tbohwmjwum">
+            <w:hyperlink w:history="1" r:id="rId9d6eendatdlq-xjnmfk8q">
               <w:r>
                 <w:rPr>
                   <w:rFonts w:ascii="Arial" w:cs="Arial" w:eastAsia="Arial" w:hAnsi="Arial"/>
@@ -20169,7 +20205,7 @@
             <w:pPr>
               <w:spacing w:after="20" w:before="0"/>
             </w:pPr>
-            <w:hyperlink w:history="1" r:id="rId_eatucfjcumte17geyic4">
+            <w:hyperlink w:history="1" r:id="rId-xs8zfhe1-ddj8xjpdfih">
               <w:r>
                 <w:rPr>
                   <w:rFonts w:ascii="Arial" w:cs="Arial" w:eastAsia="Arial" w:hAnsi="Arial"/>
@@ -20202,7 +20238,7 @@
               <w:spacing w:after="10" w:before="0"/>
               <w:ind w:left="120"/>
             </w:pPr>
-            <w:hyperlink w:history="1" r:id="rIdjdsgevuelof40xczkine7">
+            <w:hyperlink w:history="1" r:id="rIdrj4ckmunywudpjoctbwlx">
               <w:r>
                 <w:rPr>
                   <w:rFonts w:ascii="Arial" w:cs="Arial" w:eastAsia="Arial" w:hAnsi="Arial"/>
@@ -20397,7 +20433,7 @@
             <w:pPr>
               <w:spacing w:after="20" w:before="0"/>
             </w:pPr>
-            <w:hyperlink w:history="1" r:id="rIdb1jair8aybimhflu_5tuh">
+            <w:hyperlink w:history="1" r:id="rIdvle8a2kzz4zrilcqcdlp6">
               <w:r>
                 <w:rPr>
                   <w:rFonts w:ascii="Arial" w:cs="Arial" w:eastAsia="Arial" w:hAnsi="Arial"/>
@@ -20430,7 +20466,7 @@
               <w:spacing w:after="10" w:before="0"/>
               <w:ind w:left="120"/>
             </w:pPr>
-            <w:hyperlink w:history="1" r:id="rId1wcrrll4hpgzzlxqtury5">
+            <w:hyperlink w:history="1" r:id="rIdtzx5axnadidqtxf0ita35">
               <w:r>
                 <w:rPr>
                   <w:rFonts w:ascii="Arial" w:cs="Arial" w:eastAsia="Arial" w:hAnsi="Arial"/>
@@ -20475,7 +20511,7 @@
             <w:pPr>
               <w:spacing w:after="20" w:before="0"/>
             </w:pPr>
-            <w:hyperlink w:history="1" r:id="rIdckatgx69b38vafxubums4">
+            <w:hyperlink w:history="1" r:id="rIddky-tlv6x0arxmreknp2b">
               <w:r>
                 <w:rPr>
                   <w:rFonts w:ascii="Arial" w:cs="Arial" w:eastAsia="Arial" w:hAnsi="Arial"/>
@@ -20508,7 +20544,7 @@
               <w:spacing w:after="10" w:before="0"/>
               <w:ind w:left="120"/>
             </w:pPr>
-            <w:hyperlink w:history="1" r:id="rIdrb3fp8htlf7y-rpuww3ep">
+            <w:hyperlink w:history="1" r:id="rIddbcrafkziek7uw4ggtisj">
               <w:r>
                 <w:rPr>
                   <w:rFonts w:ascii="Arial" w:cs="Arial" w:eastAsia="Arial" w:hAnsi="Arial"/>

--- a/data/outputs/v2/Physics/SS1.5_Moments_of_Equilibrium/Physics_Moments_of_Equilibrium_CBE_LessonSequence.docx
+++ b/data/outputs/v2/Physics/SS1.5_Moments_of_Equilibrium/Physics_Moments_of_Equilibrium_CBE_LessonSequence.docx
@@ -3359,7 +3359,7 @@
             <w:pPr>
               <w:spacing w:after="20" w:before="0"/>
             </w:pPr>
-            <w:hyperlink w:history="1" r:id="rId2b_pgpsdwf_b4zdcffptc">
+            <w:hyperlink w:history="1" r:id="rId19llr6xvxgb32xb5amdme">
               <w:r>
                 <w:rPr>
                   <w:rFonts w:ascii="Arial" w:cs="Arial" w:eastAsia="Arial" w:hAnsi="Arial"/>
@@ -3392,7 +3392,7 @@
               <w:spacing w:after="10" w:before="0"/>
               <w:ind w:left="120"/>
             </w:pPr>
-            <w:hyperlink w:history="1" r:id="rIdnxumvuypadxnl79hlun4n">
+            <w:hyperlink w:history="1" r:id="rIdzztus4d6araikierebmm3">
               <w:r>
                 <w:rPr>
                   <w:rFonts w:ascii="Arial" w:cs="Arial" w:eastAsia="Arial" w:hAnsi="Arial"/>
@@ -3437,7 +3437,7 @@
             <w:pPr>
               <w:spacing w:after="20" w:before="0"/>
             </w:pPr>
-            <w:hyperlink w:history="1" r:id="rId-zfum2f1di3ftn7fuj7vp">
+            <w:hyperlink w:history="1" r:id="rIdezvdgstpsaii4qpwdfhyd">
               <w:r>
                 <w:rPr>
                   <w:rFonts w:ascii="Arial" w:cs="Arial" w:eastAsia="Arial" w:hAnsi="Arial"/>
@@ -3470,7 +3470,7 @@
               <w:spacing w:after="10" w:before="0"/>
               <w:ind w:left="120"/>
             </w:pPr>
-            <w:hyperlink w:history="1" r:id="rId04auq30l7rj0-kpek1d0h">
+            <w:hyperlink w:history="1" r:id="rIdhzeyfeo0uqsvfybo0bs8x">
               <w:r>
                 <w:rPr>
                   <w:rFonts w:ascii="Arial" w:cs="Arial" w:eastAsia="Arial" w:hAnsi="Arial"/>
@@ -3819,7 +3819,7 @@
             <w:pPr>
               <w:spacing w:after="20" w:before="0"/>
             </w:pPr>
-            <w:hyperlink w:history="1" r:id="rIdfutb7sux0htxu1jrvc-cd">
+            <w:hyperlink w:history="1" r:id="rIdyjrzeeysznxvg16rwy6yx">
               <w:r>
                 <w:rPr>
                   <w:rFonts w:ascii="Arial" w:cs="Arial" w:eastAsia="Arial" w:hAnsi="Arial"/>
@@ -3852,7 +3852,7 @@
               <w:spacing w:after="10" w:before="0"/>
               <w:ind w:left="120"/>
             </w:pPr>
-            <w:hyperlink w:history="1" r:id="rIdhhwmrlcio1xmqte9tojry">
+            <w:hyperlink w:history="1" r:id="rIdz97zehacuh85o0nm2vwor">
               <w:r>
                 <w:rPr>
                   <w:rFonts w:ascii="Arial" w:cs="Arial" w:eastAsia="Arial" w:hAnsi="Arial"/>
@@ -3897,7 +3897,7 @@
             <w:pPr>
               <w:spacing w:after="20" w:before="0"/>
             </w:pPr>
-            <w:hyperlink w:history="1" r:id="rId1bt0gdi2mtlyoqeaeip-s">
+            <w:hyperlink w:history="1" r:id="rIda3r1lxzqbr66p1h_a5rsr">
               <w:r>
                 <w:rPr>
                   <w:rFonts w:ascii="Arial" w:cs="Arial" w:eastAsia="Arial" w:hAnsi="Arial"/>
@@ -3930,7 +3930,7 @@
               <w:spacing w:after="10" w:before="0"/>
               <w:ind w:left="120"/>
             </w:pPr>
-            <w:hyperlink w:history="1" r:id="rIdoou2sj-gpmdaaee5p-9pn">
+            <w:hyperlink w:history="1" r:id="rIdnmlxxrf6bm0-kxum_shyw">
               <w:r>
                 <w:rPr>
                   <w:rFonts w:ascii="Arial" w:cs="Arial" w:eastAsia="Arial" w:hAnsi="Arial"/>
@@ -4432,7 +4432,7 @@
             <w:pPr>
               <w:spacing w:after="20" w:before="0"/>
             </w:pPr>
-            <w:hyperlink w:history="1" r:id="rIddly2tgnowmho4d_0lzrfn">
+            <w:hyperlink w:history="1" r:id="rId7zk075byazvassr2erp_i">
               <w:r>
                 <w:rPr>
                   <w:rFonts w:ascii="Arial" w:cs="Arial" w:eastAsia="Arial" w:hAnsi="Arial"/>
@@ -4465,7 +4465,7 @@
               <w:spacing w:after="10" w:before="0"/>
               <w:ind w:left="120"/>
             </w:pPr>
-            <w:hyperlink w:history="1" r:id="rIdr-4otwrvahcdwmal6qsan">
+            <w:hyperlink w:history="1" r:id="rIdwplylurqe3zucdh0glctu">
               <w:r>
                 <w:rPr>
                   <w:rFonts w:ascii="Arial" w:cs="Arial" w:eastAsia="Arial" w:hAnsi="Arial"/>
@@ -4510,7 +4510,7 @@
             <w:pPr>
               <w:spacing w:after="20" w:before="0"/>
             </w:pPr>
-            <w:hyperlink w:history="1" r:id="rIdk6kmq87yobtdzjonmzlff">
+            <w:hyperlink w:history="1" r:id="rIdj5fpxndmdckfbcuim-5lm">
               <w:r>
                 <w:rPr>
                   <w:rFonts w:ascii="Arial" w:cs="Arial" w:eastAsia="Arial" w:hAnsi="Arial"/>
@@ -4543,7 +4543,7 @@
               <w:spacing w:after="10" w:before="0"/>
               <w:ind w:left="120"/>
             </w:pPr>
-            <w:hyperlink w:history="1" r:id="rIdbgbqpmypvlnoqqzjowpc0">
+            <w:hyperlink w:history="1" r:id="rIdz7wxkws22trpx6ojyhsyg">
               <w:r>
                 <w:rPr>
                   <w:rFonts w:ascii="Arial" w:cs="Arial" w:eastAsia="Arial" w:hAnsi="Arial"/>
@@ -5141,7 +5141,7 @@
             <w:pPr>
               <w:spacing w:after="20" w:before="0"/>
             </w:pPr>
-            <w:hyperlink w:history="1" r:id="rId-5icowaz91rtvmhydg6l7">
+            <w:hyperlink w:history="1" r:id="rIdb58xura-n-fhfigstokh-">
               <w:r>
                 <w:rPr>
                   <w:rFonts w:ascii="Arial" w:cs="Arial" w:eastAsia="Arial" w:hAnsi="Arial"/>
@@ -5174,7 +5174,7 @@
               <w:spacing w:after="10" w:before="0"/>
               <w:ind w:left="120"/>
             </w:pPr>
-            <w:hyperlink w:history="1" r:id="rId0okswvgkad38mc9jm_a4f">
+            <w:hyperlink w:history="1" r:id="rIdqbapie7fxmtgdwd61nonf">
               <w:r>
                 <w:rPr>
                   <w:rFonts w:ascii="Arial" w:cs="Arial" w:eastAsia="Arial" w:hAnsi="Arial"/>
@@ -5219,7 +5219,7 @@
             <w:pPr>
               <w:spacing w:after="20" w:before="0"/>
             </w:pPr>
-            <w:hyperlink w:history="1" r:id="rIdemljtx8jwecfwytzc_dhi">
+            <w:hyperlink w:history="1" r:id="rIdg3re4tcr2us3bbjnbse90">
               <w:r>
                 <w:rPr>
                   <w:rFonts w:ascii="Arial" w:cs="Arial" w:eastAsia="Arial" w:hAnsi="Arial"/>
@@ -5252,7 +5252,7 @@
               <w:spacing w:after="10" w:before="0"/>
               <w:ind w:left="120"/>
             </w:pPr>
-            <w:hyperlink w:history="1" r:id="rIds-1rnad_hxb4ujru4h_h8">
+            <w:hyperlink w:history="1" r:id="rIdvolmhfcvfygj6mcoflvye">
               <w:r>
                 <w:rPr>
                   <w:rFonts w:ascii="Arial" w:cs="Arial" w:eastAsia="Arial" w:hAnsi="Arial"/>
@@ -5582,7 +5582,7 @@
             <w:pPr>
               <w:spacing w:after="20" w:before="0"/>
             </w:pPr>
-            <w:hyperlink w:history="1" r:id="rIdiuwuxhznei33qwnd9vmk8">
+            <w:hyperlink w:history="1" r:id="rId75mxttvb-zgbueglo1lx1">
               <w:r>
                 <w:rPr>
                   <w:rFonts w:ascii="Arial" w:cs="Arial" w:eastAsia="Arial" w:hAnsi="Arial"/>
@@ -5615,7 +5615,7 @@
               <w:spacing w:after="10" w:before="0"/>
               <w:ind w:left="120"/>
             </w:pPr>
-            <w:hyperlink w:history="1" r:id="rIdprj7lbyn5rt_mxxe-wv5q">
+            <w:hyperlink w:history="1" r:id="rIdkikpucokhlveaop8k2ocx">
               <w:r>
                 <w:rPr>
                   <w:rFonts w:ascii="Arial" w:cs="Arial" w:eastAsia="Arial" w:hAnsi="Arial"/>
@@ -5660,7 +5660,7 @@
             <w:pPr>
               <w:spacing w:after="20" w:before="0"/>
             </w:pPr>
-            <w:hyperlink w:history="1" r:id="rIdebkgb2kxujmvmliuquvvm">
+            <w:hyperlink w:history="1" r:id="rIdjzvfvu3ersffq9nr441iz">
               <w:r>
                 <w:rPr>
                   <w:rFonts w:ascii="Arial" w:cs="Arial" w:eastAsia="Arial" w:hAnsi="Arial"/>
@@ -5693,7 +5693,7 @@
               <w:spacing w:after="10" w:before="0"/>
               <w:ind w:left="120"/>
             </w:pPr>
-            <w:hyperlink w:history="1" r:id="rIdsj3cwto9ulrrryci0uhiy">
+            <w:hyperlink w:history="1" r:id="rIdtepien7jtpuqpxptvpisy">
               <w:r>
                 <w:rPr>
                   <w:rFonts w:ascii="Arial" w:cs="Arial" w:eastAsia="Arial" w:hAnsi="Arial"/>
@@ -7522,7 +7522,7 @@
             <w:pPr>
               <w:spacing w:after="20" w:before="0"/>
             </w:pPr>
-            <w:hyperlink w:history="1" r:id="rIdom1mfp8zrqmm2salufrds">
+            <w:hyperlink w:history="1" r:id="rIdjqoc5ksn18szccwmhajsc">
               <w:r>
                 <w:rPr>
                   <w:rFonts w:ascii="Arial" w:cs="Arial" w:eastAsia="Arial" w:hAnsi="Arial"/>
@@ -7555,7 +7555,7 @@
               <w:spacing w:after="10" w:before="0"/>
               <w:ind w:left="120"/>
             </w:pPr>
-            <w:hyperlink w:history="1" r:id="rIdakwrgjflxsnrjg7e_3bbf">
+            <w:hyperlink w:history="1" r:id="rIdolwyo457mfwaw3ej4x3r1">
               <w:r>
                 <w:rPr>
                   <w:rFonts w:ascii="Arial" w:cs="Arial" w:eastAsia="Arial" w:hAnsi="Arial"/>
@@ -7600,7 +7600,7 @@
             <w:pPr>
               <w:spacing w:after="20" w:before="0"/>
             </w:pPr>
-            <w:hyperlink w:history="1" r:id="rIdar8skd2wofhknj_ucwub9">
+            <w:hyperlink w:history="1" r:id="rIdlqqei0w7y9fukgsnb3qmi">
               <w:r>
                 <w:rPr>
                   <w:rFonts w:ascii="Arial" w:cs="Arial" w:eastAsia="Arial" w:hAnsi="Arial"/>
@@ -7633,7 +7633,7 @@
               <w:spacing w:after="10" w:before="0"/>
               <w:ind w:left="120"/>
             </w:pPr>
-            <w:hyperlink w:history="1" r:id="rIdhmkqtjpehklw-lyjnmjob">
+            <w:hyperlink w:history="1" r:id="rIdaqcey4t9-bgzoluaxhqpl">
               <w:r>
                 <w:rPr>
                   <w:rFonts w:ascii="Arial" w:cs="Arial" w:eastAsia="Arial" w:hAnsi="Arial"/>
@@ -7885,7 +7885,7 @@
             <w:pPr>
               <w:spacing w:after="20" w:before="0"/>
             </w:pPr>
-            <w:hyperlink w:history="1" r:id="rIdcrabpxwkqfiqophd8imck">
+            <w:hyperlink w:history="1" r:id="rIdmazphcqljogswmbd7fh_o">
               <w:r>
                 <w:rPr>
                   <w:rFonts w:ascii="Arial" w:cs="Arial" w:eastAsia="Arial" w:hAnsi="Arial"/>
@@ -7918,7 +7918,7 @@
               <w:spacing w:after="10" w:before="0"/>
               <w:ind w:left="120"/>
             </w:pPr>
-            <w:hyperlink w:history="1" r:id="rIdv2rbj54hm7uvbg-t_ldll">
+            <w:hyperlink w:history="1" r:id="rIdhxf1rsdh-x73hrweuruqp">
               <w:r>
                 <w:rPr>
                   <w:rFonts w:ascii="Arial" w:cs="Arial" w:eastAsia="Arial" w:hAnsi="Arial"/>
@@ -7963,7 +7963,7 @@
             <w:pPr>
               <w:spacing w:after="20" w:before="0"/>
             </w:pPr>
-            <w:hyperlink w:history="1" r:id="rIdyitov8woqhr3iseonvxmk">
+            <w:hyperlink w:history="1" r:id="rId6msxml_duo9pz269c70qp">
               <w:r>
                 <w:rPr>
                   <w:rFonts w:ascii="Arial" w:cs="Arial" w:eastAsia="Arial" w:hAnsi="Arial"/>
@@ -7996,7 +7996,7 @@
               <w:spacing w:after="10" w:before="0"/>
               <w:ind w:left="120"/>
             </w:pPr>
-            <w:hyperlink w:history="1" r:id="rIdl9msrsunvaynhuldg2krn">
+            <w:hyperlink w:history="1" r:id="rIdv5d-kms80hfqp7devl9rw">
               <w:r>
                 <w:rPr>
                   <w:rFonts w:ascii="Arial" w:cs="Arial" w:eastAsia="Arial" w:hAnsi="Arial"/>
@@ -8267,7 +8267,7 @@
             <w:pPr>
               <w:spacing w:after="20" w:before="0"/>
             </w:pPr>
-            <w:hyperlink w:history="1" r:id="rIdr03d7_9cuy8mlywkcbktx">
+            <w:hyperlink w:history="1" r:id="rIdl8fldxeyu-8ys0cih2t2x">
               <w:r>
                 <w:rPr>
                   <w:rFonts w:ascii="Arial" w:cs="Arial" w:eastAsia="Arial" w:hAnsi="Arial"/>
@@ -8300,7 +8300,7 @@
               <w:spacing w:after="10" w:before="0"/>
               <w:ind w:left="120"/>
             </w:pPr>
-            <w:hyperlink w:history="1" r:id="rIdwxlbd7ghfrf2tl2yb0ztg">
+            <w:hyperlink w:history="1" r:id="rId2nkbtotg7tfsrzlaypild">
               <w:r>
                 <w:rPr>
                   <w:rFonts w:ascii="Arial" w:cs="Arial" w:eastAsia="Arial" w:hAnsi="Arial"/>
@@ -8345,7 +8345,7 @@
             <w:pPr>
               <w:spacing w:after="20" w:before="0"/>
             </w:pPr>
-            <w:hyperlink w:history="1" r:id="rIdxamoui-zh1t4r792aftt6">
+            <w:hyperlink w:history="1" r:id="rIdscf5-t1ol5lbepf0u3bei">
               <w:r>
                 <w:rPr>
                   <w:rFonts w:ascii="Arial" w:cs="Arial" w:eastAsia="Arial" w:hAnsi="Arial"/>
@@ -8378,7 +8378,7 @@
               <w:spacing w:after="10" w:before="0"/>
               <w:ind w:left="120"/>
             </w:pPr>
-            <w:hyperlink w:history="1" r:id="rIdrjuthiurxbfvklakudzv4">
+            <w:hyperlink w:history="1" r:id="rIdp8qvd1apj1g7zv-ooqgp8">
               <w:r>
                 <w:rPr>
                   <w:rFonts w:ascii="Arial" w:cs="Arial" w:eastAsia="Arial" w:hAnsi="Arial"/>
@@ -8687,7 +8687,7 @@
             <w:pPr>
               <w:spacing w:after="20" w:before="0"/>
             </w:pPr>
-            <w:hyperlink w:history="1" r:id="rIdxc3ffrg4mit5qjvq_vnua">
+            <w:hyperlink w:history="1" r:id="rId7yn1fquvdzfiqcuwpjqhi">
               <w:r>
                 <w:rPr>
                   <w:rFonts w:ascii="Arial" w:cs="Arial" w:eastAsia="Arial" w:hAnsi="Arial"/>
@@ -8720,7 +8720,7 @@
               <w:spacing w:after="10" w:before="0"/>
               <w:ind w:left="120"/>
             </w:pPr>
-            <w:hyperlink w:history="1" r:id="rId1ejfyeou9nlwqpnroazj-">
+            <w:hyperlink w:history="1" r:id="rIdl153f4qnimh540flstw7j">
               <w:r>
                 <w:rPr>
                   <w:rFonts w:ascii="Arial" w:cs="Arial" w:eastAsia="Arial" w:hAnsi="Arial"/>
@@ -8765,7 +8765,7 @@
             <w:pPr>
               <w:spacing w:after="20" w:before="0"/>
             </w:pPr>
-            <w:hyperlink w:history="1" r:id="rIdxckqocovbo8eovom821c5">
+            <w:hyperlink w:history="1" r:id="rIdukjs0cjcingcxxu4c0yxi">
               <w:r>
                 <w:rPr>
                   <w:rFonts w:ascii="Arial" w:cs="Arial" w:eastAsia="Arial" w:hAnsi="Arial"/>
@@ -8798,7 +8798,7 @@
               <w:spacing w:after="10" w:before="0"/>
               <w:ind w:left="120"/>
             </w:pPr>
-            <w:hyperlink w:history="1" r:id="rIdjbbemm58aa4dzfb8g_iyx">
+            <w:hyperlink w:history="1" r:id="rIdwanrqdmyy84br4kwiubnt">
               <w:r>
                 <w:rPr>
                   <w:rFonts w:ascii="Arial" w:cs="Arial" w:eastAsia="Arial" w:hAnsi="Arial"/>
@@ -9069,7 +9069,7 @@
             <w:pPr>
               <w:spacing w:after="20" w:before="0"/>
             </w:pPr>
-            <w:hyperlink w:history="1" r:id="rIdspsoflwk1nh7ueahkltbj">
+            <w:hyperlink w:history="1" r:id="rIdwrstfat69nddfd2skfwxu">
               <w:r>
                 <w:rPr>
                   <w:rFonts w:ascii="Arial" w:cs="Arial" w:eastAsia="Arial" w:hAnsi="Arial"/>
@@ -9102,7 +9102,7 @@
               <w:spacing w:after="10" w:before="0"/>
               <w:ind w:left="120"/>
             </w:pPr>
-            <w:hyperlink w:history="1" r:id="rId4tvmc1mdczx7upoaduejf">
+            <w:hyperlink w:history="1" r:id="rId9yo-jxe3-iwkblpysbvtq">
               <w:r>
                 <w:rPr>
                   <w:rFonts w:ascii="Arial" w:cs="Arial" w:eastAsia="Arial" w:hAnsi="Arial"/>
@@ -9147,7 +9147,7 @@
             <w:pPr>
               <w:spacing w:after="20" w:before="0"/>
             </w:pPr>
-            <w:hyperlink w:history="1" r:id="rIdjllbd_ea4v4kph5o1sizs">
+            <w:hyperlink w:history="1" r:id="rIdrp0dnus468k3oktbv9mpz">
               <w:r>
                 <w:rPr>
                   <w:rFonts w:ascii="Arial" w:cs="Arial" w:eastAsia="Arial" w:hAnsi="Arial"/>
@@ -9180,7 +9180,7 @@
               <w:spacing w:after="10" w:before="0"/>
               <w:ind w:left="120"/>
             </w:pPr>
-            <w:hyperlink w:history="1" r:id="rIdrtzechg-5qaki2iuva3b6">
+            <w:hyperlink w:history="1" r:id="rIde1debimyfndf3fdhpgkcc">
               <w:r>
                 <w:rPr>
                   <w:rFonts w:ascii="Arial" w:cs="Arial" w:eastAsia="Arial" w:hAnsi="Arial"/>
@@ -10743,7 +10743,7 @@
             <w:pPr>
               <w:spacing w:after="20" w:before="0"/>
             </w:pPr>
-            <w:hyperlink w:history="1" r:id="rId3hmy1wg2fdsb-b7xcvlqa">
+            <w:hyperlink w:history="1" r:id="rIdjzgb_vu_3fqnqdyetaxi0">
               <w:r>
                 <w:rPr>
                   <w:rFonts w:ascii="Arial" w:cs="Arial" w:eastAsia="Arial" w:hAnsi="Arial"/>
@@ -10776,7 +10776,7 @@
               <w:spacing w:after="10" w:before="0"/>
               <w:ind w:left="120"/>
             </w:pPr>
-            <w:hyperlink w:history="1" r:id="rIdvlxyqapaqk4f9xjggqpdc">
+            <w:hyperlink w:history="1" r:id="rIdyo5oim1exrqbdybr8mbj_">
               <w:r>
                 <w:rPr>
                   <w:rFonts w:ascii="Arial" w:cs="Arial" w:eastAsia="Arial" w:hAnsi="Arial"/>
@@ -10821,7 +10821,7 @@
             <w:pPr>
               <w:spacing w:after="20" w:before="0"/>
             </w:pPr>
-            <w:hyperlink w:history="1" r:id="rIdmf1la312ctj9xemc738bp">
+            <w:hyperlink w:history="1" r:id="rIdmu73tzfy3cop87lh7ogy7">
               <w:r>
                 <w:rPr>
                   <w:rFonts w:ascii="Arial" w:cs="Arial" w:eastAsia="Arial" w:hAnsi="Arial"/>
@@ -10854,7 +10854,7 @@
               <w:spacing w:after="10" w:before="0"/>
               <w:ind w:left="120"/>
             </w:pPr>
-            <w:hyperlink w:history="1" r:id="rIdaorts4xh_lwsfl8_3c8k4">
+            <w:hyperlink w:history="1" r:id="rIdjy3yryoywa0uhoroyp7h1">
               <w:r>
                 <w:rPr>
                   <w:rFonts w:ascii="Arial" w:cs="Arial" w:eastAsia="Arial" w:hAnsi="Arial"/>
@@ -11049,7 +11049,7 @@
             <w:pPr>
               <w:spacing w:after="20" w:before="0"/>
             </w:pPr>
-            <w:hyperlink w:history="1" r:id="rIdbp2jksqxzd1d9ahipg-0y">
+            <w:hyperlink w:history="1" r:id="rIdvoiz637okn4-9yq3ic5xs">
               <w:r>
                 <w:rPr>
                   <w:rFonts w:ascii="Arial" w:cs="Arial" w:eastAsia="Arial" w:hAnsi="Arial"/>
@@ -11082,7 +11082,7 @@
               <w:spacing w:after="10" w:before="0"/>
               <w:ind w:left="120"/>
             </w:pPr>
-            <w:hyperlink w:history="1" r:id="rIdkivaxmo3wrzzcbj7sh1oi">
+            <w:hyperlink w:history="1" r:id="rIdd7r8b3_zdxonsn86fa01t">
               <w:r>
                 <w:rPr>
                   <w:rFonts w:ascii="Arial" w:cs="Arial" w:eastAsia="Arial" w:hAnsi="Arial"/>
@@ -11127,7 +11127,7 @@
             <w:pPr>
               <w:spacing w:after="20" w:before="0"/>
             </w:pPr>
-            <w:hyperlink w:history="1" r:id="rIdzlu0r3tzaphoeouknnvn_">
+            <w:hyperlink w:history="1" r:id="rId7iua3lrd86pgmem3zhzlm">
               <w:r>
                 <w:rPr>
                   <w:rFonts w:ascii="Arial" w:cs="Arial" w:eastAsia="Arial" w:hAnsi="Arial"/>
@@ -11160,7 +11160,7 @@
               <w:spacing w:after="10" w:before="0"/>
               <w:ind w:left="120"/>
             </w:pPr>
-            <w:hyperlink w:history="1" r:id="rId8ltvqzpmvf2lpadx32dod">
+            <w:hyperlink w:history="1" r:id="rIdevmjd5d9k5lumkyz06vqo">
               <w:r>
                 <w:rPr>
                   <w:rFonts w:ascii="Arial" w:cs="Arial" w:eastAsia="Arial" w:hAnsi="Arial"/>
@@ -11355,7 +11355,7 @@
             <w:pPr>
               <w:spacing w:after="20" w:before="0"/>
             </w:pPr>
-            <w:hyperlink w:history="1" r:id="rIdbuoqwq89hukvpt32vqtec">
+            <w:hyperlink w:history="1" r:id="rId8gnz4uvb3o3mgmp6ea1ol">
               <w:r>
                 <w:rPr>
                   <w:rFonts w:ascii="Arial" w:cs="Arial" w:eastAsia="Arial" w:hAnsi="Arial"/>
@@ -11388,7 +11388,7 @@
               <w:spacing w:after="10" w:before="0"/>
               <w:ind w:left="120"/>
             </w:pPr>
-            <w:hyperlink w:history="1" r:id="rIddhuwtarglg77ngckhmohz">
+            <w:hyperlink w:history="1" r:id="rIdpseske8vc9kjv1br1ouyp">
               <w:r>
                 <w:rPr>
                   <w:rFonts w:ascii="Arial" w:cs="Arial" w:eastAsia="Arial" w:hAnsi="Arial"/>
@@ -11433,7 +11433,7 @@
             <w:pPr>
               <w:spacing w:after="20" w:before="0"/>
             </w:pPr>
-            <w:hyperlink w:history="1" r:id="rIdlwma9mdy_awzbkutssy2u">
+            <w:hyperlink w:history="1" r:id="rIdusnxrkiue7pvb1mqa7s3q">
               <w:r>
                 <w:rPr>
                   <w:rFonts w:ascii="Arial" w:cs="Arial" w:eastAsia="Arial" w:hAnsi="Arial"/>
@@ -11466,7 +11466,7 @@
               <w:spacing w:after="10" w:before="0"/>
               <w:ind w:left="120"/>
             </w:pPr>
-            <w:hyperlink w:history="1" r:id="rId-yvf1yedu-2xq2azlubkr">
+            <w:hyperlink w:history="1" r:id="rIdsly94gvts7ygp5pae_0um">
               <w:r>
                 <w:rPr>
                   <w:rFonts w:ascii="Arial" w:cs="Arial" w:eastAsia="Arial" w:hAnsi="Arial"/>
@@ -11661,7 +11661,7 @@
             <w:pPr>
               <w:spacing w:after="20" w:before="0"/>
             </w:pPr>
-            <w:hyperlink w:history="1" r:id="rId7qc2b7exouw-nwteli2j_">
+            <w:hyperlink w:history="1" r:id="rIdti3fgz3qnyx0qylg6rskz">
               <w:r>
                 <w:rPr>
                   <w:rFonts w:ascii="Arial" w:cs="Arial" w:eastAsia="Arial" w:hAnsi="Arial"/>
@@ -11694,7 +11694,7 @@
               <w:spacing w:after="10" w:before="0"/>
               <w:ind w:left="120"/>
             </w:pPr>
-            <w:hyperlink w:history="1" r:id="rId7yx3kjajtek9noglbby7g">
+            <w:hyperlink w:history="1" r:id="rIdinom_eyqlbp82holekql4">
               <w:r>
                 <w:rPr>
                   <w:rFonts w:ascii="Arial" w:cs="Arial" w:eastAsia="Arial" w:hAnsi="Arial"/>
@@ -11739,7 +11739,7 @@
             <w:pPr>
               <w:spacing w:after="20" w:before="0"/>
             </w:pPr>
-            <w:hyperlink w:history="1" r:id="rIdjaa53ytnbymml_yoqblt6">
+            <w:hyperlink w:history="1" r:id="rIdeuoupp4fjjs8na0cc9vmy">
               <w:r>
                 <w:rPr>
                   <w:rFonts w:ascii="Arial" w:cs="Arial" w:eastAsia="Arial" w:hAnsi="Arial"/>
@@ -11772,7 +11772,7 @@
               <w:spacing w:after="10" w:before="0"/>
               <w:ind w:left="120"/>
             </w:pPr>
-            <w:hyperlink w:history="1" r:id="rIdlxhal4nyg28_omp-oav9n">
+            <w:hyperlink w:history="1" r:id="rIdoesvzyvvljc-kbmuerd9y">
               <w:r>
                 <w:rPr>
                   <w:rFonts w:ascii="Arial" w:cs="Arial" w:eastAsia="Arial" w:hAnsi="Arial"/>
@@ -11967,7 +11967,7 @@
             <w:pPr>
               <w:spacing w:after="20" w:before="0"/>
             </w:pPr>
-            <w:hyperlink w:history="1" r:id="rIdraaurxvkjrmuhvgpgoolk">
+            <w:hyperlink w:history="1" r:id="rIdochmneeigpfjfzgo3zijy">
               <w:r>
                 <w:rPr>
                   <w:rFonts w:ascii="Arial" w:cs="Arial" w:eastAsia="Arial" w:hAnsi="Arial"/>
@@ -12000,7 +12000,7 @@
               <w:spacing w:after="10" w:before="0"/>
               <w:ind w:left="120"/>
             </w:pPr>
-            <w:hyperlink w:history="1" r:id="rIdowfh4f391dixc-6g7odla">
+            <w:hyperlink w:history="1" r:id="rIdrq0rtfud3uggncnbryxoq">
               <w:r>
                 <w:rPr>
                   <w:rFonts w:ascii="Arial" w:cs="Arial" w:eastAsia="Arial" w:hAnsi="Arial"/>
@@ -12045,7 +12045,7 @@
             <w:pPr>
               <w:spacing w:after="20" w:before="0"/>
             </w:pPr>
-            <w:hyperlink w:history="1" r:id="rId2nvq284tunhspvgd2kgbz">
+            <w:hyperlink w:history="1" r:id="rIdhd8b0my9bqjgipc-z2pbj">
               <w:r>
                 <w:rPr>
                   <w:rFonts w:ascii="Arial" w:cs="Arial" w:eastAsia="Arial" w:hAnsi="Arial"/>
@@ -12078,7 +12078,7 @@
               <w:spacing w:after="10" w:before="0"/>
               <w:ind w:left="120"/>
             </w:pPr>
-            <w:hyperlink w:history="1" r:id="rIdrs17k7r7zkzfymgoces39">
+            <w:hyperlink w:history="1" r:id="rIda0bwal2jfvlzzvndlbvsb">
               <w:r>
                 <w:rPr>
                   <w:rFonts w:ascii="Arial" w:cs="Arial" w:eastAsia="Arial" w:hAnsi="Arial"/>
@@ -13565,7 +13565,7 @@
             <w:pPr>
               <w:spacing w:after="20" w:before="0"/>
             </w:pPr>
-            <w:hyperlink w:history="1" r:id="rIdg2v_0mnvjuokdyglduifh">
+            <w:hyperlink w:history="1" r:id="rIdwswafogeebrpzybzcomcm">
               <w:r>
                 <w:rPr>
                   <w:rFonts w:ascii="Arial" w:cs="Arial" w:eastAsia="Arial" w:hAnsi="Arial"/>
@@ -13598,7 +13598,7 @@
               <w:spacing w:after="10" w:before="0"/>
               <w:ind w:left="120"/>
             </w:pPr>
-            <w:hyperlink w:history="1" r:id="rIdjawgd4ndzjj7sjeaf3nyx">
+            <w:hyperlink w:history="1" r:id="rIdnjrgyedrcbkaujhdqzue5">
               <w:r>
                 <w:rPr>
                   <w:rFonts w:ascii="Arial" w:cs="Arial" w:eastAsia="Arial" w:hAnsi="Arial"/>
@@ -13643,7 +13643,7 @@
             <w:pPr>
               <w:spacing w:after="20" w:before="0"/>
             </w:pPr>
-            <w:hyperlink w:history="1" r:id="rIdtug_zh-prewv9xsqax6lf">
+            <w:hyperlink w:history="1" r:id="rIdkwsovq58ztlheyzg4ezf4">
               <w:r>
                 <w:rPr>
                   <w:rFonts w:ascii="Arial" w:cs="Arial" w:eastAsia="Arial" w:hAnsi="Arial"/>
@@ -13676,7 +13676,7 @@
               <w:spacing w:after="10" w:before="0"/>
               <w:ind w:left="120"/>
             </w:pPr>
-            <w:hyperlink w:history="1" r:id="rIda87iojlzyzgk5nob7d_-m">
+            <w:hyperlink w:history="1" r:id="rIdnmon0itluornjgatgusl2">
               <w:r>
                 <w:rPr>
                   <w:rFonts w:ascii="Arial" w:cs="Arial" w:eastAsia="Arial" w:hAnsi="Arial"/>
@@ -13871,7 +13871,7 @@
             <w:pPr>
               <w:spacing w:after="20" w:before="0"/>
             </w:pPr>
-            <w:hyperlink w:history="1" r:id="rIdf5txhy6fbru-yveziiehg">
+            <w:hyperlink w:history="1" r:id="rIdfwcsx9sb0ti_upsw9kmx5">
               <w:r>
                 <w:rPr>
                   <w:rFonts w:ascii="Arial" w:cs="Arial" w:eastAsia="Arial" w:hAnsi="Arial"/>
@@ -13904,7 +13904,7 @@
               <w:spacing w:after="10" w:before="0"/>
               <w:ind w:left="120"/>
             </w:pPr>
-            <w:hyperlink w:history="1" r:id="rIdjva0gewx78ghhyl0tdz0p">
+            <w:hyperlink w:history="1" r:id="rIdnga_riufu5tvxb5rtnidm">
               <w:r>
                 <w:rPr>
                   <w:rFonts w:ascii="Arial" w:cs="Arial" w:eastAsia="Arial" w:hAnsi="Arial"/>
@@ -13949,7 +13949,7 @@
             <w:pPr>
               <w:spacing w:after="20" w:before="0"/>
             </w:pPr>
-            <w:hyperlink w:history="1" r:id="rIddknsfin5npkovzhmajmum">
+            <w:hyperlink w:history="1" r:id="rId28sklco1pj5ixarldlzm1">
               <w:r>
                 <w:rPr>
                   <w:rFonts w:ascii="Arial" w:cs="Arial" w:eastAsia="Arial" w:hAnsi="Arial"/>
@@ -13982,7 +13982,7 @@
               <w:spacing w:after="10" w:before="0"/>
               <w:ind w:left="120"/>
             </w:pPr>
-            <w:hyperlink w:history="1" r:id="rIdtnlo3akqjj2xys4w09b5b">
+            <w:hyperlink w:history="1" r:id="rIdlql3imkx-5fdm9hno5wwy">
               <w:r>
                 <w:rPr>
                   <w:rFonts w:ascii="Arial" w:cs="Arial" w:eastAsia="Arial" w:hAnsi="Arial"/>
@@ -14177,7 +14177,7 @@
             <w:pPr>
               <w:spacing w:after="20" w:before="0"/>
             </w:pPr>
-            <w:hyperlink w:history="1" r:id="rIdur4cmxdsqygr7mbqazhh7">
+            <w:hyperlink w:history="1" r:id="rIdoqcufkeyw8c1kbo67owo9">
               <w:r>
                 <w:rPr>
                   <w:rFonts w:ascii="Arial" w:cs="Arial" w:eastAsia="Arial" w:hAnsi="Arial"/>
@@ -14210,7 +14210,7 @@
               <w:spacing w:after="10" w:before="0"/>
               <w:ind w:left="120"/>
             </w:pPr>
-            <w:hyperlink w:history="1" r:id="rIdwrvc9tv8dyztxd_uo4t87">
+            <w:hyperlink w:history="1" r:id="rIdzdw3a0uuveomgmg1b7s0p">
               <w:r>
                 <w:rPr>
                   <w:rFonts w:ascii="Arial" w:cs="Arial" w:eastAsia="Arial" w:hAnsi="Arial"/>
@@ -14255,7 +14255,7 @@
             <w:pPr>
               <w:spacing w:after="20" w:before="0"/>
             </w:pPr>
-            <w:hyperlink w:history="1" r:id="rIdyphotnubb6orvtls0gffp">
+            <w:hyperlink w:history="1" r:id="rIdrb9hfgz4_mh3wrdxxthal">
               <w:r>
                 <w:rPr>
                   <w:rFonts w:ascii="Arial" w:cs="Arial" w:eastAsia="Arial" w:hAnsi="Arial"/>
@@ -14288,7 +14288,7 @@
               <w:spacing w:after="10" w:before="0"/>
               <w:ind w:left="120"/>
             </w:pPr>
-            <w:hyperlink w:history="1" r:id="rIdd0sdmii43d6eibzc8twn6">
+            <w:hyperlink w:history="1" r:id="rIda8vxeaa40dcjf_jxjxyri">
               <w:r>
                 <w:rPr>
                   <w:rFonts w:ascii="Arial" w:cs="Arial" w:eastAsia="Arial" w:hAnsi="Arial"/>
@@ -14483,7 +14483,7 @@
             <w:pPr>
               <w:spacing w:after="20" w:before="0"/>
             </w:pPr>
-            <w:hyperlink w:history="1" r:id="rIdexxi_qr3yw-pn3botmijq">
+            <w:hyperlink w:history="1" r:id="rIdfzrjeo9po8zwdkja3-bif">
               <w:r>
                 <w:rPr>
                   <w:rFonts w:ascii="Arial" w:cs="Arial" w:eastAsia="Arial" w:hAnsi="Arial"/>
@@ -14516,7 +14516,7 @@
               <w:spacing w:after="10" w:before="0"/>
               <w:ind w:left="120"/>
             </w:pPr>
-            <w:hyperlink w:history="1" r:id="rIda44v0-yghfjyddfchitla">
+            <w:hyperlink w:history="1" r:id="rIde7l1yqddszzwgfvbxalbu">
               <w:r>
                 <w:rPr>
                   <w:rFonts w:ascii="Arial" w:cs="Arial" w:eastAsia="Arial" w:hAnsi="Arial"/>
@@ -14561,7 +14561,7 @@
             <w:pPr>
               <w:spacing w:after="20" w:before="0"/>
             </w:pPr>
-            <w:hyperlink w:history="1" r:id="rId_ld3o3qkyrmfbkhkgucso">
+            <w:hyperlink w:history="1" r:id="rIdyor9hrkb1wbg8mwbiviw7">
               <w:r>
                 <w:rPr>
                   <w:rFonts w:ascii="Arial" w:cs="Arial" w:eastAsia="Arial" w:hAnsi="Arial"/>
@@ -14594,7 +14594,7 @@
               <w:spacing w:after="10" w:before="0"/>
               <w:ind w:left="120"/>
             </w:pPr>
-            <w:hyperlink w:history="1" r:id="rIdhhjbmchgbwdudiku_ymia">
+            <w:hyperlink w:history="1" r:id="rId2hfqqvzxrnxzcy7sk0nin">
               <w:r>
                 <w:rPr>
                   <w:rFonts w:ascii="Arial" w:cs="Arial" w:eastAsia="Arial" w:hAnsi="Arial"/>
@@ -14789,7 +14789,7 @@
             <w:pPr>
               <w:spacing w:after="20" w:before="0"/>
             </w:pPr>
-            <w:hyperlink w:history="1" r:id="rIdquxhno2clskbdzntbra1y">
+            <w:hyperlink w:history="1" r:id="rIdcwedci9dvrftbsyofp5mv">
               <w:r>
                 <w:rPr>
                   <w:rFonts w:ascii="Arial" w:cs="Arial" w:eastAsia="Arial" w:hAnsi="Arial"/>
@@ -14822,7 +14822,7 @@
               <w:spacing w:after="10" w:before="0"/>
               <w:ind w:left="120"/>
             </w:pPr>
-            <w:hyperlink w:history="1" r:id="rIdogo1hg9ovyxegxydgaul4">
+            <w:hyperlink w:history="1" r:id="rIdbbn0ir99jy0p02zyt4pls">
               <w:r>
                 <w:rPr>
                   <w:rFonts w:ascii="Arial" w:cs="Arial" w:eastAsia="Arial" w:hAnsi="Arial"/>
@@ -14867,7 +14867,7 @@
             <w:pPr>
               <w:spacing w:after="20" w:before="0"/>
             </w:pPr>
-            <w:hyperlink w:history="1" r:id="rIdtnovgy5icee7ahqik1jgy">
+            <w:hyperlink w:history="1" r:id="rIduvdc-ocxb_-ripg_y-16e">
               <w:r>
                 <w:rPr>
                   <w:rFonts w:ascii="Arial" w:cs="Arial" w:eastAsia="Arial" w:hAnsi="Arial"/>
@@ -14900,7 +14900,7 @@
               <w:spacing w:after="10" w:before="0"/>
               <w:ind w:left="120"/>
             </w:pPr>
-            <w:hyperlink w:history="1" r:id="rIdzcjseypgxwxjdrwrleqy1">
+            <w:hyperlink w:history="1" r:id="rIdbjwlthlxr1oh0bfkal3qi">
               <w:r>
                 <w:rPr>
                   <w:rFonts w:ascii="Arial" w:cs="Arial" w:eastAsia="Arial" w:hAnsi="Arial"/>
@@ -16387,7 +16387,7 @@
             <w:pPr>
               <w:spacing w:after="20" w:before="0"/>
             </w:pPr>
-            <w:hyperlink w:history="1" r:id="rId2qfqwlljonekxh5yhlbaz">
+            <w:hyperlink w:history="1" r:id="rIdyiy7ye3hfoscg80svsha6">
               <w:r>
                 <w:rPr>
                   <w:rFonts w:ascii="Arial" w:cs="Arial" w:eastAsia="Arial" w:hAnsi="Arial"/>
@@ -16420,7 +16420,7 @@
               <w:spacing w:after="10" w:before="0"/>
               <w:ind w:left="120"/>
             </w:pPr>
-            <w:hyperlink w:history="1" r:id="rIdwadxkmc7xnoihotqebvbz">
+            <w:hyperlink w:history="1" r:id="rId1nsrcyqpd7zswrttaz5lp">
               <w:r>
                 <w:rPr>
                   <w:rFonts w:ascii="Arial" w:cs="Arial" w:eastAsia="Arial" w:hAnsi="Arial"/>
@@ -16465,7 +16465,7 @@
             <w:pPr>
               <w:spacing w:after="20" w:before="0"/>
             </w:pPr>
-            <w:hyperlink w:history="1" r:id="rId9rmglqvfm_puk_oyr2gdz">
+            <w:hyperlink w:history="1" r:id="rIdk0htdt6us6hc9bblvkygj">
               <w:r>
                 <w:rPr>
                   <w:rFonts w:ascii="Arial" w:cs="Arial" w:eastAsia="Arial" w:hAnsi="Arial"/>
@@ -16498,7 +16498,7 @@
               <w:spacing w:after="10" w:before="0"/>
               <w:ind w:left="120"/>
             </w:pPr>
-            <w:hyperlink w:history="1" r:id="rIdsl_kmugkmr5alhuwz7z_p">
+            <w:hyperlink w:history="1" r:id="rIdgs46k7euuqzituj2_hjb2">
               <w:r>
                 <w:rPr>
                   <w:rFonts w:ascii="Arial" w:cs="Arial" w:eastAsia="Arial" w:hAnsi="Arial"/>
@@ -16693,7 +16693,7 @@
             <w:pPr>
               <w:spacing w:after="20" w:before="0"/>
             </w:pPr>
-            <w:hyperlink w:history="1" r:id="rIdiebv2dp7o2ey1cxcb8hqt">
+            <w:hyperlink w:history="1" r:id="rIdf-6qprgp9mt_nipgsglod">
               <w:r>
                 <w:rPr>
                   <w:rFonts w:ascii="Arial" w:cs="Arial" w:eastAsia="Arial" w:hAnsi="Arial"/>
@@ -16726,7 +16726,7 @@
               <w:spacing w:after="10" w:before="0"/>
               <w:ind w:left="120"/>
             </w:pPr>
-            <w:hyperlink w:history="1" r:id="rIdyyikvx6uaxexsqaoc6moj">
+            <w:hyperlink w:history="1" r:id="rIdd3lsfcbifvncaxfi-x805">
               <w:r>
                 <w:rPr>
                   <w:rFonts w:ascii="Arial" w:cs="Arial" w:eastAsia="Arial" w:hAnsi="Arial"/>
@@ -16771,7 +16771,7 @@
             <w:pPr>
               <w:spacing w:after="20" w:before="0"/>
             </w:pPr>
-            <w:hyperlink w:history="1" r:id="rIdjgs5yvp1ejkfdoz5zxpff">
+            <w:hyperlink w:history="1" r:id="rIdwqpzotni_r7rc-4cj3dk0">
               <w:r>
                 <w:rPr>
                   <w:rFonts w:ascii="Arial" w:cs="Arial" w:eastAsia="Arial" w:hAnsi="Arial"/>
@@ -16804,7 +16804,7 @@
               <w:spacing w:after="10" w:before="0"/>
               <w:ind w:left="120"/>
             </w:pPr>
-            <w:hyperlink w:history="1" r:id="rIdwcp7s4xpxzfnb3qhyuv83">
+            <w:hyperlink w:history="1" r:id="rIdhjble3xgpf94md07tc8ng">
               <w:r>
                 <w:rPr>
                   <w:rFonts w:ascii="Arial" w:cs="Arial" w:eastAsia="Arial" w:hAnsi="Arial"/>
@@ -16999,7 +16999,7 @@
             <w:pPr>
               <w:spacing w:after="20" w:before="0"/>
             </w:pPr>
-            <w:hyperlink w:history="1" r:id="rIdeg1vw--mgurbapftmgmrd">
+            <w:hyperlink w:history="1" r:id="rIduokdd7jxy9wsgybcnmfxq">
               <w:r>
                 <w:rPr>
                   <w:rFonts w:ascii="Arial" w:cs="Arial" w:eastAsia="Arial" w:hAnsi="Arial"/>
@@ -17032,7 +17032,7 @@
               <w:spacing w:after="10" w:before="0"/>
               <w:ind w:left="120"/>
             </w:pPr>
-            <w:hyperlink w:history="1" r:id="rIdgvrrgshg_fr5bihx74tnf">
+            <w:hyperlink w:history="1" r:id="rIdyhnluwclhndwlp0lzy6po">
               <w:r>
                 <w:rPr>
                   <w:rFonts w:ascii="Arial" w:cs="Arial" w:eastAsia="Arial" w:hAnsi="Arial"/>
@@ -17077,7 +17077,7 @@
             <w:pPr>
               <w:spacing w:after="20" w:before="0"/>
             </w:pPr>
-            <w:hyperlink w:history="1" r:id="rIdyvlnksdysrl-p4lor8mn_">
+            <w:hyperlink w:history="1" r:id="rIdpl5pankuumirle5kdhbrv">
               <w:r>
                 <w:rPr>
                   <w:rFonts w:ascii="Arial" w:cs="Arial" w:eastAsia="Arial" w:hAnsi="Arial"/>
@@ -17110,7 +17110,7 @@
               <w:spacing w:after="10" w:before="0"/>
               <w:ind w:left="120"/>
             </w:pPr>
-            <w:hyperlink w:history="1" r:id="rId9kcml1f-rz7-_ukncgyad">
+            <w:hyperlink w:history="1" r:id="rIds6ny8sy6efsvxmhyexe-0">
               <w:r>
                 <w:rPr>
                   <w:rFonts w:ascii="Arial" w:cs="Arial" w:eastAsia="Arial" w:hAnsi="Arial"/>
@@ -17305,7 +17305,7 @@
             <w:pPr>
               <w:spacing w:after="20" w:before="0"/>
             </w:pPr>
-            <w:hyperlink w:history="1" r:id="rIdkjdj99syvf49a8ypbxn0v">
+            <w:hyperlink w:history="1" r:id="rIdj7erm-mvj60gztx1cjzxp">
               <w:r>
                 <w:rPr>
                   <w:rFonts w:ascii="Arial" w:cs="Arial" w:eastAsia="Arial" w:hAnsi="Arial"/>
@@ -17338,7 +17338,7 @@
               <w:spacing w:after="10" w:before="0"/>
               <w:ind w:left="120"/>
             </w:pPr>
-            <w:hyperlink w:history="1" r:id="rIdeloaexigit8yerbrdad-5">
+            <w:hyperlink w:history="1" r:id="rIdnml9hnlvhjuo3sispe0u3">
               <w:r>
                 <w:rPr>
                   <w:rFonts w:ascii="Arial" w:cs="Arial" w:eastAsia="Arial" w:hAnsi="Arial"/>
@@ -17383,7 +17383,7 @@
             <w:pPr>
               <w:spacing w:after="20" w:before="0"/>
             </w:pPr>
-            <w:hyperlink w:history="1" r:id="rIdgvlddmnfrnr_otcny6uwj">
+            <w:hyperlink w:history="1" r:id="rIdiugxghmkubkw_rrfr98we">
               <w:r>
                 <w:rPr>
                   <w:rFonts w:ascii="Arial" w:cs="Arial" w:eastAsia="Arial" w:hAnsi="Arial"/>
@@ -17416,7 +17416,7 @@
               <w:spacing w:after="10" w:before="0"/>
               <w:ind w:left="120"/>
             </w:pPr>
-            <w:hyperlink w:history="1" r:id="rIdrs_d915c-rlhxgszcearh">
+            <w:hyperlink w:history="1" r:id="rIdae9otz2l6llqkgypjuid4">
               <w:r>
                 <w:rPr>
                   <w:rFonts w:ascii="Arial" w:cs="Arial" w:eastAsia="Arial" w:hAnsi="Arial"/>
@@ -17611,7 +17611,7 @@
             <w:pPr>
               <w:spacing w:after="20" w:before="0"/>
             </w:pPr>
-            <w:hyperlink w:history="1" r:id="rIdxu7dqgvz6iqmg4iix-vcq">
+            <w:hyperlink w:history="1" r:id="rIdtzr0krz_lhbgmozaqflge">
               <w:r>
                 <w:rPr>
                   <w:rFonts w:ascii="Arial" w:cs="Arial" w:eastAsia="Arial" w:hAnsi="Arial"/>
@@ -17644,7 +17644,7 @@
               <w:spacing w:after="10" w:before="0"/>
               <w:ind w:left="120"/>
             </w:pPr>
-            <w:hyperlink w:history="1" r:id="rIda04wvjw1jths_bqf9p8xp">
+            <w:hyperlink w:history="1" r:id="rId5v-lcoravc56nwtrfyapl">
               <w:r>
                 <w:rPr>
                   <w:rFonts w:ascii="Arial" w:cs="Arial" w:eastAsia="Arial" w:hAnsi="Arial"/>
@@ -17689,7 +17689,7 @@
             <w:pPr>
               <w:spacing w:after="20" w:before="0"/>
             </w:pPr>
-            <w:hyperlink w:history="1" r:id="rId0cde_f0gaffahkzlv7-1v">
+            <w:hyperlink w:history="1" r:id="rId6u6bqlskkkg3j-lduvhnl">
               <w:r>
                 <w:rPr>
                   <w:rFonts w:ascii="Arial" w:cs="Arial" w:eastAsia="Arial" w:hAnsi="Arial"/>
@@ -17722,7 +17722,7 @@
               <w:spacing w:after="10" w:before="0"/>
               <w:ind w:left="120"/>
             </w:pPr>
-            <w:hyperlink w:history="1" r:id="rIdt4eah5qp86oprvdn1knvq">
+            <w:hyperlink w:history="1" r:id="rIdeppou0s5zclftyi--gb5t">
               <w:r>
                 <w:rPr>
                   <w:rFonts w:ascii="Arial" w:cs="Arial" w:eastAsia="Arial" w:hAnsi="Arial"/>
@@ -19209,7 +19209,7 @@
             <w:pPr>
               <w:spacing w:after="20" w:before="0"/>
             </w:pPr>
-            <w:hyperlink w:history="1" r:id="rIdlpze0lk4iw3hl9ficpfkg">
+            <w:hyperlink w:history="1" r:id="rIdygucw0galxjiwwtguefig">
               <w:r>
                 <w:rPr>
                   <w:rFonts w:ascii="Arial" w:cs="Arial" w:eastAsia="Arial" w:hAnsi="Arial"/>
@@ -19242,7 +19242,7 @@
               <w:spacing w:after="10" w:before="0"/>
               <w:ind w:left="120"/>
             </w:pPr>
-            <w:hyperlink w:history="1" r:id="rIdh0uwi4m1sy7bz2ohljo7a">
+            <w:hyperlink w:history="1" r:id="rId52nz0albj3s7qer21w0lv">
               <w:r>
                 <w:rPr>
                   <w:rFonts w:ascii="Arial" w:cs="Arial" w:eastAsia="Arial" w:hAnsi="Arial"/>
@@ -19287,7 +19287,7 @@
             <w:pPr>
               <w:spacing w:after="20" w:before="0"/>
             </w:pPr>
-            <w:hyperlink w:history="1" r:id="rIdykes2pgy9_lq1ao89aijr">
+            <w:hyperlink w:history="1" r:id="rIds6qxrfwk17g0ltkqzpu4i">
               <w:r>
                 <w:rPr>
                   <w:rFonts w:ascii="Arial" w:cs="Arial" w:eastAsia="Arial" w:hAnsi="Arial"/>
@@ -19320,7 +19320,7 @@
               <w:spacing w:after="10" w:before="0"/>
               <w:ind w:left="120"/>
             </w:pPr>
-            <w:hyperlink w:history="1" r:id="rIdqedusamuqer-tzlch5atc">
+            <w:hyperlink w:history="1" r:id="rId7xx1gfy314nppqv9fnqhw">
               <w:r>
                 <w:rPr>
                   <w:rFonts w:ascii="Arial" w:cs="Arial" w:eastAsia="Arial" w:hAnsi="Arial"/>
@@ -19515,7 +19515,7 @@
             <w:pPr>
               <w:spacing w:after="20" w:before="0"/>
             </w:pPr>
-            <w:hyperlink w:history="1" r:id="rIdpupmu3n2-9ghlk_s7sp1k">
+            <w:hyperlink w:history="1" r:id="rId5o2jbbdkupso9i_ijp1p0">
               <w:r>
                 <w:rPr>
                   <w:rFonts w:ascii="Arial" w:cs="Arial" w:eastAsia="Arial" w:hAnsi="Arial"/>
@@ -19548,7 +19548,7 @@
               <w:spacing w:after="10" w:before="0"/>
               <w:ind w:left="120"/>
             </w:pPr>
-            <w:hyperlink w:history="1" r:id="rIdr8igfbz3tr_hw7shd5ilh">
+            <w:hyperlink w:history="1" r:id="rIdzapikyl8gll1jwcrr_cnl">
               <w:r>
                 <w:rPr>
                   <w:rFonts w:ascii="Arial" w:cs="Arial" w:eastAsia="Arial" w:hAnsi="Arial"/>
@@ -19593,7 +19593,7 @@
             <w:pPr>
               <w:spacing w:after="20" w:before="0"/>
             </w:pPr>
-            <w:hyperlink w:history="1" r:id="rId1houvxyo5my-5mey3uuzh">
+            <w:hyperlink w:history="1" r:id="rIdfq9ix-kfxorrqyhmednuh">
               <w:r>
                 <w:rPr>
                   <w:rFonts w:ascii="Arial" w:cs="Arial" w:eastAsia="Arial" w:hAnsi="Arial"/>
@@ -19626,7 +19626,7 @@
               <w:spacing w:after="10" w:before="0"/>
               <w:ind w:left="120"/>
             </w:pPr>
-            <w:hyperlink w:history="1" r:id="rId-rhya46r5zpekmolndwdv">
+            <w:hyperlink w:history="1" r:id="rIdgouxklueco2gtvonc_x3j">
               <w:r>
                 <w:rPr>
                   <w:rFonts w:ascii="Arial" w:cs="Arial" w:eastAsia="Arial" w:hAnsi="Arial"/>
@@ -19821,7 +19821,7 @@
             <w:pPr>
               <w:spacing w:after="20" w:before="0"/>
             </w:pPr>
-            <w:hyperlink w:history="1" r:id="rIdrpuyzlvezxl3beh1wowel">
+            <w:hyperlink w:history="1" r:id="rIdqjytbztfingwfbkup-3vl">
               <w:r>
                 <w:rPr>
                   <w:rFonts w:ascii="Arial" w:cs="Arial" w:eastAsia="Arial" w:hAnsi="Arial"/>
@@ -19854,7 +19854,7 @@
               <w:spacing w:after="10" w:before="0"/>
               <w:ind w:left="120"/>
             </w:pPr>
-            <w:hyperlink w:history="1" r:id="rIdlwaa-varenb_xocbs6qog">
+            <w:hyperlink w:history="1" r:id="rIdzduxogi8pb2ol6lpgxarb">
               <w:r>
                 <w:rPr>
                   <w:rFonts w:ascii="Arial" w:cs="Arial" w:eastAsia="Arial" w:hAnsi="Arial"/>
@@ -19899,7 +19899,7 @@
             <w:pPr>
               <w:spacing w:after="20" w:before="0"/>
             </w:pPr>
-            <w:hyperlink w:history="1" r:id="rIdlyb6gufeh6ippwmvgrgsk">
+            <w:hyperlink w:history="1" r:id="rIdggepqurtta1dstjgtgwxm">
               <w:r>
                 <w:rPr>
                   <w:rFonts w:ascii="Arial" w:cs="Arial" w:eastAsia="Arial" w:hAnsi="Arial"/>
@@ -19932,7 +19932,7 @@
               <w:spacing w:after="10" w:before="0"/>
               <w:ind w:left="120"/>
             </w:pPr>
-            <w:hyperlink w:history="1" r:id="rIdy9khoftmrpgbkjcd370ff">
+            <w:hyperlink w:history="1" r:id="rId7ukwltz2w7qm17qtsuui_">
               <w:r>
                 <w:rPr>
                   <w:rFonts w:ascii="Arial" w:cs="Arial" w:eastAsia="Arial" w:hAnsi="Arial"/>
@@ -20127,7 +20127,7 @@
             <w:pPr>
               <w:spacing w:after="20" w:before="0"/>
             </w:pPr>
-            <w:hyperlink w:history="1" r:id="rId_zahfdl8vhd_nkcbrsvvh">
+            <w:hyperlink w:history="1" r:id="rIdy_aquhdtyqtvyzjglyutr">
               <w:r>
                 <w:rPr>
                   <w:rFonts w:ascii="Arial" w:cs="Arial" w:eastAsia="Arial" w:hAnsi="Arial"/>
@@ -20160,7 +20160,7 @@
               <w:spacing w:after="10" w:before="0"/>
               <w:ind w:left="120"/>
             </w:pPr>
-            <w:hyperlink w:history="1" r:id="rId9d6eendatdlq-xjnmfk8q">
+            <w:hyperlink w:history="1" r:id="rId2yflai-l97-pqyfmnagng">
               <w:r>
                 <w:rPr>
                   <w:rFonts w:ascii="Arial" w:cs="Arial" w:eastAsia="Arial" w:hAnsi="Arial"/>
@@ -20205,7 +20205,7 @@
             <w:pPr>
               <w:spacing w:after="20" w:before="0"/>
             </w:pPr>
-            <w:hyperlink w:history="1" r:id="rId-xs8zfhe1-ddj8xjpdfih">
+            <w:hyperlink w:history="1" r:id="rIdj9l_oxvztab24v-p3rveq">
               <w:r>
                 <w:rPr>
                   <w:rFonts w:ascii="Arial" w:cs="Arial" w:eastAsia="Arial" w:hAnsi="Arial"/>
@@ -20238,7 +20238,7 @@
               <w:spacing w:after="10" w:before="0"/>
               <w:ind w:left="120"/>
             </w:pPr>
-            <w:hyperlink w:history="1" r:id="rIdrj4ckmunywudpjoctbwlx">
+            <w:hyperlink w:history="1" r:id="rIdiciugkdnorsnljtk3uqk4">
               <w:r>
                 <w:rPr>
                   <w:rFonts w:ascii="Arial" w:cs="Arial" w:eastAsia="Arial" w:hAnsi="Arial"/>
@@ -20433,7 +20433,7 @@
             <w:pPr>
               <w:spacing w:after="20" w:before="0"/>
             </w:pPr>
-            <w:hyperlink w:history="1" r:id="rIdvle8a2kzz4zrilcqcdlp6">
+            <w:hyperlink w:history="1" r:id="rId6h0sobw02j1fnpwe--twk">
               <w:r>
                 <w:rPr>
                   <w:rFonts w:ascii="Arial" w:cs="Arial" w:eastAsia="Arial" w:hAnsi="Arial"/>
@@ -20466,7 +20466,7 @@
               <w:spacing w:after="10" w:before="0"/>
               <w:ind w:left="120"/>
             </w:pPr>
-            <w:hyperlink w:history="1" r:id="rIdtzx5axnadidqtxf0ita35">
+            <w:hyperlink w:history="1" r:id="rIdlejxcbpmynhtvghujs6as">
               <w:r>
                 <w:rPr>
                   <w:rFonts w:ascii="Arial" w:cs="Arial" w:eastAsia="Arial" w:hAnsi="Arial"/>
@@ -20511,7 +20511,7 @@
             <w:pPr>
               <w:spacing w:after="20" w:before="0"/>
             </w:pPr>
-            <w:hyperlink w:history="1" r:id="rIddky-tlv6x0arxmreknp2b">
+            <w:hyperlink w:history="1" r:id="rIdcmhya0rl2ge7mldl9zolp">
               <w:r>
                 <w:rPr>
                   <w:rFonts w:ascii="Arial" w:cs="Arial" w:eastAsia="Arial" w:hAnsi="Arial"/>
@@ -20544,7 +20544,7 @@
               <w:spacing w:after="10" w:before="0"/>
               <w:ind w:left="120"/>
             </w:pPr>
-            <w:hyperlink w:history="1" r:id="rIddbcrafkziek7uw4ggtisj">
+            <w:hyperlink w:history="1" r:id="rIdu0rklkfb6xg_scrnry0le">
               <w:r>
                 <w:rPr>
                   <w:rFonts w:ascii="Arial" w:cs="Arial" w:eastAsia="Arial" w:hAnsi="Arial"/>

--- a/data/outputs/v2/Physics/SS1.5_Moments_of_Equilibrium/Physics_Moments_of_Equilibrium_CBE_LessonSequence.docx
+++ b/data/outputs/v2/Physics/SS1.5_Moments_of_Equilibrium/Physics_Moments_of_Equilibrium_CBE_LessonSequence.docx
@@ -3359,7 +3359,7 @@
             <w:pPr>
               <w:spacing w:after="20" w:before="0"/>
             </w:pPr>
-            <w:hyperlink w:history="1" r:id="rId19llr6xvxgb32xb5amdme">
+            <w:hyperlink w:history="1" r:id="rIdy8me7cduhst6ikylmetuk">
               <w:r>
                 <w:rPr>
                   <w:rFonts w:ascii="Arial" w:cs="Arial" w:eastAsia="Arial" w:hAnsi="Arial"/>
@@ -3392,7 +3392,7 @@
               <w:spacing w:after="10" w:before="0"/>
               <w:ind w:left="120"/>
             </w:pPr>
-            <w:hyperlink w:history="1" r:id="rIdzztus4d6araikierebmm3">
+            <w:hyperlink w:history="1" r:id="rIdx2jhcsf9bdieiopc4j8ox">
               <w:r>
                 <w:rPr>
                   <w:rFonts w:ascii="Arial" w:cs="Arial" w:eastAsia="Arial" w:hAnsi="Arial"/>
@@ -3437,7 +3437,7 @@
             <w:pPr>
               <w:spacing w:after="20" w:before="0"/>
             </w:pPr>
-            <w:hyperlink w:history="1" r:id="rIdezvdgstpsaii4qpwdfhyd">
+            <w:hyperlink w:history="1" r:id="rIdie8wqommnpujpd1iam68j">
               <w:r>
                 <w:rPr>
                   <w:rFonts w:ascii="Arial" w:cs="Arial" w:eastAsia="Arial" w:hAnsi="Arial"/>
@@ -3470,7 +3470,7 @@
               <w:spacing w:after="10" w:before="0"/>
               <w:ind w:left="120"/>
             </w:pPr>
-            <w:hyperlink w:history="1" r:id="rIdhzeyfeo0uqsvfybo0bs8x">
+            <w:hyperlink w:history="1" r:id="rIdmegbrdsxqxssvoqkkaher">
               <w:r>
                 <w:rPr>
                   <w:rFonts w:ascii="Arial" w:cs="Arial" w:eastAsia="Arial" w:hAnsi="Arial"/>
@@ -3819,7 +3819,7 @@
             <w:pPr>
               <w:spacing w:after="20" w:before="0"/>
             </w:pPr>
-            <w:hyperlink w:history="1" r:id="rIdyjrzeeysznxvg16rwy6yx">
+            <w:hyperlink w:history="1" r:id="rIdlapimao7oxvgo0yf_v1ge">
               <w:r>
                 <w:rPr>
                   <w:rFonts w:ascii="Arial" w:cs="Arial" w:eastAsia="Arial" w:hAnsi="Arial"/>
@@ -3852,7 +3852,7 @@
               <w:spacing w:after="10" w:before="0"/>
               <w:ind w:left="120"/>
             </w:pPr>
-            <w:hyperlink w:history="1" r:id="rIdz97zehacuh85o0nm2vwor">
+            <w:hyperlink w:history="1" r:id="rIdyqzmtj0ly7fyyl6vvq6-j">
               <w:r>
                 <w:rPr>
                   <w:rFonts w:ascii="Arial" w:cs="Arial" w:eastAsia="Arial" w:hAnsi="Arial"/>
@@ -3897,7 +3897,7 @@
             <w:pPr>
               <w:spacing w:after="20" w:before="0"/>
             </w:pPr>
-            <w:hyperlink w:history="1" r:id="rIda3r1lxzqbr66p1h_a5rsr">
+            <w:hyperlink w:history="1" r:id="rIdqxncln1_tjmdsgwnpqdqr">
               <w:r>
                 <w:rPr>
                   <w:rFonts w:ascii="Arial" w:cs="Arial" w:eastAsia="Arial" w:hAnsi="Arial"/>
@@ -3930,7 +3930,7 @@
               <w:spacing w:after="10" w:before="0"/>
               <w:ind w:left="120"/>
             </w:pPr>
-            <w:hyperlink w:history="1" r:id="rIdnmlxxrf6bm0-kxum_shyw">
+            <w:hyperlink w:history="1" r:id="rId3f4dtqibyz6mshqnc8ab5">
               <w:r>
                 <w:rPr>
                   <w:rFonts w:ascii="Arial" w:cs="Arial" w:eastAsia="Arial" w:hAnsi="Arial"/>
@@ -4432,7 +4432,7 @@
             <w:pPr>
               <w:spacing w:after="20" w:before="0"/>
             </w:pPr>
-            <w:hyperlink w:history="1" r:id="rId7zk075byazvassr2erp_i">
+            <w:hyperlink w:history="1" r:id="rIdpu8ycxpj_c9s1j-eskcme">
               <w:r>
                 <w:rPr>
                   <w:rFonts w:ascii="Arial" w:cs="Arial" w:eastAsia="Arial" w:hAnsi="Arial"/>
@@ -4465,7 +4465,7 @@
               <w:spacing w:after="10" w:before="0"/>
               <w:ind w:left="120"/>
             </w:pPr>
-            <w:hyperlink w:history="1" r:id="rIdwplylurqe3zucdh0glctu">
+            <w:hyperlink w:history="1" r:id="rIdbcenezbyli1u3sf2e5dp_">
               <w:r>
                 <w:rPr>
                   <w:rFonts w:ascii="Arial" w:cs="Arial" w:eastAsia="Arial" w:hAnsi="Arial"/>
@@ -4510,7 +4510,7 @@
             <w:pPr>
               <w:spacing w:after="20" w:before="0"/>
             </w:pPr>
-            <w:hyperlink w:history="1" r:id="rIdj5fpxndmdckfbcuim-5lm">
+            <w:hyperlink w:history="1" r:id="rIdiyst82ety8nb1t2semlli">
               <w:r>
                 <w:rPr>
                   <w:rFonts w:ascii="Arial" w:cs="Arial" w:eastAsia="Arial" w:hAnsi="Arial"/>
@@ -4543,7 +4543,7 @@
               <w:spacing w:after="10" w:before="0"/>
               <w:ind w:left="120"/>
             </w:pPr>
-            <w:hyperlink w:history="1" r:id="rIdz7wxkws22trpx6ojyhsyg">
+            <w:hyperlink w:history="1" r:id="rIdbmnteuq4c8pkrcgkmt1wy">
               <w:r>
                 <w:rPr>
                   <w:rFonts w:ascii="Arial" w:cs="Arial" w:eastAsia="Arial" w:hAnsi="Arial"/>
@@ -5141,7 +5141,7 @@
             <w:pPr>
               <w:spacing w:after="20" w:before="0"/>
             </w:pPr>
-            <w:hyperlink w:history="1" r:id="rIdb58xura-n-fhfigstokh-">
+            <w:hyperlink w:history="1" r:id="rIdgqm_blxhdu95aqx7aqdki">
               <w:r>
                 <w:rPr>
                   <w:rFonts w:ascii="Arial" w:cs="Arial" w:eastAsia="Arial" w:hAnsi="Arial"/>
@@ -5174,7 +5174,7 @@
               <w:spacing w:after="10" w:before="0"/>
               <w:ind w:left="120"/>
             </w:pPr>
-            <w:hyperlink w:history="1" r:id="rIdqbapie7fxmtgdwd61nonf">
+            <w:hyperlink w:history="1" r:id="rId2hrazvn1j64zcskxzifas">
               <w:r>
                 <w:rPr>
                   <w:rFonts w:ascii="Arial" w:cs="Arial" w:eastAsia="Arial" w:hAnsi="Arial"/>
@@ -5219,7 +5219,7 @@
             <w:pPr>
               <w:spacing w:after="20" w:before="0"/>
             </w:pPr>
-            <w:hyperlink w:history="1" r:id="rIdg3re4tcr2us3bbjnbse90">
+            <w:hyperlink w:history="1" r:id="rIdfdxfdyedrgd-my5fhxgex">
               <w:r>
                 <w:rPr>
                   <w:rFonts w:ascii="Arial" w:cs="Arial" w:eastAsia="Arial" w:hAnsi="Arial"/>
@@ -5252,7 +5252,7 @@
               <w:spacing w:after="10" w:before="0"/>
               <w:ind w:left="120"/>
             </w:pPr>
-            <w:hyperlink w:history="1" r:id="rIdvolmhfcvfygj6mcoflvye">
+            <w:hyperlink w:history="1" r:id="rIdzwavkiv8il3rvl2dfluof">
               <w:r>
                 <w:rPr>
                   <w:rFonts w:ascii="Arial" w:cs="Arial" w:eastAsia="Arial" w:hAnsi="Arial"/>
@@ -5582,7 +5582,7 @@
             <w:pPr>
               <w:spacing w:after="20" w:before="0"/>
             </w:pPr>
-            <w:hyperlink w:history="1" r:id="rId75mxttvb-zgbueglo1lx1">
+            <w:hyperlink w:history="1" r:id="rIdcgqezkjgvce1filligh3g">
               <w:r>
                 <w:rPr>
                   <w:rFonts w:ascii="Arial" w:cs="Arial" w:eastAsia="Arial" w:hAnsi="Arial"/>
@@ -5615,7 +5615,7 @@
               <w:spacing w:after="10" w:before="0"/>
               <w:ind w:left="120"/>
             </w:pPr>
-            <w:hyperlink w:history="1" r:id="rIdkikpucokhlveaop8k2ocx">
+            <w:hyperlink w:history="1" r:id="rId8shjypjvd2yqburseo6qj">
               <w:r>
                 <w:rPr>
                   <w:rFonts w:ascii="Arial" w:cs="Arial" w:eastAsia="Arial" w:hAnsi="Arial"/>
@@ -5660,7 +5660,7 @@
             <w:pPr>
               <w:spacing w:after="20" w:before="0"/>
             </w:pPr>
-            <w:hyperlink w:history="1" r:id="rIdjzvfvu3ersffq9nr441iz">
+            <w:hyperlink w:history="1" r:id="rIdv3lwh2mp1rkd7axuanecr">
               <w:r>
                 <w:rPr>
                   <w:rFonts w:ascii="Arial" w:cs="Arial" w:eastAsia="Arial" w:hAnsi="Arial"/>
@@ -5693,7 +5693,7 @@
               <w:spacing w:after="10" w:before="0"/>
               <w:ind w:left="120"/>
             </w:pPr>
-            <w:hyperlink w:history="1" r:id="rIdtepien7jtpuqpxptvpisy">
+            <w:hyperlink w:history="1" r:id="rIdxygvxx0smolpzlfxe4vb4">
               <w:r>
                 <w:rPr>
                   <w:rFonts w:ascii="Arial" w:cs="Arial" w:eastAsia="Arial" w:hAnsi="Arial"/>
@@ -7522,7 +7522,7 @@
             <w:pPr>
               <w:spacing w:after="20" w:before="0"/>
             </w:pPr>
-            <w:hyperlink w:history="1" r:id="rIdjqoc5ksn18szccwmhajsc">
+            <w:hyperlink w:history="1" r:id="rIdzwxe2tn08d8v5dicjb0jt">
               <w:r>
                 <w:rPr>
                   <w:rFonts w:ascii="Arial" w:cs="Arial" w:eastAsia="Arial" w:hAnsi="Arial"/>
@@ -7555,7 +7555,7 @@
               <w:spacing w:after="10" w:before="0"/>
               <w:ind w:left="120"/>
             </w:pPr>
-            <w:hyperlink w:history="1" r:id="rIdolwyo457mfwaw3ej4x3r1">
+            <w:hyperlink w:history="1" r:id="rIdhki1c-09zvd71an-x5b5u">
               <w:r>
                 <w:rPr>
                   <w:rFonts w:ascii="Arial" w:cs="Arial" w:eastAsia="Arial" w:hAnsi="Arial"/>
@@ -7600,7 +7600,7 @@
             <w:pPr>
               <w:spacing w:after="20" w:before="0"/>
             </w:pPr>
-            <w:hyperlink w:history="1" r:id="rIdlqqei0w7y9fukgsnb3qmi">
+            <w:hyperlink w:history="1" r:id="rIdrorvpk7myatyvvb00ffdc">
               <w:r>
                 <w:rPr>
                   <w:rFonts w:ascii="Arial" w:cs="Arial" w:eastAsia="Arial" w:hAnsi="Arial"/>
@@ -7633,7 +7633,7 @@
               <w:spacing w:after="10" w:before="0"/>
               <w:ind w:left="120"/>
             </w:pPr>
-            <w:hyperlink w:history="1" r:id="rIdaqcey4t9-bgzoluaxhqpl">
+            <w:hyperlink w:history="1" r:id="rIdemf5hrhvvmze0x3ppfp9n">
               <w:r>
                 <w:rPr>
                   <w:rFonts w:ascii="Arial" w:cs="Arial" w:eastAsia="Arial" w:hAnsi="Arial"/>
@@ -7885,7 +7885,7 @@
             <w:pPr>
               <w:spacing w:after="20" w:before="0"/>
             </w:pPr>
-            <w:hyperlink w:history="1" r:id="rIdmazphcqljogswmbd7fh_o">
+            <w:hyperlink w:history="1" r:id="rIdgcfszeui5iwckqucpcqlg">
               <w:r>
                 <w:rPr>
                   <w:rFonts w:ascii="Arial" w:cs="Arial" w:eastAsia="Arial" w:hAnsi="Arial"/>
@@ -7918,7 +7918,7 @@
               <w:spacing w:after="10" w:before="0"/>
               <w:ind w:left="120"/>
             </w:pPr>
-            <w:hyperlink w:history="1" r:id="rIdhxf1rsdh-x73hrweuruqp">
+            <w:hyperlink w:history="1" r:id="rIdzhylj6cxmviiwsegsdzh-">
               <w:r>
                 <w:rPr>
                   <w:rFonts w:ascii="Arial" w:cs="Arial" w:eastAsia="Arial" w:hAnsi="Arial"/>
@@ -7963,7 +7963,7 @@
             <w:pPr>
               <w:spacing w:after="20" w:before="0"/>
             </w:pPr>
-            <w:hyperlink w:history="1" r:id="rId6msxml_duo9pz269c70qp">
+            <w:hyperlink w:history="1" r:id="rIdnh_ubd_zyvp_4q75kdf7q">
               <w:r>
                 <w:rPr>
                   <w:rFonts w:ascii="Arial" w:cs="Arial" w:eastAsia="Arial" w:hAnsi="Arial"/>
@@ -7996,7 +7996,7 @@
               <w:spacing w:after="10" w:before="0"/>
               <w:ind w:left="120"/>
             </w:pPr>
-            <w:hyperlink w:history="1" r:id="rIdv5d-kms80hfqp7devl9rw">
+            <w:hyperlink w:history="1" r:id="rIdwnc28ulx6fk7am4bhlxxj">
               <w:r>
                 <w:rPr>
                   <w:rFonts w:ascii="Arial" w:cs="Arial" w:eastAsia="Arial" w:hAnsi="Arial"/>
@@ -8267,7 +8267,7 @@
             <w:pPr>
               <w:spacing w:after="20" w:before="0"/>
             </w:pPr>
-            <w:hyperlink w:history="1" r:id="rIdl8fldxeyu-8ys0cih2t2x">
+            <w:hyperlink w:history="1" r:id="rIdgsp0sbdmrt5tj1cpnamvu">
               <w:r>
                 <w:rPr>
                   <w:rFonts w:ascii="Arial" w:cs="Arial" w:eastAsia="Arial" w:hAnsi="Arial"/>
@@ -8300,7 +8300,7 @@
               <w:spacing w:after="10" w:before="0"/>
               <w:ind w:left="120"/>
             </w:pPr>
-            <w:hyperlink w:history="1" r:id="rId2nkbtotg7tfsrzlaypild">
+            <w:hyperlink w:history="1" r:id="rIdcvuo4hg1oukydikg-64x3">
               <w:r>
                 <w:rPr>
                   <w:rFonts w:ascii="Arial" w:cs="Arial" w:eastAsia="Arial" w:hAnsi="Arial"/>
@@ -8345,7 +8345,7 @@
             <w:pPr>
               <w:spacing w:after="20" w:before="0"/>
             </w:pPr>
-            <w:hyperlink w:history="1" r:id="rIdscf5-t1ol5lbepf0u3bei">
+            <w:hyperlink w:history="1" r:id="rIdkxpo0d_frjtxcvvrkwcmg">
               <w:r>
                 <w:rPr>
                   <w:rFonts w:ascii="Arial" w:cs="Arial" w:eastAsia="Arial" w:hAnsi="Arial"/>
@@ -8378,7 +8378,7 @@
               <w:spacing w:after="10" w:before="0"/>
               <w:ind w:left="120"/>
             </w:pPr>
-            <w:hyperlink w:history="1" r:id="rIdp8qvd1apj1g7zv-ooqgp8">
+            <w:hyperlink w:history="1" r:id="rIdxmkw3pgznfkj1y0092tru">
               <w:r>
                 <w:rPr>
                   <w:rFonts w:ascii="Arial" w:cs="Arial" w:eastAsia="Arial" w:hAnsi="Arial"/>
@@ -8687,7 +8687,7 @@
             <w:pPr>
               <w:spacing w:after="20" w:before="0"/>
             </w:pPr>
-            <w:hyperlink w:history="1" r:id="rId7yn1fquvdzfiqcuwpjqhi">
+            <w:hyperlink w:history="1" r:id="rId6msmxlbbwxuabxj37yjz9">
               <w:r>
                 <w:rPr>
                   <w:rFonts w:ascii="Arial" w:cs="Arial" w:eastAsia="Arial" w:hAnsi="Arial"/>
@@ -8720,7 +8720,7 @@
               <w:spacing w:after="10" w:before="0"/>
               <w:ind w:left="120"/>
             </w:pPr>
-            <w:hyperlink w:history="1" r:id="rIdl153f4qnimh540flstw7j">
+            <w:hyperlink w:history="1" r:id="rIdqixp88ovnrbxo4rpt-hkd">
               <w:r>
                 <w:rPr>
                   <w:rFonts w:ascii="Arial" w:cs="Arial" w:eastAsia="Arial" w:hAnsi="Arial"/>
@@ -8765,7 +8765,7 @@
             <w:pPr>
               <w:spacing w:after="20" w:before="0"/>
             </w:pPr>
-            <w:hyperlink w:history="1" r:id="rIdukjs0cjcingcxxu4c0yxi">
+            <w:hyperlink w:history="1" r:id="rIdg0lih52qd3a8t0--aydm7">
               <w:r>
                 <w:rPr>
                   <w:rFonts w:ascii="Arial" w:cs="Arial" w:eastAsia="Arial" w:hAnsi="Arial"/>
@@ -8798,7 +8798,7 @@
               <w:spacing w:after="10" w:before="0"/>
               <w:ind w:left="120"/>
             </w:pPr>
-            <w:hyperlink w:history="1" r:id="rIdwanrqdmyy84br4kwiubnt">
+            <w:hyperlink w:history="1" r:id="rIdt44kxr4lk5udfg8v4nvzl">
               <w:r>
                 <w:rPr>
                   <w:rFonts w:ascii="Arial" w:cs="Arial" w:eastAsia="Arial" w:hAnsi="Arial"/>
@@ -9069,7 +9069,7 @@
             <w:pPr>
               <w:spacing w:after="20" w:before="0"/>
             </w:pPr>
-            <w:hyperlink w:history="1" r:id="rIdwrstfat69nddfd2skfwxu">
+            <w:hyperlink w:history="1" r:id="rIdhuqpkpbn2jrvymffrteki">
               <w:r>
                 <w:rPr>
                   <w:rFonts w:ascii="Arial" w:cs="Arial" w:eastAsia="Arial" w:hAnsi="Arial"/>
@@ -9102,7 +9102,7 @@
               <w:spacing w:after="10" w:before="0"/>
               <w:ind w:left="120"/>
             </w:pPr>
-            <w:hyperlink w:history="1" r:id="rId9yo-jxe3-iwkblpysbvtq">
+            <w:hyperlink w:history="1" r:id="rIdq1pzsex8fznyv4yaihobx">
               <w:r>
                 <w:rPr>
                   <w:rFonts w:ascii="Arial" w:cs="Arial" w:eastAsia="Arial" w:hAnsi="Arial"/>
@@ -9147,7 +9147,7 @@
             <w:pPr>
               <w:spacing w:after="20" w:before="0"/>
             </w:pPr>
-            <w:hyperlink w:history="1" r:id="rIdrp0dnus468k3oktbv9mpz">
+            <w:hyperlink w:history="1" r:id="rId20jslktgq5lsghrubj8-e">
               <w:r>
                 <w:rPr>
                   <w:rFonts w:ascii="Arial" w:cs="Arial" w:eastAsia="Arial" w:hAnsi="Arial"/>
@@ -9180,7 +9180,7 @@
               <w:spacing w:after="10" w:before="0"/>
               <w:ind w:left="120"/>
             </w:pPr>
-            <w:hyperlink w:history="1" r:id="rIde1debimyfndf3fdhpgkcc">
+            <w:hyperlink w:history="1" r:id="rIdr38dpvt-itbfi7gc4-hyp">
               <w:r>
                 <w:rPr>
                   <w:rFonts w:ascii="Arial" w:cs="Arial" w:eastAsia="Arial" w:hAnsi="Arial"/>
@@ -10743,7 +10743,7 @@
             <w:pPr>
               <w:spacing w:after="20" w:before="0"/>
             </w:pPr>
-            <w:hyperlink w:history="1" r:id="rIdjzgb_vu_3fqnqdyetaxi0">
+            <w:hyperlink w:history="1" r:id="rIdvmndueswfaopsjzkh-qaa">
               <w:r>
                 <w:rPr>
                   <w:rFonts w:ascii="Arial" w:cs="Arial" w:eastAsia="Arial" w:hAnsi="Arial"/>
@@ -10776,7 +10776,7 @@
               <w:spacing w:after="10" w:before="0"/>
               <w:ind w:left="120"/>
             </w:pPr>
-            <w:hyperlink w:history="1" r:id="rIdyo5oim1exrqbdybr8mbj_">
+            <w:hyperlink w:history="1" r:id="rIdxopw3djcnjqkzovhtp_6a">
               <w:r>
                 <w:rPr>
                   <w:rFonts w:ascii="Arial" w:cs="Arial" w:eastAsia="Arial" w:hAnsi="Arial"/>
@@ -10821,7 +10821,7 @@
             <w:pPr>
               <w:spacing w:after="20" w:before="0"/>
             </w:pPr>
-            <w:hyperlink w:history="1" r:id="rIdmu73tzfy3cop87lh7ogy7">
+            <w:hyperlink w:history="1" r:id="rIdyb2admo-bhdrttbi10wsa">
               <w:r>
                 <w:rPr>
                   <w:rFonts w:ascii="Arial" w:cs="Arial" w:eastAsia="Arial" w:hAnsi="Arial"/>
@@ -10854,7 +10854,7 @@
               <w:spacing w:after="10" w:before="0"/>
               <w:ind w:left="120"/>
             </w:pPr>
-            <w:hyperlink w:history="1" r:id="rIdjy3yryoywa0uhoroyp7h1">
+            <w:hyperlink w:history="1" r:id="rIdikp8whdxefmxp0ukkiqqa">
               <w:r>
                 <w:rPr>
                   <w:rFonts w:ascii="Arial" w:cs="Arial" w:eastAsia="Arial" w:hAnsi="Arial"/>
@@ -11049,7 +11049,7 @@
             <w:pPr>
               <w:spacing w:after="20" w:before="0"/>
             </w:pPr>
-            <w:hyperlink w:history="1" r:id="rIdvoiz637okn4-9yq3ic5xs">
+            <w:hyperlink w:history="1" r:id="rId7o6-_bsx1hilu-qloqy78">
               <w:r>
                 <w:rPr>
                   <w:rFonts w:ascii="Arial" w:cs="Arial" w:eastAsia="Arial" w:hAnsi="Arial"/>
@@ -11082,7 +11082,7 @@
               <w:spacing w:after="10" w:before="0"/>
               <w:ind w:left="120"/>
             </w:pPr>
-            <w:hyperlink w:history="1" r:id="rIdd7r8b3_zdxonsn86fa01t">
+            <w:hyperlink w:history="1" r:id="rIdcsnzsz_jojydkttki49b2">
               <w:r>
                 <w:rPr>
                   <w:rFonts w:ascii="Arial" w:cs="Arial" w:eastAsia="Arial" w:hAnsi="Arial"/>
@@ -11127,7 +11127,7 @@
             <w:pPr>
               <w:spacing w:after="20" w:before="0"/>
             </w:pPr>
-            <w:hyperlink w:history="1" r:id="rId7iua3lrd86pgmem3zhzlm">
+            <w:hyperlink w:history="1" r:id="rIdqbgonjr14r_i2ot2umrgi">
               <w:r>
                 <w:rPr>
                   <w:rFonts w:ascii="Arial" w:cs="Arial" w:eastAsia="Arial" w:hAnsi="Arial"/>
@@ -11160,7 +11160,7 @@
               <w:spacing w:after="10" w:before="0"/>
               <w:ind w:left="120"/>
             </w:pPr>
-            <w:hyperlink w:history="1" r:id="rIdevmjd5d9k5lumkyz06vqo">
+            <w:hyperlink w:history="1" r:id="rIdm_msif5uet0wdvqq2mcbe">
               <w:r>
                 <w:rPr>
                   <w:rFonts w:ascii="Arial" w:cs="Arial" w:eastAsia="Arial" w:hAnsi="Arial"/>
@@ -11355,7 +11355,7 @@
             <w:pPr>
               <w:spacing w:after="20" w:before="0"/>
             </w:pPr>
-            <w:hyperlink w:history="1" r:id="rId8gnz4uvb3o3mgmp6ea1ol">
+            <w:hyperlink w:history="1" r:id="rIdpmcnienngvn3t7dk2nshv">
               <w:r>
                 <w:rPr>
                   <w:rFonts w:ascii="Arial" w:cs="Arial" w:eastAsia="Arial" w:hAnsi="Arial"/>
@@ -11388,7 +11388,7 @@
               <w:spacing w:after="10" w:before="0"/>
               <w:ind w:left="120"/>
             </w:pPr>
-            <w:hyperlink w:history="1" r:id="rIdpseske8vc9kjv1br1ouyp">
+            <w:hyperlink w:history="1" r:id="rIdr7iq6hm7sxjvfmy-brkpu">
               <w:r>
                 <w:rPr>
                   <w:rFonts w:ascii="Arial" w:cs="Arial" w:eastAsia="Arial" w:hAnsi="Arial"/>
@@ -11433,7 +11433,7 @@
             <w:pPr>
               <w:spacing w:after="20" w:before="0"/>
             </w:pPr>
-            <w:hyperlink w:history="1" r:id="rIdusnxrkiue7pvb1mqa7s3q">
+            <w:hyperlink w:history="1" r:id="rIdxor2zw7nwnlqrmotonhxw">
               <w:r>
                 <w:rPr>
                   <w:rFonts w:ascii="Arial" w:cs="Arial" w:eastAsia="Arial" w:hAnsi="Arial"/>
@@ -11466,7 +11466,7 @@
               <w:spacing w:after="10" w:before="0"/>
               <w:ind w:left="120"/>
             </w:pPr>
-            <w:hyperlink w:history="1" r:id="rIdsly94gvts7ygp5pae_0um">
+            <w:hyperlink w:history="1" r:id="rIdvssmji-kgvbmpnm4lfwop">
               <w:r>
                 <w:rPr>
                   <w:rFonts w:ascii="Arial" w:cs="Arial" w:eastAsia="Arial" w:hAnsi="Arial"/>
@@ -11661,7 +11661,7 @@
             <w:pPr>
               <w:spacing w:after="20" w:before="0"/>
             </w:pPr>
-            <w:hyperlink w:history="1" r:id="rIdti3fgz3qnyx0qylg6rskz">
+            <w:hyperlink w:history="1" r:id="rIdojvaed08jjzv-bj5-gy-b">
               <w:r>
                 <w:rPr>
                   <w:rFonts w:ascii="Arial" w:cs="Arial" w:eastAsia="Arial" w:hAnsi="Arial"/>
@@ -11694,7 +11694,7 @@
               <w:spacing w:after="10" w:before="0"/>
               <w:ind w:left="120"/>
             </w:pPr>
-            <w:hyperlink w:history="1" r:id="rIdinom_eyqlbp82holekql4">
+            <w:hyperlink w:history="1" r:id="rIdgl0kipf7gfl4vnqe6ssm5">
               <w:r>
                 <w:rPr>
                   <w:rFonts w:ascii="Arial" w:cs="Arial" w:eastAsia="Arial" w:hAnsi="Arial"/>
@@ -11739,7 +11739,7 @@
             <w:pPr>
               <w:spacing w:after="20" w:before="0"/>
             </w:pPr>
-            <w:hyperlink w:history="1" r:id="rIdeuoupp4fjjs8na0cc9vmy">
+            <w:hyperlink w:history="1" r:id="rIdii5jdt1fewwpnxozqk5s3">
               <w:r>
                 <w:rPr>
                   <w:rFonts w:ascii="Arial" w:cs="Arial" w:eastAsia="Arial" w:hAnsi="Arial"/>
@@ -11772,7 +11772,7 @@
               <w:spacing w:after="10" w:before="0"/>
               <w:ind w:left="120"/>
             </w:pPr>
-            <w:hyperlink w:history="1" r:id="rIdoesvzyvvljc-kbmuerd9y">
+            <w:hyperlink w:history="1" r:id="rIddxpwuh3vmpabw1rhipay1">
               <w:r>
                 <w:rPr>
                   <w:rFonts w:ascii="Arial" w:cs="Arial" w:eastAsia="Arial" w:hAnsi="Arial"/>
@@ -11967,7 +11967,7 @@
             <w:pPr>
               <w:spacing w:after="20" w:before="0"/>
             </w:pPr>
-            <w:hyperlink w:history="1" r:id="rIdochmneeigpfjfzgo3zijy">
+            <w:hyperlink w:history="1" r:id="rIdi8ps8nwaiza6pllqzukvz">
               <w:r>
                 <w:rPr>
                   <w:rFonts w:ascii="Arial" w:cs="Arial" w:eastAsia="Arial" w:hAnsi="Arial"/>
@@ -12000,7 +12000,7 @@
               <w:spacing w:after="10" w:before="0"/>
               <w:ind w:left="120"/>
             </w:pPr>
-            <w:hyperlink w:history="1" r:id="rIdrq0rtfud3uggncnbryxoq">
+            <w:hyperlink w:history="1" r:id="rIdu_-y4l73n5c2yz0snpcrd">
               <w:r>
                 <w:rPr>
                   <w:rFonts w:ascii="Arial" w:cs="Arial" w:eastAsia="Arial" w:hAnsi="Arial"/>
@@ -12045,7 +12045,7 @@
             <w:pPr>
               <w:spacing w:after="20" w:before="0"/>
             </w:pPr>
-            <w:hyperlink w:history="1" r:id="rIdhd8b0my9bqjgipc-z2pbj">
+            <w:hyperlink w:history="1" r:id="rId_nxmxhwqn39fn2xcfvrfk">
               <w:r>
                 <w:rPr>
                   <w:rFonts w:ascii="Arial" w:cs="Arial" w:eastAsia="Arial" w:hAnsi="Arial"/>
@@ -12078,7 +12078,7 @@
               <w:spacing w:after="10" w:before="0"/>
               <w:ind w:left="120"/>
             </w:pPr>
-            <w:hyperlink w:history="1" r:id="rIda0bwal2jfvlzzvndlbvsb">
+            <w:hyperlink w:history="1" r:id="rIdkcf2sq1unf9e17njbvojz">
               <w:r>
                 <w:rPr>
                   <w:rFonts w:ascii="Arial" w:cs="Arial" w:eastAsia="Arial" w:hAnsi="Arial"/>
@@ -13565,7 +13565,7 @@
             <w:pPr>
               <w:spacing w:after="20" w:before="0"/>
             </w:pPr>
-            <w:hyperlink w:history="1" r:id="rIdwswafogeebrpzybzcomcm">
+            <w:hyperlink w:history="1" r:id="rIdtt7jgctll2klscooocpry">
               <w:r>
                 <w:rPr>
                   <w:rFonts w:ascii="Arial" w:cs="Arial" w:eastAsia="Arial" w:hAnsi="Arial"/>
@@ -13598,7 +13598,7 @@
               <w:spacing w:after="10" w:before="0"/>
               <w:ind w:left="120"/>
             </w:pPr>
-            <w:hyperlink w:history="1" r:id="rIdnjrgyedrcbkaujhdqzue5">
+            <w:hyperlink w:history="1" r:id="rIdfjfyyis-ebqwajnxqqo3h">
               <w:r>
                 <w:rPr>
                   <w:rFonts w:ascii="Arial" w:cs="Arial" w:eastAsia="Arial" w:hAnsi="Arial"/>
@@ -13643,7 +13643,7 @@
             <w:pPr>
               <w:spacing w:after="20" w:before="0"/>
             </w:pPr>
-            <w:hyperlink w:history="1" r:id="rIdkwsovq58ztlheyzg4ezf4">
+            <w:hyperlink w:history="1" r:id="rIdroriq76uz5q1-ykzm3pcq">
               <w:r>
                 <w:rPr>
                   <w:rFonts w:ascii="Arial" w:cs="Arial" w:eastAsia="Arial" w:hAnsi="Arial"/>
@@ -13676,7 +13676,7 @@
               <w:spacing w:after="10" w:before="0"/>
               <w:ind w:left="120"/>
             </w:pPr>
-            <w:hyperlink w:history="1" r:id="rIdnmon0itluornjgatgusl2">
+            <w:hyperlink w:history="1" r:id="rIdvfcm-qk4ghx4cwycz8dr_">
               <w:r>
                 <w:rPr>
                   <w:rFonts w:ascii="Arial" w:cs="Arial" w:eastAsia="Arial" w:hAnsi="Arial"/>
@@ -13871,7 +13871,7 @@
             <w:pPr>
               <w:spacing w:after="20" w:before="0"/>
             </w:pPr>
-            <w:hyperlink w:history="1" r:id="rIdfwcsx9sb0ti_upsw9kmx5">
+            <w:hyperlink w:history="1" r:id="rIdeygbpv3wiaqbfymdrlhja">
               <w:r>
                 <w:rPr>
                   <w:rFonts w:ascii="Arial" w:cs="Arial" w:eastAsia="Arial" w:hAnsi="Arial"/>
@@ -13904,7 +13904,7 @@
               <w:spacing w:after="10" w:before="0"/>
               <w:ind w:left="120"/>
             </w:pPr>
-            <w:hyperlink w:history="1" r:id="rIdnga_riufu5tvxb5rtnidm">
+            <w:hyperlink w:history="1" r:id="rIdvw0j_vvlqfen35o_2j4hw">
               <w:r>
                 <w:rPr>
                   <w:rFonts w:ascii="Arial" w:cs="Arial" w:eastAsia="Arial" w:hAnsi="Arial"/>
@@ -13949,7 +13949,7 @@
             <w:pPr>
               <w:spacing w:after="20" w:before="0"/>
             </w:pPr>
-            <w:hyperlink w:history="1" r:id="rId28sklco1pj5ixarldlzm1">
+            <w:hyperlink w:history="1" r:id="rIdunsx_p0wrfvseizuik3s6">
               <w:r>
                 <w:rPr>
                   <w:rFonts w:ascii="Arial" w:cs="Arial" w:eastAsia="Arial" w:hAnsi="Arial"/>
@@ -13982,7 +13982,7 @@
               <w:spacing w:after="10" w:before="0"/>
               <w:ind w:left="120"/>
             </w:pPr>
-            <w:hyperlink w:history="1" r:id="rIdlql3imkx-5fdm9hno5wwy">
+            <w:hyperlink w:history="1" r:id="rIdn5gcxhcmmn_hwtk41zpr2">
               <w:r>
                 <w:rPr>
                   <w:rFonts w:ascii="Arial" w:cs="Arial" w:eastAsia="Arial" w:hAnsi="Arial"/>
@@ -14177,7 +14177,7 @@
             <w:pPr>
               <w:spacing w:after="20" w:before="0"/>
             </w:pPr>
-            <w:hyperlink w:history="1" r:id="rIdoqcufkeyw8c1kbo67owo9">
+            <w:hyperlink w:history="1" r:id="rIdogwlzmzq3yzdfs7veybha">
               <w:r>
                 <w:rPr>
                   <w:rFonts w:ascii="Arial" w:cs="Arial" w:eastAsia="Arial" w:hAnsi="Arial"/>
@@ -14210,7 +14210,7 @@
               <w:spacing w:after="10" w:before="0"/>
               <w:ind w:left="120"/>
             </w:pPr>
-            <w:hyperlink w:history="1" r:id="rIdzdw3a0uuveomgmg1b7s0p">
+            <w:hyperlink w:history="1" r:id="rId2hkc6rnpybb_wfynxu2fx">
               <w:r>
                 <w:rPr>
                   <w:rFonts w:ascii="Arial" w:cs="Arial" w:eastAsia="Arial" w:hAnsi="Arial"/>
@@ -14255,7 +14255,7 @@
             <w:pPr>
               <w:spacing w:after="20" w:before="0"/>
             </w:pPr>
-            <w:hyperlink w:history="1" r:id="rIdrb9hfgz4_mh3wrdxxthal">
+            <w:hyperlink w:history="1" r:id="rId_aje1dyr4qezsinqsyjxw">
               <w:r>
                 <w:rPr>
                   <w:rFonts w:ascii="Arial" w:cs="Arial" w:eastAsia="Arial" w:hAnsi="Arial"/>
@@ -14288,7 +14288,7 @@
               <w:spacing w:after="10" w:before="0"/>
               <w:ind w:left="120"/>
             </w:pPr>
-            <w:hyperlink w:history="1" r:id="rIda8vxeaa40dcjf_jxjxyri">
+            <w:hyperlink w:history="1" r:id="rIdpsvok-sdpaxfates2rhbe">
               <w:r>
                 <w:rPr>
                   <w:rFonts w:ascii="Arial" w:cs="Arial" w:eastAsia="Arial" w:hAnsi="Arial"/>
@@ -14483,7 +14483,7 @@
             <w:pPr>
               <w:spacing w:after="20" w:before="0"/>
             </w:pPr>
-            <w:hyperlink w:history="1" r:id="rIdfzrjeo9po8zwdkja3-bif">
+            <w:hyperlink w:history="1" r:id="rIdtvpcvh3m8r60pbckcz15z">
               <w:r>
                 <w:rPr>
                   <w:rFonts w:ascii="Arial" w:cs="Arial" w:eastAsia="Arial" w:hAnsi="Arial"/>
@@ -14516,7 +14516,7 @@
               <w:spacing w:after="10" w:before="0"/>
               <w:ind w:left="120"/>
             </w:pPr>
-            <w:hyperlink w:history="1" r:id="rIde7l1yqddszzwgfvbxalbu">
+            <w:hyperlink w:history="1" r:id="rIdfydg2jjuysappwcmtxrif">
               <w:r>
                 <w:rPr>
                   <w:rFonts w:ascii="Arial" w:cs="Arial" w:eastAsia="Arial" w:hAnsi="Arial"/>
@@ -14561,7 +14561,7 @@
             <w:pPr>
               <w:spacing w:after="20" w:before="0"/>
             </w:pPr>
-            <w:hyperlink w:history="1" r:id="rIdyor9hrkb1wbg8mwbiviw7">
+            <w:hyperlink w:history="1" r:id="rId-wdzqqoygm89etpcxviet">
               <w:r>
                 <w:rPr>
                   <w:rFonts w:ascii="Arial" w:cs="Arial" w:eastAsia="Arial" w:hAnsi="Arial"/>
@@ -14594,7 +14594,7 @@
               <w:spacing w:after="10" w:before="0"/>
               <w:ind w:left="120"/>
             </w:pPr>
-            <w:hyperlink w:history="1" r:id="rId2hfqqvzxrnxzcy7sk0nin">
+            <w:hyperlink w:history="1" r:id="rIdssejcmsopmkcghfkem6zm">
               <w:r>
                 <w:rPr>
                   <w:rFonts w:ascii="Arial" w:cs="Arial" w:eastAsia="Arial" w:hAnsi="Arial"/>
@@ -14789,7 +14789,7 @@
             <w:pPr>
               <w:spacing w:after="20" w:before="0"/>
             </w:pPr>
-            <w:hyperlink w:history="1" r:id="rIdcwedci9dvrftbsyofp5mv">
+            <w:hyperlink w:history="1" r:id="rIdbs4ehtv8dgq9wrlre-qeb">
               <w:r>
                 <w:rPr>
                   <w:rFonts w:ascii="Arial" w:cs="Arial" w:eastAsia="Arial" w:hAnsi="Arial"/>
@@ -14822,7 +14822,7 @@
               <w:spacing w:after="10" w:before="0"/>
               <w:ind w:left="120"/>
             </w:pPr>
-            <w:hyperlink w:history="1" r:id="rIdbbn0ir99jy0p02zyt4pls">
+            <w:hyperlink w:history="1" r:id="rIdn1fi8o2bylvyumgwnz-5s">
               <w:r>
                 <w:rPr>
                   <w:rFonts w:ascii="Arial" w:cs="Arial" w:eastAsia="Arial" w:hAnsi="Arial"/>
@@ -14867,7 +14867,7 @@
             <w:pPr>
               <w:spacing w:after="20" w:before="0"/>
             </w:pPr>
-            <w:hyperlink w:history="1" r:id="rIduvdc-ocxb_-ripg_y-16e">
+            <w:hyperlink w:history="1" r:id="rIdibcfigrexs99n-dnfi-de">
               <w:r>
                 <w:rPr>
                   <w:rFonts w:ascii="Arial" w:cs="Arial" w:eastAsia="Arial" w:hAnsi="Arial"/>
@@ -14900,7 +14900,7 @@
               <w:spacing w:after="10" w:before="0"/>
               <w:ind w:left="120"/>
             </w:pPr>
-            <w:hyperlink w:history="1" r:id="rIdbjwlthlxr1oh0bfkal3qi">
+            <w:hyperlink w:history="1" r:id="rIdtfop1kb8ospjndttr3u48">
               <w:r>
                 <w:rPr>
                   <w:rFonts w:ascii="Arial" w:cs="Arial" w:eastAsia="Arial" w:hAnsi="Arial"/>
@@ -16387,7 +16387,7 @@
             <w:pPr>
               <w:spacing w:after="20" w:before="0"/>
             </w:pPr>
-            <w:hyperlink w:history="1" r:id="rIdyiy7ye3hfoscg80svsha6">
+            <w:hyperlink w:history="1" r:id="rIdlhwddkk6fwdyfgigzbe-a">
               <w:r>
                 <w:rPr>
                   <w:rFonts w:ascii="Arial" w:cs="Arial" w:eastAsia="Arial" w:hAnsi="Arial"/>
@@ -16420,7 +16420,7 @@
               <w:spacing w:after="10" w:before="0"/>
               <w:ind w:left="120"/>
             </w:pPr>
-            <w:hyperlink w:history="1" r:id="rId1nsrcyqpd7zswrttaz5lp">
+            <w:hyperlink w:history="1" r:id="rIddtrbstu2iw9nt-ncp-d16">
               <w:r>
                 <w:rPr>
                   <w:rFonts w:ascii="Arial" w:cs="Arial" w:eastAsia="Arial" w:hAnsi="Arial"/>
@@ -16465,7 +16465,7 @@
             <w:pPr>
               <w:spacing w:after="20" w:before="0"/>
             </w:pPr>
-            <w:hyperlink w:history="1" r:id="rIdk0htdt6us6hc9bblvkygj">
+            <w:hyperlink w:history="1" r:id="rIdylneyein7jczfaq3ulnba">
               <w:r>
                 <w:rPr>
                   <w:rFonts w:ascii="Arial" w:cs="Arial" w:eastAsia="Arial" w:hAnsi="Arial"/>
@@ -16498,7 +16498,7 @@
               <w:spacing w:after="10" w:before="0"/>
               <w:ind w:left="120"/>
             </w:pPr>
-            <w:hyperlink w:history="1" r:id="rIdgs46k7euuqzituj2_hjb2">
+            <w:hyperlink w:history="1" r:id="rIdkt2hps3vap0r6xeqoc6xd">
               <w:r>
                 <w:rPr>
                   <w:rFonts w:ascii="Arial" w:cs="Arial" w:eastAsia="Arial" w:hAnsi="Arial"/>
@@ -16693,7 +16693,7 @@
             <w:pPr>
               <w:spacing w:after="20" w:before="0"/>
             </w:pPr>
-            <w:hyperlink w:history="1" r:id="rIdf-6qprgp9mt_nipgsglod">
+            <w:hyperlink w:history="1" r:id="rIduew56nxx2ixuatj0vccvf">
               <w:r>
                 <w:rPr>
                   <w:rFonts w:ascii="Arial" w:cs="Arial" w:eastAsia="Arial" w:hAnsi="Arial"/>
@@ -16726,7 +16726,7 @@
               <w:spacing w:after="10" w:before="0"/>
               <w:ind w:left="120"/>
             </w:pPr>
-            <w:hyperlink w:history="1" r:id="rIdd3lsfcbifvncaxfi-x805">
+            <w:hyperlink w:history="1" r:id="rIdhmdd4q06f59qhzmw_vyzk">
               <w:r>
                 <w:rPr>
                   <w:rFonts w:ascii="Arial" w:cs="Arial" w:eastAsia="Arial" w:hAnsi="Arial"/>
@@ -16771,7 +16771,7 @@
             <w:pPr>
               <w:spacing w:after="20" w:before="0"/>
             </w:pPr>
-            <w:hyperlink w:history="1" r:id="rIdwqpzotni_r7rc-4cj3dk0">
+            <w:hyperlink w:history="1" r:id="rIdsvhjpuj8iyf-umqzmmuvv">
               <w:r>
                 <w:rPr>
                   <w:rFonts w:ascii="Arial" w:cs="Arial" w:eastAsia="Arial" w:hAnsi="Arial"/>
@@ -16804,7 +16804,7 @@
               <w:spacing w:after="10" w:before="0"/>
               <w:ind w:left="120"/>
             </w:pPr>
-            <w:hyperlink w:history="1" r:id="rIdhjble3xgpf94md07tc8ng">
+            <w:hyperlink w:history="1" r:id="rId1epjpm10y_zpgpcvmqooq">
               <w:r>
                 <w:rPr>
                   <w:rFonts w:ascii="Arial" w:cs="Arial" w:eastAsia="Arial" w:hAnsi="Arial"/>
@@ -16999,7 +16999,7 @@
             <w:pPr>
               <w:spacing w:after="20" w:before="0"/>
             </w:pPr>
-            <w:hyperlink w:history="1" r:id="rIduokdd7jxy9wsgybcnmfxq">
+            <w:hyperlink w:history="1" r:id="rIdfrbqnv6cfkedxwj20ijsf">
               <w:r>
                 <w:rPr>
                   <w:rFonts w:ascii="Arial" w:cs="Arial" w:eastAsia="Arial" w:hAnsi="Arial"/>
@@ -17032,7 +17032,7 @@
               <w:spacing w:after="10" w:before="0"/>
               <w:ind w:left="120"/>
             </w:pPr>
-            <w:hyperlink w:history="1" r:id="rIdyhnluwclhndwlp0lzy6po">
+            <w:hyperlink w:history="1" r:id="rIdfzf0m2qaelsh-c7flfzre">
               <w:r>
                 <w:rPr>
                   <w:rFonts w:ascii="Arial" w:cs="Arial" w:eastAsia="Arial" w:hAnsi="Arial"/>
@@ -17077,7 +17077,7 @@
             <w:pPr>
               <w:spacing w:after="20" w:before="0"/>
             </w:pPr>
-            <w:hyperlink w:history="1" r:id="rIdpl5pankuumirle5kdhbrv">
+            <w:hyperlink w:history="1" r:id="rIdrtohzf3auwwuaoi6pb8it">
               <w:r>
                 <w:rPr>
                   <w:rFonts w:ascii="Arial" w:cs="Arial" w:eastAsia="Arial" w:hAnsi="Arial"/>
@@ -17110,7 +17110,7 @@
               <w:spacing w:after="10" w:before="0"/>
               <w:ind w:left="120"/>
             </w:pPr>
-            <w:hyperlink w:history="1" r:id="rIds6ny8sy6efsvxmhyexe-0">
+            <w:hyperlink w:history="1" r:id="rIdimnmudamnqgka5kwgt0i3">
               <w:r>
                 <w:rPr>
                   <w:rFonts w:ascii="Arial" w:cs="Arial" w:eastAsia="Arial" w:hAnsi="Arial"/>
@@ -17305,7 +17305,7 @@
             <w:pPr>
               <w:spacing w:after="20" w:before="0"/>
             </w:pPr>
-            <w:hyperlink w:history="1" r:id="rIdj7erm-mvj60gztx1cjzxp">
+            <w:hyperlink w:history="1" r:id="rId1kvwlyg3-tdsoptjgv_3s">
               <w:r>
                 <w:rPr>
                   <w:rFonts w:ascii="Arial" w:cs="Arial" w:eastAsia="Arial" w:hAnsi="Arial"/>
@@ -17338,7 +17338,7 @@
               <w:spacing w:after="10" w:before="0"/>
               <w:ind w:left="120"/>
             </w:pPr>
-            <w:hyperlink w:history="1" r:id="rIdnml9hnlvhjuo3sispe0u3">
+            <w:hyperlink w:history="1" r:id="rIddfungxajvoepfbuqqfber">
               <w:r>
                 <w:rPr>
                   <w:rFonts w:ascii="Arial" w:cs="Arial" w:eastAsia="Arial" w:hAnsi="Arial"/>
@@ -17383,7 +17383,7 @@
             <w:pPr>
               <w:spacing w:after="20" w:before="0"/>
             </w:pPr>
-            <w:hyperlink w:history="1" r:id="rIdiugxghmkubkw_rrfr98we">
+            <w:hyperlink w:history="1" r:id="rId6gbpcq5rj3xw3wi9l6mgr">
               <w:r>
                 <w:rPr>
                   <w:rFonts w:ascii="Arial" w:cs="Arial" w:eastAsia="Arial" w:hAnsi="Arial"/>
@@ -17416,7 +17416,7 @@
               <w:spacing w:after="10" w:before="0"/>
               <w:ind w:left="120"/>
             </w:pPr>
-            <w:hyperlink w:history="1" r:id="rIdae9otz2l6llqkgypjuid4">
+            <w:hyperlink w:history="1" r:id="rIdkmc9sifdw6jyfck2sphoh">
               <w:r>
                 <w:rPr>
                   <w:rFonts w:ascii="Arial" w:cs="Arial" w:eastAsia="Arial" w:hAnsi="Arial"/>
@@ -17611,7 +17611,7 @@
             <w:pPr>
               <w:spacing w:after="20" w:before="0"/>
             </w:pPr>
-            <w:hyperlink w:history="1" r:id="rIdtzr0krz_lhbgmozaqflge">
+            <w:hyperlink w:history="1" r:id="rIduplsv9gseqanln0ra5c5b">
               <w:r>
                 <w:rPr>
                   <w:rFonts w:ascii="Arial" w:cs="Arial" w:eastAsia="Arial" w:hAnsi="Arial"/>
@@ -17644,7 +17644,7 @@
               <w:spacing w:after="10" w:before="0"/>
               <w:ind w:left="120"/>
             </w:pPr>
-            <w:hyperlink w:history="1" r:id="rId5v-lcoravc56nwtrfyapl">
+            <w:hyperlink w:history="1" r:id="rIdmksfve1p-e_oy92lk1lu_">
               <w:r>
                 <w:rPr>
                   <w:rFonts w:ascii="Arial" w:cs="Arial" w:eastAsia="Arial" w:hAnsi="Arial"/>
@@ -17689,7 +17689,7 @@
             <w:pPr>
               <w:spacing w:after="20" w:before="0"/>
             </w:pPr>
-            <w:hyperlink w:history="1" r:id="rId6u6bqlskkkg3j-lduvhnl">
+            <w:hyperlink w:history="1" r:id="rIdhqfacn53gemmhxvwktqj7">
               <w:r>
                 <w:rPr>
                   <w:rFonts w:ascii="Arial" w:cs="Arial" w:eastAsia="Arial" w:hAnsi="Arial"/>
@@ -17722,7 +17722,7 @@
               <w:spacing w:after="10" w:before="0"/>
               <w:ind w:left="120"/>
             </w:pPr>
-            <w:hyperlink w:history="1" r:id="rIdeppou0s5zclftyi--gb5t">
+            <w:hyperlink w:history="1" r:id="rIdzofuz9g2qq8zkjocfhlm1">
               <w:r>
                 <w:rPr>
                   <w:rFonts w:ascii="Arial" w:cs="Arial" w:eastAsia="Arial" w:hAnsi="Arial"/>
@@ -19209,7 +19209,7 @@
             <w:pPr>
               <w:spacing w:after="20" w:before="0"/>
             </w:pPr>
-            <w:hyperlink w:history="1" r:id="rIdygucw0galxjiwwtguefig">
+            <w:hyperlink w:history="1" r:id="rIdhfyhvc8ra9kb3pwwpwccx">
               <w:r>
                 <w:rPr>
                   <w:rFonts w:ascii="Arial" w:cs="Arial" w:eastAsia="Arial" w:hAnsi="Arial"/>
@@ -19242,7 +19242,7 @@
               <w:spacing w:after="10" w:before="0"/>
               <w:ind w:left="120"/>
             </w:pPr>
-            <w:hyperlink w:history="1" r:id="rId52nz0albj3s7qer21w0lv">
+            <w:hyperlink w:history="1" r:id="rIdzf2gqq1pek4xgzfmkci5q">
               <w:r>
                 <w:rPr>
                   <w:rFonts w:ascii="Arial" w:cs="Arial" w:eastAsia="Arial" w:hAnsi="Arial"/>
@@ -19287,7 +19287,7 @@
             <w:pPr>
               <w:spacing w:after="20" w:before="0"/>
             </w:pPr>
-            <w:hyperlink w:history="1" r:id="rIds6qxrfwk17g0ltkqzpu4i">
+            <w:hyperlink w:history="1" r:id="rIduntlitucb6kujpm4_6tfk">
               <w:r>
                 <w:rPr>
                   <w:rFonts w:ascii="Arial" w:cs="Arial" w:eastAsia="Arial" w:hAnsi="Arial"/>
@@ -19320,7 +19320,7 @@
               <w:spacing w:after="10" w:before="0"/>
               <w:ind w:left="120"/>
             </w:pPr>
-            <w:hyperlink w:history="1" r:id="rId7xx1gfy314nppqv9fnqhw">
+            <w:hyperlink w:history="1" r:id="rIdgpdb6iegys7bbic8-9-x3">
               <w:r>
                 <w:rPr>
                   <w:rFonts w:ascii="Arial" w:cs="Arial" w:eastAsia="Arial" w:hAnsi="Arial"/>
@@ -19515,7 +19515,7 @@
             <w:pPr>
               <w:spacing w:after="20" w:before="0"/>
             </w:pPr>
-            <w:hyperlink w:history="1" r:id="rId5o2jbbdkupso9i_ijp1p0">
+            <w:hyperlink w:history="1" r:id="rId6fkjhhzhatyjpw93_rcbt">
               <w:r>
                 <w:rPr>
                   <w:rFonts w:ascii="Arial" w:cs="Arial" w:eastAsia="Arial" w:hAnsi="Arial"/>
@@ -19548,7 +19548,7 @@
               <w:spacing w:after="10" w:before="0"/>
               <w:ind w:left="120"/>
             </w:pPr>
-            <w:hyperlink w:history="1" r:id="rIdzapikyl8gll1jwcrr_cnl">
+            <w:hyperlink w:history="1" r:id="rIddzknzwbzvlimqd7wvo6pi">
               <w:r>
                 <w:rPr>
                   <w:rFonts w:ascii="Arial" w:cs="Arial" w:eastAsia="Arial" w:hAnsi="Arial"/>
@@ -19593,7 +19593,7 @@
             <w:pPr>
               <w:spacing w:after="20" w:before="0"/>
             </w:pPr>
-            <w:hyperlink w:history="1" r:id="rIdfq9ix-kfxorrqyhmednuh">
+            <w:hyperlink w:history="1" r:id="rIdiynuor9udwhp_v6caiuzz">
               <w:r>
                 <w:rPr>
                   <w:rFonts w:ascii="Arial" w:cs="Arial" w:eastAsia="Arial" w:hAnsi="Arial"/>
@@ -19626,7 +19626,7 @@
               <w:spacing w:after="10" w:before="0"/>
               <w:ind w:left="120"/>
             </w:pPr>
-            <w:hyperlink w:history="1" r:id="rIdgouxklueco2gtvonc_x3j">
+            <w:hyperlink w:history="1" r:id="rIdydhkpx4-jvceph1x-t6p9">
               <w:r>
                 <w:rPr>
                   <w:rFonts w:ascii="Arial" w:cs="Arial" w:eastAsia="Arial" w:hAnsi="Arial"/>
@@ -19821,7 +19821,7 @@
             <w:pPr>
               <w:spacing w:after="20" w:before="0"/>
             </w:pPr>
-            <w:hyperlink w:history="1" r:id="rIdqjytbztfingwfbkup-3vl">
+            <w:hyperlink w:history="1" r:id="rId7j2kdzv9luizwlggp5-zi">
               <w:r>
                 <w:rPr>
                   <w:rFonts w:ascii="Arial" w:cs="Arial" w:eastAsia="Arial" w:hAnsi="Arial"/>
@@ -19854,7 +19854,7 @@
               <w:spacing w:after="10" w:before="0"/>
               <w:ind w:left="120"/>
             </w:pPr>
-            <w:hyperlink w:history="1" r:id="rIdzduxogi8pb2ol6lpgxarb">
+            <w:hyperlink w:history="1" r:id="rIdocffaab3nx1xf3ogwfve7">
               <w:r>
                 <w:rPr>
                   <w:rFonts w:ascii="Arial" w:cs="Arial" w:eastAsia="Arial" w:hAnsi="Arial"/>
@@ -19899,7 +19899,7 @@
             <w:pPr>
               <w:spacing w:after="20" w:before="0"/>
             </w:pPr>
-            <w:hyperlink w:history="1" r:id="rIdggepqurtta1dstjgtgwxm">
+            <w:hyperlink w:history="1" r:id="rIdvqiuerwi2f2sgjxcsyqrv">
               <w:r>
                 <w:rPr>
                   <w:rFonts w:ascii="Arial" w:cs="Arial" w:eastAsia="Arial" w:hAnsi="Arial"/>
@@ -19932,7 +19932,7 @@
               <w:spacing w:after="10" w:before="0"/>
               <w:ind w:left="120"/>
             </w:pPr>
-            <w:hyperlink w:history="1" r:id="rId7ukwltz2w7qm17qtsuui_">
+            <w:hyperlink w:history="1" r:id="rIdwnbmo4nez0q8ntf0f6qpa">
               <w:r>
                 <w:rPr>
                   <w:rFonts w:ascii="Arial" w:cs="Arial" w:eastAsia="Arial" w:hAnsi="Arial"/>
@@ -20127,7 +20127,7 @@
             <w:pPr>
               <w:spacing w:after="20" w:before="0"/>
             </w:pPr>
-            <w:hyperlink w:history="1" r:id="rIdy_aquhdtyqtvyzjglyutr">
+            <w:hyperlink w:history="1" r:id="rId3fw_2eox9m0o96trsq5sm">
               <w:r>
                 <w:rPr>
                   <w:rFonts w:ascii="Arial" w:cs="Arial" w:eastAsia="Arial" w:hAnsi="Arial"/>
@@ -20160,7 +20160,7 @@
               <w:spacing w:after="10" w:before="0"/>
               <w:ind w:left="120"/>
             </w:pPr>
-            <w:hyperlink w:history="1" r:id="rId2yflai-l97-pqyfmnagng">
+            <w:hyperlink w:history="1" r:id="rId-zgjks4qrqop6llpy-gcf">
               <w:r>
                 <w:rPr>
                   <w:rFonts w:ascii="Arial" w:cs="Arial" w:eastAsia="Arial" w:hAnsi="Arial"/>
@@ -20205,7 +20205,7 @@
             <w:pPr>
               <w:spacing w:after="20" w:before="0"/>
             </w:pPr>
-            <w:hyperlink w:history="1" r:id="rIdj9l_oxvztab24v-p3rveq">
+            <w:hyperlink w:history="1" r:id="rId2vyxd3roq4ztozoi4wpey">
               <w:r>
                 <w:rPr>
                   <w:rFonts w:ascii="Arial" w:cs="Arial" w:eastAsia="Arial" w:hAnsi="Arial"/>
@@ -20238,7 +20238,7 @@
               <w:spacing w:after="10" w:before="0"/>
               <w:ind w:left="120"/>
             </w:pPr>
-            <w:hyperlink w:history="1" r:id="rIdiciugkdnorsnljtk3uqk4">
+            <w:hyperlink w:history="1" r:id="rId3epdg7swn-q9te6orba1a">
               <w:r>
                 <w:rPr>
                   <w:rFonts w:ascii="Arial" w:cs="Arial" w:eastAsia="Arial" w:hAnsi="Arial"/>
@@ -20433,7 +20433,7 @@
             <w:pPr>
               <w:spacing w:after="20" w:before="0"/>
             </w:pPr>
-            <w:hyperlink w:history="1" r:id="rId6h0sobw02j1fnpwe--twk">
+            <w:hyperlink w:history="1" r:id="rId8n_fxebbg6plnzqdjhh32">
               <w:r>
                 <w:rPr>
                   <w:rFonts w:ascii="Arial" w:cs="Arial" w:eastAsia="Arial" w:hAnsi="Arial"/>
@@ -20466,7 +20466,7 @@
               <w:spacing w:after="10" w:before="0"/>
               <w:ind w:left="120"/>
             </w:pPr>
-            <w:hyperlink w:history="1" r:id="rIdlejxcbpmynhtvghujs6as">
+            <w:hyperlink w:history="1" r:id="rIdup1tbp3ilitvcteobt86z">
               <w:r>
                 <w:rPr>
                   <w:rFonts w:ascii="Arial" w:cs="Arial" w:eastAsia="Arial" w:hAnsi="Arial"/>
@@ -20511,7 +20511,7 @@
             <w:pPr>
               <w:spacing w:after="20" w:before="0"/>
             </w:pPr>
-            <w:hyperlink w:history="1" r:id="rIdcmhya0rl2ge7mldl9zolp">
+            <w:hyperlink w:history="1" r:id="rIdzlfmjjsauqrocl_ex1opx">
               <w:r>
                 <w:rPr>
                   <w:rFonts w:ascii="Arial" w:cs="Arial" w:eastAsia="Arial" w:hAnsi="Arial"/>
@@ -20544,7 +20544,7 @@
               <w:spacing w:after="10" w:before="0"/>
               <w:ind w:left="120"/>
             </w:pPr>
-            <w:hyperlink w:history="1" r:id="rIdu0rklkfb6xg_scrnry0le">
+            <w:hyperlink w:history="1" r:id="rIdcjdidcgbbgbn2_obdf318">
               <w:r>
                 <w:rPr>
                   <w:rFonts w:ascii="Arial" w:cs="Arial" w:eastAsia="Arial" w:hAnsi="Arial"/>

--- a/data/outputs/v2/Physics/SS1.5_Moments_of_Equilibrium/Physics_Moments_of_Equilibrium_CBE_LessonSequence.docx
+++ b/data/outputs/v2/Physics/SS1.5_Moments_of_Equilibrium/Physics_Moments_of_Equilibrium_CBE_LessonSequence.docx
@@ -3359,7 +3359,7 @@
             <w:pPr>
               <w:spacing w:after="20" w:before="0"/>
             </w:pPr>
-            <w:hyperlink w:history="1" r:id="rIdy8me7cduhst6ikylmetuk">
+            <w:hyperlink w:history="1" r:id="rId4tfrr3jnw27aalxnn08l9">
               <w:r>
                 <w:rPr>
                   <w:rFonts w:ascii="Arial" w:cs="Arial" w:eastAsia="Arial" w:hAnsi="Arial"/>
@@ -3392,7 +3392,7 @@
               <w:spacing w:after="10" w:before="0"/>
               <w:ind w:left="120"/>
             </w:pPr>
-            <w:hyperlink w:history="1" r:id="rIdx2jhcsf9bdieiopc4j8ox">
+            <w:hyperlink w:history="1" r:id="rId0dua1x1hk5lhfx5_wixia">
               <w:r>
                 <w:rPr>
                   <w:rFonts w:ascii="Arial" w:cs="Arial" w:eastAsia="Arial" w:hAnsi="Arial"/>
@@ -3437,7 +3437,7 @@
             <w:pPr>
               <w:spacing w:after="20" w:before="0"/>
             </w:pPr>
-            <w:hyperlink w:history="1" r:id="rIdie8wqommnpujpd1iam68j">
+            <w:hyperlink w:history="1" r:id="rIdari6dehvu8vjxb1zlxhat">
               <w:r>
                 <w:rPr>
                   <w:rFonts w:ascii="Arial" w:cs="Arial" w:eastAsia="Arial" w:hAnsi="Arial"/>
@@ -3470,7 +3470,7 @@
               <w:spacing w:after="10" w:before="0"/>
               <w:ind w:left="120"/>
             </w:pPr>
-            <w:hyperlink w:history="1" r:id="rIdmegbrdsxqxssvoqkkaher">
+            <w:hyperlink w:history="1" r:id="rId-dn7-znigsgq5vq0ra9vy">
               <w:r>
                 <w:rPr>
                   <w:rFonts w:ascii="Arial" w:cs="Arial" w:eastAsia="Arial" w:hAnsi="Arial"/>
@@ -3819,7 +3819,7 @@
             <w:pPr>
               <w:spacing w:after="20" w:before="0"/>
             </w:pPr>
-            <w:hyperlink w:history="1" r:id="rIdlapimao7oxvgo0yf_v1ge">
+            <w:hyperlink w:history="1" r:id="rIdrtdbqiaqrv7zgfaehkyty">
               <w:r>
                 <w:rPr>
                   <w:rFonts w:ascii="Arial" w:cs="Arial" w:eastAsia="Arial" w:hAnsi="Arial"/>
@@ -3852,7 +3852,7 @@
               <w:spacing w:after="10" w:before="0"/>
               <w:ind w:left="120"/>
             </w:pPr>
-            <w:hyperlink w:history="1" r:id="rIdyqzmtj0ly7fyyl6vvq6-j">
+            <w:hyperlink w:history="1" r:id="rIdgcewudc-rhajxhbjg_bf4">
               <w:r>
                 <w:rPr>
                   <w:rFonts w:ascii="Arial" w:cs="Arial" w:eastAsia="Arial" w:hAnsi="Arial"/>
@@ -3897,7 +3897,7 @@
             <w:pPr>
               <w:spacing w:after="20" w:before="0"/>
             </w:pPr>
-            <w:hyperlink w:history="1" r:id="rIdqxncln1_tjmdsgwnpqdqr">
+            <w:hyperlink w:history="1" r:id="rIdbxqyxaaujrbjslqequdyb">
               <w:r>
                 <w:rPr>
                   <w:rFonts w:ascii="Arial" w:cs="Arial" w:eastAsia="Arial" w:hAnsi="Arial"/>
@@ -3930,7 +3930,7 @@
               <w:spacing w:after="10" w:before="0"/>
               <w:ind w:left="120"/>
             </w:pPr>
-            <w:hyperlink w:history="1" r:id="rId3f4dtqibyz6mshqnc8ab5">
+            <w:hyperlink w:history="1" r:id="rId6iuc8rbabnghzavurskfl">
               <w:r>
                 <w:rPr>
                   <w:rFonts w:ascii="Arial" w:cs="Arial" w:eastAsia="Arial" w:hAnsi="Arial"/>
@@ -4432,7 +4432,7 @@
             <w:pPr>
               <w:spacing w:after="20" w:before="0"/>
             </w:pPr>
-            <w:hyperlink w:history="1" r:id="rIdpu8ycxpj_c9s1j-eskcme">
+            <w:hyperlink w:history="1" r:id="rIdxrrnyubsbuloq_0sdofbx">
               <w:r>
                 <w:rPr>
                   <w:rFonts w:ascii="Arial" w:cs="Arial" w:eastAsia="Arial" w:hAnsi="Arial"/>
@@ -4465,7 +4465,7 @@
               <w:spacing w:after="10" w:before="0"/>
               <w:ind w:left="120"/>
             </w:pPr>
-            <w:hyperlink w:history="1" r:id="rIdbcenezbyli1u3sf2e5dp_">
+            <w:hyperlink w:history="1" r:id="rIdazbw-5khybysejdovyf5y">
               <w:r>
                 <w:rPr>
                   <w:rFonts w:ascii="Arial" w:cs="Arial" w:eastAsia="Arial" w:hAnsi="Arial"/>
@@ -4510,7 +4510,7 @@
             <w:pPr>
               <w:spacing w:after="20" w:before="0"/>
             </w:pPr>
-            <w:hyperlink w:history="1" r:id="rIdiyst82ety8nb1t2semlli">
+            <w:hyperlink w:history="1" r:id="rId-vlyvlaib2ab0xfss5u92">
               <w:r>
                 <w:rPr>
                   <w:rFonts w:ascii="Arial" w:cs="Arial" w:eastAsia="Arial" w:hAnsi="Arial"/>
@@ -4543,7 +4543,7 @@
               <w:spacing w:after="10" w:before="0"/>
               <w:ind w:left="120"/>
             </w:pPr>
-            <w:hyperlink w:history="1" r:id="rIdbmnteuq4c8pkrcgkmt1wy">
+            <w:hyperlink w:history="1" r:id="rIdtq0ddudx30yetrazujbee">
               <w:r>
                 <w:rPr>
                   <w:rFonts w:ascii="Arial" w:cs="Arial" w:eastAsia="Arial" w:hAnsi="Arial"/>
@@ -5141,7 +5141,7 @@
             <w:pPr>
               <w:spacing w:after="20" w:before="0"/>
             </w:pPr>
-            <w:hyperlink w:history="1" r:id="rIdgqm_blxhdu95aqx7aqdki">
+            <w:hyperlink w:history="1" r:id="rIdu5wgcliljqwgqzz43o5a9">
               <w:r>
                 <w:rPr>
                   <w:rFonts w:ascii="Arial" w:cs="Arial" w:eastAsia="Arial" w:hAnsi="Arial"/>
@@ -5174,7 +5174,7 @@
               <w:spacing w:after="10" w:before="0"/>
               <w:ind w:left="120"/>
             </w:pPr>
-            <w:hyperlink w:history="1" r:id="rId2hrazvn1j64zcskxzifas">
+            <w:hyperlink w:history="1" r:id="rIdhjedpbgjts2vanm6broug">
               <w:r>
                 <w:rPr>
                   <w:rFonts w:ascii="Arial" w:cs="Arial" w:eastAsia="Arial" w:hAnsi="Arial"/>
@@ -5219,7 +5219,7 @@
             <w:pPr>
               <w:spacing w:after="20" w:before="0"/>
             </w:pPr>
-            <w:hyperlink w:history="1" r:id="rIdfdxfdyedrgd-my5fhxgex">
+            <w:hyperlink w:history="1" r:id="rIdvf5cqrzuw1hcixiqrx_-i">
               <w:r>
                 <w:rPr>
                   <w:rFonts w:ascii="Arial" w:cs="Arial" w:eastAsia="Arial" w:hAnsi="Arial"/>
@@ -5252,7 +5252,7 @@
               <w:spacing w:after="10" w:before="0"/>
               <w:ind w:left="120"/>
             </w:pPr>
-            <w:hyperlink w:history="1" r:id="rIdzwavkiv8il3rvl2dfluof">
+            <w:hyperlink w:history="1" r:id="rIdeotmc1aq2kkg7fe1f8ohz">
               <w:r>
                 <w:rPr>
                   <w:rFonts w:ascii="Arial" w:cs="Arial" w:eastAsia="Arial" w:hAnsi="Arial"/>
@@ -5582,7 +5582,7 @@
             <w:pPr>
               <w:spacing w:after="20" w:before="0"/>
             </w:pPr>
-            <w:hyperlink w:history="1" r:id="rIdcgqezkjgvce1filligh3g">
+            <w:hyperlink w:history="1" r:id="rIdmv7fagrl28qcwcouh29to">
               <w:r>
                 <w:rPr>
                   <w:rFonts w:ascii="Arial" w:cs="Arial" w:eastAsia="Arial" w:hAnsi="Arial"/>
@@ -5615,7 +5615,7 @@
               <w:spacing w:after="10" w:before="0"/>
               <w:ind w:left="120"/>
             </w:pPr>
-            <w:hyperlink w:history="1" r:id="rId8shjypjvd2yqburseo6qj">
+            <w:hyperlink w:history="1" r:id="rId7rf3_-jqfjha5q8rfokv2">
               <w:r>
                 <w:rPr>
                   <w:rFonts w:ascii="Arial" w:cs="Arial" w:eastAsia="Arial" w:hAnsi="Arial"/>
@@ -5660,7 +5660,7 @@
             <w:pPr>
               <w:spacing w:after="20" w:before="0"/>
             </w:pPr>
-            <w:hyperlink w:history="1" r:id="rIdv3lwh2mp1rkd7axuanecr">
+            <w:hyperlink w:history="1" r:id="rIdnsar3dhfyng2vp9cxoje8">
               <w:r>
                 <w:rPr>
                   <w:rFonts w:ascii="Arial" w:cs="Arial" w:eastAsia="Arial" w:hAnsi="Arial"/>
@@ -5693,7 +5693,7 @@
               <w:spacing w:after="10" w:before="0"/>
               <w:ind w:left="120"/>
             </w:pPr>
-            <w:hyperlink w:history="1" r:id="rIdxygvxx0smolpzlfxe4vb4">
+            <w:hyperlink w:history="1" r:id="rIdkmitoj22_ewzhfkahyizq">
               <w:r>
                 <w:rPr>
                   <w:rFonts w:ascii="Arial" w:cs="Arial" w:eastAsia="Arial" w:hAnsi="Arial"/>
@@ -7522,7 +7522,7 @@
             <w:pPr>
               <w:spacing w:after="20" w:before="0"/>
             </w:pPr>
-            <w:hyperlink w:history="1" r:id="rIdzwxe2tn08d8v5dicjb0jt">
+            <w:hyperlink w:history="1" r:id="rIdfhedm7sxq9gvdnqeaiwaz">
               <w:r>
                 <w:rPr>
                   <w:rFonts w:ascii="Arial" w:cs="Arial" w:eastAsia="Arial" w:hAnsi="Arial"/>
@@ -7555,7 +7555,7 @@
               <w:spacing w:after="10" w:before="0"/>
               <w:ind w:left="120"/>
             </w:pPr>
-            <w:hyperlink w:history="1" r:id="rIdhki1c-09zvd71an-x5b5u">
+            <w:hyperlink w:history="1" r:id="rId12s7ltnyyp2zkadveqwdv">
               <w:r>
                 <w:rPr>
                   <w:rFonts w:ascii="Arial" w:cs="Arial" w:eastAsia="Arial" w:hAnsi="Arial"/>
@@ -7600,7 +7600,7 @@
             <w:pPr>
               <w:spacing w:after="20" w:before="0"/>
             </w:pPr>
-            <w:hyperlink w:history="1" r:id="rIdrorvpk7myatyvvb00ffdc">
+            <w:hyperlink w:history="1" r:id="rIdzthq4dj0rf5uhezfa6wer">
               <w:r>
                 <w:rPr>
                   <w:rFonts w:ascii="Arial" w:cs="Arial" w:eastAsia="Arial" w:hAnsi="Arial"/>
@@ -7633,7 +7633,7 @@
               <w:spacing w:after="10" w:before="0"/>
               <w:ind w:left="120"/>
             </w:pPr>
-            <w:hyperlink w:history="1" r:id="rIdemf5hrhvvmze0x3ppfp9n">
+            <w:hyperlink w:history="1" r:id="rIdnc6qd_f0uth-m7dmyfmnj">
               <w:r>
                 <w:rPr>
                   <w:rFonts w:ascii="Arial" w:cs="Arial" w:eastAsia="Arial" w:hAnsi="Arial"/>
@@ -7885,7 +7885,7 @@
             <w:pPr>
               <w:spacing w:after="20" w:before="0"/>
             </w:pPr>
-            <w:hyperlink w:history="1" r:id="rIdgcfszeui5iwckqucpcqlg">
+            <w:hyperlink w:history="1" r:id="rIdfdri_aeumy36c9eu-zvr_">
               <w:r>
                 <w:rPr>
                   <w:rFonts w:ascii="Arial" w:cs="Arial" w:eastAsia="Arial" w:hAnsi="Arial"/>
@@ -7918,7 +7918,7 @@
               <w:spacing w:after="10" w:before="0"/>
               <w:ind w:left="120"/>
             </w:pPr>
-            <w:hyperlink w:history="1" r:id="rIdzhylj6cxmviiwsegsdzh-">
+            <w:hyperlink w:history="1" r:id="rIdtmru3n348xnayreeuglpw">
               <w:r>
                 <w:rPr>
                   <w:rFonts w:ascii="Arial" w:cs="Arial" w:eastAsia="Arial" w:hAnsi="Arial"/>
@@ -7963,7 +7963,7 @@
             <w:pPr>
               <w:spacing w:after="20" w:before="0"/>
             </w:pPr>
-            <w:hyperlink w:history="1" r:id="rIdnh_ubd_zyvp_4q75kdf7q">
+            <w:hyperlink w:history="1" r:id="rIdvdtngtgp4zpttlhhmwg5b">
               <w:r>
                 <w:rPr>
                   <w:rFonts w:ascii="Arial" w:cs="Arial" w:eastAsia="Arial" w:hAnsi="Arial"/>
@@ -7996,7 +7996,7 @@
               <w:spacing w:after="10" w:before="0"/>
               <w:ind w:left="120"/>
             </w:pPr>
-            <w:hyperlink w:history="1" r:id="rIdwnc28ulx6fk7am4bhlxxj">
+            <w:hyperlink w:history="1" r:id="rId8dq3yguky9q26cjwzcpv0">
               <w:r>
                 <w:rPr>
                   <w:rFonts w:ascii="Arial" w:cs="Arial" w:eastAsia="Arial" w:hAnsi="Arial"/>
@@ -8267,7 +8267,7 @@
             <w:pPr>
               <w:spacing w:after="20" w:before="0"/>
             </w:pPr>
-            <w:hyperlink w:history="1" r:id="rIdgsp0sbdmrt5tj1cpnamvu">
+            <w:hyperlink w:history="1" r:id="rIdohrzkftf6rbgtmb8yhy61">
               <w:r>
                 <w:rPr>
                   <w:rFonts w:ascii="Arial" w:cs="Arial" w:eastAsia="Arial" w:hAnsi="Arial"/>
@@ -8300,7 +8300,7 @@
               <w:spacing w:after="10" w:before="0"/>
               <w:ind w:left="120"/>
             </w:pPr>
-            <w:hyperlink w:history="1" r:id="rIdcvuo4hg1oukydikg-64x3">
+            <w:hyperlink w:history="1" r:id="rIdr-uzqqi9pczecbb1jjjzz">
               <w:r>
                 <w:rPr>
                   <w:rFonts w:ascii="Arial" w:cs="Arial" w:eastAsia="Arial" w:hAnsi="Arial"/>
@@ -8345,7 +8345,7 @@
             <w:pPr>
               <w:spacing w:after="20" w:before="0"/>
             </w:pPr>
-            <w:hyperlink w:history="1" r:id="rIdkxpo0d_frjtxcvvrkwcmg">
+            <w:hyperlink w:history="1" r:id="rId_v8lhwxgfrkbsk1q1xf0s">
               <w:r>
                 <w:rPr>
                   <w:rFonts w:ascii="Arial" w:cs="Arial" w:eastAsia="Arial" w:hAnsi="Arial"/>
@@ -8378,7 +8378,7 @@
               <w:spacing w:after="10" w:before="0"/>
               <w:ind w:left="120"/>
             </w:pPr>
-            <w:hyperlink w:history="1" r:id="rIdxmkw3pgznfkj1y0092tru">
+            <w:hyperlink w:history="1" r:id="rIdzigwe3i7o0gtfda2264vq">
               <w:r>
                 <w:rPr>
                   <w:rFonts w:ascii="Arial" w:cs="Arial" w:eastAsia="Arial" w:hAnsi="Arial"/>
@@ -8687,7 +8687,7 @@
             <w:pPr>
               <w:spacing w:after="20" w:before="0"/>
             </w:pPr>
-            <w:hyperlink w:history="1" r:id="rId6msmxlbbwxuabxj37yjz9">
+            <w:hyperlink w:history="1" r:id="rIdarwmxabrjtajiuakcwrtj">
               <w:r>
                 <w:rPr>
                   <w:rFonts w:ascii="Arial" w:cs="Arial" w:eastAsia="Arial" w:hAnsi="Arial"/>
@@ -8720,7 +8720,7 @@
               <w:spacing w:after="10" w:before="0"/>
               <w:ind w:left="120"/>
             </w:pPr>
-            <w:hyperlink w:history="1" r:id="rIdqixp88ovnrbxo4rpt-hkd">
+            <w:hyperlink w:history="1" r:id="rIdaxyu36mixalzhi3tmptru">
               <w:r>
                 <w:rPr>
                   <w:rFonts w:ascii="Arial" w:cs="Arial" w:eastAsia="Arial" w:hAnsi="Arial"/>
@@ -8765,7 +8765,7 @@
             <w:pPr>
               <w:spacing w:after="20" w:before="0"/>
             </w:pPr>
-            <w:hyperlink w:history="1" r:id="rIdg0lih52qd3a8t0--aydm7">
+            <w:hyperlink w:history="1" r:id="rIddf8uybkdiofvpb8rzrop0">
               <w:r>
                 <w:rPr>
                   <w:rFonts w:ascii="Arial" w:cs="Arial" w:eastAsia="Arial" w:hAnsi="Arial"/>
@@ -8798,7 +8798,7 @@
               <w:spacing w:after="10" w:before="0"/>
               <w:ind w:left="120"/>
             </w:pPr>
-            <w:hyperlink w:history="1" r:id="rIdt44kxr4lk5udfg8v4nvzl">
+            <w:hyperlink w:history="1" r:id="rIdwlt-91jhm2vagay4nrjsf">
               <w:r>
                 <w:rPr>
                   <w:rFonts w:ascii="Arial" w:cs="Arial" w:eastAsia="Arial" w:hAnsi="Arial"/>
@@ -9069,7 +9069,7 @@
             <w:pPr>
               <w:spacing w:after="20" w:before="0"/>
             </w:pPr>
-            <w:hyperlink w:history="1" r:id="rIdhuqpkpbn2jrvymffrteki">
+            <w:hyperlink w:history="1" r:id="rId50s69y5hfrjhepkij3zt0">
               <w:r>
                 <w:rPr>
                   <w:rFonts w:ascii="Arial" w:cs="Arial" w:eastAsia="Arial" w:hAnsi="Arial"/>
@@ -9102,7 +9102,7 @@
               <w:spacing w:after="10" w:before="0"/>
               <w:ind w:left="120"/>
             </w:pPr>
-            <w:hyperlink w:history="1" r:id="rIdq1pzsex8fznyv4yaihobx">
+            <w:hyperlink w:history="1" r:id="rIdrgqa_prkgo9arzlxi9jog">
               <w:r>
                 <w:rPr>
                   <w:rFonts w:ascii="Arial" w:cs="Arial" w:eastAsia="Arial" w:hAnsi="Arial"/>
@@ -9147,7 +9147,7 @@
             <w:pPr>
               <w:spacing w:after="20" w:before="0"/>
             </w:pPr>
-            <w:hyperlink w:history="1" r:id="rId20jslktgq5lsghrubj8-e">
+            <w:hyperlink w:history="1" r:id="rIdga-2wzmkauhhhppm_f0zm">
               <w:r>
                 <w:rPr>
                   <w:rFonts w:ascii="Arial" w:cs="Arial" w:eastAsia="Arial" w:hAnsi="Arial"/>
@@ -9180,7 +9180,7 @@
               <w:spacing w:after="10" w:before="0"/>
               <w:ind w:left="120"/>
             </w:pPr>
-            <w:hyperlink w:history="1" r:id="rIdr38dpvt-itbfi7gc4-hyp">
+            <w:hyperlink w:history="1" r:id="rIdzwstugavjx7xcaq5e6ljy">
               <w:r>
                 <w:rPr>
                   <w:rFonts w:ascii="Arial" w:cs="Arial" w:eastAsia="Arial" w:hAnsi="Arial"/>
@@ -10743,7 +10743,7 @@
             <w:pPr>
               <w:spacing w:after="20" w:before="0"/>
             </w:pPr>
-            <w:hyperlink w:history="1" r:id="rIdvmndueswfaopsjzkh-qaa">
+            <w:hyperlink w:history="1" r:id="rId_cqqigbrpqqgihybgwk5i">
               <w:r>
                 <w:rPr>
                   <w:rFonts w:ascii="Arial" w:cs="Arial" w:eastAsia="Arial" w:hAnsi="Arial"/>
@@ -10776,7 +10776,7 @@
               <w:spacing w:after="10" w:before="0"/>
               <w:ind w:left="120"/>
             </w:pPr>
-            <w:hyperlink w:history="1" r:id="rIdxopw3djcnjqkzovhtp_6a">
+            <w:hyperlink w:history="1" r:id="rIdzludywlxltnysavxu8_3n">
               <w:r>
                 <w:rPr>
                   <w:rFonts w:ascii="Arial" w:cs="Arial" w:eastAsia="Arial" w:hAnsi="Arial"/>
@@ -10821,7 +10821,7 @@
             <w:pPr>
               <w:spacing w:after="20" w:before="0"/>
             </w:pPr>
-            <w:hyperlink w:history="1" r:id="rIdyb2admo-bhdrttbi10wsa">
+            <w:hyperlink w:history="1" r:id="rId-atsqbbf4pw2_m1kdr7dm">
               <w:r>
                 <w:rPr>
                   <w:rFonts w:ascii="Arial" w:cs="Arial" w:eastAsia="Arial" w:hAnsi="Arial"/>
@@ -10854,7 +10854,7 @@
               <w:spacing w:after="10" w:before="0"/>
               <w:ind w:left="120"/>
             </w:pPr>
-            <w:hyperlink w:history="1" r:id="rIdikp8whdxefmxp0ukkiqqa">
+            <w:hyperlink w:history="1" r:id="rIdhebfmsip6vyy_m4w2xccs">
               <w:r>
                 <w:rPr>
                   <w:rFonts w:ascii="Arial" w:cs="Arial" w:eastAsia="Arial" w:hAnsi="Arial"/>
@@ -11049,7 +11049,7 @@
             <w:pPr>
               <w:spacing w:after="20" w:before="0"/>
             </w:pPr>
-            <w:hyperlink w:history="1" r:id="rId7o6-_bsx1hilu-qloqy78">
+            <w:hyperlink w:history="1" r:id="rIdxm2nyru7kybf6vlub0eiq">
               <w:r>
                 <w:rPr>
                   <w:rFonts w:ascii="Arial" w:cs="Arial" w:eastAsia="Arial" w:hAnsi="Arial"/>
@@ -11082,7 +11082,7 @@
               <w:spacing w:after="10" w:before="0"/>
               <w:ind w:left="120"/>
             </w:pPr>
-            <w:hyperlink w:history="1" r:id="rIdcsnzsz_jojydkttki49b2">
+            <w:hyperlink w:history="1" r:id="rIdbqnqi-2pg-azy87fmur0l">
               <w:r>
                 <w:rPr>
                   <w:rFonts w:ascii="Arial" w:cs="Arial" w:eastAsia="Arial" w:hAnsi="Arial"/>
@@ -11127,7 +11127,7 @@
             <w:pPr>
               <w:spacing w:after="20" w:before="0"/>
             </w:pPr>
-            <w:hyperlink w:history="1" r:id="rIdqbgonjr14r_i2ot2umrgi">
+            <w:hyperlink w:history="1" r:id="rIdq_fs1end0wcfbvwprr2zm">
               <w:r>
                 <w:rPr>
                   <w:rFonts w:ascii="Arial" w:cs="Arial" w:eastAsia="Arial" w:hAnsi="Arial"/>
@@ -11160,7 +11160,7 @@
               <w:spacing w:after="10" w:before="0"/>
               <w:ind w:left="120"/>
             </w:pPr>
-            <w:hyperlink w:history="1" r:id="rIdm_msif5uet0wdvqq2mcbe">
+            <w:hyperlink w:history="1" r:id="rIdortno9li9_q4vndeuw3xd">
               <w:r>
                 <w:rPr>
                   <w:rFonts w:ascii="Arial" w:cs="Arial" w:eastAsia="Arial" w:hAnsi="Arial"/>
@@ -11355,7 +11355,7 @@
             <w:pPr>
               <w:spacing w:after="20" w:before="0"/>
             </w:pPr>
-            <w:hyperlink w:history="1" r:id="rIdpmcnienngvn3t7dk2nshv">
+            <w:hyperlink w:history="1" r:id="rId-2qh0hcqpeyc5zklzgg9i">
               <w:r>
                 <w:rPr>
                   <w:rFonts w:ascii="Arial" w:cs="Arial" w:eastAsia="Arial" w:hAnsi="Arial"/>
@@ -11388,7 +11388,7 @@
               <w:spacing w:after="10" w:before="0"/>
               <w:ind w:left="120"/>
             </w:pPr>
-            <w:hyperlink w:history="1" r:id="rIdr7iq6hm7sxjvfmy-brkpu">
+            <w:hyperlink w:history="1" r:id="rId_ojv8g2zlhvh0iikvlp3g">
               <w:r>
                 <w:rPr>
                   <w:rFonts w:ascii="Arial" w:cs="Arial" w:eastAsia="Arial" w:hAnsi="Arial"/>
@@ -11433,7 +11433,7 @@
             <w:pPr>
               <w:spacing w:after="20" w:before="0"/>
             </w:pPr>
-            <w:hyperlink w:history="1" r:id="rIdxor2zw7nwnlqrmotonhxw">
+            <w:hyperlink w:history="1" r:id="rIdmnyt9aqrzpakn7x95w_tq">
               <w:r>
                 <w:rPr>
                   <w:rFonts w:ascii="Arial" w:cs="Arial" w:eastAsia="Arial" w:hAnsi="Arial"/>
@@ -11466,7 +11466,7 @@
               <w:spacing w:after="10" w:before="0"/>
               <w:ind w:left="120"/>
             </w:pPr>
-            <w:hyperlink w:history="1" r:id="rIdvssmji-kgvbmpnm4lfwop">
+            <w:hyperlink w:history="1" r:id="rIdtydmyswc38koao12abumg">
               <w:r>
                 <w:rPr>
                   <w:rFonts w:ascii="Arial" w:cs="Arial" w:eastAsia="Arial" w:hAnsi="Arial"/>
@@ -11661,7 +11661,7 @@
             <w:pPr>
               <w:spacing w:after="20" w:before="0"/>
             </w:pPr>
-            <w:hyperlink w:history="1" r:id="rIdojvaed08jjzv-bj5-gy-b">
+            <w:hyperlink w:history="1" r:id="rId4mo4uwiazv-_mlb5pcp_-">
               <w:r>
                 <w:rPr>
                   <w:rFonts w:ascii="Arial" w:cs="Arial" w:eastAsia="Arial" w:hAnsi="Arial"/>
@@ -11694,7 +11694,7 @@
               <w:spacing w:after="10" w:before="0"/>
               <w:ind w:left="120"/>
             </w:pPr>
-            <w:hyperlink w:history="1" r:id="rIdgl0kipf7gfl4vnqe6ssm5">
+            <w:hyperlink w:history="1" r:id="rIdazbkunmbg4ku8englbqt1">
               <w:r>
                 <w:rPr>
                   <w:rFonts w:ascii="Arial" w:cs="Arial" w:eastAsia="Arial" w:hAnsi="Arial"/>
@@ -11739,7 +11739,7 @@
             <w:pPr>
               <w:spacing w:after="20" w:before="0"/>
             </w:pPr>
-            <w:hyperlink w:history="1" r:id="rIdii5jdt1fewwpnxozqk5s3">
+            <w:hyperlink w:history="1" r:id="rIdrls1djrnvkvg0vbdicyee">
               <w:r>
                 <w:rPr>
                   <w:rFonts w:ascii="Arial" w:cs="Arial" w:eastAsia="Arial" w:hAnsi="Arial"/>
@@ -11772,7 +11772,7 @@
               <w:spacing w:after="10" w:before="0"/>
               <w:ind w:left="120"/>
             </w:pPr>
-            <w:hyperlink w:history="1" r:id="rIddxpwuh3vmpabw1rhipay1">
+            <w:hyperlink w:history="1" r:id="rIdlxszap3cyndgptv8iragv">
               <w:r>
                 <w:rPr>
                   <w:rFonts w:ascii="Arial" w:cs="Arial" w:eastAsia="Arial" w:hAnsi="Arial"/>
@@ -11967,7 +11967,7 @@
             <w:pPr>
               <w:spacing w:after="20" w:before="0"/>
             </w:pPr>
-            <w:hyperlink w:history="1" r:id="rIdi8ps8nwaiza6pllqzukvz">
+            <w:hyperlink w:history="1" r:id="rId7qbxl0h1gjkwp_9odbrtb">
               <w:r>
                 <w:rPr>
                   <w:rFonts w:ascii="Arial" w:cs="Arial" w:eastAsia="Arial" w:hAnsi="Arial"/>
@@ -12000,7 +12000,7 @@
               <w:spacing w:after="10" w:before="0"/>
               <w:ind w:left="120"/>
             </w:pPr>
-            <w:hyperlink w:history="1" r:id="rIdu_-y4l73n5c2yz0snpcrd">
+            <w:hyperlink w:history="1" r:id="rIdunk_xfs66qmeinmpzub7m">
               <w:r>
                 <w:rPr>
                   <w:rFonts w:ascii="Arial" w:cs="Arial" w:eastAsia="Arial" w:hAnsi="Arial"/>
@@ -12045,7 +12045,7 @@
             <w:pPr>
               <w:spacing w:after="20" w:before="0"/>
             </w:pPr>
-            <w:hyperlink w:history="1" r:id="rId_nxmxhwqn39fn2xcfvrfk">
+            <w:hyperlink w:history="1" r:id="rIdsawog98nsoi6c5crgaem0">
               <w:r>
                 <w:rPr>
                   <w:rFonts w:ascii="Arial" w:cs="Arial" w:eastAsia="Arial" w:hAnsi="Arial"/>
@@ -12078,7 +12078,7 @@
               <w:spacing w:after="10" w:before="0"/>
               <w:ind w:left="120"/>
             </w:pPr>
-            <w:hyperlink w:history="1" r:id="rIdkcf2sq1unf9e17njbvojz">
+            <w:hyperlink w:history="1" r:id="rIdljlij85l9w3sfm_snv0im">
               <w:r>
                 <w:rPr>
                   <w:rFonts w:ascii="Arial" w:cs="Arial" w:eastAsia="Arial" w:hAnsi="Arial"/>
@@ -13565,7 +13565,7 @@
             <w:pPr>
               <w:spacing w:after="20" w:before="0"/>
             </w:pPr>
-            <w:hyperlink w:history="1" r:id="rIdtt7jgctll2klscooocpry">
+            <w:hyperlink w:history="1" r:id="rIdnn1ugkexiag-gq4kaubya">
               <w:r>
                 <w:rPr>
                   <w:rFonts w:ascii="Arial" w:cs="Arial" w:eastAsia="Arial" w:hAnsi="Arial"/>
@@ -13598,7 +13598,7 @@
               <w:spacing w:after="10" w:before="0"/>
               <w:ind w:left="120"/>
             </w:pPr>
-            <w:hyperlink w:history="1" r:id="rIdfjfyyis-ebqwajnxqqo3h">
+            <w:hyperlink w:history="1" r:id="rId3vfr46aeemcibf_ceyy_y">
               <w:r>
                 <w:rPr>
                   <w:rFonts w:ascii="Arial" w:cs="Arial" w:eastAsia="Arial" w:hAnsi="Arial"/>
@@ -13643,7 +13643,7 @@
             <w:pPr>
               <w:spacing w:after="20" w:before="0"/>
             </w:pPr>
-            <w:hyperlink w:history="1" r:id="rIdroriq76uz5q1-ykzm3pcq">
+            <w:hyperlink w:history="1" r:id="rIdws35exzeoag3avorbr3zd">
               <w:r>
                 <w:rPr>
                   <w:rFonts w:ascii="Arial" w:cs="Arial" w:eastAsia="Arial" w:hAnsi="Arial"/>
@@ -13676,7 +13676,7 @@
               <w:spacing w:after="10" w:before="0"/>
               <w:ind w:left="120"/>
             </w:pPr>
-            <w:hyperlink w:history="1" r:id="rIdvfcm-qk4ghx4cwycz8dr_">
+            <w:hyperlink w:history="1" r:id="rId629edtzq02gqo1r9tyaip">
               <w:r>
                 <w:rPr>
                   <w:rFonts w:ascii="Arial" w:cs="Arial" w:eastAsia="Arial" w:hAnsi="Arial"/>
@@ -13871,7 +13871,7 @@
             <w:pPr>
               <w:spacing w:after="20" w:before="0"/>
             </w:pPr>
-            <w:hyperlink w:history="1" r:id="rIdeygbpv3wiaqbfymdrlhja">
+            <w:hyperlink w:history="1" r:id="rIdoae3athijsfghji33ivru">
               <w:r>
                 <w:rPr>
                   <w:rFonts w:ascii="Arial" w:cs="Arial" w:eastAsia="Arial" w:hAnsi="Arial"/>
@@ -13904,7 +13904,7 @@
               <w:spacing w:after="10" w:before="0"/>
               <w:ind w:left="120"/>
             </w:pPr>
-            <w:hyperlink w:history="1" r:id="rIdvw0j_vvlqfen35o_2j4hw">
+            <w:hyperlink w:history="1" r:id="rIdu4elptns9hreokudprpfm">
               <w:r>
                 <w:rPr>
                   <w:rFonts w:ascii="Arial" w:cs="Arial" w:eastAsia="Arial" w:hAnsi="Arial"/>
@@ -13949,7 +13949,7 @@
             <w:pPr>
               <w:spacing w:after="20" w:before="0"/>
             </w:pPr>
-            <w:hyperlink w:history="1" r:id="rIdunsx_p0wrfvseizuik3s6">
+            <w:hyperlink w:history="1" r:id="rId6okrzpd9m_gj2eyshqngv">
               <w:r>
                 <w:rPr>
                   <w:rFonts w:ascii="Arial" w:cs="Arial" w:eastAsia="Arial" w:hAnsi="Arial"/>
@@ -13982,7 +13982,7 @@
               <w:spacing w:after="10" w:before="0"/>
               <w:ind w:left="120"/>
             </w:pPr>
-            <w:hyperlink w:history="1" r:id="rIdn5gcxhcmmn_hwtk41zpr2">
+            <w:hyperlink w:history="1" r:id="rIdbwps2tkziixefbad_cyeq">
               <w:r>
                 <w:rPr>
                   <w:rFonts w:ascii="Arial" w:cs="Arial" w:eastAsia="Arial" w:hAnsi="Arial"/>
@@ -14177,7 +14177,7 @@
             <w:pPr>
               <w:spacing w:after="20" w:before="0"/>
             </w:pPr>
-            <w:hyperlink w:history="1" r:id="rIdogwlzmzq3yzdfs7veybha">
+            <w:hyperlink w:history="1" r:id="rIdzznlwbji-juiaqzkd0fnz">
               <w:r>
                 <w:rPr>
                   <w:rFonts w:ascii="Arial" w:cs="Arial" w:eastAsia="Arial" w:hAnsi="Arial"/>
@@ -14210,7 +14210,7 @@
               <w:spacing w:after="10" w:before="0"/>
               <w:ind w:left="120"/>
             </w:pPr>
-            <w:hyperlink w:history="1" r:id="rId2hkc6rnpybb_wfynxu2fx">
+            <w:hyperlink w:history="1" r:id="rIdny2qnql-kzhbgcdz04ioz">
               <w:r>
                 <w:rPr>
                   <w:rFonts w:ascii="Arial" w:cs="Arial" w:eastAsia="Arial" w:hAnsi="Arial"/>
@@ -14255,7 +14255,7 @@
             <w:pPr>
               <w:spacing w:after="20" w:before="0"/>
             </w:pPr>
-            <w:hyperlink w:history="1" r:id="rId_aje1dyr4qezsinqsyjxw">
+            <w:hyperlink w:history="1" r:id="rIdtaswyidq47xy7cfgksug4">
               <w:r>
                 <w:rPr>
                   <w:rFonts w:ascii="Arial" w:cs="Arial" w:eastAsia="Arial" w:hAnsi="Arial"/>
@@ -14288,7 +14288,7 @@
               <w:spacing w:after="10" w:before="0"/>
               <w:ind w:left="120"/>
             </w:pPr>
-            <w:hyperlink w:history="1" r:id="rIdpsvok-sdpaxfates2rhbe">
+            <w:hyperlink w:history="1" r:id="rIdnawq2tcrlpooqmmeynums">
               <w:r>
                 <w:rPr>
                   <w:rFonts w:ascii="Arial" w:cs="Arial" w:eastAsia="Arial" w:hAnsi="Arial"/>
@@ -14483,7 +14483,7 @@
             <w:pPr>
               <w:spacing w:after="20" w:before="0"/>
             </w:pPr>
-            <w:hyperlink w:history="1" r:id="rIdtvpcvh3m8r60pbckcz15z">
+            <w:hyperlink w:history="1" r:id="rId5sh8mdbr67kmbjead7mpx">
               <w:r>
                 <w:rPr>
                   <w:rFonts w:ascii="Arial" w:cs="Arial" w:eastAsia="Arial" w:hAnsi="Arial"/>
@@ -14516,7 +14516,7 @@
               <w:spacing w:after="10" w:before="0"/>
               <w:ind w:left="120"/>
             </w:pPr>
-            <w:hyperlink w:history="1" r:id="rIdfydg2jjuysappwcmtxrif">
+            <w:hyperlink w:history="1" r:id="rId8qukaykevkqlm_-aiglef">
               <w:r>
                 <w:rPr>
                   <w:rFonts w:ascii="Arial" w:cs="Arial" w:eastAsia="Arial" w:hAnsi="Arial"/>
@@ -14561,7 +14561,7 @@
             <w:pPr>
               <w:spacing w:after="20" w:before="0"/>
             </w:pPr>
-            <w:hyperlink w:history="1" r:id="rId-wdzqqoygm89etpcxviet">
+            <w:hyperlink w:history="1" r:id="rIdhhhnygezhj3aao4_h-qma">
               <w:r>
                 <w:rPr>
                   <w:rFonts w:ascii="Arial" w:cs="Arial" w:eastAsia="Arial" w:hAnsi="Arial"/>
@@ -14594,7 +14594,7 @@
               <w:spacing w:after="10" w:before="0"/>
               <w:ind w:left="120"/>
             </w:pPr>
-            <w:hyperlink w:history="1" r:id="rIdssejcmsopmkcghfkem6zm">
+            <w:hyperlink w:history="1" r:id="rIdeorigwxnu7hjskevtvcxr">
               <w:r>
                 <w:rPr>
                   <w:rFonts w:ascii="Arial" w:cs="Arial" w:eastAsia="Arial" w:hAnsi="Arial"/>
@@ -14789,7 +14789,7 @@
             <w:pPr>
               <w:spacing w:after="20" w:before="0"/>
             </w:pPr>
-            <w:hyperlink w:history="1" r:id="rIdbs4ehtv8dgq9wrlre-qeb">
+            <w:hyperlink w:history="1" r:id="rIddaqeunq1qvtvyvxdst0jc">
               <w:r>
                 <w:rPr>
                   <w:rFonts w:ascii="Arial" w:cs="Arial" w:eastAsia="Arial" w:hAnsi="Arial"/>
@@ -14822,7 +14822,7 @@
               <w:spacing w:after="10" w:before="0"/>
               <w:ind w:left="120"/>
             </w:pPr>
-            <w:hyperlink w:history="1" r:id="rIdn1fi8o2bylvyumgwnz-5s">
+            <w:hyperlink w:history="1" r:id="rIdl8zv3qmilp2ymgad6fvak">
               <w:r>
                 <w:rPr>
                   <w:rFonts w:ascii="Arial" w:cs="Arial" w:eastAsia="Arial" w:hAnsi="Arial"/>
@@ -14867,7 +14867,7 @@
             <w:pPr>
               <w:spacing w:after="20" w:before="0"/>
             </w:pPr>
-            <w:hyperlink w:history="1" r:id="rIdibcfigrexs99n-dnfi-de">
+            <w:hyperlink w:history="1" r:id="rIdtky6owq4dxagkirarbdoj">
               <w:r>
                 <w:rPr>
                   <w:rFonts w:ascii="Arial" w:cs="Arial" w:eastAsia="Arial" w:hAnsi="Arial"/>
@@ -14900,7 +14900,7 @@
               <w:spacing w:after="10" w:before="0"/>
               <w:ind w:left="120"/>
             </w:pPr>
-            <w:hyperlink w:history="1" r:id="rIdtfop1kb8ospjndttr3u48">
+            <w:hyperlink w:history="1" r:id="rIdg46yittkxpwrz4d2axiuy">
               <w:r>
                 <w:rPr>
                   <w:rFonts w:ascii="Arial" w:cs="Arial" w:eastAsia="Arial" w:hAnsi="Arial"/>
@@ -16387,7 +16387,7 @@
             <w:pPr>
               <w:spacing w:after="20" w:before="0"/>
             </w:pPr>
-            <w:hyperlink w:history="1" r:id="rIdlhwddkk6fwdyfgigzbe-a">
+            <w:hyperlink w:history="1" r:id="rId9i0slrksrggp0hpbnoogu">
               <w:r>
                 <w:rPr>
                   <w:rFonts w:ascii="Arial" w:cs="Arial" w:eastAsia="Arial" w:hAnsi="Arial"/>
@@ -16420,7 +16420,7 @@
               <w:spacing w:after="10" w:before="0"/>
               <w:ind w:left="120"/>
             </w:pPr>
-            <w:hyperlink w:history="1" r:id="rIddtrbstu2iw9nt-ncp-d16">
+            <w:hyperlink w:history="1" r:id="rIdpohbngrlon1cf45b7p1ac">
               <w:r>
                 <w:rPr>
                   <w:rFonts w:ascii="Arial" w:cs="Arial" w:eastAsia="Arial" w:hAnsi="Arial"/>
@@ -16465,7 +16465,7 @@
             <w:pPr>
               <w:spacing w:after="20" w:before="0"/>
             </w:pPr>
-            <w:hyperlink w:history="1" r:id="rIdylneyein7jczfaq3ulnba">
+            <w:hyperlink w:history="1" r:id="rIdce1coj4dakq9ap0h2ym7l">
               <w:r>
                 <w:rPr>
                   <w:rFonts w:ascii="Arial" w:cs="Arial" w:eastAsia="Arial" w:hAnsi="Arial"/>
@@ -16498,7 +16498,7 @@
               <w:spacing w:after="10" w:before="0"/>
               <w:ind w:left="120"/>
             </w:pPr>
-            <w:hyperlink w:history="1" r:id="rIdkt2hps3vap0r6xeqoc6xd">
+            <w:hyperlink w:history="1" r:id="rIdturw5_tsl2fewsze33fl9">
               <w:r>
                 <w:rPr>
                   <w:rFonts w:ascii="Arial" w:cs="Arial" w:eastAsia="Arial" w:hAnsi="Arial"/>
@@ -16693,7 +16693,7 @@
             <w:pPr>
               <w:spacing w:after="20" w:before="0"/>
             </w:pPr>
-            <w:hyperlink w:history="1" r:id="rIduew56nxx2ixuatj0vccvf">
+            <w:hyperlink w:history="1" r:id="rIdubd4je1rblgtd-a6shqsy">
               <w:r>
                 <w:rPr>
                   <w:rFonts w:ascii="Arial" w:cs="Arial" w:eastAsia="Arial" w:hAnsi="Arial"/>
@@ -16726,7 +16726,7 @@
               <w:spacing w:after="10" w:before="0"/>
               <w:ind w:left="120"/>
             </w:pPr>
-            <w:hyperlink w:history="1" r:id="rIdhmdd4q06f59qhzmw_vyzk">
+            <w:hyperlink w:history="1" r:id="rIdlax5xlrzoqq8jzlouepmj">
               <w:r>
                 <w:rPr>
                   <w:rFonts w:ascii="Arial" w:cs="Arial" w:eastAsia="Arial" w:hAnsi="Arial"/>
@@ -16771,7 +16771,7 @@
             <w:pPr>
               <w:spacing w:after="20" w:before="0"/>
             </w:pPr>
-            <w:hyperlink w:history="1" r:id="rIdsvhjpuj8iyf-umqzmmuvv">
+            <w:hyperlink w:history="1" r:id="rIdmeukwo3kn0x4wnkcdzvuz">
               <w:r>
                 <w:rPr>
                   <w:rFonts w:ascii="Arial" w:cs="Arial" w:eastAsia="Arial" w:hAnsi="Arial"/>
@@ -16804,7 +16804,7 @@
               <w:spacing w:after="10" w:before="0"/>
               <w:ind w:left="120"/>
             </w:pPr>
-            <w:hyperlink w:history="1" r:id="rId1epjpm10y_zpgpcvmqooq">
+            <w:hyperlink w:history="1" r:id="rIdaud-nnnpkhmj8m6wqyww1">
               <w:r>
                 <w:rPr>
                   <w:rFonts w:ascii="Arial" w:cs="Arial" w:eastAsia="Arial" w:hAnsi="Arial"/>
@@ -16999,7 +16999,7 @@
             <w:pPr>
               <w:spacing w:after="20" w:before="0"/>
             </w:pPr>
-            <w:hyperlink w:history="1" r:id="rIdfrbqnv6cfkedxwj20ijsf">
+            <w:hyperlink w:history="1" r:id="rIdiuzw50jyp5b2ylw3s-eps">
               <w:r>
                 <w:rPr>
                   <w:rFonts w:ascii="Arial" w:cs="Arial" w:eastAsia="Arial" w:hAnsi="Arial"/>
@@ -17032,7 +17032,7 @@
               <w:spacing w:after="10" w:before="0"/>
               <w:ind w:left="120"/>
             </w:pPr>
-            <w:hyperlink w:history="1" r:id="rIdfzf0m2qaelsh-c7flfzre">
+            <w:hyperlink w:history="1" r:id="rIdu36rqi95jp0biie81q0pd">
               <w:r>
                 <w:rPr>
                   <w:rFonts w:ascii="Arial" w:cs="Arial" w:eastAsia="Arial" w:hAnsi="Arial"/>
@@ -17077,7 +17077,7 @@
             <w:pPr>
               <w:spacing w:after="20" w:before="0"/>
             </w:pPr>
-            <w:hyperlink w:history="1" r:id="rIdrtohzf3auwwuaoi6pb8it">
+            <w:hyperlink w:history="1" r:id="rIdtpywn_lx7qi0opp8kvqaj">
               <w:r>
                 <w:rPr>
                   <w:rFonts w:ascii="Arial" w:cs="Arial" w:eastAsia="Arial" w:hAnsi="Arial"/>
@@ -17110,7 +17110,7 @@
               <w:spacing w:after="10" w:before="0"/>
               <w:ind w:left="120"/>
             </w:pPr>
-            <w:hyperlink w:history="1" r:id="rIdimnmudamnqgka5kwgt0i3">
+            <w:hyperlink w:history="1" r:id="rId8tkicvz3s3_taxq0p6e53">
               <w:r>
                 <w:rPr>
                   <w:rFonts w:ascii="Arial" w:cs="Arial" w:eastAsia="Arial" w:hAnsi="Arial"/>
@@ -17305,7 +17305,7 @@
             <w:pPr>
               <w:spacing w:after="20" w:before="0"/>
             </w:pPr>
-            <w:hyperlink w:history="1" r:id="rId1kvwlyg3-tdsoptjgv_3s">
+            <w:hyperlink w:history="1" r:id="rIdesfm8v1csfgvbt0mgte3c">
               <w:r>
                 <w:rPr>
                   <w:rFonts w:ascii="Arial" w:cs="Arial" w:eastAsia="Arial" w:hAnsi="Arial"/>
@@ -17338,7 +17338,7 @@
               <w:spacing w:after="10" w:before="0"/>
               <w:ind w:left="120"/>
             </w:pPr>
-            <w:hyperlink w:history="1" r:id="rIddfungxajvoepfbuqqfber">
+            <w:hyperlink w:history="1" r:id="rIdxriw2bt2ug7uvnl3jldfp">
               <w:r>
                 <w:rPr>
                   <w:rFonts w:ascii="Arial" w:cs="Arial" w:eastAsia="Arial" w:hAnsi="Arial"/>
@@ -17383,7 +17383,7 @@
             <w:pPr>
               <w:spacing w:after="20" w:before="0"/>
             </w:pPr>
-            <w:hyperlink w:history="1" r:id="rId6gbpcq5rj3xw3wi9l6mgr">
+            <w:hyperlink w:history="1" r:id="rIdudowm0pfwrvfrsrvtnjaw">
               <w:r>
                 <w:rPr>
                   <w:rFonts w:ascii="Arial" w:cs="Arial" w:eastAsia="Arial" w:hAnsi="Arial"/>
@@ -17416,7 +17416,7 @@
               <w:spacing w:after="10" w:before="0"/>
               <w:ind w:left="120"/>
             </w:pPr>
-            <w:hyperlink w:history="1" r:id="rIdkmc9sifdw6jyfck2sphoh">
+            <w:hyperlink w:history="1" r:id="rIdp_mgxtsycnmbnfetsn-2b">
               <w:r>
                 <w:rPr>
                   <w:rFonts w:ascii="Arial" w:cs="Arial" w:eastAsia="Arial" w:hAnsi="Arial"/>
@@ -17611,7 +17611,7 @@
             <w:pPr>
               <w:spacing w:after="20" w:before="0"/>
             </w:pPr>
-            <w:hyperlink w:history="1" r:id="rIduplsv9gseqanln0ra5c5b">
+            <w:hyperlink w:history="1" r:id="rIdwdxgp3prqyutdpjsgkvka">
               <w:r>
                 <w:rPr>
                   <w:rFonts w:ascii="Arial" w:cs="Arial" w:eastAsia="Arial" w:hAnsi="Arial"/>
@@ -17644,7 +17644,7 @@
               <w:spacing w:after="10" w:before="0"/>
               <w:ind w:left="120"/>
             </w:pPr>
-            <w:hyperlink w:history="1" r:id="rIdmksfve1p-e_oy92lk1lu_">
+            <w:hyperlink w:history="1" r:id="rIdvj3gmhiucju411oh0j_ah">
               <w:r>
                 <w:rPr>
                   <w:rFonts w:ascii="Arial" w:cs="Arial" w:eastAsia="Arial" w:hAnsi="Arial"/>
@@ -17689,7 +17689,7 @@
             <w:pPr>
               <w:spacing w:after="20" w:before="0"/>
             </w:pPr>
-            <w:hyperlink w:history="1" r:id="rIdhqfacn53gemmhxvwktqj7">
+            <w:hyperlink w:history="1" r:id="rIduwxujvz94youj5guiumob">
               <w:r>
                 <w:rPr>
                   <w:rFonts w:ascii="Arial" w:cs="Arial" w:eastAsia="Arial" w:hAnsi="Arial"/>
@@ -17722,7 +17722,7 @@
               <w:spacing w:after="10" w:before="0"/>
               <w:ind w:left="120"/>
             </w:pPr>
-            <w:hyperlink w:history="1" r:id="rIdzofuz9g2qq8zkjocfhlm1">
+            <w:hyperlink w:history="1" r:id="rId25kptmby7hzch9xk9zsch">
               <w:r>
                 <w:rPr>
                   <w:rFonts w:ascii="Arial" w:cs="Arial" w:eastAsia="Arial" w:hAnsi="Arial"/>
@@ -19209,7 +19209,7 @@
             <w:pPr>
               <w:spacing w:after="20" w:before="0"/>
             </w:pPr>
-            <w:hyperlink w:history="1" r:id="rIdhfyhvc8ra9kb3pwwpwccx">
+            <w:hyperlink w:history="1" r:id="rIdhejleyj5lsxmoteblfoe4">
               <w:r>
                 <w:rPr>
                   <w:rFonts w:ascii="Arial" w:cs="Arial" w:eastAsia="Arial" w:hAnsi="Arial"/>
@@ -19242,7 +19242,7 @@
               <w:spacing w:after="10" w:before="0"/>
               <w:ind w:left="120"/>
             </w:pPr>
-            <w:hyperlink w:history="1" r:id="rIdzf2gqq1pek4xgzfmkci5q">
+            <w:hyperlink w:history="1" r:id="rIdeupwhrabpwhnvykdk4omy">
               <w:r>
                 <w:rPr>
                   <w:rFonts w:ascii="Arial" w:cs="Arial" w:eastAsia="Arial" w:hAnsi="Arial"/>
@@ -19287,7 +19287,7 @@
             <w:pPr>
               <w:spacing w:after="20" w:before="0"/>
             </w:pPr>
-            <w:hyperlink w:history="1" r:id="rIduntlitucb6kujpm4_6tfk">
+            <w:hyperlink w:history="1" r:id="rIdglde6b7nru_j1nsxlaxik">
               <w:r>
                 <w:rPr>
                   <w:rFonts w:ascii="Arial" w:cs="Arial" w:eastAsia="Arial" w:hAnsi="Arial"/>
@@ -19320,7 +19320,7 @@
               <w:spacing w:after="10" w:before="0"/>
               <w:ind w:left="120"/>
             </w:pPr>
-            <w:hyperlink w:history="1" r:id="rIdgpdb6iegys7bbic8-9-x3">
+            <w:hyperlink w:history="1" r:id="rIdij-hkj-utstivh-ho5oaq">
               <w:r>
                 <w:rPr>
                   <w:rFonts w:ascii="Arial" w:cs="Arial" w:eastAsia="Arial" w:hAnsi="Arial"/>
@@ -19515,7 +19515,7 @@
             <w:pPr>
               <w:spacing w:after="20" w:before="0"/>
             </w:pPr>
-            <w:hyperlink w:history="1" r:id="rId6fkjhhzhatyjpw93_rcbt">
+            <w:hyperlink w:history="1" r:id="rId0xam8-kvljulmkjgdllr7">
               <w:r>
                 <w:rPr>
                   <w:rFonts w:ascii="Arial" w:cs="Arial" w:eastAsia="Arial" w:hAnsi="Arial"/>
@@ -19548,7 +19548,7 @@
               <w:spacing w:after="10" w:before="0"/>
               <w:ind w:left="120"/>
             </w:pPr>
-            <w:hyperlink w:history="1" r:id="rIddzknzwbzvlimqd7wvo6pi">
+            <w:hyperlink w:history="1" r:id="rIdtttcwtdlh7s71sex-l7ck">
               <w:r>
                 <w:rPr>
                   <w:rFonts w:ascii="Arial" w:cs="Arial" w:eastAsia="Arial" w:hAnsi="Arial"/>
@@ -19593,7 +19593,7 @@
             <w:pPr>
               <w:spacing w:after="20" w:before="0"/>
             </w:pPr>
-            <w:hyperlink w:history="1" r:id="rIdiynuor9udwhp_v6caiuzz">
+            <w:hyperlink w:history="1" r:id="rIdb8wxpxybqsomqpec8rkla">
               <w:r>
                 <w:rPr>
                   <w:rFonts w:ascii="Arial" w:cs="Arial" w:eastAsia="Arial" w:hAnsi="Arial"/>
@@ -19626,7 +19626,7 @@
               <w:spacing w:after="10" w:before="0"/>
               <w:ind w:left="120"/>
             </w:pPr>
-            <w:hyperlink w:history="1" r:id="rIdydhkpx4-jvceph1x-t6p9">
+            <w:hyperlink w:history="1" r:id="rIdjtyfvgrf6tv7cthyjppxr">
               <w:r>
                 <w:rPr>
                   <w:rFonts w:ascii="Arial" w:cs="Arial" w:eastAsia="Arial" w:hAnsi="Arial"/>
@@ -19821,7 +19821,7 @@
             <w:pPr>
               <w:spacing w:after="20" w:before="0"/>
             </w:pPr>
-            <w:hyperlink w:history="1" r:id="rId7j2kdzv9luizwlggp5-zi">
+            <w:hyperlink w:history="1" r:id="rIdwnzzmbguiwtca1ew5xnod">
               <w:r>
                 <w:rPr>
                   <w:rFonts w:ascii="Arial" w:cs="Arial" w:eastAsia="Arial" w:hAnsi="Arial"/>
@@ -19854,7 +19854,7 @@
               <w:spacing w:after="10" w:before="0"/>
               <w:ind w:left="120"/>
             </w:pPr>
-            <w:hyperlink w:history="1" r:id="rIdocffaab3nx1xf3ogwfve7">
+            <w:hyperlink w:history="1" r:id="rIdwltuxntfbpacexhwemtui">
               <w:r>
                 <w:rPr>
                   <w:rFonts w:ascii="Arial" w:cs="Arial" w:eastAsia="Arial" w:hAnsi="Arial"/>
@@ -19899,7 +19899,7 @@
             <w:pPr>
               <w:spacing w:after="20" w:before="0"/>
             </w:pPr>
-            <w:hyperlink w:history="1" r:id="rIdvqiuerwi2f2sgjxcsyqrv">
+            <w:hyperlink w:history="1" r:id="rIdyldp2hk3edsntzy_erncz">
               <w:r>
                 <w:rPr>
                   <w:rFonts w:ascii="Arial" w:cs="Arial" w:eastAsia="Arial" w:hAnsi="Arial"/>
@@ -19932,7 +19932,7 @@
               <w:spacing w:after="10" w:before="0"/>
               <w:ind w:left="120"/>
             </w:pPr>
-            <w:hyperlink w:history="1" r:id="rIdwnbmo4nez0q8ntf0f6qpa">
+            <w:hyperlink w:history="1" r:id="rIdh3m6zvqaaw0mllgwrtf4e">
               <w:r>
                 <w:rPr>
                   <w:rFonts w:ascii="Arial" w:cs="Arial" w:eastAsia="Arial" w:hAnsi="Arial"/>
@@ -20127,7 +20127,7 @@
             <w:pPr>
               <w:spacing w:after="20" w:before="0"/>
             </w:pPr>
-            <w:hyperlink w:history="1" r:id="rId3fw_2eox9m0o96trsq5sm">
+            <w:hyperlink w:history="1" r:id="rIde3rqkcth-zwi7opbmpgpv">
               <w:r>
                 <w:rPr>
                   <w:rFonts w:ascii="Arial" w:cs="Arial" w:eastAsia="Arial" w:hAnsi="Arial"/>
@@ -20160,7 +20160,7 @@
               <w:spacing w:after="10" w:before="0"/>
               <w:ind w:left="120"/>
             </w:pPr>
-            <w:hyperlink w:history="1" r:id="rId-zgjks4qrqop6llpy-gcf">
+            <w:hyperlink w:history="1" r:id="rIdo2ugxsegvqutvqe8y8lj_">
               <w:r>
                 <w:rPr>
                   <w:rFonts w:ascii="Arial" w:cs="Arial" w:eastAsia="Arial" w:hAnsi="Arial"/>
@@ -20205,7 +20205,7 @@
             <w:pPr>
               <w:spacing w:after="20" w:before="0"/>
             </w:pPr>
-            <w:hyperlink w:history="1" r:id="rId2vyxd3roq4ztozoi4wpey">
+            <w:hyperlink w:history="1" r:id="rIdleg0xhcynskwbn389q5kq">
               <w:r>
                 <w:rPr>
                   <w:rFonts w:ascii="Arial" w:cs="Arial" w:eastAsia="Arial" w:hAnsi="Arial"/>
@@ -20238,7 +20238,7 @@
               <w:spacing w:after="10" w:before="0"/>
               <w:ind w:left="120"/>
             </w:pPr>
-            <w:hyperlink w:history="1" r:id="rId3epdg7swn-q9te6orba1a">
+            <w:hyperlink w:history="1" r:id="rIdlsdvh4n9ieeval7xbz6cb">
               <w:r>
                 <w:rPr>
                   <w:rFonts w:ascii="Arial" w:cs="Arial" w:eastAsia="Arial" w:hAnsi="Arial"/>
@@ -20433,7 +20433,7 @@
             <w:pPr>
               <w:spacing w:after="20" w:before="0"/>
             </w:pPr>
-            <w:hyperlink w:history="1" r:id="rId8n_fxebbg6plnzqdjhh32">
+            <w:hyperlink w:history="1" r:id="rIdojtablac-d8xkjrcr8gsd">
               <w:r>
                 <w:rPr>
                   <w:rFonts w:ascii="Arial" w:cs="Arial" w:eastAsia="Arial" w:hAnsi="Arial"/>
@@ -20466,7 +20466,7 @@
               <w:spacing w:after="10" w:before="0"/>
               <w:ind w:left="120"/>
             </w:pPr>
-            <w:hyperlink w:history="1" r:id="rIdup1tbp3ilitvcteobt86z">
+            <w:hyperlink w:history="1" r:id="rIdjuuusn77ucfp_k2fdvauo">
               <w:r>
                 <w:rPr>
                   <w:rFonts w:ascii="Arial" w:cs="Arial" w:eastAsia="Arial" w:hAnsi="Arial"/>
@@ -20511,7 +20511,7 @@
             <w:pPr>
               <w:spacing w:after="20" w:before="0"/>
             </w:pPr>
-            <w:hyperlink w:history="1" r:id="rIdzlfmjjsauqrocl_ex1opx">
+            <w:hyperlink w:history="1" r:id="rIdhxk0cxbee5q2ynljxu-zj">
               <w:r>
                 <w:rPr>
                   <w:rFonts w:ascii="Arial" w:cs="Arial" w:eastAsia="Arial" w:hAnsi="Arial"/>
@@ -20544,7 +20544,7 @@
               <w:spacing w:after="10" w:before="0"/>
               <w:ind w:left="120"/>
             </w:pPr>
-            <w:hyperlink w:history="1" r:id="rIdcjdidcgbbgbn2_obdf318">
+            <w:hyperlink w:history="1" r:id="rIdh0umbyzuvmugkfwac3rjh">
               <w:r>
                 <w:rPr>
                   <w:rFonts w:ascii="Arial" w:cs="Arial" w:eastAsia="Arial" w:hAnsi="Arial"/>

--- a/data/outputs/v2/Physics/SS1.5_Moments_of_Equilibrium/Physics_Moments_of_Equilibrium_CBE_LessonSequence.docx
+++ b/data/outputs/v2/Physics/SS1.5_Moments_of_Equilibrium/Physics_Moments_of_Equilibrium_CBE_LessonSequence.docx
@@ -3359,7 +3359,7 @@
             <w:pPr>
               <w:spacing w:after="20" w:before="0"/>
             </w:pPr>
-            <w:hyperlink w:history="1" r:id="rId4tfrr3jnw27aalxnn08l9">
+            <w:hyperlink w:history="1" r:id="rId9cgwwttffawz2m2lhmrzu">
               <w:r>
                 <w:rPr>
                   <w:rFonts w:ascii="Arial" w:cs="Arial" w:eastAsia="Arial" w:hAnsi="Arial"/>
@@ -3392,7 +3392,7 @@
               <w:spacing w:after="10" w:before="0"/>
               <w:ind w:left="120"/>
             </w:pPr>
-            <w:hyperlink w:history="1" r:id="rId0dua1x1hk5lhfx5_wixia">
+            <w:hyperlink w:history="1" r:id="rIdaxkvmu4bhrjh0elbend4z">
               <w:r>
                 <w:rPr>
                   <w:rFonts w:ascii="Arial" w:cs="Arial" w:eastAsia="Arial" w:hAnsi="Arial"/>
@@ -3437,7 +3437,7 @@
             <w:pPr>
               <w:spacing w:after="20" w:before="0"/>
             </w:pPr>
-            <w:hyperlink w:history="1" r:id="rIdari6dehvu8vjxb1zlxhat">
+            <w:hyperlink w:history="1" r:id="rIdqmbbzueimfonwb1bpejrs">
               <w:r>
                 <w:rPr>
                   <w:rFonts w:ascii="Arial" w:cs="Arial" w:eastAsia="Arial" w:hAnsi="Arial"/>
@@ -3470,7 +3470,7 @@
               <w:spacing w:after="10" w:before="0"/>
               <w:ind w:left="120"/>
             </w:pPr>
-            <w:hyperlink w:history="1" r:id="rId-dn7-znigsgq5vq0ra9vy">
+            <w:hyperlink w:history="1" r:id="rIdnfwobqqhqcpwfg2wlsjfw">
               <w:r>
                 <w:rPr>
                   <w:rFonts w:ascii="Arial" w:cs="Arial" w:eastAsia="Arial" w:hAnsi="Arial"/>
@@ -3819,7 +3819,7 @@
             <w:pPr>
               <w:spacing w:after="20" w:before="0"/>
             </w:pPr>
-            <w:hyperlink w:history="1" r:id="rIdrtdbqiaqrv7zgfaehkyty">
+            <w:hyperlink w:history="1" r:id="rIdd2ifx1cigyodfbxvso02b">
               <w:r>
                 <w:rPr>
                   <w:rFonts w:ascii="Arial" w:cs="Arial" w:eastAsia="Arial" w:hAnsi="Arial"/>
@@ -3852,7 +3852,7 @@
               <w:spacing w:after="10" w:before="0"/>
               <w:ind w:left="120"/>
             </w:pPr>
-            <w:hyperlink w:history="1" r:id="rIdgcewudc-rhajxhbjg_bf4">
+            <w:hyperlink w:history="1" r:id="rIdjuiyagzsh2izxy9qxtouw">
               <w:r>
                 <w:rPr>
                   <w:rFonts w:ascii="Arial" w:cs="Arial" w:eastAsia="Arial" w:hAnsi="Arial"/>
@@ -3897,7 +3897,7 @@
             <w:pPr>
               <w:spacing w:after="20" w:before="0"/>
             </w:pPr>
-            <w:hyperlink w:history="1" r:id="rIdbxqyxaaujrbjslqequdyb">
+            <w:hyperlink w:history="1" r:id="rIdn6glxeqqis42vm1qvownt">
               <w:r>
                 <w:rPr>
                   <w:rFonts w:ascii="Arial" w:cs="Arial" w:eastAsia="Arial" w:hAnsi="Arial"/>
@@ -3930,7 +3930,7 @@
               <w:spacing w:after="10" w:before="0"/>
               <w:ind w:left="120"/>
             </w:pPr>
-            <w:hyperlink w:history="1" r:id="rId6iuc8rbabnghzavurskfl">
+            <w:hyperlink w:history="1" r:id="rIdjhez53by6loivaa5j8ujp">
               <w:r>
                 <w:rPr>
                   <w:rFonts w:ascii="Arial" w:cs="Arial" w:eastAsia="Arial" w:hAnsi="Arial"/>
@@ -4432,7 +4432,7 @@
             <w:pPr>
               <w:spacing w:after="20" w:before="0"/>
             </w:pPr>
-            <w:hyperlink w:history="1" r:id="rIdxrrnyubsbuloq_0sdofbx">
+            <w:hyperlink w:history="1" r:id="rIdcqatxxfy5182of1w2ijbr">
               <w:r>
                 <w:rPr>
                   <w:rFonts w:ascii="Arial" w:cs="Arial" w:eastAsia="Arial" w:hAnsi="Arial"/>
@@ -4465,7 +4465,7 @@
               <w:spacing w:after="10" w:before="0"/>
               <w:ind w:left="120"/>
             </w:pPr>
-            <w:hyperlink w:history="1" r:id="rIdazbw-5khybysejdovyf5y">
+            <w:hyperlink w:history="1" r:id="rIdrl1t684tx0fvlpm0bjhfr">
               <w:r>
                 <w:rPr>
                   <w:rFonts w:ascii="Arial" w:cs="Arial" w:eastAsia="Arial" w:hAnsi="Arial"/>
@@ -4510,7 +4510,7 @@
             <w:pPr>
               <w:spacing w:after="20" w:before="0"/>
             </w:pPr>
-            <w:hyperlink w:history="1" r:id="rId-vlyvlaib2ab0xfss5u92">
+            <w:hyperlink w:history="1" r:id="rIdebua8fojov5y7_3ayhokx">
               <w:r>
                 <w:rPr>
                   <w:rFonts w:ascii="Arial" w:cs="Arial" w:eastAsia="Arial" w:hAnsi="Arial"/>
@@ -4543,7 +4543,7 @@
               <w:spacing w:after="10" w:before="0"/>
               <w:ind w:left="120"/>
             </w:pPr>
-            <w:hyperlink w:history="1" r:id="rIdtq0ddudx30yetrazujbee">
+            <w:hyperlink w:history="1" r:id="rIdxdfgp6ncervyjq7f8n0am">
               <w:r>
                 <w:rPr>
                   <w:rFonts w:ascii="Arial" w:cs="Arial" w:eastAsia="Arial" w:hAnsi="Arial"/>
@@ -5141,7 +5141,7 @@
             <w:pPr>
               <w:spacing w:after="20" w:before="0"/>
             </w:pPr>
-            <w:hyperlink w:history="1" r:id="rIdu5wgcliljqwgqzz43o5a9">
+            <w:hyperlink w:history="1" r:id="rIdau0sjs8mvloyftkkfeqqa">
               <w:r>
                 <w:rPr>
                   <w:rFonts w:ascii="Arial" w:cs="Arial" w:eastAsia="Arial" w:hAnsi="Arial"/>
@@ -5174,7 +5174,7 @@
               <w:spacing w:after="10" w:before="0"/>
               <w:ind w:left="120"/>
             </w:pPr>
-            <w:hyperlink w:history="1" r:id="rIdhjedpbgjts2vanm6broug">
+            <w:hyperlink w:history="1" r:id="rIdvnrekgp4b8rmccnj4lgzp">
               <w:r>
                 <w:rPr>
                   <w:rFonts w:ascii="Arial" w:cs="Arial" w:eastAsia="Arial" w:hAnsi="Arial"/>
@@ -5219,7 +5219,7 @@
             <w:pPr>
               <w:spacing w:after="20" w:before="0"/>
             </w:pPr>
-            <w:hyperlink w:history="1" r:id="rIdvf5cqrzuw1hcixiqrx_-i">
+            <w:hyperlink w:history="1" r:id="rIdj-7u6ppv0xcehb5hdgvg4">
               <w:r>
                 <w:rPr>
                   <w:rFonts w:ascii="Arial" w:cs="Arial" w:eastAsia="Arial" w:hAnsi="Arial"/>
@@ -5252,7 +5252,7 @@
               <w:spacing w:after="10" w:before="0"/>
               <w:ind w:left="120"/>
             </w:pPr>
-            <w:hyperlink w:history="1" r:id="rIdeotmc1aq2kkg7fe1f8ohz">
+            <w:hyperlink w:history="1" r:id="rIduzhjaflcgz5eo6bfa2xpt">
               <w:r>
                 <w:rPr>
                   <w:rFonts w:ascii="Arial" w:cs="Arial" w:eastAsia="Arial" w:hAnsi="Arial"/>
@@ -5582,7 +5582,7 @@
             <w:pPr>
               <w:spacing w:after="20" w:before="0"/>
             </w:pPr>
-            <w:hyperlink w:history="1" r:id="rIdmv7fagrl28qcwcouh29to">
+            <w:hyperlink w:history="1" r:id="rIdnftctuzdux-gzlldhhkgi">
               <w:r>
                 <w:rPr>
                   <w:rFonts w:ascii="Arial" w:cs="Arial" w:eastAsia="Arial" w:hAnsi="Arial"/>
@@ -5615,7 +5615,7 @@
               <w:spacing w:after="10" w:before="0"/>
               <w:ind w:left="120"/>
             </w:pPr>
-            <w:hyperlink w:history="1" r:id="rId7rf3_-jqfjha5q8rfokv2">
+            <w:hyperlink w:history="1" r:id="rIds3gsruzzowabz0emxiqv_">
               <w:r>
                 <w:rPr>
                   <w:rFonts w:ascii="Arial" w:cs="Arial" w:eastAsia="Arial" w:hAnsi="Arial"/>
@@ -5660,7 +5660,7 @@
             <w:pPr>
               <w:spacing w:after="20" w:before="0"/>
             </w:pPr>
-            <w:hyperlink w:history="1" r:id="rIdnsar3dhfyng2vp9cxoje8">
+            <w:hyperlink w:history="1" r:id="rIds0g-hiamlxcvcvf7izgrz">
               <w:r>
                 <w:rPr>
                   <w:rFonts w:ascii="Arial" w:cs="Arial" w:eastAsia="Arial" w:hAnsi="Arial"/>
@@ -5693,7 +5693,7 @@
               <w:spacing w:after="10" w:before="0"/>
               <w:ind w:left="120"/>
             </w:pPr>
-            <w:hyperlink w:history="1" r:id="rIdkmitoj22_ewzhfkahyizq">
+            <w:hyperlink w:history="1" r:id="rIdcdjv6vewnu2xfru8ga1_6">
               <w:r>
                 <w:rPr>
                   <w:rFonts w:ascii="Arial" w:cs="Arial" w:eastAsia="Arial" w:hAnsi="Arial"/>
@@ -7522,7 +7522,7 @@
             <w:pPr>
               <w:spacing w:after="20" w:before="0"/>
             </w:pPr>
-            <w:hyperlink w:history="1" r:id="rIdfhedm7sxq9gvdnqeaiwaz">
+            <w:hyperlink w:history="1" r:id="rIdyakfm3p6_axwtof4gqpzw">
               <w:r>
                 <w:rPr>
                   <w:rFonts w:ascii="Arial" w:cs="Arial" w:eastAsia="Arial" w:hAnsi="Arial"/>
@@ -7555,7 +7555,7 @@
               <w:spacing w:after="10" w:before="0"/>
               <w:ind w:left="120"/>
             </w:pPr>
-            <w:hyperlink w:history="1" r:id="rId12s7ltnyyp2zkadveqwdv">
+            <w:hyperlink w:history="1" r:id="rIdkk4t15lvvbq6c3kke91km">
               <w:r>
                 <w:rPr>
                   <w:rFonts w:ascii="Arial" w:cs="Arial" w:eastAsia="Arial" w:hAnsi="Arial"/>
@@ -7600,7 +7600,7 @@
             <w:pPr>
               <w:spacing w:after="20" w:before="0"/>
             </w:pPr>
-            <w:hyperlink w:history="1" r:id="rIdzthq4dj0rf5uhezfa6wer">
+            <w:hyperlink w:history="1" r:id="rIdcs_2ivmw6fneqn1ipzr8g">
               <w:r>
                 <w:rPr>
                   <w:rFonts w:ascii="Arial" w:cs="Arial" w:eastAsia="Arial" w:hAnsi="Arial"/>
@@ -7633,7 +7633,7 @@
               <w:spacing w:after="10" w:before="0"/>
               <w:ind w:left="120"/>
             </w:pPr>
-            <w:hyperlink w:history="1" r:id="rIdnc6qd_f0uth-m7dmyfmnj">
+            <w:hyperlink w:history="1" r:id="rId6e3hhdjnkywthmtj4cjny">
               <w:r>
                 <w:rPr>
                   <w:rFonts w:ascii="Arial" w:cs="Arial" w:eastAsia="Arial" w:hAnsi="Arial"/>
@@ -7885,7 +7885,7 @@
             <w:pPr>
               <w:spacing w:after="20" w:before="0"/>
             </w:pPr>
-            <w:hyperlink w:history="1" r:id="rIdfdri_aeumy36c9eu-zvr_">
+            <w:hyperlink w:history="1" r:id="rIdqt1j92z15qw7j2awstsuw">
               <w:r>
                 <w:rPr>
                   <w:rFonts w:ascii="Arial" w:cs="Arial" w:eastAsia="Arial" w:hAnsi="Arial"/>
@@ -7918,7 +7918,7 @@
               <w:spacing w:after="10" w:before="0"/>
               <w:ind w:left="120"/>
             </w:pPr>
-            <w:hyperlink w:history="1" r:id="rIdtmru3n348xnayreeuglpw">
+            <w:hyperlink w:history="1" r:id="rIde_xrvcth_mppnlgcql-9s">
               <w:r>
                 <w:rPr>
                   <w:rFonts w:ascii="Arial" w:cs="Arial" w:eastAsia="Arial" w:hAnsi="Arial"/>
@@ -7963,7 +7963,7 @@
             <w:pPr>
               <w:spacing w:after="20" w:before="0"/>
             </w:pPr>
-            <w:hyperlink w:history="1" r:id="rIdvdtngtgp4zpttlhhmwg5b">
+            <w:hyperlink w:history="1" r:id="rIdj8r8u4ey7h3wfdiom3ijf">
               <w:r>
                 <w:rPr>
                   <w:rFonts w:ascii="Arial" w:cs="Arial" w:eastAsia="Arial" w:hAnsi="Arial"/>
@@ -7996,7 +7996,7 @@
               <w:spacing w:after="10" w:before="0"/>
               <w:ind w:left="120"/>
             </w:pPr>
-            <w:hyperlink w:history="1" r:id="rId8dq3yguky9q26cjwzcpv0">
+            <w:hyperlink w:history="1" r:id="rIddzk4rh7yzavoowot2-kfd">
               <w:r>
                 <w:rPr>
                   <w:rFonts w:ascii="Arial" w:cs="Arial" w:eastAsia="Arial" w:hAnsi="Arial"/>
@@ -8267,7 +8267,7 @@
             <w:pPr>
               <w:spacing w:after="20" w:before="0"/>
             </w:pPr>
-            <w:hyperlink w:history="1" r:id="rIdohrzkftf6rbgtmb8yhy61">
+            <w:hyperlink w:history="1" r:id="rIdcbaqyl_igggqtji03nrvb">
               <w:r>
                 <w:rPr>
                   <w:rFonts w:ascii="Arial" w:cs="Arial" w:eastAsia="Arial" w:hAnsi="Arial"/>
@@ -8300,7 +8300,7 @@
               <w:spacing w:after="10" w:before="0"/>
               <w:ind w:left="120"/>
             </w:pPr>
-            <w:hyperlink w:history="1" r:id="rIdr-uzqqi9pczecbb1jjjzz">
+            <w:hyperlink w:history="1" r:id="rId2v8nbseqxtmszcsol4cfo">
               <w:r>
                 <w:rPr>
                   <w:rFonts w:ascii="Arial" w:cs="Arial" w:eastAsia="Arial" w:hAnsi="Arial"/>
@@ -8345,7 +8345,7 @@
             <w:pPr>
               <w:spacing w:after="20" w:before="0"/>
             </w:pPr>
-            <w:hyperlink w:history="1" r:id="rId_v8lhwxgfrkbsk1q1xf0s">
+            <w:hyperlink w:history="1" r:id="rIdrm_88pfzqy_h4rvfskjeu">
               <w:r>
                 <w:rPr>
                   <w:rFonts w:ascii="Arial" w:cs="Arial" w:eastAsia="Arial" w:hAnsi="Arial"/>
@@ -8378,7 +8378,7 @@
               <w:spacing w:after="10" w:before="0"/>
               <w:ind w:left="120"/>
             </w:pPr>
-            <w:hyperlink w:history="1" r:id="rIdzigwe3i7o0gtfda2264vq">
+            <w:hyperlink w:history="1" r:id="rIdmlxtx6ji6e7061zonrsg0">
               <w:r>
                 <w:rPr>
                   <w:rFonts w:ascii="Arial" w:cs="Arial" w:eastAsia="Arial" w:hAnsi="Arial"/>
@@ -8687,7 +8687,7 @@
             <w:pPr>
               <w:spacing w:after="20" w:before="0"/>
             </w:pPr>
-            <w:hyperlink w:history="1" r:id="rIdarwmxabrjtajiuakcwrtj">
+            <w:hyperlink w:history="1" r:id="rId0navxfuhfaqpiegesuhjb">
               <w:r>
                 <w:rPr>
                   <w:rFonts w:ascii="Arial" w:cs="Arial" w:eastAsia="Arial" w:hAnsi="Arial"/>
@@ -8720,7 +8720,7 @@
               <w:spacing w:after="10" w:before="0"/>
               <w:ind w:left="120"/>
             </w:pPr>
-            <w:hyperlink w:history="1" r:id="rIdaxyu36mixalzhi3tmptru">
+            <w:hyperlink w:history="1" r:id="rIdghxka2rfanvvzvjlmvca_">
               <w:r>
                 <w:rPr>
                   <w:rFonts w:ascii="Arial" w:cs="Arial" w:eastAsia="Arial" w:hAnsi="Arial"/>
@@ -8765,7 +8765,7 @@
             <w:pPr>
               <w:spacing w:after="20" w:before="0"/>
             </w:pPr>
-            <w:hyperlink w:history="1" r:id="rIddf8uybkdiofvpb8rzrop0">
+            <w:hyperlink w:history="1" r:id="rIdfzinx6o8xfcwylgknhsfh">
               <w:r>
                 <w:rPr>
                   <w:rFonts w:ascii="Arial" w:cs="Arial" w:eastAsia="Arial" w:hAnsi="Arial"/>
@@ -8798,7 +8798,7 @@
               <w:spacing w:after="10" w:before="0"/>
               <w:ind w:left="120"/>
             </w:pPr>
-            <w:hyperlink w:history="1" r:id="rIdwlt-91jhm2vagay4nrjsf">
+            <w:hyperlink w:history="1" r:id="rIdcbheueqjyocrtvje9kuoh">
               <w:r>
                 <w:rPr>
                   <w:rFonts w:ascii="Arial" w:cs="Arial" w:eastAsia="Arial" w:hAnsi="Arial"/>
@@ -9069,7 +9069,7 @@
             <w:pPr>
               <w:spacing w:after="20" w:before="0"/>
             </w:pPr>
-            <w:hyperlink w:history="1" r:id="rId50s69y5hfrjhepkij3zt0">
+            <w:hyperlink w:history="1" r:id="rIdndrk8glr6rbce8fdlhz8q">
               <w:r>
                 <w:rPr>
                   <w:rFonts w:ascii="Arial" w:cs="Arial" w:eastAsia="Arial" w:hAnsi="Arial"/>
@@ -9102,7 +9102,7 @@
               <w:spacing w:after="10" w:before="0"/>
               <w:ind w:left="120"/>
             </w:pPr>
-            <w:hyperlink w:history="1" r:id="rIdrgqa_prkgo9arzlxi9jog">
+            <w:hyperlink w:history="1" r:id="rIdaqjjpwegyyqj1wo6hewfd">
               <w:r>
                 <w:rPr>
                   <w:rFonts w:ascii="Arial" w:cs="Arial" w:eastAsia="Arial" w:hAnsi="Arial"/>
@@ -9147,7 +9147,7 @@
             <w:pPr>
               <w:spacing w:after="20" w:before="0"/>
             </w:pPr>
-            <w:hyperlink w:history="1" r:id="rIdga-2wzmkauhhhppm_f0zm">
+            <w:hyperlink w:history="1" r:id="rIdfs2rlqiqs7zgkyfeszw3q">
               <w:r>
                 <w:rPr>
                   <w:rFonts w:ascii="Arial" w:cs="Arial" w:eastAsia="Arial" w:hAnsi="Arial"/>
@@ -9180,7 +9180,7 @@
               <w:spacing w:after="10" w:before="0"/>
               <w:ind w:left="120"/>
             </w:pPr>
-            <w:hyperlink w:history="1" r:id="rIdzwstugavjx7xcaq5e6ljy">
+            <w:hyperlink w:history="1" r:id="rIdskxrlkpgbje_dvzaq9mz_">
               <w:r>
                 <w:rPr>
                   <w:rFonts w:ascii="Arial" w:cs="Arial" w:eastAsia="Arial" w:hAnsi="Arial"/>
@@ -10743,7 +10743,7 @@
             <w:pPr>
               <w:spacing w:after="20" w:before="0"/>
             </w:pPr>
-            <w:hyperlink w:history="1" r:id="rId_cqqigbrpqqgihybgwk5i">
+            <w:hyperlink w:history="1" r:id="rIdssofic4sqaibv_2hldrtr">
               <w:r>
                 <w:rPr>
                   <w:rFonts w:ascii="Arial" w:cs="Arial" w:eastAsia="Arial" w:hAnsi="Arial"/>
@@ -10776,7 +10776,7 @@
               <w:spacing w:after="10" w:before="0"/>
               <w:ind w:left="120"/>
             </w:pPr>
-            <w:hyperlink w:history="1" r:id="rIdzludywlxltnysavxu8_3n">
+            <w:hyperlink w:history="1" r:id="rId0qfvkpjijaym1cfcj90_f">
               <w:r>
                 <w:rPr>
                   <w:rFonts w:ascii="Arial" w:cs="Arial" w:eastAsia="Arial" w:hAnsi="Arial"/>
@@ -10821,7 +10821,7 @@
             <w:pPr>
               <w:spacing w:after="20" w:before="0"/>
             </w:pPr>
-            <w:hyperlink w:history="1" r:id="rId-atsqbbf4pw2_m1kdr7dm">
+            <w:hyperlink w:history="1" r:id="rIdv2efmewvj9t2mhem9rm7z">
               <w:r>
                 <w:rPr>
                   <w:rFonts w:ascii="Arial" w:cs="Arial" w:eastAsia="Arial" w:hAnsi="Arial"/>
@@ -10854,7 +10854,7 @@
               <w:spacing w:after="10" w:before="0"/>
               <w:ind w:left="120"/>
             </w:pPr>
-            <w:hyperlink w:history="1" r:id="rIdhebfmsip6vyy_m4w2xccs">
+            <w:hyperlink w:history="1" r:id="rIdjr7rlywlswi8pzapbiz1v">
               <w:r>
                 <w:rPr>
                   <w:rFonts w:ascii="Arial" w:cs="Arial" w:eastAsia="Arial" w:hAnsi="Arial"/>
@@ -11049,7 +11049,7 @@
             <w:pPr>
               <w:spacing w:after="20" w:before="0"/>
             </w:pPr>
-            <w:hyperlink w:history="1" r:id="rIdxm2nyru7kybf6vlub0eiq">
+            <w:hyperlink w:history="1" r:id="rIdzvrgwdros6hs4tautfioh">
               <w:r>
                 <w:rPr>
                   <w:rFonts w:ascii="Arial" w:cs="Arial" w:eastAsia="Arial" w:hAnsi="Arial"/>
@@ -11082,7 +11082,7 @@
               <w:spacing w:after="10" w:before="0"/>
               <w:ind w:left="120"/>
             </w:pPr>
-            <w:hyperlink w:history="1" r:id="rIdbqnqi-2pg-azy87fmur0l">
+            <w:hyperlink w:history="1" r:id="rIdbdgc0q-lggkeuy3wbwxzv">
               <w:r>
                 <w:rPr>
                   <w:rFonts w:ascii="Arial" w:cs="Arial" w:eastAsia="Arial" w:hAnsi="Arial"/>
@@ -11127,7 +11127,7 @@
             <w:pPr>
               <w:spacing w:after="20" w:before="0"/>
             </w:pPr>
-            <w:hyperlink w:history="1" r:id="rIdq_fs1end0wcfbvwprr2zm">
+            <w:hyperlink w:history="1" r:id="rIdpney-bxa47jeljzqcgqol">
               <w:r>
                 <w:rPr>
                   <w:rFonts w:ascii="Arial" w:cs="Arial" w:eastAsia="Arial" w:hAnsi="Arial"/>
@@ -11160,7 +11160,7 @@
               <w:spacing w:after="10" w:before="0"/>
               <w:ind w:left="120"/>
             </w:pPr>
-            <w:hyperlink w:history="1" r:id="rIdortno9li9_q4vndeuw3xd">
+            <w:hyperlink w:history="1" r:id="rIdrubuvns9eabilwixyr4hx">
               <w:r>
                 <w:rPr>
                   <w:rFonts w:ascii="Arial" w:cs="Arial" w:eastAsia="Arial" w:hAnsi="Arial"/>
@@ -11355,7 +11355,7 @@
             <w:pPr>
               <w:spacing w:after="20" w:before="0"/>
             </w:pPr>
-            <w:hyperlink w:history="1" r:id="rId-2qh0hcqpeyc5zklzgg9i">
+            <w:hyperlink w:history="1" r:id="rIdvvro7bk-o7t73zs4e_cei">
               <w:r>
                 <w:rPr>
                   <w:rFonts w:ascii="Arial" w:cs="Arial" w:eastAsia="Arial" w:hAnsi="Arial"/>
@@ -11388,7 +11388,7 @@
               <w:spacing w:after="10" w:before="0"/>
               <w:ind w:left="120"/>
             </w:pPr>
-            <w:hyperlink w:history="1" r:id="rId_ojv8g2zlhvh0iikvlp3g">
+            <w:hyperlink w:history="1" r:id="rIdsmjvedzuwkfxezeo7ig8z">
               <w:r>
                 <w:rPr>
                   <w:rFonts w:ascii="Arial" w:cs="Arial" w:eastAsia="Arial" w:hAnsi="Arial"/>
@@ -11433,7 +11433,7 @@
             <w:pPr>
               <w:spacing w:after="20" w:before="0"/>
             </w:pPr>
-            <w:hyperlink w:history="1" r:id="rIdmnyt9aqrzpakn7x95w_tq">
+            <w:hyperlink w:history="1" r:id="rIdb6uobgafyxcjorgboxx7d">
               <w:r>
                 <w:rPr>
                   <w:rFonts w:ascii="Arial" w:cs="Arial" w:eastAsia="Arial" w:hAnsi="Arial"/>
@@ -11466,7 +11466,7 @@
               <w:spacing w:after="10" w:before="0"/>
               <w:ind w:left="120"/>
             </w:pPr>
-            <w:hyperlink w:history="1" r:id="rIdtydmyswc38koao12abumg">
+            <w:hyperlink w:history="1" r:id="rIdpexalwfuctqaktutfwxmn">
               <w:r>
                 <w:rPr>
                   <w:rFonts w:ascii="Arial" w:cs="Arial" w:eastAsia="Arial" w:hAnsi="Arial"/>
@@ -11661,7 +11661,7 @@
             <w:pPr>
               <w:spacing w:after="20" w:before="0"/>
             </w:pPr>
-            <w:hyperlink w:history="1" r:id="rId4mo4uwiazv-_mlb5pcp_-">
+            <w:hyperlink w:history="1" r:id="rIde4avnrmf12ycnhocsckz5">
               <w:r>
                 <w:rPr>
                   <w:rFonts w:ascii="Arial" w:cs="Arial" w:eastAsia="Arial" w:hAnsi="Arial"/>
@@ -11694,7 +11694,7 @@
               <w:spacing w:after="10" w:before="0"/>
               <w:ind w:left="120"/>
             </w:pPr>
-            <w:hyperlink w:history="1" r:id="rIdazbkunmbg4ku8englbqt1">
+            <w:hyperlink w:history="1" r:id="rIdp-vua05jldyj4vvckwijy">
               <w:r>
                 <w:rPr>
                   <w:rFonts w:ascii="Arial" w:cs="Arial" w:eastAsia="Arial" w:hAnsi="Arial"/>
@@ -11739,7 +11739,7 @@
             <w:pPr>
               <w:spacing w:after="20" w:before="0"/>
             </w:pPr>
-            <w:hyperlink w:history="1" r:id="rIdrls1djrnvkvg0vbdicyee">
+            <w:hyperlink w:history="1" r:id="rIdddmbef7so__umk42d54ve">
               <w:r>
                 <w:rPr>
                   <w:rFonts w:ascii="Arial" w:cs="Arial" w:eastAsia="Arial" w:hAnsi="Arial"/>
@@ -11772,7 +11772,7 @@
               <w:spacing w:after="10" w:before="0"/>
               <w:ind w:left="120"/>
             </w:pPr>
-            <w:hyperlink w:history="1" r:id="rIdlxszap3cyndgptv8iragv">
+            <w:hyperlink w:history="1" r:id="rIdh1wbol5dn0hipfmuq0w6l">
               <w:r>
                 <w:rPr>
                   <w:rFonts w:ascii="Arial" w:cs="Arial" w:eastAsia="Arial" w:hAnsi="Arial"/>
@@ -11967,7 +11967,7 @@
             <w:pPr>
               <w:spacing w:after="20" w:before="0"/>
             </w:pPr>
-            <w:hyperlink w:history="1" r:id="rId7qbxl0h1gjkwp_9odbrtb">
+            <w:hyperlink w:history="1" r:id="rId7otljs94xt201049mo_gu">
               <w:r>
                 <w:rPr>
                   <w:rFonts w:ascii="Arial" w:cs="Arial" w:eastAsia="Arial" w:hAnsi="Arial"/>
@@ -12000,7 +12000,7 @@
               <w:spacing w:after="10" w:before="0"/>
               <w:ind w:left="120"/>
             </w:pPr>
-            <w:hyperlink w:history="1" r:id="rIdunk_xfs66qmeinmpzub7m">
+            <w:hyperlink w:history="1" r:id="rIdzbbzrqfahhfjds_3l86b6">
               <w:r>
                 <w:rPr>
                   <w:rFonts w:ascii="Arial" w:cs="Arial" w:eastAsia="Arial" w:hAnsi="Arial"/>
@@ -12045,7 +12045,7 @@
             <w:pPr>
               <w:spacing w:after="20" w:before="0"/>
             </w:pPr>
-            <w:hyperlink w:history="1" r:id="rIdsawog98nsoi6c5crgaem0">
+            <w:hyperlink w:history="1" r:id="rIdxdzjzngbyfvlfjgpfqtjw">
               <w:r>
                 <w:rPr>
                   <w:rFonts w:ascii="Arial" w:cs="Arial" w:eastAsia="Arial" w:hAnsi="Arial"/>
@@ -12078,7 +12078,7 @@
               <w:spacing w:after="10" w:before="0"/>
               <w:ind w:left="120"/>
             </w:pPr>
-            <w:hyperlink w:history="1" r:id="rIdljlij85l9w3sfm_snv0im">
+            <w:hyperlink w:history="1" r:id="rIdkldnioisn3fg_41omeztb">
               <w:r>
                 <w:rPr>
                   <w:rFonts w:ascii="Arial" w:cs="Arial" w:eastAsia="Arial" w:hAnsi="Arial"/>
@@ -13565,7 +13565,7 @@
             <w:pPr>
               <w:spacing w:after="20" w:before="0"/>
             </w:pPr>
-            <w:hyperlink w:history="1" r:id="rIdnn1ugkexiag-gq4kaubya">
+            <w:hyperlink w:history="1" r:id="rIdgtp4btnz6i7lsobtwt86i">
               <w:r>
                 <w:rPr>
                   <w:rFonts w:ascii="Arial" w:cs="Arial" w:eastAsia="Arial" w:hAnsi="Arial"/>
@@ -13598,7 +13598,7 @@
               <w:spacing w:after="10" w:before="0"/>
               <w:ind w:left="120"/>
             </w:pPr>
-            <w:hyperlink w:history="1" r:id="rId3vfr46aeemcibf_ceyy_y">
+            <w:hyperlink w:history="1" r:id="rIdbledfprprtx3xyck5vr4t">
               <w:r>
                 <w:rPr>
                   <w:rFonts w:ascii="Arial" w:cs="Arial" w:eastAsia="Arial" w:hAnsi="Arial"/>
@@ -13643,7 +13643,7 @@
             <w:pPr>
               <w:spacing w:after="20" w:before="0"/>
             </w:pPr>
-            <w:hyperlink w:history="1" r:id="rIdws35exzeoag3avorbr3zd">
+            <w:hyperlink w:history="1" r:id="rIdvxiks2uesn-mfiindnmpp">
               <w:r>
                 <w:rPr>
                   <w:rFonts w:ascii="Arial" w:cs="Arial" w:eastAsia="Arial" w:hAnsi="Arial"/>
@@ -13676,7 +13676,7 @@
               <w:spacing w:after="10" w:before="0"/>
               <w:ind w:left="120"/>
             </w:pPr>
-            <w:hyperlink w:history="1" r:id="rId629edtzq02gqo1r9tyaip">
+            <w:hyperlink w:history="1" r:id="rIdogc7uzsyhmpjmlebp12a_">
               <w:r>
                 <w:rPr>
                   <w:rFonts w:ascii="Arial" w:cs="Arial" w:eastAsia="Arial" w:hAnsi="Arial"/>
@@ -13871,7 +13871,7 @@
             <w:pPr>
               <w:spacing w:after="20" w:before="0"/>
             </w:pPr>
-            <w:hyperlink w:history="1" r:id="rIdoae3athijsfghji33ivru">
+            <w:hyperlink w:history="1" r:id="rIdkyubhlqm3kzljr9tytds4">
               <w:r>
                 <w:rPr>
                   <w:rFonts w:ascii="Arial" w:cs="Arial" w:eastAsia="Arial" w:hAnsi="Arial"/>
@@ -13904,7 +13904,7 @@
               <w:spacing w:after="10" w:before="0"/>
               <w:ind w:left="120"/>
             </w:pPr>
-            <w:hyperlink w:history="1" r:id="rIdu4elptns9hreokudprpfm">
+            <w:hyperlink w:history="1" r:id="rIdka8ldipp7xz7v4kortpzm">
               <w:r>
                 <w:rPr>
                   <w:rFonts w:ascii="Arial" w:cs="Arial" w:eastAsia="Arial" w:hAnsi="Arial"/>
@@ -13949,7 +13949,7 @@
             <w:pPr>
               <w:spacing w:after="20" w:before="0"/>
             </w:pPr>
-            <w:hyperlink w:history="1" r:id="rId6okrzpd9m_gj2eyshqngv">
+            <w:hyperlink w:history="1" r:id="rIdn8s4xksi9v4vd91splm54">
               <w:r>
                 <w:rPr>
                   <w:rFonts w:ascii="Arial" w:cs="Arial" w:eastAsia="Arial" w:hAnsi="Arial"/>
@@ -13982,7 +13982,7 @@
               <w:spacing w:after="10" w:before="0"/>
               <w:ind w:left="120"/>
             </w:pPr>
-            <w:hyperlink w:history="1" r:id="rIdbwps2tkziixefbad_cyeq">
+            <w:hyperlink w:history="1" r:id="rIdvmafkd5el3tzj-ttgozan">
               <w:r>
                 <w:rPr>
                   <w:rFonts w:ascii="Arial" w:cs="Arial" w:eastAsia="Arial" w:hAnsi="Arial"/>
@@ -14177,7 +14177,7 @@
             <w:pPr>
               <w:spacing w:after="20" w:before="0"/>
             </w:pPr>
-            <w:hyperlink w:history="1" r:id="rIdzznlwbji-juiaqzkd0fnz">
+            <w:hyperlink w:history="1" r:id="rIdzv0frn7tsjogoxrdlzbor">
               <w:r>
                 <w:rPr>
                   <w:rFonts w:ascii="Arial" w:cs="Arial" w:eastAsia="Arial" w:hAnsi="Arial"/>
@@ -14210,7 +14210,7 @@
               <w:spacing w:after="10" w:before="0"/>
               <w:ind w:left="120"/>
             </w:pPr>
-            <w:hyperlink w:history="1" r:id="rIdny2qnql-kzhbgcdz04ioz">
+            <w:hyperlink w:history="1" r:id="rIdbgxzm2yija88-n-x3p_bz">
               <w:r>
                 <w:rPr>
                   <w:rFonts w:ascii="Arial" w:cs="Arial" w:eastAsia="Arial" w:hAnsi="Arial"/>
@@ -14255,7 +14255,7 @@
             <w:pPr>
               <w:spacing w:after="20" w:before="0"/>
             </w:pPr>
-            <w:hyperlink w:history="1" r:id="rIdtaswyidq47xy7cfgksug4">
+            <w:hyperlink w:history="1" r:id="rId2z7d2c4k01yb5na13gih1">
               <w:r>
                 <w:rPr>
                   <w:rFonts w:ascii="Arial" w:cs="Arial" w:eastAsia="Arial" w:hAnsi="Arial"/>
@@ -14288,7 +14288,7 @@
               <w:spacing w:after="10" w:before="0"/>
               <w:ind w:left="120"/>
             </w:pPr>
-            <w:hyperlink w:history="1" r:id="rIdnawq2tcrlpooqmmeynums">
+            <w:hyperlink w:history="1" r:id="rIdbvgxjxtckxe_ve0hrvkdq">
               <w:r>
                 <w:rPr>
                   <w:rFonts w:ascii="Arial" w:cs="Arial" w:eastAsia="Arial" w:hAnsi="Arial"/>
@@ -14483,7 +14483,7 @@
             <w:pPr>
               <w:spacing w:after="20" w:before="0"/>
             </w:pPr>
-            <w:hyperlink w:history="1" r:id="rId5sh8mdbr67kmbjead7mpx">
+            <w:hyperlink w:history="1" r:id="rIdqildjqqpwtgwy6rc7p728">
               <w:r>
                 <w:rPr>
                   <w:rFonts w:ascii="Arial" w:cs="Arial" w:eastAsia="Arial" w:hAnsi="Arial"/>
@@ -14516,7 +14516,7 @@
               <w:spacing w:after="10" w:before="0"/>
               <w:ind w:left="120"/>
             </w:pPr>
-            <w:hyperlink w:history="1" r:id="rId8qukaykevkqlm_-aiglef">
+            <w:hyperlink w:history="1" r:id="rIdkq-b6owbnfoeld0admgd-">
               <w:r>
                 <w:rPr>
                   <w:rFonts w:ascii="Arial" w:cs="Arial" w:eastAsia="Arial" w:hAnsi="Arial"/>
@@ -14561,7 +14561,7 @@
             <w:pPr>
               <w:spacing w:after="20" w:before="0"/>
             </w:pPr>
-            <w:hyperlink w:history="1" r:id="rIdhhhnygezhj3aao4_h-qma">
+            <w:hyperlink w:history="1" r:id="rIdrwo6dxfdifhzpcvkqsory">
               <w:r>
                 <w:rPr>
                   <w:rFonts w:ascii="Arial" w:cs="Arial" w:eastAsia="Arial" w:hAnsi="Arial"/>
@@ -14594,7 +14594,7 @@
               <w:spacing w:after="10" w:before="0"/>
               <w:ind w:left="120"/>
             </w:pPr>
-            <w:hyperlink w:history="1" r:id="rIdeorigwxnu7hjskevtvcxr">
+            <w:hyperlink w:history="1" r:id="rIdzaj5t2looytzapu0fmtv3">
               <w:r>
                 <w:rPr>
                   <w:rFonts w:ascii="Arial" w:cs="Arial" w:eastAsia="Arial" w:hAnsi="Arial"/>
@@ -14789,7 +14789,7 @@
             <w:pPr>
               <w:spacing w:after="20" w:before="0"/>
             </w:pPr>
-            <w:hyperlink w:history="1" r:id="rIddaqeunq1qvtvyvxdst0jc">
+            <w:hyperlink w:history="1" r:id="rIdnnggaow3wr_02larvumr0">
               <w:r>
                 <w:rPr>
                   <w:rFonts w:ascii="Arial" w:cs="Arial" w:eastAsia="Arial" w:hAnsi="Arial"/>
@@ -14822,7 +14822,7 @@
               <w:spacing w:after="10" w:before="0"/>
               <w:ind w:left="120"/>
             </w:pPr>
-            <w:hyperlink w:history="1" r:id="rIdl8zv3qmilp2ymgad6fvak">
+            <w:hyperlink w:history="1" r:id="rIdfefmwombv5f-fkbzk9dz2">
               <w:r>
                 <w:rPr>
                   <w:rFonts w:ascii="Arial" w:cs="Arial" w:eastAsia="Arial" w:hAnsi="Arial"/>
@@ -14867,7 +14867,7 @@
             <w:pPr>
               <w:spacing w:after="20" w:before="0"/>
             </w:pPr>
-            <w:hyperlink w:history="1" r:id="rIdtky6owq4dxagkirarbdoj">
+            <w:hyperlink w:history="1" r:id="rIdyhqfenn4euu2yrqnriwe1">
               <w:r>
                 <w:rPr>
                   <w:rFonts w:ascii="Arial" w:cs="Arial" w:eastAsia="Arial" w:hAnsi="Arial"/>
@@ -14900,7 +14900,7 @@
               <w:spacing w:after="10" w:before="0"/>
               <w:ind w:left="120"/>
             </w:pPr>
-            <w:hyperlink w:history="1" r:id="rIdg46yittkxpwrz4d2axiuy">
+            <w:hyperlink w:history="1" r:id="rId3kyi_z9g94ksapa1w_a9q">
               <w:r>
                 <w:rPr>
                   <w:rFonts w:ascii="Arial" w:cs="Arial" w:eastAsia="Arial" w:hAnsi="Arial"/>
@@ -16387,7 +16387,7 @@
             <w:pPr>
               <w:spacing w:after="20" w:before="0"/>
             </w:pPr>
-            <w:hyperlink w:history="1" r:id="rId9i0slrksrggp0hpbnoogu">
+            <w:hyperlink w:history="1" r:id="rId3nzibqmdhyhrizc8ltvwp">
               <w:r>
                 <w:rPr>
                   <w:rFonts w:ascii="Arial" w:cs="Arial" w:eastAsia="Arial" w:hAnsi="Arial"/>
@@ -16420,7 +16420,7 @@
               <w:spacing w:after="10" w:before="0"/>
               <w:ind w:left="120"/>
             </w:pPr>
-            <w:hyperlink w:history="1" r:id="rIdpohbngrlon1cf45b7p1ac">
+            <w:hyperlink w:history="1" r:id="rIdq5ab8ewyxoa0i_125pnkc">
               <w:r>
                 <w:rPr>
                   <w:rFonts w:ascii="Arial" w:cs="Arial" w:eastAsia="Arial" w:hAnsi="Arial"/>
@@ -16465,7 +16465,7 @@
             <w:pPr>
               <w:spacing w:after="20" w:before="0"/>
             </w:pPr>
-            <w:hyperlink w:history="1" r:id="rIdce1coj4dakq9ap0h2ym7l">
+            <w:hyperlink w:history="1" r:id="rId84qgodmnzyqizr_5qalrk">
               <w:r>
                 <w:rPr>
                   <w:rFonts w:ascii="Arial" w:cs="Arial" w:eastAsia="Arial" w:hAnsi="Arial"/>
@@ -16498,7 +16498,7 @@
               <w:spacing w:after="10" w:before="0"/>
               <w:ind w:left="120"/>
             </w:pPr>
-            <w:hyperlink w:history="1" r:id="rIdturw5_tsl2fewsze33fl9">
+            <w:hyperlink w:history="1" r:id="rIdw8l2ktau-e0whofz2zzuv">
               <w:r>
                 <w:rPr>
                   <w:rFonts w:ascii="Arial" w:cs="Arial" w:eastAsia="Arial" w:hAnsi="Arial"/>
@@ -16693,7 +16693,7 @@
             <w:pPr>
               <w:spacing w:after="20" w:before="0"/>
             </w:pPr>
-            <w:hyperlink w:history="1" r:id="rIdubd4je1rblgtd-a6shqsy">
+            <w:hyperlink w:history="1" r:id="rIdmsi_qxtmdalgh2mlo63bw">
               <w:r>
                 <w:rPr>
                   <w:rFonts w:ascii="Arial" w:cs="Arial" w:eastAsia="Arial" w:hAnsi="Arial"/>
@@ -16726,7 +16726,7 @@
               <w:spacing w:after="10" w:before="0"/>
               <w:ind w:left="120"/>
             </w:pPr>
-            <w:hyperlink w:history="1" r:id="rIdlax5xlrzoqq8jzlouepmj">
+            <w:hyperlink w:history="1" r:id="rIdrnamm0d39xpdlvgu03b96">
               <w:r>
                 <w:rPr>
                   <w:rFonts w:ascii="Arial" w:cs="Arial" w:eastAsia="Arial" w:hAnsi="Arial"/>
@@ -16771,7 +16771,7 @@
             <w:pPr>
               <w:spacing w:after="20" w:before="0"/>
             </w:pPr>
-            <w:hyperlink w:history="1" r:id="rIdmeukwo3kn0x4wnkcdzvuz">
+            <w:hyperlink w:history="1" r:id="rIdjdufhkzfkoxtb_l9znres">
               <w:r>
                 <w:rPr>
                   <w:rFonts w:ascii="Arial" w:cs="Arial" w:eastAsia="Arial" w:hAnsi="Arial"/>
@@ -16804,7 +16804,7 @@
               <w:spacing w:after="10" w:before="0"/>
               <w:ind w:left="120"/>
             </w:pPr>
-            <w:hyperlink w:history="1" r:id="rIdaud-nnnpkhmj8m6wqyww1">
+            <w:hyperlink w:history="1" r:id="rIda42_hemln6oznkqum4_oj">
               <w:r>
                 <w:rPr>
                   <w:rFonts w:ascii="Arial" w:cs="Arial" w:eastAsia="Arial" w:hAnsi="Arial"/>
@@ -16999,7 +16999,7 @@
             <w:pPr>
               <w:spacing w:after="20" w:before="0"/>
             </w:pPr>
-            <w:hyperlink w:history="1" r:id="rIdiuzw50jyp5b2ylw3s-eps">
+            <w:hyperlink w:history="1" r:id="rId-6x0i_ytj_ndvreio5ykp">
               <w:r>
                 <w:rPr>
                   <w:rFonts w:ascii="Arial" w:cs="Arial" w:eastAsia="Arial" w:hAnsi="Arial"/>
@@ -17032,7 +17032,7 @@
               <w:spacing w:after="10" w:before="0"/>
               <w:ind w:left="120"/>
             </w:pPr>
-            <w:hyperlink w:history="1" r:id="rIdu36rqi95jp0biie81q0pd">
+            <w:hyperlink w:history="1" r:id="rId16aoqirofnibehvxdwm5e">
               <w:r>
                 <w:rPr>
                   <w:rFonts w:ascii="Arial" w:cs="Arial" w:eastAsia="Arial" w:hAnsi="Arial"/>
@@ -17077,7 +17077,7 @@
             <w:pPr>
               <w:spacing w:after="20" w:before="0"/>
             </w:pPr>
-            <w:hyperlink w:history="1" r:id="rIdtpywn_lx7qi0opp8kvqaj">
+            <w:hyperlink w:history="1" r:id="rIdqysbbgjn8ojnvfa_ocxid">
               <w:r>
                 <w:rPr>
                   <w:rFonts w:ascii="Arial" w:cs="Arial" w:eastAsia="Arial" w:hAnsi="Arial"/>
@@ -17110,7 +17110,7 @@
               <w:spacing w:after="10" w:before="0"/>
               <w:ind w:left="120"/>
             </w:pPr>
-            <w:hyperlink w:history="1" r:id="rId8tkicvz3s3_taxq0p6e53">
+            <w:hyperlink w:history="1" r:id="rId2uajtvxn_vrjzbtgwhra8">
               <w:r>
                 <w:rPr>
                   <w:rFonts w:ascii="Arial" w:cs="Arial" w:eastAsia="Arial" w:hAnsi="Arial"/>
@@ -17305,7 +17305,7 @@
             <w:pPr>
               <w:spacing w:after="20" w:before="0"/>
             </w:pPr>
-            <w:hyperlink w:history="1" r:id="rIdesfm8v1csfgvbt0mgte3c">
+            <w:hyperlink w:history="1" r:id="rIdtq1fiwu7jcoq2djc-xlod">
               <w:r>
                 <w:rPr>
                   <w:rFonts w:ascii="Arial" w:cs="Arial" w:eastAsia="Arial" w:hAnsi="Arial"/>
@@ -17338,7 +17338,7 @@
               <w:spacing w:after="10" w:before="0"/>
               <w:ind w:left="120"/>
             </w:pPr>
-            <w:hyperlink w:history="1" r:id="rIdxriw2bt2ug7uvnl3jldfp">
+            <w:hyperlink w:history="1" r:id="rIddvfto8elitll8z7ktxfbg">
               <w:r>
                 <w:rPr>
                   <w:rFonts w:ascii="Arial" w:cs="Arial" w:eastAsia="Arial" w:hAnsi="Arial"/>
@@ -17383,7 +17383,7 @@
             <w:pPr>
               <w:spacing w:after="20" w:before="0"/>
             </w:pPr>
-            <w:hyperlink w:history="1" r:id="rIdudowm0pfwrvfrsrvtnjaw">
+            <w:hyperlink w:history="1" r:id="rIdpcuanj7sz3ithrjmdjo5g">
               <w:r>
                 <w:rPr>
                   <w:rFonts w:ascii="Arial" w:cs="Arial" w:eastAsia="Arial" w:hAnsi="Arial"/>
@@ -17416,7 +17416,7 @@
               <w:spacing w:after="10" w:before="0"/>
               <w:ind w:left="120"/>
             </w:pPr>
-            <w:hyperlink w:history="1" r:id="rIdp_mgxtsycnmbnfetsn-2b">
+            <w:hyperlink w:history="1" r:id="rIdfun2zjtliyihhkmuapzqv">
               <w:r>
                 <w:rPr>
                   <w:rFonts w:ascii="Arial" w:cs="Arial" w:eastAsia="Arial" w:hAnsi="Arial"/>
@@ -17611,7 +17611,7 @@
             <w:pPr>
               <w:spacing w:after="20" w:before="0"/>
             </w:pPr>
-            <w:hyperlink w:history="1" r:id="rIdwdxgp3prqyutdpjsgkvka">
+            <w:hyperlink w:history="1" r:id="rId4t97sbzupptntmm7n83rl">
               <w:r>
                 <w:rPr>
                   <w:rFonts w:ascii="Arial" w:cs="Arial" w:eastAsia="Arial" w:hAnsi="Arial"/>
@@ -17644,7 +17644,7 @@
               <w:spacing w:after="10" w:before="0"/>
               <w:ind w:left="120"/>
             </w:pPr>
-            <w:hyperlink w:history="1" r:id="rIdvj3gmhiucju411oh0j_ah">
+            <w:hyperlink w:history="1" r:id="rIdadsuqvqbonlwrrbzkeyrn">
               <w:r>
                 <w:rPr>
                   <w:rFonts w:ascii="Arial" w:cs="Arial" w:eastAsia="Arial" w:hAnsi="Arial"/>
@@ -17689,7 +17689,7 @@
             <w:pPr>
               <w:spacing w:after="20" w:before="0"/>
             </w:pPr>
-            <w:hyperlink w:history="1" r:id="rIduwxujvz94youj5guiumob">
+            <w:hyperlink w:history="1" r:id="rIdypqj44iaqtrfcfu2v5yil">
               <w:r>
                 <w:rPr>
                   <w:rFonts w:ascii="Arial" w:cs="Arial" w:eastAsia="Arial" w:hAnsi="Arial"/>
@@ -17722,7 +17722,7 @@
               <w:spacing w:after="10" w:before="0"/>
               <w:ind w:left="120"/>
             </w:pPr>
-            <w:hyperlink w:history="1" r:id="rId25kptmby7hzch9xk9zsch">
+            <w:hyperlink w:history="1" r:id="rId4jv8zehb5iyzdw9tvkfdd">
               <w:r>
                 <w:rPr>
                   <w:rFonts w:ascii="Arial" w:cs="Arial" w:eastAsia="Arial" w:hAnsi="Arial"/>
@@ -19209,7 +19209,7 @@
             <w:pPr>
               <w:spacing w:after="20" w:before="0"/>
             </w:pPr>
-            <w:hyperlink w:history="1" r:id="rIdhejleyj5lsxmoteblfoe4">
+            <w:hyperlink w:history="1" r:id="rIdeql4kxjadvcb-pzg-bwsw">
               <w:r>
                 <w:rPr>
                   <w:rFonts w:ascii="Arial" w:cs="Arial" w:eastAsia="Arial" w:hAnsi="Arial"/>
@@ -19242,7 +19242,7 @@
               <w:spacing w:after="10" w:before="0"/>
               <w:ind w:left="120"/>
             </w:pPr>
-            <w:hyperlink w:history="1" r:id="rIdeupwhrabpwhnvykdk4omy">
+            <w:hyperlink w:history="1" r:id="rIdxfl3_fvw-tsc88rymv_8n">
               <w:r>
                 <w:rPr>
                   <w:rFonts w:ascii="Arial" w:cs="Arial" w:eastAsia="Arial" w:hAnsi="Arial"/>
@@ -19287,7 +19287,7 @@
             <w:pPr>
               <w:spacing w:after="20" w:before="0"/>
             </w:pPr>
-            <w:hyperlink w:history="1" r:id="rIdglde6b7nru_j1nsxlaxik">
+            <w:hyperlink w:history="1" r:id="rIdhttiauatpwofhvgsvl2cd">
               <w:r>
                 <w:rPr>
                   <w:rFonts w:ascii="Arial" w:cs="Arial" w:eastAsia="Arial" w:hAnsi="Arial"/>
@@ -19320,7 +19320,7 @@
               <w:spacing w:after="10" w:before="0"/>
               <w:ind w:left="120"/>
             </w:pPr>
-            <w:hyperlink w:history="1" r:id="rIdij-hkj-utstivh-ho5oaq">
+            <w:hyperlink w:history="1" r:id="rIdlqm51qmhx5zz53bvghpfw">
               <w:r>
                 <w:rPr>
                   <w:rFonts w:ascii="Arial" w:cs="Arial" w:eastAsia="Arial" w:hAnsi="Arial"/>
@@ -19515,7 +19515,7 @@
             <w:pPr>
               <w:spacing w:after="20" w:before="0"/>
             </w:pPr>
-            <w:hyperlink w:history="1" r:id="rId0xam8-kvljulmkjgdllr7">
+            <w:hyperlink w:history="1" r:id="rIdvocia0lozo-hpv8trxn5o">
               <w:r>
                 <w:rPr>
                   <w:rFonts w:ascii="Arial" w:cs="Arial" w:eastAsia="Arial" w:hAnsi="Arial"/>
@@ -19548,7 +19548,7 @@
               <w:spacing w:after="10" w:before="0"/>
               <w:ind w:left="120"/>
             </w:pPr>
-            <w:hyperlink w:history="1" r:id="rIdtttcwtdlh7s71sex-l7ck">
+            <w:hyperlink w:history="1" r:id="rIdxovd6hznz_sr0lz_ytzwa">
               <w:r>
                 <w:rPr>
                   <w:rFonts w:ascii="Arial" w:cs="Arial" w:eastAsia="Arial" w:hAnsi="Arial"/>
@@ -19593,7 +19593,7 @@
             <w:pPr>
               <w:spacing w:after="20" w:before="0"/>
             </w:pPr>
-            <w:hyperlink w:history="1" r:id="rIdb8wxpxybqsomqpec8rkla">
+            <w:hyperlink w:history="1" r:id="rIddeuu5zpio3kzds8san9qb">
               <w:r>
                 <w:rPr>
                   <w:rFonts w:ascii="Arial" w:cs="Arial" w:eastAsia="Arial" w:hAnsi="Arial"/>
@@ -19626,7 +19626,7 @@
               <w:spacing w:after="10" w:before="0"/>
               <w:ind w:left="120"/>
             </w:pPr>
-            <w:hyperlink w:history="1" r:id="rIdjtyfvgrf6tv7cthyjppxr">
+            <w:hyperlink w:history="1" r:id="rIdaclhoh0_l843qygmhh4nd">
               <w:r>
                 <w:rPr>
                   <w:rFonts w:ascii="Arial" w:cs="Arial" w:eastAsia="Arial" w:hAnsi="Arial"/>
@@ -19821,7 +19821,7 @@
             <w:pPr>
               <w:spacing w:after="20" w:before="0"/>
             </w:pPr>
-            <w:hyperlink w:history="1" r:id="rIdwnzzmbguiwtca1ew5xnod">
+            <w:hyperlink w:history="1" r:id="rIdwc3r1jn4nlwl9ywigksji">
               <w:r>
                 <w:rPr>
                   <w:rFonts w:ascii="Arial" w:cs="Arial" w:eastAsia="Arial" w:hAnsi="Arial"/>
@@ -19854,7 +19854,7 @@
               <w:spacing w:after="10" w:before="0"/>
               <w:ind w:left="120"/>
             </w:pPr>
-            <w:hyperlink w:history="1" r:id="rIdwltuxntfbpacexhwemtui">
+            <w:hyperlink w:history="1" r:id="rIdnvjwhsn2uyjpxw56zllrr">
               <w:r>
                 <w:rPr>
                   <w:rFonts w:ascii="Arial" w:cs="Arial" w:eastAsia="Arial" w:hAnsi="Arial"/>
@@ -19899,7 +19899,7 @@
             <w:pPr>
               <w:spacing w:after="20" w:before="0"/>
             </w:pPr>
-            <w:hyperlink w:history="1" r:id="rIdyldp2hk3edsntzy_erncz">
+            <w:hyperlink w:history="1" r:id="rIdcmjfhl2y4hzx33be3rdmv">
               <w:r>
                 <w:rPr>
                   <w:rFonts w:ascii="Arial" w:cs="Arial" w:eastAsia="Arial" w:hAnsi="Arial"/>
@@ -19932,7 +19932,7 @@
               <w:spacing w:after="10" w:before="0"/>
               <w:ind w:left="120"/>
             </w:pPr>
-            <w:hyperlink w:history="1" r:id="rIdh3m6zvqaaw0mllgwrtf4e">
+            <w:hyperlink w:history="1" r:id="rIdpoasyissnacu4e2ru58xp">
               <w:r>
                 <w:rPr>
                   <w:rFonts w:ascii="Arial" w:cs="Arial" w:eastAsia="Arial" w:hAnsi="Arial"/>
@@ -20127,7 +20127,7 @@
             <w:pPr>
               <w:spacing w:after="20" w:before="0"/>
             </w:pPr>
-            <w:hyperlink w:history="1" r:id="rIde3rqkcth-zwi7opbmpgpv">
+            <w:hyperlink w:history="1" r:id="rId8erxouszsekkulmyz_ezu">
               <w:r>
                 <w:rPr>
                   <w:rFonts w:ascii="Arial" w:cs="Arial" w:eastAsia="Arial" w:hAnsi="Arial"/>
@@ -20160,7 +20160,7 @@
               <w:spacing w:after="10" w:before="0"/>
               <w:ind w:left="120"/>
             </w:pPr>
-            <w:hyperlink w:history="1" r:id="rIdo2ugxsegvqutvqe8y8lj_">
+            <w:hyperlink w:history="1" r:id="rIdud3rtlnscrztazpycgfsq">
               <w:r>
                 <w:rPr>
                   <w:rFonts w:ascii="Arial" w:cs="Arial" w:eastAsia="Arial" w:hAnsi="Arial"/>
@@ -20205,7 +20205,7 @@
             <w:pPr>
               <w:spacing w:after="20" w:before="0"/>
             </w:pPr>
-            <w:hyperlink w:history="1" r:id="rIdleg0xhcynskwbn389q5kq">
+            <w:hyperlink w:history="1" r:id="rIdkcpbnypscswmgecwn3pbv">
               <w:r>
                 <w:rPr>
                   <w:rFonts w:ascii="Arial" w:cs="Arial" w:eastAsia="Arial" w:hAnsi="Arial"/>
@@ -20238,7 +20238,7 @@
               <w:spacing w:after="10" w:before="0"/>
               <w:ind w:left="120"/>
             </w:pPr>
-            <w:hyperlink w:history="1" r:id="rIdlsdvh4n9ieeval7xbz6cb">
+            <w:hyperlink w:history="1" r:id="rIdjxlnswdcasvetm7cvv7xn">
               <w:r>
                 <w:rPr>
                   <w:rFonts w:ascii="Arial" w:cs="Arial" w:eastAsia="Arial" w:hAnsi="Arial"/>
@@ -20433,7 +20433,7 @@
             <w:pPr>
               <w:spacing w:after="20" w:before="0"/>
             </w:pPr>
-            <w:hyperlink w:history="1" r:id="rIdojtablac-d8xkjrcr8gsd">
+            <w:hyperlink w:history="1" r:id="rIdjjm5l5ovpsl3xz8izltcr">
               <w:r>
                 <w:rPr>
                   <w:rFonts w:ascii="Arial" w:cs="Arial" w:eastAsia="Arial" w:hAnsi="Arial"/>
@@ -20466,7 +20466,7 @@
               <w:spacing w:after="10" w:before="0"/>
               <w:ind w:left="120"/>
             </w:pPr>
-            <w:hyperlink w:history="1" r:id="rIdjuuusn77ucfp_k2fdvauo">
+            <w:hyperlink w:history="1" r:id="rIdgc8nhh1xgbhsz4tvmp3ll">
               <w:r>
                 <w:rPr>
                   <w:rFonts w:ascii="Arial" w:cs="Arial" w:eastAsia="Arial" w:hAnsi="Arial"/>
@@ -20511,7 +20511,7 @@
             <w:pPr>
               <w:spacing w:after="20" w:before="0"/>
             </w:pPr>
-            <w:hyperlink w:history="1" r:id="rIdhxk0cxbee5q2ynljxu-zj">
+            <w:hyperlink w:history="1" r:id="rIdof6fjcphwsn8ereny4gnf">
               <w:r>
                 <w:rPr>
                   <w:rFonts w:ascii="Arial" w:cs="Arial" w:eastAsia="Arial" w:hAnsi="Arial"/>
@@ -20544,7 +20544,7 @@
               <w:spacing w:after="10" w:before="0"/>
               <w:ind w:left="120"/>
             </w:pPr>
-            <w:hyperlink w:history="1" r:id="rIdh0umbyzuvmugkfwac3rjh">
+            <w:hyperlink w:history="1" r:id="rIdsk_bckcj5dylcrnhmjute">
               <w:r>
                 <w:rPr>
                   <w:rFonts w:ascii="Arial" w:cs="Arial" w:eastAsia="Arial" w:hAnsi="Arial"/>

--- a/data/outputs/v2/Physics/SS1.5_Moments_of_Equilibrium/Physics_Moments_of_Equilibrium_CBE_LessonSequence.docx
+++ b/data/outputs/v2/Physics/SS1.5_Moments_of_Equilibrium/Physics_Moments_of_Equilibrium_CBE_LessonSequence.docx
@@ -3359,7 +3359,7 @@
             <w:pPr>
               <w:spacing w:after="20" w:before="0"/>
             </w:pPr>
-            <w:hyperlink w:history="1" r:id="rId9cgwwttffawz2m2lhmrzu">
+            <w:hyperlink w:history="1" r:id="rIdzsf8pjp54b2bt4ks5ku9_">
               <w:r>
                 <w:rPr>
                   <w:rFonts w:ascii="Arial" w:cs="Arial" w:eastAsia="Arial" w:hAnsi="Arial"/>
@@ -3392,7 +3392,7 @@
               <w:spacing w:after="10" w:before="0"/>
               <w:ind w:left="120"/>
             </w:pPr>
-            <w:hyperlink w:history="1" r:id="rIdaxkvmu4bhrjh0elbend4z">
+            <w:hyperlink w:history="1" r:id="rId2ldiozvzum52zpgrosf5w">
               <w:r>
                 <w:rPr>
                   <w:rFonts w:ascii="Arial" w:cs="Arial" w:eastAsia="Arial" w:hAnsi="Arial"/>
@@ -3437,7 +3437,7 @@
             <w:pPr>
               <w:spacing w:after="20" w:before="0"/>
             </w:pPr>
-            <w:hyperlink w:history="1" r:id="rIdqmbbzueimfonwb1bpejrs">
+            <w:hyperlink w:history="1" r:id="rIdm3kb1f1fpvt8eidzuwqe2">
               <w:r>
                 <w:rPr>
                   <w:rFonts w:ascii="Arial" w:cs="Arial" w:eastAsia="Arial" w:hAnsi="Arial"/>
@@ -3470,7 +3470,7 @@
               <w:spacing w:after="10" w:before="0"/>
               <w:ind w:left="120"/>
             </w:pPr>
-            <w:hyperlink w:history="1" r:id="rIdnfwobqqhqcpwfg2wlsjfw">
+            <w:hyperlink w:history="1" r:id="rIddcmv3jkvkmjmm80vnmy1c">
               <w:r>
                 <w:rPr>
                   <w:rFonts w:ascii="Arial" w:cs="Arial" w:eastAsia="Arial" w:hAnsi="Arial"/>
@@ -3819,7 +3819,7 @@
             <w:pPr>
               <w:spacing w:after="20" w:before="0"/>
             </w:pPr>
-            <w:hyperlink w:history="1" r:id="rIdd2ifx1cigyodfbxvso02b">
+            <w:hyperlink w:history="1" r:id="rIdwbix1nhdpzascdjd5xnya">
               <w:r>
                 <w:rPr>
                   <w:rFonts w:ascii="Arial" w:cs="Arial" w:eastAsia="Arial" w:hAnsi="Arial"/>
@@ -3852,7 +3852,7 @@
               <w:spacing w:after="10" w:before="0"/>
               <w:ind w:left="120"/>
             </w:pPr>
-            <w:hyperlink w:history="1" r:id="rIdjuiyagzsh2izxy9qxtouw">
+            <w:hyperlink w:history="1" r:id="rIdwtgojblqttmjadg7fuyiz">
               <w:r>
                 <w:rPr>
                   <w:rFonts w:ascii="Arial" w:cs="Arial" w:eastAsia="Arial" w:hAnsi="Arial"/>
@@ -3897,7 +3897,7 @@
             <w:pPr>
               <w:spacing w:after="20" w:before="0"/>
             </w:pPr>
-            <w:hyperlink w:history="1" r:id="rIdn6glxeqqis42vm1qvownt">
+            <w:hyperlink w:history="1" r:id="rIdlfawt1nb6xw7ubceflqe8">
               <w:r>
                 <w:rPr>
                   <w:rFonts w:ascii="Arial" w:cs="Arial" w:eastAsia="Arial" w:hAnsi="Arial"/>
@@ -3930,7 +3930,7 @@
               <w:spacing w:after="10" w:before="0"/>
               <w:ind w:left="120"/>
             </w:pPr>
-            <w:hyperlink w:history="1" r:id="rIdjhez53by6loivaa5j8ujp">
+            <w:hyperlink w:history="1" r:id="rIdzndfbdtlnfw3wadtkiqeq">
               <w:r>
                 <w:rPr>
                   <w:rFonts w:ascii="Arial" w:cs="Arial" w:eastAsia="Arial" w:hAnsi="Arial"/>
@@ -4432,7 +4432,7 @@
             <w:pPr>
               <w:spacing w:after="20" w:before="0"/>
             </w:pPr>
-            <w:hyperlink w:history="1" r:id="rIdcqatxxfy5182of1w2ijbr">
+            <w:hyperlink w:history="1" r:id="rIdpw6mdbt0mnb9npbsfoj49">
               <w:r>
                 <w:rPr>
                   <w:rFonts w:ascii="Arial" w:cs="Arial" w:eastAsia="Arial" w:hAnsi="Arial"/>
@@ -4465,7 +4465,7 @@
               <w:spacing w:after="10" w:before="0"/>
               <w:ind w:left="120"/>
             </w:pPr>
-            <w:hyperlink w:history="1" r:id="rIdrl1t684tx0fvlpm0bjhfr">
+            <w:hyperlink w:history="1" r:id="rIdsxmghbxtmw6fw3mnfjc5r">
               <w:r>
                 <w:rPr>
                   <w:rFonts w:ascii="Arial" w:cs="Arial" w:eastAsia="Arial" w:hAnsi="Arial"/>
@@ -4510,7 +4510,7 @@
             <w:pPr>
               <w:spacing w:after="20" w:before="0"/>
             </w:pPr>
-            <w:hyperlink w:history="1" r:id="rIdebua8fojov5y7_3ayhokx">
+            <w:hyperlink w:history="1" r:id="rIdlbqlm1-knfgnynkfigkpv">
               <w:r>
                 <w:rPr>
                   <w:rFonts w:ascii="Arial" w:cs="Arial" w:eastAsia="Arial" w:hAnsi="Arial"/>
@@ -4543,7 +4543,7 @@
               <w:spacing w:after="10" w:before="0"/>
               <w:ind w:left="120"/>
             </w:pPr>
-            <w:hyperlink w:history="1" r:id="rIdxdfgp6ncervyjq7f8n0am">
+            <w:hyperlink w:history="1" r:id="rIdnb1zyrpsv1a9mrzwln1sd">
               <w:r>
                 <w:rPr>
                   <w:rFonts w:ascii="Arial" w:cs="Arial" w:eastAsia="Arial" w:hAnsi="Arial"/>
@@ -5141,7 +5141,7 @@
             <w:pPr>
               <w:spacing w:after="20" w:before="0"/>
             </w:pPr>
-            <w:hyperlink w:history="1" r:id="rIdau0sjs8mvloyftkkfeqqa">
+            <w:hyperlink w:history="1" r:id="rId4k4qsn_thtsjtfqgwn8en">
               <w:r>
                 <w:rPr>
                   <w:rFonts w:ascii="Arial" w:cs="Arial" w:eastAsia="Arial" w:hAnsi="Arial"/>
@@ -5174,7 +5174,7 @@
               <w:spacing w:after="10" w:before="0"/>
               <w:ind w:left="120"/>
             </w:pPr>
-            <w:hyperlink w:history="1" r:id="rIdvnrekgp4b8rmccnj4lgzp">
+            <w:hyperlink w:history="1" r:id="rIdchqom-ahh4j49ugfdfduq">
               <w:r>
                 <w:rPr>
                   <w:rFonts w:ascii="Arial" w:cs="Arial" w:eastAsia="Arial" w:hAnsi="Arial"/>
@@ -5219,7 +5219,7 @@
             <w:pPr>
               <w:spacing w:after="20" w:before="0"/>
             </w:pPr>
-            <w:hyperlink w:history="1" r:id="rIdj-7u6ppv0xcehb5hdgvg4">
+            <w:hyperlink w:history="1" r:id="rId5xzuxqy5sdvduvw7qyinm">
               <w:r>
                 <w:rPr>
                   <w:rFonts w:ascii="Arial" w:cs="Arial" w:eastAsia="Arial" w:hAnsi="Arial"/>
@@ -5252,7 +5252,7 @@
               <w:spacing w:after="10" w:before="0"/>
               <w:ind w:left="120"/>
             </w:pPr>
-            <w:hyperlink w:history="1" r:id="rIduzhjaflcgz5eo6bfa2xpt">
+            <w:hyperlink w:history="1" r:id="rIdupgcgzxtwcko_yuucadri">
               <w:r>
                 <w:rPr>
                   <w:rFonts w:ascii="Arial" w:cs="Arial" w:eastAsia="Arial" w:hAnsi="Arial"/>
@@ -5582,7 +5582,7 @@
             <w:pPr>
               <w:spacing w:after="20" w:before="0"/>
             </w:pPr>
-            <w:hyperlink w:history="1" r:id="rIdnftctuzdux-gzlldhhkgi">
+            <w:hyperlink w:history="1" r:id="rIddpkozlj6bftkw9uo1j4pz">
               <w:r>
                 <w:rPr>
                   <w:rFonts w:ascii="Arial" w:cs="Arial" w:eastAsia="Arial" w:hAnsi="Arial"/>
@@ -5615,7 +5615,7 @@
               <w:spacing w:after="10" w:before="0"/>
               <w:ind w:left="120"/>
             </w:pPr>
-            <w:hyperlink w:history="1" r:id="rIds3gsruzzowabz0emxiqv_">
+            <w:hyperlink w:history="1" r:id="rIdfjpjjfjxehgefhlupkuo5">
               <w:r>
                 <w:rPr>
                   <w:rFonts w:ascii="Arial" w:cs="Arial" w:eastAsia="Arial" w:hAnsi="Arial"/>
@@ -5660,7 +5660,7 @@
             <w:pPr>
               <w:spacing w:after="20" w:before="0"/>
             </w:pPr>
-            <w:hyperlink w:history="1" r:id="rIds0g-hiamlxcvcvf7izgrz">
+            <w:hyperlink w:history="1" r:id="rIdnkerclt8uscctsho4kjek">
               <w:r>
                 <w:rPr>
                   <w:rFonts w:ascii="Arial" w:cs="Arial" w:eastAsia="Arial" w:hAnsi="Arial"/>
@@ -5693,7 +5693,7 @@
               <w:spacing w:after="10" w:before="0"/>
               <w:ind w:left="120"/>
             </w:pPr>
-            <w:hyperlink w:history="1" r:id="rIdcdjv6vewnu2xfru8ga1_6">
+            <w:hyperlink w:history="1" r:id="rIdkc85yczbfnufpy6bqtgql">
               <w:r>
                 <w:rPr>
                   <w:rFonts w:ascii="Arial" w:cs="Arial" w:eastAsia="Arial" w:hAnsi="Arial"/>
@@ -7522,7 +7522,7 @@
             <w:pPr>
               <w:spacing w:after="20" w:before="0"/>
             </w:pPr>
-            <w:hyperlink w:history="1" r:id="rIdyakfm3p6_axwtof4gqpzw">
+            <w:hyperlink w:history="1" r:id="rIdz_f6zlkcosujdfwo52yvh">
               <w:r>
                 <w:rPr>
                   <w:rFonts w:ascii="Arial" w:cs="Arial" w:eastAsia="Arial" w:hAnsi="Arial"/>
@@ -7555,7 +7555,7 @@
               <w:spacing w:after="10" w:before="0"/>
               <w:ind w:left="120"/>
             </w:pPr>
-            <w:hyperlink w:history="1" r:id="rIdkk4t15lvvbq6c3kke91km">
+            <w:hyperlink w:history="1" r:id="rIdk4ul9otxpsvugu_n98xjg">
               <w:r>
                 <w:rPr>
                   <w:rFonts w:ascii="Arial" w:cs="Arial" w:eastAsia="Arial" w:hAnsi="Arial"/>
@@ -7600,7 +7600,7 @@
             <w:pPr>
               <w:spacing w:after="20" w:before="0"/>
             </w:pPr>
-            <w:hyperlink w:history="1" r:id="rIdcs_2ivmw6fneqn1ipzr8g">
+            <w:hyperlink w:history="1" r:id="rIdwm0wk7yfxqmnq_f2la2ds">
               <w:r>
                 <w:rPr>
                   <w:rFonts w:ascii="Arial" w:cs="Arial" w:eastAsia="Arial" w:hAnsi="Arial"/>
@@ -7633,7 +7633,7 @@
               <w:spacing w:after="10" w:before="0"/>
               <w:ind w:left="120"/>
             </w:pPr>
-            <w:hyperlink w:history="1" r:id="rId6e3hhdjnkywthmtj4cjny">
+            <w:hyperlink w:history="1" r:id="rIdfoex8apgjil8wupiocytx">
               <w:r>
                 <w:rPr>
                   <w:rFonts w:ascii="Arial" w:cs="Arial" w:eastAsia="Arial" w:hAnsi="Arial"/>
@@ -7885,7 +7885,7 @@
             <w:pPr>
               <w:spacing w:after="20" w:before="0"/>
             </w:pPr>
-            <w:hyperlink w:history="1" r:id="rIdqt1j92z15qw7j2awstsuw">
+            <w:hyperlink w:history="1" r:id="rIduhl-yf2f3qwnlcvwf84wa">
               <w:r>
                 <w:rPr>
                   <w:rFonts w:ascii="Arial" w:cs="Arial" w:eastAsia="Arial" w:hAnsi="Arial"/>
@@ -7918,7 +7918,7 @@
               <w:spacing w:after="10" w:before="0"/>
               <w:ind w:left="120"/>
             </w:pPr>
-            <w:hyperlink w:history="1" r:id="rIde_xrvcth_mppnlgcql-9s">
+            <w:hyperlink w:history="1" r:id="rIdcnw606ojhz-d99ab33cxe">
               <w:r>
                 <w:rPr>
                   <w:rFonts w:ascii="Arial" w:cs="Arial" w:eastAsia="Arial" w:hAnsi="Arial"/>
@@ -7963,7 +7963,7 @@
             <w:pPr>
               <w:spacing w:after="20" w:before="0"/>
             </w:pPr>
-            <w:hyperlink w:history="1" r:id="rIdj8r8u4ey7h3wfdiom3ijf">
+            <w:hyperlink w:history="1" r:id="rIdgiweqcuy0filgnrguofgw">
               <w:r>
                 <w:rPr>
                   <w:rFonts w:ascii="Arial" w:cs="Arial" w:eastAsia="Arial" w:hAnsi="Arial"/>
@@ -7996,7 +7996,7 @@
               <w:spacing w:after="10" w:before="0"/>
               <w:ind w:left="120"/>
             </w:pPr>
-            <w:hyperlink w:history="1" r:id="rIddzk4rh7yzavoowot2-kfd">
+            <w:hyperlink w:history="1" r:id="rIdhzozfovsn752d-3awzeqw">
               <w:r>
                 <w:rPr>
                   <w:rFonts w:ascii="Arial" w:cs="Arial" w:eastAsia="Arial" w:hAnsi="Arial"/>
@@ -8267,7 +8267,7 @@
             <w:pPr>
               <w:spacing w:after="20" w:before="0"/>
             </w:pPr>
-            <w:hyperlink w:history="1" r:id="rIdcbaqyl_igggqtji03nrvb">
+            <w:hyperlink w:history="1" r:id="rId5i3gotemp9pomylvn1gqy">
               <w:r>
                 <w:rPr>
                   <w:rFonts w:ascii="Arial" w:cs="Arial" w:eastAsia="Arial" w:hAnsi="Arial"/>
@@ -8300,7 +8300,7 @@
               <w:spacing w:after="10" w:before="0"/>
               <w:ind w:left="120"/>
             </w:pPr>
-            <w:hyperlink w:history="1" r:id="rId2v8nbseqxtmszcsol4cfo">
+            <w:hyperlink w:history="1" r:id="rId3b0f14wvpitrzi8skzxm3">
               <w:r>
                 <w:rPr>
                   <w:rFonts w:ascii="Arial" w:cs="Arial" w:eastAsia="Arial" w:hAnsi="Arial"/>
@@ -8345,7 +8345,7 @@
             <w:pPr>
               <w:spacing w:after="20" w:before="0"/>
             </w:pPr>
-            <w:hyperlink w:history="1" r:id="rIdrm_88pfzqy_h4rvfskjeu">
+            <w:hyperlink w:history="1" r:id="rIdmf2wqgun_qsvtmg9zafzy">
               <w:r>
                 <w:rPr>
                   <w:rFonts w:ascii="Arial" w:cs="Arial" w:eastAsia="Arial" w:hAnsi="Arial"/>
@@ -8378,7 +8378,7 @@
               <w:spacing w:after="10" w:before="0"/>
               <w:ind w:left="120"/>
             </w:pPr>
-            <w:hyperlink w:history="1" r:id="rIdmlxtx6ji6e7061zonrsg0">
+            <w:hyperlink w:history="1" r:id="rIdazqec17zmlfrrq3kqxara">
               <w:r>
                 <w:rPr>
                   <w:rFonts w:ascii="Arial" w:cs="Arial" w:eastAsia="Arial" w:hAnsi="Arial"/>
@@ -8687,7 +8687,7 @@
             <w:pPr>
               <w:spacing w:after="20" w:before="0"/>
             </w:pPr>
-            <w:hyperlink w:history="1" r:id="rId0navxfuhfaqpiegesuhjb">
+            <w:hyperlink w:history="1" r:id="rIdxuc_-mnozpmpmxzmku7tq">
               <w:r>
                 <w:rPr>
                   <w:rFonts w:ascii="Arial" w:cs="Arial" w:eastAsia="Arial" w:hAnsi="Arial"/>
@@ -8720,7 +8720,7 @@
               <w:spacing w:after="10" w:before="0"/>
               <w:ind w:left="120"/>
             </w:pPr>
-            <w:hyperlink w:history="1" r:id="rIdghxka2rfanvvzvjlmvca_">
+            <w:hyperlink w:history="1" r:id="rId3_65evta6y6z4qeaiyhsd">
               <w:r>
                 <w:rPr>
                   <w:rFonts w:ascii="Arial" w:cs="Arial" w:eastAsia="Arial" w:hAnsi="Arial"/>
@@ -8765,7 +8765,7 @@
             <w:pPr>
               <w:spacing w:after="20" w:before="0"/>
             </w:pPr>
-            <w:hyperlink w:history="1" r:id="rIdfzinx6o8xfcwylgknhsfh">
+            <w:hyperlink w:history="1" r:id="rIddddvgbqs3e9peuhldz7ku">
               <w:r>
                 <w:rPr>
                   <w:rFonts w:ascii="Arial" w:cs="Arial" w:eastAsia="Arial" w:hAnsi="Arial"/>
@@ -8798,7 +8798,7 @@
               <w:spacing w:after="10" w:before="0"/>
               <w:ind w:left="120"/>
             </w:pPr>
-            <w:hyperlink w:history="1" r:id="rIdcbheueqjyocrtvje9kuoh">
+            <w:hyperlink w:history="1" r:id="rIdoip6smzdpzf7k1nyuddvp">
               <w:r>
                 <w:rPr>
                   <w:rFonts w:ascii="Arial" w:cs="Arial" w:eastAsia="Arial" w:hAnsi="Arial"/>
@@ -9069,7 +9069,7 @@
             <w:pPr>
               <w:spacing w:after="20" w:before="0"/>
             </w:pPr>
-            <w:hyperlink w:history="1" r:id="rIdndrk8glr6rbce8fdlhz8q">
+            <w:hyperlink w:history="1" r:id="rIdf04_3yxya8cm_pr2lknq8">
               <w:r>
                 <w:rPr>
                   <w:rFonts w:ascii="Arial" w:cs="Arial" w:eastAsia="Arial" w:hAnsi="Arial"/>
@@ -9102,7 +9102,7 @@
               <w:spacing w:after="10" w:before="0"/>
               <w:ind w:left="120"/>
             </w:pPr>
-            <w:hyperlink w:history="1" r:id="rIdaqjjpwegyyqj1wo6hewfd">
+            <w:hyperlink w:history="1" r:id="rIdsbem4cms1a-uy2cwphi5v">
               <w:r>
                 <w:rPr>
                   <w:rFonts w:ascii="Arial" w:cs="Arial" w:eastAsia="Arial" w:hAnsi="Arial"/>
@@ -9147,7 +9147,7 @@
             <w:pPr>
               <w:spacing w:after="20" w:before="0"/>
             </w:pPr>
-            <w:hyperlink w:history="1" r:id="rIdfs2rlqiqs7zgkyfeszw3q">
+            <w:hyperlink w:history="1" r:id="rIdaxegsn77gl02-ft4jktzw">
               <w:r>
                 <w:rPr>
                   <w:rFonts w:ascii="Arial" w:cs="Arial" w:eastAsia="Arial" w:hAnsi="Arial"/>
@@ -9180,7 +9180,7 @@
               <w:spacing w:after="10" w:before="0"/>
               <w:ind w:left="120"/>
             </w:pPr>
-            <w:hyperlink w:history="1" r:id="rIdskxrlkpgbje_dvzaq9mz_">
+            <w:hyperlink w:history="1" r:id="rIdyadotmbg7vf8red-bqe90">
               <w:r>
                 <w:rPr>
                   <w:rFonts w:ascii="Arial" w:cs="Arial" w:eastAsia="Arial" w:hAnsi="Arial"/>
@@ -10743,7 +10743,7 @@
             <w:pPr>
               <w:spacing w:after="20" w:before="0"/>
             </w:pPr>
-            <w:hyperlink w:history="1" r:id="rIdssofic4sqaibv_2hldrtr">
+            <w:hyperlink w:history="1" r:id="rIdgec4spdooli5ubu-m4rco">
               <w:r>
                 <w:rPr>
                   <w:rFonts w:ascii="Arial" w:cs="Arial" w:eastAsia="Arial" w:hAnsi="Arial"/>
@@ -10776,7 +10776,7 @@
               <w:spacing w:after="10" w:before="0"/>
               <w:ind w:left="120"/>
             </w:pPr>
-            <w:hyperlink w:history="1" r:id="rId0qfvkpjijaym1cfcj90_f">
+            <w:hyperlink w:history="1" r:id="rIdx-7jflszio-2rpr0xy24o">
               <w:r>
                 <w:rPr>
                   <w:rFonts w:ascii="Arial" w:cs="Arial" w:eastAsia="Arial" w:hAnsi="Arial"/>
@@ -10821,7 +10821,7 @@
             <w:pPr>
               <w:spacing w:after="20" w:before="0"/>
             </w:pPr>
-            <w:hyperlink w:history="1" r:id="rIdv2efmewvj9t2mhem9rm7z">
+            <w:hyperlink w:history="1" r:id="rId2gfm3tsbgexpd-7khmk1d">
               <w:r>
                 <w:rPr>
                   <w:rFonts w:ascii="Arial" w:cs="Arial" w:eastAsia="Arial" w:hAnsi="Arial"/>
@@ -10854,7 +10854,7 @@
               <w:spacing w:after="10" w:before="0"/>
               <w:ind w:left="120"/>
             </w:pPr>
-            <w:hyperlink w:history="1" r:id="rIdjr7rlywlswi8pzapbiz1v">
+            <w:hyperlink w:history="1" r:id="rIdqx1ywu1ghzwe_ugi3zn5p">
               <w:r>
                 <w:rPr>
                   <w:rFonts w:ascii="Arial" w:cs="Arial" w:eastAsia="Arial" w:hAnsi="Arial"/>
@@ -11049,7 +11049,7 @@
             <w:pPr>
               <w:spacing w:after="20" w:before="0"/>
             </w:pPr>
-            <w:hyperlink w:history="1" r:id="rIdzvrgwdros6hs4tautfioh">
+            <w:hyperlink w:history="1" r:id="rId9jefzubvxikpmxoxmhz8s">
               <w:r>
                 <w:rPr>
                   <w:rFonts w:ascii="Arial" w:cs="Arial" w:eastAsia="Arial" w:hAnsi="Arial"/>
@@ -11082,7 +11082,7 @@
               <w:spacing w:after="10" w:before="0"/>
               <w:ind w:left="120"/>
             </w:pPr>
-            <w:hyperlink w:history="1" r:id="rIdbdgc0q-lggkeuy3wbwxzv">
+            <w:hyperlink w:history="1" r:id="rIdgfjyxtkioyrtefw8ofjkx">
               <w:r>
                 <w:rPr>
                   <w:rFonts w:ascii="Arial" w:cs="Arial" w:eastAsia="Arial" w:hAnsi="Arial"/>
@@ -11127,7 +11127,7 @@
             <w:pPr>
               <w:spacing w:after="20" w:before="0"/>
             </w:pPr>
-            <w:hyperlink w:history="1" r:id="rIdpney-bxa47jeljzqcgqol">
+            <w:hyperlink w:history="1" r:id="rIdg36nk70arzbccc3pkgy_c">
               <w:r>
                 <w:rPr>
                   <w:rFonts w:ascii="Arial" w:cs="Arial" w:eastAsia="Arial" w:hAnsi="Arial"/>
@@ -11160,7 +11160,7 @@
               <w:spacing w:after="10" w:before="0"/>
               <w:ind w:left="120"/>
             </w:pPr>
-            <w:hyperlink w:history="1" r:id="rIdrubuvns9eabilwixyr4hx">
+            <w:hyperlink w:history="1" r:id="rIdyohp1xye_6a6pimpqn0fs">
               <w:r>
                 <w:rPr>
                   <w:rFonts w:ascii="Arial" w:cs="Arial" w:eastAsia="Arial" w:hAnsi="Arial"/>
@@ -11355,7 +11355,7 @@
             <w:pPr>
               <w:spacing w:after="20" w:before="0"/>
             </w:pPr>
-            <w:hyperlink w:history="1" r:id="rIdvvro7bk-o7t73zs4e_cei">
+            <w:hyperlink w:history="1" r:id="rId3pjmv9_0pdknyyx9jxbww">
               <w:r>
                 <w:rPr>
                   <w:rFonts w:ascii="Arial" w:cs="Arial" w:eastAsia="Arial" w:hAnsi="Arial"/>
@@ -11388,7 +11388,7 @@
               <w:spacing w:after="10" w:before="0"/>
               <w:ind w:left="120"/>
             </w:pPr>
-            <w:hyperlink w:history="1" r:id="rIdsmjvedzuwkfxezeo7ig8z">
+            <w:hyperlink w:history="1" r:id="rId-rjwof2z-tghadvtbbjox">
               <w:r>
                 <w:rPr>
                   <w:rFonts w:ascii="Arial" w:cs="Arial" w:eastAsia="Arial" w:hAnsi="Arial"/>
@@ -11433,7 +11433,7 @@
             <w:pPr>
               <w:spacing w:after="20" w:before="0"/>
             </w:pPr>
-            <w:hyperlink w:history="1" r:id="rIdb6uobgafyxcjorgboxx7d">
+            <w:hyperlink w:history="1" r:id="rIdbw-yepdkw5-nz1kynpkv9">
               <w:r>
                 <w:rPr>
                   <w:rFonts w:ascii="Arial" w:cs="Arial" w:eastAsia="Arial" w:hAnsi="Arial"/>
@@ -11466,7 +11466,7 @@
               <w:spacing w:after="10" w:before="0"/>
               <w:ind w:left="120"/>
             </w:pPr>
-            <w:hyperlink w:history="1" r:id="rIdpexalwfuctqaktutfwxmn">
+            <w:hyperlink w:history="1" r:id="rIdhirwvc5hmx4ckjmkzvz3g">
               <w:r>
                 <w:rPr>
                   <w:rFonts w:ascii="Arial" w:cs="Arial" w:eastAsia="Arial" w:hAnsi="Arial"/>
@@ -11661,7 +11661,7 @@
             <w:pPr>
               <w:spacing w:after="20" w:before="0"/>
             </w:pPr>
-            <w:hyperlink w:history="1" r:id="rIde4avnrmf12ycnhocsckz5">
+            <w:hyperlink w:history="1" r:id="rIdui86r4ywkcskjaqc85yek">
               <w:r>
                 <w:rPr>
                   <w:rFonts w:ascii="Arial" w:cs="Arial" w:eastAsia="Arial" w:hAnsi="Arial"/>
@@ -11694,7 +11694,7 @@
               <w:spacing w:after="10" w:before="0"/>
               <w:ind w:left="120"/>
             </w:pPr>
-            <w:hyperlink w:history="1" r:id="rIdp-vua05jldyj4vvckwijy">
+            <w:hyperlink w:history="1" r:id="rIdp5idqiqdfwvtxwmehec2j">
               <w:r>
                 <w:rPr>
                   <w:rFonts w:ascii="Arial" w:cs="Arial" w:eastAsia="Arial" w:hAnsi="Arial"/>
@@ -11739,7 +11739,7 @@
             <w:pPr>
               <w:spacing w:after="20" w:before="0"/>
             </w:pPr>
-            <w:hyperlink w:history="1" r:id="rIdddmbef7so__umk42d54ve">
+            <w:hyperlink w:history="1" r:id="rIdmajmjy5zkdxlnugn3ab55">
               <w:r>
                 <w:rPr>
                   <w:rFonts w:ascii="Arial" w:cs="Arial" w:eastAsia="Arial" w:hAnsi="Arial"/>
@@ -11772,7 +11772,7 @@
               <w:spacing w:after="10" w:before="0"/>
               <w:ind w:left="120"/>
             </w:pPr>
-            <w:hyperlink w:history="1" r:id="rIdh1wbol5dn0hipfmuq0w6l">
+            <w:hyperlink w:history="1" r:id="rIdnufhsv0x_5htdfbvnyey7">
               <w:r>
                 <w:rPr>
                   <w:rFonts w:ascii="Arial" w:cs="Arial" w:eastAsia="Arial" w:hAnsi="Arial"/>
@@ -11967,7 +11967,7 @@
             <w:pPr>
               <w:spacing w:after="20" w:before="0"/>
             </w:pPr>
-            <w:hyperlink w:history="1" r:id="rId7otljs94xt201049mo_gu">
+            <w:hyperlink w:history="1" r:id="rIdz1zolgqfq8h73kgjbopcd">
               <w:r>
                 <w:rPr>
                   <w:rFonts w:ascii="Arial" w:cs="Arial" w:eastAsia="Arial" w:hAnsi="Arial"/>
@@ -12000,7 +12000,7 @@
               <w:spacing w:after="10" w:before="0"/>
               <w:ind w:left="120"/>
             </w:pPr>
-            <w:hyperlink w:history="1" r:id="rIdzbbzrqfahhfjds_3l86b6">
+            <w:hyperlink w:history="1" r:id="rIdcfcpdk5ysghxgwfwpukdc">
               <w:r>
                 <w:rPr>
                   <w:rFonts w:ascii="Arial" w:cs="Arial" w:eastAsia="Arial" w:hAnsi="Arial"/>
@@ -12045,7 +12045,7 @@
             <w:pPr>
               <w:spacing w:after="20" w:before="0"/>
             </w:pPr>
-            <w:hyperlink w:history="1" r:id="rIdxdzjzngbyfvlfjgpfqtjw">
+            <w:hyperlink w:history="1" r:id="rIdtzdwaplnhilr8kapgaq4v">
               <w:r>
                 <w:rPr>
                   <w:rFonts w:ascii="Arial" w:cs="Arial" w:eastAsia="Arial" w:hAnsi="Arial"/>
@@ -12078,7 +12078,7 @@
               <w:spacing w:after="10" w:before="0"/>
               <w:ind w:left="120"/>
             </w:pPr>
-            <w:hyperlink w:history="1" r:id="rIdkldnioisn3fg_41omeztb">
+            <w:hyperlink w:history="1" r:id="rId15pfecahtoiotrwxnojui">
               <w:r>
                 <w:rPr>
                   <w:rFonts w:ascii="Arial" w:cs="Arial" w:eastAsia="Arial" w:hAnsi="Arial"/>
@@ -13565,7 +13565,7 @@
             <w:pPr>
               <w:spacing w:after="20" w:before="0"/>
             </w:pPr>
-            <w:hyperlink w:history="1" r:id="rIdgtp4btnz6i7lsobtwt86i">
+            <w:hyperlink w:history="1" r:id="rId2lcmldhzry67mrzy8mair">
               <w:r>
                 <w:rPr>
                   <w:rFonts w:ascii="Arial" w:cs="Arial" w:eastAsia="Arial" w:hAnsi="Arial"/>
@@ -13598,7 +13598,7 @@
               <w:spacing w:after="10" w:before="0"/>
               <w:ind w:left="120"/>
             </w:pPr>
-            <w:hyperlink w:history="1" r:id="rIdbledfprprtx3xyck5vr4t">
+            <w:hyperlink w:history="1" r:id="rId8frnh4vtd1vrbvbr-voij">
               <w:r>
                 <w:rPr>
                   <w:rFonts w:ascii="Arial" w:cs="Arial" w:eastAsia="Arial" w:hAnsi="Arial"/>
@@ -13643,7 +13643,7 @@
             <w:pPr>
               <w:spacing w:after="20" w:before="0"/>
             </w:pPr>
-            <w:hyperlink w:history="1" r:id="rIdvxiks2uesn-mfiindnmpp">
+            <w:hyperlink w:history="1" r:id="rIdpslqlxbm4s5yf6olh5-yn">
               <w:r>
                 <w:rPr>
                   <w:rFonts w:ascii="Arial" w:cs="Arial" w:eastAsia="Arial" w:hAnsi="Arial"/>
@@ -13676,7 +13676,7 @@
               <w:spacing w:after="10" w:before="0"/>
               <w:ind w:left="120"/>
             </w:pPr>
-            <w:hyperlink w:history="1" r:id="rIdogc7uzsyhmpjmlebp12a_">
+            <w:hyperlink w:history="1" r:id="rIdhnvqb9t5gpibs0aa06q7k">
               <w:r>
                 <w:rPr>
                   <w:rFonts w:ascii="Arial" w:cs="Arial" w:eastAsia="Arial" w:hAnsi="Arial"/>
@@ -13871,7 +13871,7 @@
             <w:pPr>
               <w:spacing w:after="20" w:before="0"/>
             </w:pPr>
-            <w:hyperlink w:history="1" r:id="rIdkyubhlqm3kzljr9tytds4">
+            <w:hyperlink w:history="1" r:id="rIdpbev72ahwzlijlmzcu2-9">
               <w:r>
                 <w:rPr>
                   <w:rFonts w:ascii="Arial" w:cs="Arial" w:eastAsia="Arial" w:hAnsi="Arial"/>
@@ -13904,7 +13904,7 @@
               <w:spacing w:after="10" w:before="0"/>
               <w:ind w:left="120"/>
             </w:pPr>
-            <w:hyperlink w:history="1" r:id="rIdka8ldipp7xz7v4kortpzm">
+            <w:hyperlink w:history="1" r:id="rId4fqwtjsp9p6cckpnd61e4">
               <w:r>
                 <w:rPr>
                   <w:rFonts w:ascii="Arial" w:cs="Arial" w:eastAsia="Arial" w:hAnsi="Arial"/>
@@ -13949,7 +13949,7 @@
             <w:pPr>
               <w:spacing w:after="20" w:before="0"/>
             </w:pPr>
-            <w:hyperlink w:history="1" r:id="rIdn8s4xksi9v4vd91splm54">
+            <w:hyperlink w:history="1" r:id="rId1z1sr7ctf02qmr3-j20jv">
               <w:r>
                 <w:rPr>
                   <w:rFonts w:ascii="Arial" w:cs="Arial" w:eastAsia="Arial" w:hAnsi="Arial"/>
@@ -13982,7 +13982,7 @@
               <w:spacing w:after="10" w:before="0"/>
               <w:ind w:left="120"/>
             </w:pPr>
-            <w:hyperlink w:history="1" r:id="rIdvmafkd5el3tzj-ttgozan">
+            <w:hyperlink w:history="1" r:id="rId1mvpfd691tjcteeicjsjt">
               <w:r>
                 <w:rPr>
                   <w:rFonts w:ascii="Arial" w:cs="Arial" w:eastAsia="Arial" w:hAnsi="Arial"/>
@@ -14177,7 +14177,7 @@
             <w:pPr>
               <w:spacing w:after="20" w:before="0"/>
             </w:pPr>
-            <w:hyperlink w:history="1" r:id="rIdzv0frn7tsjogoxrdlzbor">
+            <w:hyperlink w:history="1" r:id="rIdffpmkc91vsqite8nedrcv">
               <w:r>
                 <w:rPr>
                   <w:rFonts w:ascii="Arial" w:cs="Arial" w:eastAsia="Arial" w:hAnsi="Arial"/>
@@ -14210,7 +14210,7 @@
               <w:spacing w:after="10" w:before="0"/>
               <w:ind w:left="120"/>
             </w:pPr>
-            <w:hyperlink w:history="1" r:id="rIdbgxzm2yija88-n-x3p_bz">
+            <w:hyperlink w:history="1" r:id="rIdlvafjqjtzjqo32pwal94i">
               <w:r>
                 <w:rPr>
                   <w:rFonts w:ascii="Arial" w:cs="Arial" w:eastAsia="Arial" w:hAnsi="Arial"/>
@@ -14255,7 +14255,7 @@
             <w:pPr>
               <w:spacing w:after="20" w:before="0"/>
             </w:pPr>
-            <w:hyperlink w:history="1" r:id="rId2z7d2c4k01yb5na13gih1">
+            <w:hyperlink w:history="1" r:id="rIdopfivwxxxl_z2h5doif7h">
               <w:r>
                 <w:rPr>
                   <w:rFonts w:ascii="Arial" w:cs="Arial" w:eastAsia="Arial" w:hAnsi="Arial"/>
@@ -14288,7 +14288,7 @@
               <w:spacing w:after="10" w:before="0"/>
               <w:ind w:left="120"/>
             </w:pPr>
-            <w:hyperlink w:history="1" r:id="rIdbvgxjxtckxe_ve0hrvkdq">
+            <w:hyperlink w:history="1" r:id="rIdjrn8ygr7l6eegpnnd3mjw">
               <w:r>
                 <w:rPr>
                   <w:rFonts w:ascii="Arial" w:cs="Arial" w:eastAsia="Arial" w:hAnsi="Arial"/>
@@ -14483,7 +14483,7 @@
             <w:pPr>
               <w:spacing w:after="20" w:before="0"/>
             </w:pPr>
-            <w:hyperlink w:history="1" r:id="rIdqildjqqpwtgwy6rc7p728">
+            <w:hyperlink w:history="1" r:id="rId6razniqudrssgh96kdtx-">
               <w:r>
                 <w:rPr>
                   <w:rFonts w:ascii="Arial" w:cs="Arial" w:eastAsia="Arial" w:hAnsi="Arial"/>
@@ -14516,7 +14516,7 @@
               <w:spacing w:after="10" w:before="0"/>
               <w:ind w:left="120"/>
             </w:pPr>
-            <w:hyperlink w:history="1" r:id="rIdkq-b6owbnfoeld0admgd-">
+            <w:hyperlink w:history="1" r:id="rIdzw918qtk4lbwa5y1rnigj">
               <w:r>
                 <w:rPr>
                   <w:rFonts w:ascii="Arial" w:cs="Arial" w:eastAsia="Arial" w:hAnsi="Arial"/>
@@ -14561,7 +14561,7 @@
             <w:pPr>
               <w:spacing w:after="20" w:before="0"/>
             </w:pPr>
-            <w:hyperlink w:history="1" r:id="rIdrwo6dxfdifhzpcvkqsory">
+            <w:hyperlink w:history="1" r:id="rId46xv2jqpozj2cxupzdcnj">
               <w:r>
                 <w:rPr>
                   <w:rFonts w:ascii="Arial" w:cs="Arial" w:eastAsia="Arial" w:hAnsi="Arial"/>
@@ -14594,7 +14594,7 @@
               <w:spacing w:after="10" w:before="0"/>
               <w:ind w:left="120"/>
             </w:pPr>
-            <w:hyperlink w:history="1" r:id="rIdzaj5t2looytzapu0fmtv3">
+            <w:hyperlink w:history="1" r:id="rIdq2ys6tacobu41bz7vwfyz">
               <w:r>
                 <w:rPr>
                   <w:rFonts w:ascii="Arial" w:cs="Arial" w:eastAsia="Arial" w:hAnsi="Arial"/>
@@ -14789,7 +14789,7 @@
             <w:pPr>
               <w:spacing w:after="20" w:before="0"/>
             </w:pPr>
-            <w:hyperlink w:history="1" r:id="rIdnnggaow3wr_02larvumr0">
+            <w:hyperlink w:history="1" r:id="rIdcqj1orisarvg4nx0r-2l0">
               <w:r>
                 <w:rPr>
                   <w:rFonts w:ascii="Arial" w:cs="Arial" w:eastAsia="Arial" w:hAnsi="Arial"/>
@@ -14822,7 +14822,7 @@
               <w:spacing w:after="10" w:before="0"/>
               <w:ind w:left="120"/>
             </w:pPr>
-            <w:hyperlink w:history="1" r:id="rIdfefmwombv5f-fkbzk9dz2">
+            <w:hyperlink w:history="1" r:id="rIdfuurgijem5kqncbpubvby">
               <w:r>
                 <w:rPr>
                   <w:rFonts w:ascii="Arial" w:cs="Arial" w:eastAsia="Arial" w:hAnsi="Arial"/>
@@ -14867,7 +14867,7 @@
             <w:pPr>
               <w:spacing w:after="20" w:before="0"/>
             </w:pPr>
-            <w:hyperlink w:history="1" r:id="rIdyhqfenn4euu2yrqnriwe1">
+            <w:hyperlink w:history="1" r:id="rIdosuzhaot9xvccpci6gbqq">
               <w:r>
                 <w:rPr>
                   <w:rFonts w:ascii="Arial" w:cs="Arial" w:eastAsia="Arial" w:hAnsi="Arial"/>
@@ -14900,7 +14900,7 @@
               <w:spacing w:after="10" w:before="0"/>
               <w:ind w:left="120"/>
             </w:pPr>
-            <w:hyperlink w:history="1" r:id="rId3kyi_z9g94ksapa1w_a9q">
+            <w:hyperlink w:history="1" r:id="rIdhdi6rfjp_enq8je8x3svn">
               <w:r>
                 <w:rPr>
                   <w:rFonts w:ascii="Arial" w:cs="Arial" w:eastAsia="Arial" w:hAnsi="Arial"/>
@@ -16387,7 +16387,7 @@
             <w:pPr>
               <w:spacing w:after="20" w:before="0"/>
             </w:pPr>
-            <w:hyperlink w:history="1" r:id="rId3nzibqmdhyhrizc8ltvwp">
+            <w:hyperlink w:history="1" r:id="rIdhs3la412d1vpre4pz7uxx">
               <w:r>
                 <w:rPr>
                   <w:rFonts w:ascii="Arial" w:cs="Arial" w:eastAsia="Arial" w:hAnsi="Arial"/>
@@ -16420,7 +16420,7 @@
               <w:spacing w:after="10" w:before="0"/>
               <w:ind w:left="120"/>
             </w:pPr>
-            <w:hyperlink w:history="1" r:id="rIdq5ab8ewyxoa0i_125pnkc">
+            <w:hyperlink w:history="1" r:id="rIdajdyef_6vimajba43ytfg">
               <w:r>
                 <w:rPr>
                   <w:rFonts w:ascii="Arial" w:cs="Arial" w:eastAsia="Arial" w:hAnsi="Arial"/>
@@ -16465,7 +16465,7 @@
             <w:pPr>
               <w:spacing w:after="20" w:before="0"/>
             </w:pPr>
-            <w:hyperlink w:history="1" r:id="rId84qgodmnzyqizr_5qalrk">
+            <w:hyperlink w:history="1" r:id="rId8gadjabaejp2mqivru4r-">
               <w:r>
                 <w:rPr>
                   <w:rFonts w:ascii="Arial" w:cs="Arial" w:eastAsia="Arial" w:hAnsi="Arial"/>
@@ -16498,7 +16498,7 @@
               <w:spacing w:after="10" w:before="0"/>
               <w:ind w:left="120"/>
             </w:pPr>
-            <w:hyperlink w:history="1" r:id="rIdw8l2ktau-e0whofz2zzuv">
+            <w:hyperlink w:history="1" r:id="rIdndjuy71usl_syxcazhqer">
               <w:r>
                 <w:rPr>
                   <w:rFonts w:ascii="Arial" w:cs="Arial" w:eastAsia="Arial" w:hAnsi="Arial"/>
@@ -16693,7 +16693,7 @@
             <w:pPr>
               <w:spacing w:after="20" w:before="0"/>
             </w:pPr>
-            <w:hyperlink w:history="1" r:id="rIdmsi_qxtmdalgh2mlo63bw">
+            <w:hyperlink w:history="1" r:id="rIdun_dqzmybzd0rezipmuhl">
               <w:r>
                 <w:rPr>
                   <w:rFonts w:ascii="Arial" w:cs="Arial" w:eastAsia="Arial" w:hAnsi="Arial"/>
@@ -16726,7 +16726,7 @@
               <w:spacing w:after="10" w:before="0"/>
               <w:ind w:left="120"/>
             </w:pPr>
-            <w:hyperlink w:history="1" r:id="rIdrnamm0d39xpdlvgu03b96">
+            <w:hyperlink w:history="1" r:id="rIduk14lzphapjfhdelxha8s">
               <w:r>
                 <w:rPr>
                   <w:rFonts w:ascii="Arial" w:cs="Arial" w:eastAsia="Arial" w:hAnsi="Arial"/>
@@ -16771,7 +16771,7 @@
             <w:pPr>
               <w:spacing w:after="20" w:before="0"/>
             </w:pPr>
-            <w:hyperlink w:history="1" r:id="rIdjdufhkzfkoxtb_l9znres">
+            <w:hyperlink w:history="1" r:id="rIdg_rdfxnbgym5u2urnvrhl">
               <w:r>
                 <w:rPr>
                   <w:rFonts w:ascii="Arial" w:cs="Arial" w:eastAsia="Arial" w:hAnsi="Arial"/>
@@ -16804,7 +16804,7 @@
               <w:spacing w:after="10" w:before="0"/>
               <w:ind w:left="120"/>
             </w:pPr>
-            <w:hyperlink w:history="1" r:id="rIda42_hemln6oznkqum4_oj">
+            <w:hyperlink w:history="1" r:id="rId6vy8wucz3psyjcvpd3x_o">
               <w:r>
                 <w:rPr>
                   <w:rFonts w:ascii="Arial" w:cs="Arial" w:eastAsia="Arial" w:hAnsi="Arial"/>
@@ -16999,7 +16999,7 @@
             <w:pPr>
               <w:spacing w:after="20" w:before="0"/>
             </w:pPr>
-            <w:hyperlink w:history="1" r:id="rId-6x0i_ytj_ndvreio5ykp">
+            <w:hyperlink w:history="1" r:id="rIdntaeciildu4efh-7lupjl">
               <w:r>
                 <w:rPr>
                   <w:rFonts w:ascii="Arial" w:cs="Arial" w:eastAsia="Arial" w:hAnsi="Arial"/>
@@ -17032,7 +17032,7 @@
               <w:spacing w:after="10" w:before="0"/>
               <w:ind w:left="120"/>
             </w:pPr>
-            <w:hyperlink w:history="1" r:id="rId16aoqirofnibehvxdwm5e">
+            <w:hyperlink w:history="1" r:id="rId6zhr-dbez75momof3tu0o">
               <w:r>
                 <w:rPr>
                   <w:rFonts w:ascii="Arial" w:cs="Arial" w:eastAsia="Arial" w:hAnsi="Arial"/>
@@ -17077,7 +17077,7 @@
             <w:pPr>
               <w:spacing w:after="20" w:before="0"/>
             </w:pPr>
-            <w:hyperlink w:history="1" r:id="rIdqysbbgjn8ojnvfa_ocxid">
+            <w:hyperlink w:history="1" r:id="rIdq-djicks9c5a01ghuqan9">
               <w:r>
                 <w:rPr>
                   <w:rFonts w:ascii="Arial" w:cs="Arial" w:eastAsia="Arial" w:hAnsi="Arial"/>
@@ -17110,7 +17110,7 @@
               <w:spacing w:after="10" w:before="0"/>
               <w:ind w:left="120"/>
             </w:pPr>
-            <w:hyperlink w:history="1" r:id="rId2uajtvxn_vrjzbtgwhra8">
+            <w:hyperlink w:history="1" r:id="rId6i2egnhtzidgt8bkgclkm">
               <w:r>
                 <w:rPr>
                   <w:rFonts w:ascii="Arial" w:cs="Arial" w:eastAsia="Arial" w:hAnsi="Arial"/>
@@ -17305,7 +17305,7 @@
             <w:pPr>
               <w:spacing w:after="20" w:before="0"/>
             </w:pPr>
-            <w:hyperlink w:history="1" r:id="rIdtq1fiwu7jcoq2djc-xlod">
+            <w:hyperlink w:history="1" r:id="rIdyoemb7xqbcskqx91r-pdt">
               <w:r>
                 <w:rPr>
                   <w:rFonts w:ascii="Arial" w:cs="Arial" w:eastAsia="Arial" w:hAnsi="Arial"/>
@@ -17338,7 +17338,7 @@
               <w:spacing w:after="10" w:before="0"/>
               <w:ind w:left="120"/>
             </w:pPr>
-            <w:hyperlink w:history="1" r:id="rIddvfto8elitll8z7ktxfbg">
+            <w:hyperlink w:history="1" r:id="rId99dm9b8gb72s01-tg9z2a">
               <w:r>
                 <w:rPr>
                   <w:rFonts w:ascii="Arial" w:cs="Arial" w:eastAsia="Arial" w:hAnsi="Arial"/>
@@ -17383,7 +17383,7 @@
             <w:pPr>
               <w:spacing w:after="20" w:before="0"/>
             </w:pPr>
-            <w:hyperlink w:history="1" r:id="rIdpcuanj7sz3ithrjmdjo5g">
+            <w:hyperlink w:history="1" r:id="rId4dfsusskesi3jqwc6mlja">
               <w:r>
                 <w:rPr>
                   <w:rFonts w:ascii="Arial" w:cs="Arial" w:eastAsia="Arial" w:hAnsi="Arial"/>
@@ -17416,7 +17416,7 @@
               <w:spacing w:after="10" w:before="0"/>
               <w:ind w:left="120"/>
             </w:pPr>
-            <w:hyperlink w:history="1" r:id="rIdfun2zjtliyihhkmuapzqv">
+            <w:hyperlink w:history="1" r:id="rIdqbmioezcbkru0xl4dpwms">
               <w:r>
                 <w:rPr>
                   <w:rFonts w:ascii="Arial" w:cs="Arial" w:eastAsia="Arial" w:hAnsi="Arial"/>
@@ -17611,7 +17611,7 @@
             <w:pPr>
               <w:spacing w:after="20" w:before="0"/>
             </w:pPr>
-            <w:hyperlink w:history="1" r:id="rId4t97sbzupptntmm7n83rl">
+            <w:hyperlink w:history="1" r:id="rId95v0o4-cahyle8uajy6st">
               <w:r>
                 <w:rPr>
                   <w:rFonts w:ascii="Arial" w:cs="Arial" w:eastAsia="Arial" w:hAnsi="Arial"/>
@@ -17644,7 +17644,7 @@
               <w:spacing w:after="10" w:before="0"/>
               <w:ind w:left="120"/>
             </w:pPr>
-            <w:hyperlink w:history="1" r:id="rIdadsuqvqbonlwrrbzkeyrn">
+            <w:hyperlink w:history="1" r:id="rIdxcf5u5ois2r15ghkrikms">
               <w:r>
                 <w:rPr>
                   <w:rFonts w:ascii="Arial" w:cs="Arial" w:eastAsia="Arial" w:hAnsi="Arial"/>
@@ -17689,7 +17689,7 @@
             <w:pPr>
               <w:spacing w:after="20" w:before="0"/>
             </w:pPr>
-            <w:hyperlink w:history="1" r:id="rIdypqj44iaqtrfcfu2v5yil">
+            <w:hyperlink w:history="1" r:id="rIdnrwgthlwi4do1zvkwrut-">
               <w:r>
                 <w:rPr>
                   <w:rFonts w:ascii="Arial" w:cs="Arial" w:eastAsia="Arial" w:hAnsi="Arial"/>
@@ -17722,7 +17722,7 @@
               <w:spacing w:after="10" w:before="0"/>
               <w:ind w:left="120"/>
             </w:pPr>
-            <w:hyperlink w:history="1" r:id="rId4jv8zehb5iyzdw9tvkfdd">
+            <w:hyperlink w:history="1" r:id="rIdfgoqa9qqvzlbfkldeunty">
               <w:r>
                 <w:rPr>
                   <w:rFonts w:ascii="Arial" w:cs="Arial" w:eastAsia="Arial" w:hAnsi="Arial"/>
@@ -19209,7 +19209,7 @@
             <w:pPr>
               <w:spacing w:after="20" w:before="0"/>
             </w:pPr>
-            <w:hyperlink w:history="1" r:id="rIdeql4kxjadvcb-pzg-bwsw">
+            <w:hyperlink w:history="1" r:id="rIdg034raib9mcg5z2uvirss">
               <w:r>
                 <w:rPr>
                   <w:rFonts w:ascii="Arial" w:cs="Arial" w:eastAsia="Arial" w:hAnsi="Arial"/>
@@ -19242,7 +19242,7 @@
               <w:spacing w:after="10" w:before="0"/>
               <w:ind w:left="120"/>
             </w:pPr>
-            <w:hyperlink w:history="1" r:id="rIdxfl3_fvw-tsc88rymv_8n">
+            <w:hyperlink w:history="1" r:id="rIdqkbxetkqf0lra-jkkeca3">
               <w:r>
                 <w:rPr>
                   <w:rFonts w:ascii="Arial" w:cs="Arial" w:eastAsia="Arial" w:hAnsi="Arial"/>
@@ -19287,7 +19287,7 @@
             <w:pPr>
               <w:spacing w:after="20" w:before="0"/>
             </w:pPr>
-            <w:hyperlink w:history="1" r:id="rIdhttiauatpwofhvgsvl2cd">
+            <w:hyperlink w:history="1" r:id="rIdoj3suqnngxrqe_vhqkjno">
               <w:r>
                 <w:rPr>
                   <w:rFonts w:ascii="Arial" w:cs="Arial" w:eastAsia="Arial" w:hAnsi="Arial"/>
@@ -19320,7 +19320,7 @@
               <w:spacing w:after="10" w:before="0"/>
               <w:ind w:left="120"/>
             </w:pPr>
-            <w:hyperlink w:history="1" r:id="rIdlqm51qmhx5zz53bvghpfw">
+            <w:hyperlink w:history="1" r:id="rId_pw-k50v-s_ggiqju77cx">
               <w:r>
                 <w:rPr>
                   <w:rFonts w:ascii="Arial" w:cs="Arial" w:eastAsia="Arial" w:hAnsi="Arial"/>
@@ -19515,7 +19515,7 @@
             <w:pPr>
               <w:spacing w:after="20" w:before="0"/>
             </w:pPr>
-            <w:hyperlink w:history="1" r:id="rIdvocia0lozo-hpv8trxn5o">
+            <w:hyperlink w:history="1" r:id="rIdn89p-ruaumozkfuobqziw">
               <w:r>
                 <w:rPr>
                   <w:rFonts w:ascii="Arial" w:cs="Arial" w:eastAsia="Arial" w:hAnsi="Arial"/>
@@ -19548,7 +19548,7 @@
               <w:spacing w:after="10" w:before="0"/>
               <w:ind w:left="120"/>
             </w:pPr>
-            <w:hyperlink w:history="1" r:id="rIdxovd6hznz_sr0lz_ytzwa">
+            <w:hyperlink w:history="1" r:id="rIdhycsvshtpeoumjuwbgw_4">
               <w:r>
                 <w:rPr>
                   <w:rFonts w:ascii="Arial" w:cs="Arial" w:eastAsia="Arial" w:hAnsi="Arial"/>
@@ -19593,7 +19593,7 @@
             <w:pPr>
               <w:spacing w:after="20" w:before="0"/>
             </w:pPr>
-            <w:hyperlink w:history="1" r:id="rIddeuu5zpio3kzds8san9qb">
+            <w:hyperlink w:history="1" r:id="rIdialavwbltpg715tz3-9ax">
               <w:r>
                 <w:rPr>
                   <w:rFonts w:ascii="Arial" w:cs="Arial" w:eastAsia="Arial" w:hAnsi="Arial"/>
@@ -19626,7 +19626,7 @@
               <w:spacing w:after="10" w:before="0"/>
               <w:ind w:left="120"/>
             </w:pPr>
-            <w:hyperlink w:history="1" r:id="rIdaclhoh0_l843qygmhh4nd">
+            <w:hyperlink w:history="1" r:id="rId75lb8_cewhdhfi0k3zsq0">
               <w:r>
                 <w:rPr>
                   <w:rFonts w:ascii="Arial" w:cs="Arial" w:eastAsia="Arial" w:hAnsi="Arial"/>
@@ -19821,7 +19821,7 @@
             <w:pPr>
               <w:spacing w:after="20" w:before="0"/>
             </w:pPr>
-            <w:hyperlink w:history="1" r:id="rIdwc3r1jn4nlwl9ywigksji">
+            <w:hyperlink w:history="1" r:id="rIdeloanlch8wtr_copxgere">
               <w:r>
                 <w:rPr>
                   <w:rFonts w:ascii="Arial" w:cs="Arial" w:eastAsia="Arial" w:hAnsi="Arial"/>
@@ -19854,7 +19854,7 @@
               <w:spacing w:after="10" w:before="0"/>
               <w:ind w:left="120"/>
             </w:pPr>
-            <w:hyperlink w:history="1" r:id="rIdnvjwhsn2uyjpxw56zllrr">
+            <w:hyperlink w:history="1" r:id="rIdnyywm2bm5j1ibwnjocsnr">
               <w:r>
                 <w:rPr>
                   <w:rFonts w:ascii="Arial" w:cs="Arial" w:eastAsia="Arial" w:hAnsi="Arial"/>
@@ -19899,7 +19899,7 @@
             <w:pPr>
               <w:spacing w:after="20" w:before="0"/>
             </w:pPr>
-            <w:hyperlink w:history="1" r:id="rIdcmjfhl2y4hzx33be3rdmv">
+            <w:hyperlink w:history="1" r:id="rIdaa2vrdfe4e9uorakjtdbc">
               <w:r>
                 <w:rPr>
                   <w:rFonts w:ascii="Arial" w:cs="Arial" w:eastAsia="Arial" w:hAnsi="Arial"/>
@@ -19932,7 +19932,7 @@
               <w:spacing w:after="10" w:before="0"/>
               <w:ind w:left="120"/>
             </w:pPr>
-            <w:hyperlink w:history="1" r:id="rIdpoasyissnacu4e2ru58xp">
+            <w:hyperlink w:history="1" r:id="rIdzgencn8_sblu0_ws2ywnh">
               <w:r>
                 <w:rPr>
                   <w:rFonts w:ascii="Arial" w:cs="Arial" w:eastAsia="Arial" w:hAnsi="Arial"/>
@@ -20127,7 +20127,7 @@
             <w:pPr>
               <w:spacing w:after="20" w:before="0"/>
             </w:pPr>
-            <w:hyperlink w:history="1" r:id="rId8erxouszsekkulmyz_ezu">
+            <w:hyperlink w:history="1" r:id="rIdfqfmf_26svmx1leyswu2p">
               <w:r>
                 <w:rPr>
                   <w:rFonts w:ascii="Arial" w:cs="Arial" w:eastAsia="Arial" w:hAnsi="Arial"/>
@@ -20160,7 +20160,7 @@
               <w:spacing w:after="10" w:before="0"/>
               <w:ind w:left="120"/>
             </w:pPr>
-            <w:hyperlink w:history="1" r:id="rIdud3rtlnscrztazpycgfsq">
+            <w:hyperlink w:history="1" r:id="rIduknicdkgtijcinl7rrqpz">
               <w:r>
                 <w:rPr>
                   <w:rFonts w:ascii="Arial" w:cs="Arial" w:eastAsia="Arial" w:hAnsi="Arial"/>
@@ -20205,7 +20205,7 @@
             <w:pPr>
               <w:spacing w:after="20" w:before="0"/>
             </w:pPr>
-            <w:hyperlink w:history="1" r:id="rIdkcpbnypscswmgecwn3pbv">
+            <w:hyperlink w:history="1" r:id="rIdeuv2gbpwwbc_tiqewytcu">
               <w:r>
                 <w:rPr>
                   <w:rFonts w:ascii="Arial" w:cs="Arial" w:eastAsia="Arial" w:hAnsi="Arial"/>
@@ -20238,7 +20238,7 @@
               <w:spacing w:after="10" w:before="0"/>
               <w:ind w:left="120"/>
             </w:pPr>
-            <w:hyperlink w:history="1" r:id="rIdjxlnswdcasvetm7cvv7xn">
+            <w:hyperlink w:history="1" r:id="rId5ttn0lnlzkx90ka1yq9wj">
               <w:r>
                 <w:rPr>
                   <w:rFonts w:ascii="Arial" w:cs="Arial" w:eastAsia="Arial" w:hAnsi="Arial"/>
@@ -20433,7 +20433,7 @@
             <w:pPr>
               <w:spacing w:after="20" w:before="0"/>
             </w:pPr>
-            <w:hyperlink w:history="1" r:id="rIdjjm5l5ovpsl3xz8izltcr">
+            <w:hyperlink w:history="1" r:id="rIdloyqywcrpm3jywcpg8cbu">
               <w:r>
                 <w:rPr>
                   <w:rFonts w:ascii="Arial" w:cs="Arial" w:eastAsia="Arial" w:hAnsi="Arial"/>
@@ -20466,7 +20466,7 @@
               <w:spacing w:after="10" w:before="0"/>
               <w:ind w:left="120"/>
             </w:pPr>
-            <w:hyperlink w:history="1" r:id="rIdgc8nhh1xgbhsz4tvmp3ll">
+            <w:hyperlink w:history="1" r:id="rId6o0mjxtgkpr6uytaxk7ns">
               <w:r>
                 <w:rPr>
                   <w:rFonts w:ascii="Arial" w:cs="Arial" w:eastAsia="Arial" w:hAnsi="Arial"/>
@@ -20511,7 +20511,7 @@
             <w:pPr>
               <w:spacing w:after="20" w:before="0"/>
             </w:pPr>
-            <w:hyperlink w:history="1" r:id="rIdof6fjcphwsn8ereny4gnf">
+            <w:hyperlink w:history="1" r:id="rIducuwrylgcjekvvomspfhq">
               <w:r>
                 <w:rPr>
                   <w:rFonts w:ascii="Arial" w:cs="Arial" w:eastAsia="Arial" w:hAnsi="Arial"/>
@@ -20544,7 +20544,7 @@
               <w:spacing w:after="10" w:before="0"/>
               <w:ind w:left="120"/>
             </w:pPr>
-            <w:hyperlink w:history="1" r:id="rIdsk_bckcj5dylcrnhmjute">
+            <w:hyperlink w:history="1" r:id="rIdvbjofs0ix1xambanewh9t">
               <w:r>
                 <w:rPr>
                   <w:rFonts w:ascii="Arial" w:cs="Arial" w:eastAsia="Arial" w:hAnsi="Arial"/>
